--- a/COMP3059-High Level Requirements Template.docx
+++ b/COMP3059-High Level Requirements Template.docx
@@ -2452,9 +2452,6 @@
             <w:pPr>
               <w:pStyle w:val="160"/>
               <w:jc w:val="center"/>
-              <w:rPr>
-                <w:b/>
-              </w:rPr>
             </w:pPr>
             <w:r>
               <w:rPr>
@@ -2468,6 +2465,11 @@
               </w:rPr>
               <w:t xml:space="preserve"> Scope Area</w:t>
             </w:r>
+            <w:r>
+              <w:rPr>
+                <w:b/>
+              </w:rPr>
+            </w:r>
             <w:r/>
           </w:p>
         </w:tc>
@@ -2483,15 +2485,17 @@
             <w:pPr>
               <w:pStyle w:val="160"/>
               <w:jc w:val="center"/>
-              <w:rPr>
-                <w:b/>
-              </w:rPr>
             </w:pPr>
             <w:r>
               <w:rPr>
                 <w:b/>
               </w:rPr>
               <w:t xml:space="preserve">Description</w:t>
+            </w:r>
+            <w:r>
+              <w:rPr>
+                <w:b/>
+              </w:rPr>
             </w:r>
             <w:r/>
           </w:p>
@@ -2512,6 +2516,9 @@
             <w:pPr>
               <w:pStyle w:val="160"/>
             </w:pPr>
+            <w:r>
+              <w:t xml:space="preserve">Cultural connection app</w:t>
+            </w:r>
             <w:r/>
             <w:r/>
           </w:p>
@@ -2527,6 +2534,18 @@
             <w:pPr>
               <w:pStyle w:val="160"/>
             </w:pPr>
+            <w:r>
+              <w:t xml:space="preserve">Application responsible for providing a way for users and organizations to expand and explore new cultures.</w:t>
+            </w:r>
+            <w:r>
+              <w:t xml:space="preserve">0.1</w:t>
+            </w:r>
+            <w:r/>
+            <w:r/>
+            <w:r/>
+            <w:r/>
+            <w:r/>
+            <w:r/>
             <w:r/>
             <w:r/>
           </w:p>
@@ -2581,9 +2600,6 @@
             <w:pPr>
               <w:pStyle w:val="160"/>
               <w:jc w:val="center"/>
-              <w:rPr>
-                <w:b/>
-              </w:rPr>
             </w:pPr>
             <w:r>
               <w:rPr>
@@ -2591,6 +2607,11 @@
               </w:rPr>
               <w:t xml:space="preserve">External Entity</w:t>
             </w:r>
+            <w:r>
+              <w:rPr>
+                <w:b/>
+              </w:rPr>
+            </w:r>
             <w:r/>
           </w:p>
         </w:tc>
@@ -2606,15 +2627,17 @@
             <w:pPr>
               <w:pStyle w:val="160"/>
               <w:jc w:val="center"/>
-              <w:rPr>
-                <w:b/>
-              </w:rPr>
             </w:pPr>
             <w:r>
               <w:rPr>
                 <w:b/>
               </w:rPr>
               <w:t xml:space="preserve">Description</w:t>
+            </w:r>
+            <w:r>
+              <w:rPr>
+                <w:b/>
+              </w:rPr>
             </w:r>
             <w:r/>
           </w:p>
@@ -2635,6 +2658,12 @@
             <w:pPr>
               <w:pStyle w:val="160"/>
             </w:pPr>
+            <w:r>
+              <w:t xml:space="preserve">Users</w:t>
+            </w:r>
+            <w:r>
+              <w:t xml:space="preserve">.</w:t>
+            </w:r>
             <w:r/>
             <w:r/>
           </w:p>
@@ -2650,6 +2679,12 @@
             <w:pPr>
               <w:pStyle w:val="160"/>
             </w:pPr>
+            <w:r>
+              <w:t xml:space="preserve">The users of the site who can create, read, upload and delete events</w:t>
+            </w:r>
+            <w:r>
+              <w:t xml:space="preserve">. Upload their info, events and preferences</w:t>
+            </w:r>
             <w:r/>
             <w:r/>
           </w:p>
@@ -2670,6 +2705,9 @@
             <w:pPr>
               <w:pStyle w:val="160"/>
             </w:pPr>
+            <w:r>
+              <w:t xml:space="preserve">Organizations.</w:t>
+            </w:r>
             <w:r/>
             <w:r/>
           </w:p>
@@ -2685,6 +2723,12 @@
             <w:pPr>
               <w:pStyle w:val="160"/>
             </w:pPr>
+            <w:r>
+              <w:t xml:space="preserve">The users of the site who can create, read, upload and delete events</w:t>
+            </w:r>
+            <w:r>
+              <w:t xml:space="preserve">. Send preferences for site. Sends organization info.</w:t>
+            </w:r>
             <w:r/>
             <w:r/>
           </w:p>
@@ -2705,6 +2749,9 @@
             <w:pPr>
               <w:pStyle w:val="160"/>
             </w:pPr>
+            <w:r>
+              <w:t xml:space="preserve">Data Base</w:t>
+            </w:r>
             <w:r/>
             <w:r/>
           </w:p>
@@ -2720,6 +2767,9 @@
             <w:pPr>
               <w:pStyle w:val="160"/>
             </w:pPr>
+            <w:r>
+              <w:t xml:space="preserve">Where users info and organizational info is stored.</w:t>
+            </w:r>
             <w:r/>
             <w:r/>
           </w:p>
@@ -2740,6 +2790,9 @@
             <w:pPr>
               <w:pStyle w:val="160"/>
             </w:pPr>
+            <w:r>
+              <w:t xml:space="preserve">Site Admins</w:t>
+            </w:r>
             <w:r/>
             <w:r/>
           </w:p>
@@ -2755,41 +2808,9 @@
             <w:pPr>
               <w:pStyle w:val="160"/>
             </w:pPr>
-            <w:r/>
-            <w:r/>
-          </w:p>
-        </w:tc>
-      </w:tr>
-      <w:tr>
-        <w:trPr>
-          <w:cantSplit/>
-        </w:trPr>
-        <w:tc>
-          <w:tcPr>
-            <w:tcW w:w="2988" w:type="dxa"/>
-            <w:vAlign w:val="top"/>
-            <w:textDirection w:val="lrTb"/>
-            <w:noWrap w:val="false"/>
-          </w:tcPr>
-          <w:p>
-            <w:pPr>
-              <w:pStyle w:val="160"/>
-            </w:pPr>
-            <w:r/>
-            <w:r/>
-          </w:p>
-        </w:tc>
-        <w:tc>
-          <w:tcPr>
-            <w:tcW w:w="6210" w:type="dxa"/>
-            <w:vAlign w:val="top"/>
-            <w:textDirection w:val="lrTb"/>
-            <w:noWrap w:val="false"/>
-          </w:tcPr>
-          <w:p>
-            <w:pPr>
-              <w:pStyle w:val="160"/>
-            </w:pPr>
+            <w:r>
+              <w:t xml:space="preserve">Update and monitor site, listen to users feedback</w:t>
+            </w:r>
             <w:r/>
             <w:r/>
           </w:p>
@@ -2844,9 +2865,6 @@
             <w:pPr>
               <w:pStyle w:val="160"/>
               <w:jc w:val="center"/>
-              <w:rPr>
-                <w:b/>
-              </w:rPr>
             </w:pPr>
             <w:r>
               <w:rPr>
@@ -2854,6 +2872,11 @@
               </w:rPr>
               <w:t xml:space="preserve">Information Flows</w:t>
             </w:r>
+            <w:r>
+              <w:rPr>
+                <w:b/>
+              </w:rPr>
+            </w:r>
             <w:r/>
           </w:p>
         </w:tc>
@@ -2869,15 +2892,17 @@
             <w:pPr>
               <w:pStyle w:val="160"/>
               <w:jc w:val="center"/>
-              <w:rPr>
-                <w:b/>
-              </w:rPr>
             </w:pPr>
             <w:r>
               <w:rPr>
                 <w:b/>
               </w:rPr>
               <w:t xml:space="preserve">Description</w:t>
+            </w:r>
+            <w:r>
+              <w:rPr>
+                <w:b/>
+              </w:rPr>
             </w:r>
             <w:r/>
           </w:p>
@@ -2898,6 +2923,9 @@
             <w:pPr>
               <w:pStyle w:val="160"/>
             </w:pPr>
+            <w:r>
+              <w:t xml:space="preserve">Event info</w:t>
+            </w:r>
             <w:r/>
             <w:r/>
           </w:p>
@@ -2913,6 +2941,21 @@
             <w:pPr>
               <w:pStyle w:val="160"/>
             </w:pPr>
+            <w:r>
+              <w:t xml:space="preserve">Users</w:t>
+            </w:r>
+            <w:r>
+              <w:t xml:space="preserve">/</w:t>
+            </w:r>
+            <w:r>
+              <w:t xml:space="preserve">organizations</w:t>
+            </w:r>
+            <w:r>
+              <w:t xml:space="preserve"> send details about events to other users. Users create, read upload and delete even info on feeds and calendars</w:t>
+            </w:r>
+            <w:r>
+              <w:t xml:space="preserve">. They can update their profiles and preferences</w:t>
+            </w:r>
             <w:r/>
             <w:r/>
           </w:p>
@@ -2933,6 +2976,9 @@
             <w:pPr>
               <w:pStyle w:val="160"/>
             </w:pPr>
+            <w:r>
+              <w:t xml:space="preserve">Preferences</w:t>
+            </w:r>
             <w:r/>
             <w:r/>
           </w:p>
@@ -2948,6 +2994,24 @@
             <w:pPr>
               <w:pStyle w:val="160"/>
             </w:pPr>
+            <w:r>
+              <w:t xml:space="preserve">Users</w:t>
+            </w:r>
+            <w:r>
+              <w:t xml:space="preserve">\</w:t>
+            </w:r>
+            <w:r>
+              <w:t xml:space="preserve">organizations</w:t>
+            </w:r>
+            <w:r>
+              <w:t xml:space="preserve"> send </w:t>
+            </w:r>
+            <w:r>
+              <w:t xml:space="preserve">preferences for</w:t>
+            </w:r>
+            <w:r>
+              <w:t xml:space="preserve"> the site.</w:t>
+            </w:r>
             <w:r/>
             <w:r/>
           </w:p>
@@ -2968,6 +3032,9 @@
             <w:pPr>
               <w:pStyle w:val="160"/>
             </w:pPr>
+            <w:r>
+              <w:t xml:space="preserve">Alerts and confirmations.</w:t>
+            </w:r>
             <w:r/>
             <w:r/>
           </w:p>
@@ -2983,6 +3050,15 @@
             <w:pPr>
               <w:pStyle w:val="160"/>
             </w:pPr>
+            <w:r>
+              <w:t xml:space="preserve">Users are </w:t>
+            </w:r>
+            <w:r>
+              <w:t xml:space="preserve">sent alerts by the app </w:t>
+            </w:r>
+            <w:r>
+              <w:t xml:space="preserve">alerted that their invited have been accepted</w:t>
+            </w:r>
             <w:r/>
             <w:r/>
           </w:p>
@@ -3003,6 +3079,9 @@
             <w:pPr>
               <w:pStyle w:val="160"/>
             </w:pPr>
+            <w:r>
+              <w:t xml:space="preserve">User account info</w:t>
+            </w:r>
             <w:r/>
             <w:r/>
           </w:p>
@@ -3018,6 +3097,9 @@
             <w:pPr>
               <w:pStyle w:val="160"/>
             </w:pPr>
+            <w:r>
+              <w:t xml:space="preserve">Stored and sent by database.</w:t>
+            </w:r>
             <w:r/>
             <w:r/>
           </w:p>
@@ -3038,6 +3120,9 @@
             <w:pPr>
               <w:pStyle w:val="160"/>
             </w:pPr>
+            <w:r>
+              <w:t xml:space="preserve">Edit and maintenance of site </w:t>
+            </w:r>
             <w:r/>
             <w:r/>
           </w:p>
@@ -3053,41 +3138,9 @@
             <w:pPr>
               <w:pStyle w:val="160"/>
             </w:pPr>
-            <w:r/>
-            <w:r/>
-          </w:p>
-        </w:tc>
-      </w:tr>
-      <w:tr>
-        <w:trPr>
-          <w:cantSplit/>
-        </w:trPr>
-        <w:tc>
-          <w:tcPr>
-            <w:tcW w:w="2988" w:type="dxa"/>
-            <w:vAlign w:val="top"/>
-            <w:textDirection w:val="lrTb"/>
-            <w:noWrap w:val="false"/>
-          </w:tcPr>
-          <w:p>
-            <w:pPr>
-              <w:pStyle w:val="160"/>
-            </w:pPr>
-            <w:r/>
-            <w:r/>
-          </w:p>
-        </w:tc>
-        <w:tc>
-          <w:tcPr>
-            <w:tcW w:w="6210" w:type="dxa"/>
-            <w:vAlign w:val="top"/>
-            <w:textDirection w:val="lrTb"/>
-            <w:noWrap w:val="false"/>
-          </w:tcPr>
-          <w:p>
-            <w:pPr>
-              <w:pStyle w:val="160"/>
-            </w:pPr>
+            <w:r>
+              <w:t xml:space="preserve">Admins will maintain site and listen to user feedback about the site.</w:t>
+            </w:r>
             <w:r/>
             <w:r/>
           </w:p>

--- a/COMP3059-High Level Requirements Template.docx
+++ b/COMP3059-High Level Requirements Template.docx
@@ -4,7 +4,7 @@
   <w:body>
     <w:p>
       <w:pPr>
-        <w:pStyle w:val="160"/>
+        <w:pStyle w:val="220"/>
         <w:jc w:val="both"/>
         <w:rPr>
           <w:b/>
@@ -26,7 +26,7 @@
     </w:p>
     <w:p>
       <w:pPr>
-        <w:pStyle w:val="160"/>
+        <w:pStyle w:val="220"/>
         <w:jc w:val="both"/>
         <w:rPr>
           <w:b/>
@@ -78,7 +78,7 @@
           </w:tcPr>
           <w:p>
             <w:pPr>
-              <w:pStyle w:val="160"/>
+              <w:pStyle w:val="220"/>
               <w:spacing w:after="120" w:before="120"/>
               <w:rPr>
                 <w:b/>
@@ -102,28 +102,26 @@
           </w:tcPr>
           <w:p>
             <w:pPr>
-              <w:pStyle w:val="160"/>
-              <w:spacing w:after="40" w:before="40"/>
+              <w:ind w:left="0" w:right="0" w:hanging="0"/>
+              <w:spacing w:after="195" w:before="0"/>
+              <w:shd w:val="clear" w:color="auto" w:fill="FFFFFF"/>
+              <w:pBdr>
+                <w:left w:val="none" w:color="000000" w:sz="4" w:space="0"/>
+                <w:top w:val="none" w:color="000000" w:sz="4" w:space="0"/>
+                <w:right w:val="none" w:color="000000" w:sz="4" w:space="0"/>
+                <w:bottom w:val="none" w:color="000000" w:sz="4" w:space="0"/>
+              </w:pBdr>
+            </w:pPr>
+            <w:r>
               <w:rPr>
                 <w:color w:val="0000FF"/>
               </w:rPr>
-            </w:pPr>
+            </w:r>
             <w:r>
               <w:rPr>
                 <w:color w:val="0000FF"/>
               </w:rPr>
-              <w:t xml:space="preserve">&lt;</w:t>
-            </w:r>
-            <w:r>
-              <w:rPr>
-                <w:color w:val="0000FF"/>
-              </w:rPr>
-              <w:t xml:space="preserve">#&gt;</w:t>
-            </w:r>
-            <w:r>
-              <w:rPr>
-                <w:color w:val="0000FF"/>
-              </w:rPr>
+              <w:t xml:space="preserve">CultureConnect</w:t>
             </w:r>
             <w:r/>
           </w:p>
@@ -141,7 +139,7 @@
           </w:tcPr>
           <w:p>
             <w:pPr>
-              <w:pStyle w:val="160"/>
+              <w:pStyle w:val="220"/>
               <w:spacing w:after="120" w:before="120"/>
               <w:rPr>
                 <w:b/>
@@ -165,17 +163,23 @@
           </w:tcPr>
           <w:p>
             <w:pPr>
-              <w:pStyle w:val="160"/>
-              <w:spacing w:after="40" w:before="40"/>
-              <w:rPr>
-                <w:color w:val="0000FF"/>
-              </w:rPr>
-            </w:pPr>
-            <w:r>
-              <w:rPr>
-                <w:color w:val="0000FF"/>
-              </w:rPr>
-              <w:t xml:space="preserve">&lt;Insert Name&gt;</w:t>
+              <w:ind w:left="0" w:right="0" w:hanging="0"/>
+              <w:spacing w:after="195" w:before="0"/>
+              <w:shd w:val="clear" w:color="auto" w:fill="FFFFFF"/>
+              <w:pBdr>
+                <w:left w:val="none" w:color="000000" w:sz="4" w:space="0"/>
+                <w:top w:val="none" w:color="000000" w:sz="4" w:space="0"/>
+                <w:right w:val="none" w:color="000000" w:sz="4" w:space="0"/>
+                <w:bottom w:val="none" w:color="000000" w:sz="4" w:space="0"/>
+              </w:pBdr>
+            </w:pPr>
+            <w:r>
+              <w:rPr>
+                <w:rFonts w:ascii="Calibri" w:hAnsi="Calibri" w:cs="Calibri" w:eastAsia="Calibri"/>
+                <w:color w:val="000000"/>
+                <w:sz w:val="24"/>
+              </w:rPr>
+              <w:t xml:space="preserve">Duy Hao Bui</w:t>
             </w:r>
             <w:r/>
           </w:p>
@@ -193,7 +197,7 @@
           </w:tcPr>
           <w:p>
             <w:pPr>
-              <w:pStyle w:val="160"/>
+              <w:pStyle w:val="220"/>
               <w:spacing w:after="120" w:before="120"/>
               <w:rPr>
                 <w:b/>
@@ -217,7 +221,7 @@
           </w:tcPr>
           <w:p>
             <w:pPr>
-              <w:pStyle w:val="160"/>
+              <w:pStyle w:val="220"/>
               <w:spacing w:after="40" w:before="40"/>
               <w:rPr>
                 <w:color w:val="0000FF"/>
@@ -227,7 +231,7 @@
               <w:rPr>
                 <w:color w:val="0000FF"/>
               </w:rPr>
-              <w:t xml:space="preserve">&lt;Insert version&gt;</w:t>
+              <w:t xml:space="preserve">CC 1.0</w:t>
             </w:r>
             <w:r/>
           </w:p>
@@ -245,7 +249,7 @@
           </w:tcPr>
           <w:p>
             <w:pPr>
-              <w:pStyle w:val="160"/>
+              <w:pStyle w:val="220"/>
               <w:spacing w:after="120" w:before="120"/>
               <w:rPr>
                 <w:b/>
@@ -269,7 +273,7 @@
           </w:tcPr>
           <w:p>
             <w:pPr>
-              <w:pStyle w:val="160"/>
+              <w:pStyle w:val="220"/>
               <w:spacing w:after="40" w:before="40"/>
               <w:rPr>
                 <w:color w:val="0000FF"/>
@@ -279,7 +283,7 @@
               <w:rPr>
                 <w:color w:val="0000FF"/>
               </w:rPr>
-              <w:t xml:space="preserve">&lt;Insert Date: month, day, year&gt;</w:t>
+              <w:t xml:space="preserve">Sept 3rd, 2018</w:t>
             </w:r>
             <w:r/>
           </w:p>
@@ -288,7 +292,7 @@
     </w:tbl>
     <w:p>
       <w:pPr>
-        <w:pStyle w:val="160"/>
+        <w:pStyle w:val="220"/>
         <w:rPr>
           <w:b/>
           <w:bCs/>
@@ -306,7 +310,7 @@
     </w:p>
     <w:p>
       <w:pPr>
-        <w:pStyle w:val="160"/>
+        <w:pStyle w:val="220"/>
         <w:rPr>
           <w:b/>
           <w:bCs/>
@@ -325,7 +329,7 @@
     </w:p>
     <w:p>
       <w:pPr>
-        <w:pStyle w:val="204"/>
+        <w:pStyle w:val="264"/>
       </w:pPr>
       <w:r>
         <w:t xml:space="preserve">The following individuals contributed to this document.</w:t>
@@ -377,7 +381,7 @@
           </w:tcPr>
           <w:p>
             <w:pPr>
-              <w:pStyle w:val="160"/>
+              <w:pStyle w:val="220"/>
               <w:jc w:val="center"/>
               <w:spacing w:after="120" w:before="120"/>
               <w:rPr>
@@ -409,7 +413,7 @@
           </w:tcPr>
           <w:p>
             <w:pPr>
-              <w:pStyle w:val="160"/>
+              <w:pStyle w:val="220"/>
               <w:jc w:val="center"/>
               <w:spacing w:after="120" w:before="120"/>
               <w:rPr>
@@ -443,10 +447,17 @@
           </w:tcPr>
           <w:p>
             <w:pPr>
-              <w:pStyle w:val="160"/>
+              <w:pStyle w:val="220"/>
               <w:spacing w:after="40" w:before="40"/>
             </w:pPr>
-            <w:r/>
+            <w:r>
+              <w:rPr>
+                <w:rFonts w:ascii="Calibri" w:hAnsi="Calibri" w:cs="Calibri" w:eastAsia="Calibri"/>
+                <w:color w:val="000000"/>
+                <w:sz w:val="24"/>
+              </w:rPr>
+              <w:t xml:space="preserve">Youquan Liu</w:t>
+            </w:r>
             <w:r/>
           </w:p>
         </w:tc>
@@ -465,12 +476,25 @@
           </w:tcPr>
           <w:p>
             <w:pPr>
-              <w:pStyle w:val="160"/>
+              <w:pStyle w:val="220"/>
               <w:spacing w:after="40" w:before="40"/>
               <w:rPr>
                 <w:i/>
               </w:rPr>
             </w:pPr>
+            <w:r>
+              <w:rPr>
+                <w:i/>
+              </w:rPr>
+            </w:r>
+            <w:r>
+              <w:rPr>
+                <w:rFonts w:ascii="Calibri" w:hAnsi="Calibri" w:cs="Calibri" w:eastAsia="Calibri"/>
+                <w:color w:val="000000"/>
+                <w:sz w:val="24"/>
+              </w:rPr>
+              <w:t xml:space="preserve">team leader</w:t>
+            </w:r>
             <w:r>
               <w:rPr>
                 <w:i/>
@@ -497,10 +521,17 @@
           </w:tcPr>
           <w:p>
             <w:pPr>
-              <w:pStyle w:val="160"/>
+              <w:pStyle w:val="220"/>
               <w:spacing w:after="40" w:before="40"/>
             </w:pPr>
-            <w:r/>
+            <w:r>
+              <w:rPr>
+                <w:rFonts w:ascii="Calibri" w:hAnsi="Calibri" w:cs="Calibri" w:eastAsia="Calibri"/>
+                <w:color w:val="000000"/>
+                <w:sz w:val="24"/>
+              </w:rPr>
+              <w:t xml:space="preserve">Duy Hao Bui </w:t>
+            </w:r>
             <w:r/>
           </w:p>
         </w:tc>
@@ -519,12 +550,220 @@
           </w:tcPr>
           <w:p>
             <w:pPr>
-              <w:pStyle w:val="160"/>
               <w:spacing w:after="40" w:before="40"/>
               <w:rPr>
+                <w:rFonts w:ascii="Calibri" w:hAnsi="Calibri" w:cs="Calibri" w:eastAsia="Calibri"/>
                 <w:i/>
-              </w:rPr>
-            </w:pPr>
+                <w:color w:val="000000"/>
+                <w:sz w:val="24"/>
+              </w:rPr>
+            </w:pPr>
+            <w:r>
+              <w:rPr>
+                <w:i/>
+              </w:rPr>
+              <w:t xml:space="preserve">t</w:t>
+            </w:r>
+            <w:r>
+              <w:rPr>
+                <w:rFonts w:ascii="Calibri" w:hAnsi="Calibri" w:cs="Calibri" w:eastAsia="Calibri"/>
+                <w:i/>
+                <w:color w:val="000000"/>
+                <w:sz w:val="24"/>
+              </w:rPr>
+              <w:t xml:space="preserve">eam</w:t>
+            </w:r>
+            <w:r>
+              <w:rPr>
+                <w:rFonts w:ascii="Calibri" w:hAnsi="Calibri" w:cs="Calibri" w:eastAsia="Calibri"/>
+                <w:color w:val="000000"/>
+                <w:sz w:val="24"/>
+              </w:rPr>
+            </w:r>
+            <w:r/>
+          </w:p>
+        </w:tc>
+      </w:tr>
+      <w:tr>
+        <w:trPr/>
+        <w:tc>
+          <w:tcPr>
+            <w:tcBorders>
+              <w:left w:val="single" w:color="000000" w:sz="6" w:space="0"/>
+              <w:top w:val="single" w:color="000000" w:sz="6" w:space="0"/>
+              <w:right w:val="single" w:color="000000" w:sz="6" w:space="0"/>
+              <w:bottom w:val="single" w:color="000000" w:sz="6" w:space="0"/>
+            </w:tcBorders>
+            <w:tcW w:w="3240" w:type="dxa"/>
+            <w:vAlign w:val="top"/>
+            <w:vMerge w:val="restart"/>
+            <w:textDirection w:val="lrTb"/>
+            <w:noWrap w:val="false"/>
+          </w:tcPr>
+          <w:p>
+            <w:r>
+              <w:rPr>
+                <w:rFonts w:ascii="Calibri" w:hAnsi="Calibri" w:cs="Calibri" w:eastAsia="Calibri"/>
+                <w:color w:val="000000"/>
+                <w:sz w:val="24"/>
+              </w:rPr>
+              <w:t xml:space="preserve">Anthony Caldwell</w:t>
+            </w:r>
+            <w:r/>
+          </w:p>
+        </w:tc>
+        <w:tc>
+          <w:tcPr>
+            <w:tcBorders>
+              <w:left w:val="single" w:color="000000" w:sz="6" w:space="0"/>
+              <w:top w:val="single" w:color="000000" w:sz="6" w:space="0"/>
+              <w:right w:val="single" w:color="000000" w:sz="6" w:space="0"/>
+              <w:bottom w:val="single" w:color="000000" w:sz="6" w:space="0"/>
+            </w:tcBorders>
+            <w:tcW w:w="5940" w:type="dxa"/>
+            <w:vAlign w:val="top"/>
+            <w:vMerge w:val="restart"/>
+            <w:textDirection w:val="lrTb"/>
+            <w:noWrap w:val="false"/>
+          </w:tcPr>
+          <w:p>
+            <w:pPr>
+              <w:rPr>
+                <w:i/>
+              </w:rPr>
+            </w:pPr>
+            <w:r>
+              <w:rPr>
+                <w:i/>
+              </w:rPr>
+              <w:t xml:space="preserve">team </w:t>
+            </w:r>
+            <w:r>
+              <w:rPr>
+                <w:i/>
+              </w:rPr>
+            </w:r>
+            <w:r/>
+          </w:p>
+        </w:tc>
+      </w:tr>
+      <w:tr>
+        <w:trPr/>
+        <w:tc>
+          <w:tcPr>
+            <w:tcBorders>
+              <w:left w:val="single" w:color="000000" w:sz="6" w:space="0"/>
+              <w:top w:val="single" w:color="000000" w:sz="6" w:space="0"/>
+              <w:right w:val="single" w:color="000000" w:sz="6" w:space="0"/>
+              <w:bottom w:val="single" w:color="000000" w:sz="6" w:space="0"/>
+            </w:tcBorders>
+            <w:tcW w:w="3240" w:type="dxa"/>
+            <w:vAlign w:val="top"/>
+            <w:vMerge w:val="restart"/>
+            <w:textDirection w:val="lrTb"/>
+            <w:noWrap w:val="false"/>
+          </w:tcPr>
+          <w:p>
+            <w:r>
+              <w:rPr>
+                <w:rFonts w:ascii="Calibri" w:hAnsi="Calibri" w:cs="Calibri" w:eastAsia="Calibri"/>
+                <w:color w:val="000000"/>
+                <w:sz w:val="24"/>
+              </w:rPr>
+              <w:t xml:space="preserve">Ryan Haberle </w:t>
+            </w:r>
+            <w:r/>
+          </w:p>
+        </w:tc>
+        <w:tc>
+          <w:tcPr>
+            <w:tcBorders>
+              <w:left w:val="single" w:color="000000" w:sz="6" w:space="0"/>
+              <w:top w:val="single" w:color="000000" w:sz="6" w:space="0"/>
+              <w:right w:val="single" w:color="000000" w:sz="6" w:space="0"/>
+              <w:bottom w:val="single" w:color="000000" w:sz="6" w:space="0"/>
+            </w:tcBorders>
+            <w:tcW w:w="5940" w:type="dxa"/>
+            <w:vAlign w:val="top"/>
+            <w:vMerge w:val="restart"/>
+            <w:textDirection w:val="lrTb"/>
+            <w:noWrap w:val="false"/>
+          </w:tcPr>
+          <w:p>
+            <w:pPr>
+              <w:rPr>
+                <w:i/>
+              </w:rPr>
+            </w:pPr>
+            <w:r>
+              <w:rPr>
+                <w:i/>
+              </w:rPr>
+              <w:t xml:space="preserve">team</w:t>
+            </w:r>
+            <w:r>
+              <w:rPr>
+                <w:i/>
+              </w:rPr>
+            </w:r>
+            <w:r/>
+          </w:p>
+        </w:tc>
+      </w:tr>
+      <w:tr>
+        <w:trPr/>
+        <w:tc>
+          <w:tcPr>
+            <w:tcBorders>
+              <w:left w:val="single" w:color="000000" w:sz="6" w:space="0"/>
+              <w:top w:val="single" w:color="000000" w:sz="6" w:space="0"/>
+              <w:right w:val="single" w:color="000000" w:sz="6" w:space="0"/>
+              <w:bottom w:val="single" w:color="000000" w:sz="6" w:space="0"/>
+            </w:tcBorders>
+            <w:tcW w:w="3240" w:type="dxa"/>
+            <w:vAlign w:val="top"/>
+            <w:vMerge w:val="restart"/>
+            <w:textDirection w:val="lrTb"/>
+            <w:noWrap w:val="false"/>
+          </w:tcPr>
+          <w:p>
+            <w:r>
+              <w:rPr>
+                <w:rFonts w:ascii="Calibri" w:hAnsi="Calibri" w:cs="Calibri" w:eastAsia="Calibri"/>
+                <w:color w:val="000000"/>
+                <w:sz w:val="24"/>
+              </w:rPr>
+              <w:t xml:space="preserve">Qian Wang </w:t>
+            </w:r>
+            <w:r/>
+          </w:p>
+        </w:tc>
+        <w:tc>
+          <w:tcPr>
+            <w:tcBorders>
+              <w:left w:val="single" w:color="000000" w:sz="6" w:space="0"/>
+              <w:top w:val="single" w:color="000000" w:sz="6" w:space="0"/>
+              <w:right w:val="single" w:color="000000" w:sz="6" w:space="0"/>
+              <w:bottom w:val="single" w:color="000000" w:sz="6" w:space="0"/>
+            </w:tcBorders>
+            <w:tcW w:w="5940" w:type="dxa"/>
+            <w:vAlign w:val="top"/>
+            <w:vMerge w:val="restart"/>
+            <w:textDirection w:val="lrTb"/>
+            <w:noWrap w:val="false"/>
+          </w:tcPr>
+          <w:p>
+            <w:pPr>
+              <w:rPr>
+                <w:i/>
+              </w:rPr>
+            </w:pPr>
+            <w:r>
+              <w:rPr>
+                <w:i/>
+              </w:rPr>
+              <w:t xml:space="preserve">team</w:t>
+            </w:r>
             <w:r>
               <w:rPr>
                 <w:i/>
@@ -537,14 +776,14 @@
     </w:tbl>
     <w:p>
       <w:pPr>
-        <w:pStyle w:val="160"/>
+        <w:pStyle w:val="220"/>
       </w:pPr>
       <w:r/>
       <w:r/>
     </w:p>
     <w:p>
       <w:pPr>
-        <w:pStyle w:val="160"/>
+        <w:pStyle w:val="220"/>
         <w:rPr>
           <w:b/>
           <w:bCs/>
@@ -563,7 +802,7 @@
     </w:p>
     <w:p>
       <w:pPr>
-        <w:pStyle w:val="204"/>
+        <w:pStyle w:val="264"/>
       </w:pPr>
       <w:r>
         <w:t xml:space="preserve">This document is distributed to all the following people.</w:t>
@@ -615,7 +854,7 @@
           </w:tcPr>
           <w:p>
             <w:pPr>
-              <w:pStyle w:val="160"/>
+              <w:pStyle w:val="220"/>
               <w:jc w:val="center"/>
               <w:spacing w:after="120" w:before="120"/>
               <w:rPr>
@@ -647,7 +886,7 @@
           </w:tcPr>
           <w:p>
             <w:pPr>
-              <w:pStyle w:val="160"/>
+              <w:pStyle w:val="220"/>
               <w:jc w:val="center"/>
               <w:spacing w:after="120" w:before="120"/>
               <w:rPr>
@@ -681,10 +920,17 @@
           </w:tcPr>
           <w:p>
             <w:pPr>
-              <w:pStyle w:val="160"/>
+              <w:pStyle w:val="220"/>
               <w:spacing w:after="40" w:before="40"/>
             </w:pPr>
-            <w:r/>
+            <w:r>
+              <w:rPr>
+                <w:rFonts w:ascii="Calibri" w:hAnsi="Calibri" w:cs="Calibri" w:eastAsia="Calibri"/>
+                <w:color w:val="000000"/>
+                <w:sz w:val="24"/>
+              </w:rPr>
+              <w:t xml:space="preserve">Youquan Liu</w:t>
+            </w:r>
             <w:r/>
           </w:p>
         </w:tc>
@@ -703,10 +949,12 @@
           </w:tcPr>
           <w:p>
             <w:pPr>
-              <w:pStyle w:val="209"/>
+              <w:pStyle w:val="269"/>
               <w:spacing w:after="40" w:before="40"/>
             </w:pPr>
-            <w:r/>
+            <w:r>
+              <w:t xml:space="preserve">User Stories, Personas, Project Vision Part 6</w:t>
+            </w:r>
             <w:r/>
           </w:p>
         </w:tc>
@@ -728,10 +976,17 @@
           </w:tcPr>
           <w:p>
             <w:pPr>
-              <w:pStyle w:val="160"/>
+              <w:pStyle w:val="220"/>
               <w:spacing w:after="40" w:before="40"/>
             </w:pPr>
-            <w:r/>
+            <w:r>
+              <w:rPr>
+                <w:rFonts w:ascii="Calibri" w:hAnsi="Calibri" w:cs="Calibri" w:eastAsia="Calibri"/>
+                <w:color w:val="000000"/>
+                <w:sz w:val="24"/>
+              </w:rPr>
+              <w:t xml:space="preserve">Duy Hao Bui </w:t>
+            </w:r>
             <w:r/>
           </w:p>
         </w:tc>
@@ -750,12 +1005,217 @@
           </w:tcPr>
           <w:p>
             <w:pPr>
-              <w:pStyle w:val="210"/>
+              <w:pStyle w:val="270"/>
               <w:spacing w:after="40" w:before="40"/>
               <w:rPr>
                 <w:sz w:val="20"/>
               </w:rPr>
             </w:pPr>
+            <w:r>
+              <w:rPr>
+                <w:sz w:val="20"/>
+              </w:rPr>
+            </w:r>
+            <w:r>
+              <w:rPr>
+                <w:sz w:val="20"/>
+              </w:rPr>
+              <w:t xml:space="preserve">Project Vision Part 2, 3, Required Scope Statements</w:t>
+            </w:r>
+            <w:r>
+              <w:rPr>
+                <w:rStyle w:val="283"/>
+                <w:sz w:val="28"/>
+                <w:lang w:val="en-US"/>
+              </w:rPr>
+            </w:r>
+            <w:r/>
+          </w:p>
+        </w:tc>
+      </w:tr>
+      <w:tr>
+        <w:trPr/>
+        <w:tc>
+          <w:tcPr>
+            <w:tcBorders>
+              <w:left w:val="single" w:color="000000" w:sz="6" w:space="0"/>
+              <w:top w:val="single" w:color="000000" w:sz="6" w:space="0"/>
+              <w:right w:val="single" w:color="000000" w:sz="6" w:space="0"/>
+              <w:bottom w:val="single" w:color="000000" w:sz="6" w:space="0"/>
+            </w:tcBorders>
+            <w:tcW w:w="3240" w:type="dxa"/>
+            <w:vAlign w:val="top"/>
+            <w:vMerge w:val="restart"/>
+            <w:textDirection w:val="lrTb"/>
+            <w:noWrap w:val="false"/>
+          </w:tcPr>
+          <w:p>
+            <w:r>
+              <w:rPr>
+                <w:rFonts w:ascii="Calibri" w:hAnsi="Calibri" w:cs="Calibri" w:eastAsia="Calibri"/>
+                <w:color w:val="000000"/>
+                <w:sz w:val="24"/>
+              </w:rPr>
+              <w:t xml:space="preserve">Anthony Caldwell</w:t>
+            </w:r>
+            <w:r/>
+          </w:p>
+        </w:tc>
+        <w:tc>
+          <w:tcPr>
+            <w:tcBorders>
+              <w:left w:val="single" w:color="000000" w:sz="6" w:space="0"/>
+              <w:top w:val="single" w:color="000000" w:sz="6" w:space="0"/>
+              <w:right w:val="single" w:color="000000" w:sz="6" w:space="0"/>
+              <w:bottom w:val="single" w:color="000000" w:sz="6" w:space="0"/>
+            </w:tcBorders>
+            <w:tcW w:w="5940" w:type="dxa"/>
+            <w:vAlign w:val="top"/>
+            <w:vMerge w:val="restart"/>
+            <w:textDirection w:val="lrTb"/>
+            <w:noWrap w:val="false"/>
+          </w:tcPr>
+          <w:p>
+            <w:pPr>
+              <w:pStyle w:val="270"/>
+              <w:rPr>
+                <w:sz w:val="20"/>
+              </w:rPr>
+            </w:pPr>
+            <w:r>
+              <w:rPr>
+                <w:sz w:val="20"/>
+              </w:rPr>
+              <w:t xml:space="preserve">Project Vision Part 1, 6 User Stories, Personas</w:t>
+            </w:r>
+            <w:r>
+              <w:rPr>
+                <w:sz w:val="20"/>
+              </w:rPr>
+            </w:r>
+            <w:r/>
+          </w:p>
+        </w:tc>
+      </w:tr>
+      <w:tr>
+        <w:trPr/>
+        <w:tc>
+          <w:tcPr>
+            <w:tcBorders>
+              <w:left w:val="single" w:color="000000" w:sz="6" w:space="0"/>
+              <w:top w:val="single" w:color="000000" w:sz="6" w:space="0"/>
+              <w:right w:val="single" w:color="000000" w:sz="6" w:space="0"/>
+              <w:bottom w:val="single" w:color="000000" w:sz="6" w:space="0"/>
+            </w:tcBorders>
+            <w:tcW w:w="3240" w:type="dxa"/>
+            <w:vAlign w:val="top"/>
+            <w:vMerge w:val="restart"/>
+            <w:textDirection w:val="lrTb"/>
+            <w:noWrap w:val="false"/>
+          </w:tcPr>
+          <w:p>
+            <w:r>
+              <w:rPr>
+                <w:rFonts w:ascii="Calibri" w:hAnsi="Calibri" w:cs="Calibri" w:eastAsia="Calibri"/>
+                <w:color w:val="000000"/>
+                <w:sz w:val="24"/>
+              </w:rPr>
+              <w:t xml:space="preserve">Ryan Haberle</w:t>
+            </w:r>
+            <w:r/>
+          </w:p>
+        </w:tc>
+        <w:tc>
+          <w:tcPr>
+            <w:tcBorders>
+              <w:left w:val="single" w:color="000000" w:sz="6" w:space="0"/>
+              <w:top w:val="single" w:color="000000" w:sz="6" w:space="0"/>
+              <w:right w:val="single" w:color="000000" w:sz="6" w:space="0"/>
+              <w:bottom w:val="single" w:color="000000" w:sz="6" w:space="0"/>
+            </w:tcBorders>
+            <w:tcW w:w="5940" w:type="dxa"/>
+            <w:vAlign w:val="top"/>
+            <w:vMerge w:val="restart"/>
+            <w:textDirection w:val="lrTb"/>
+            <w:noWrap w:val="false"/>
+          </w:tcPr>
+          <w:p>
+            <w:pPr>
+              <w:pStyle w:val="270"/>
+              <w:rPr>
+                <w:sz w:val="20"/>
+              </w:rPr>
+            </w:pPr>
+            <w:r>
+              <w:rPr>
+                <w:sz w:val="20"/>
+              </w:rPr>
+              <w:t xml:space="preserve">Business Context Diagram</w:t>
+            </w:r>
+            <w:r>
+              <w:rPr>
+                <w:sz w:val="20"/>
+              </w:rPr>
+            </w:r>
+            <w:r/>
+          </w:p>
+        </w:tc>
+      </w:tr>
+      <w:tr>
+        <w:trPr/>
+        <w:tc>
+          <w:tcPr>
+            <w:tcBorders>
+              <w:left w:val="single" w:color="000000" w:sz="6" w:space="0"/>
+              <w:top w:val="single" w:color="000000" w:sz="6" w:space="0"/>
+              <w:right w:val="single" w:color="000000" w:sz="6" w:space="0"/>
+              <w:bottom w:val="single" w:color="000000" w:sz="6" w:space="0"/>
+            </w:tcBorders>
+            <w:tcW w:w="3240" w:type="dxa"/>
+            <w:vAlign w:val="top"/>
+            <w:vMerge w:val="restart"/>
+            <w:textDirection w:val="lrTb"/>
+            <w:noWrap w:val="false"/>
+          </w:tcPr>
+          <w:p>
+            <w:r>
+              <w:rPr>
+                <w:rFonts w:ascii="Calibri" w:hAnsi="Calibri" w:cs="Calibri" w:eastAsia="Calibri"/>
+                <w:color w:val="000000"/>
+                <w:sz w:val="24"/>
+              </w:rPr>
+              <w:t xml:space="preserve">Qian Wang </w:t>
+            </w:r>
+            <w:r/>
+          </w:p>
+        </w:tc>
+        <w:tc>
+          <w:tcPr>
+            <w:tcBorders>
+              <w:left w:val="single" w:color="000000" w:sz="6" w:space="0"/>
+              <w:top w:val="single" w:color="000000" w:sz="6" w:space="0"/>
+              <w:right w:val="single" w:color="000000" w:sz="6" w:space="0"/>
+              <w:bottom w:val="single" w:color="000000" w:sz="6" w:space="0"/>
+            </w:tcBorders>
+            <w:tcW w:w="5940" w:type="dxa"/>
+            <w:vAlign w:val="top"/>
+            <w:vMerge w:val="restart"/>
+            <w:textDirection w:val="lrTb"/>
+            <w:noWrap w:val="false"/>
+          </w:tcPr>
+          <w:p>
+            <w:pPr>
+              <w:pStyle w:val="270"/>
+              <w:rPr>
+                <w:sz w:val="20"/>
+              </w:rPr>
+            </w:pPr>
+            <w:r>
+              <w:rPr>
+                <w:sz w:val="20"/>
+              </w:rPr>
+              <w:t xml:space="preserve">Project Vision Part 4, 5, 7</w:t>
+            </w:r>
             <w:r>
               <w:rPr>
                 <w:sz w:val="20"/>
@@ -768,14 +1228,14 @@
     </w:tbl>
     <w:p>
       <w:pPr>
-        <w:pStyle w:val="160"/>
+        <w:pStyle w:val="220"/>
       </w:pPr>
       <w:r/>
       <w:r/>
     </w:p>
     <w:p>
       <w:pPr>
-        <w:pStyle w:val="160"/>
+        <w:pStyle w:val="220"/>
         <w:rPr>
           <w:b/>
           <w:bCs/>
@@ -801,7 +1261,7 @@
     </w:p>
     <w:p>
       <w:pPr>
-        <w:pStyle w:val="204"/>
+        <w:pStyle w:val="264"/>
       </w:pPr>
       <w:r>
         <w:t xml:space="preserve">This document refers to the following materials</w:t>
@@ -854,7 +1314,7 @@
           </w:tcPr>
           <w:p>
             <w:pPr>
-              <w:pStyle w:val="160"/>
+              <w:pStyle w:val="220"/>
               <w:jc w:val="center"/>
               <w:rPr>
                 <w:b/>
@@ -885,7 +1345,7 @@
           </w:tcPr>
           <w:p>
             <w:pPr>
-              <w:pStyle w:val="160"/>
+              <w:pStyle w:val="220"/>
               <w:jc w:val="center"/>
               <w:rPr>
                 <w:b/>
@@ -916,7 +1376,7 @@
           </w:tcPr>
           <w:p>
             <w:pPr>
-              <w:pStyle w:val="160"/>
+              <w:pStyle w:val="220"/>
               <w:jc w:val="center"/>
               <w:rPr>
                 <w:b/>
@@ -947,7 +1407,7 @@
           </w:tcPr>
           <w:p>
             <w:pPr>
-              <w:pStyle w:val="160"/>
+              <w:pStyle w:val="220"/>
               <w:jc w:val="center"/>
               <w:rPr>
                 <w:b/>
@@ -978,7 +1438,7 @@
           </w:tcPr>
           <w:p>
             <w:pPr>
-              <w:pStyle w:val="160"/>
+              <w:pStyle w:val="220"/>
               <w:jc w:val="center"/>
               <w:rPr>
                 <w:b/>
@@ -1011,7 +1471,7 @@
           </w:tcPr>
           <w:p>
             <w:pPr>
-              <w:pStyle w:val="204"/>
+              <w:pStyle w:val="264"/>
               <w:jc w:val="center"/>
             </w:pPr>
             <w:r/>
@@ -1033,7 +1493,7 @@
           </w:tcPr>
           <w:p>
             <w:pPr>
-              <w:pStyle w:val="160"/>
+              <w:pStyle w:val="220"/>
               <w:spacing w:after="40" w:before="40"/>
               <w:rPr>
                 <w:i/>
@@ -1062,7 +1522,7 @@
           </w:tcPr>
           <w:p>
             <w:pPr>
-              <w:pStyle w:val="204"/>
+              <w:pStyle w:val="264"/>
             </w:pPr>
             <w:r/>
             <w:r/>
@@ -1083,7 +1543,7 @@
           </w:tcPr>
           <w:p>
             <w:pPr>
-              <w:pStyle w:val="204"/>
+              <w:pStyle w:val="264"/>
             </w:pPr>
             <w:r/>
             <w:r/>
@@ -1104,7 +1564,7 @@
           </w:tcPr>
           <w:p>
             <w:pPr>
-              <w:pStyle w:val="200"/>
+              <w:pStyle w:val="260"/>
               <w:keepLines w:val="false"/>
               <w:keepNext w:val="false"/>
               <w:spacing w:lineRule="auto" w:line="240" w:before="0"/>
@@ -1140,7 +1600,7 @@
           </w:tcPr>
           <w:p>
             <w:pPr>
-              <w:pStyle w:val="204"/>
+              <w:pStyle w:val="264"/>
               <w:jc w:val="center"/>
             </w:pPr>
             <w:r/>
@@ -1162,7 +1622,7 @@
           </w:tcPr>
           <w:p>
             <w:pPr>
-              <w:pStyle w:val="160"/>
+              <w:pStyle w:val="220"/>
               <w:spacing w:after="40" w:before="40"/>
               <w:rPr>
                 <w:i/>
@@ -1191,7 +1651,7 @@
           </w:tcPr>
           <w:p>
             <w:pPr>
-              <w:pStyle w:val="204"/>
+              <w:pStyle w:val="264"/>
             </w:pPr>
             <w:r/>
             <w:r/>
@@ -1212,7 +1672,7 @@
           </w:tcPr>
           <w:p>
             <w:pPr>
-              <w:pStyle w:val="204"/>
+              <w:pStyle w:val="264"/>
             </w:pPr>
             <w:r/>
             <w:r/>
@@ -1233,7 +1693,7 @@
           </w:tcPr>
           <w:p>
             <w:pPr>
-              <w:pStyle w:val="200"/>
+              <w:pStyle w:val="260"/>
               <w:keepLines w:val="false"/>
               <w:keepNext w:val="false"/>
               <w:spacing w:lineRule="auto" w:line="240" w:before="0"/>
@@ -1269,7 +1729,7 @@
           </w:tcPr>
           <w:p>
             <w:pPr>
-              <w:pStyle w:val="160"/>
+              <w:pStyle w:val="220"/>
               <w:jc w:val="center"/>
             </w:pPr>
             <w:r/>
@@ -1291,7 +1751,7 @@
           </w:tcPr>
           <w:p>
             <w:pPr>
-              <w:pStyle w:val="160"/>
+              <w:pStyle w:val="220"/>
             </w:pPr>
             <w:r/>
             <w:r/>
@@ -1312,7 +1772,7 @@
           </w:tcPr>
           <w:p>
             <w:pPr>
-              <w:pStyle w:val="160"/>
+              <w:pStyle w:val="220"/>
             </w:pPr>
             <w:r/>
             <w:r/>
@@ -1333,7 +1793,7 @@
           </w:tcPr>
           <w:p>
             <w:pPr>
-              <w:pStyle w:val="160"/>
+              <w:pStyle w:val="220"/>
             </w:pPr>
             <w:r/>
             <w:r/>
@@ -1354,7 +1814,7 @@
           </w:tcPr>
           <w:p>
             <w:pPr>
-              <w:pStyle w:val="200"/>
+              <w:pStyle w:val="260"/>
               <w:keepLines w:val="false"/>
               <w:keepNext w:val="false"/>
               <w:spacing w:lineRule="auto" w:line="240" w:before="0"/>
@@ -1376,14 +1836,14 @@
     </w:tbl>
     <w:p>
       <w:pPr>
-        <w:pStyle w:val="160"/>
+        <w:pStyle w:val="220"/>
       </w:pPr>
       <w:r/>
       <w:r/>
     </w:p>
     <w:p>
       <w:pPr>
-        <w:pStyle w:val="160"/>
+        <w:pStyle w:val="220"/>
         <w:rPr>
           <w:b/>
           <w:sz w:val="24"/>
@@ -1400,7 +1860,7 @@
     </w:p>
     <w:p>
       <w:pPr>
-        <w:pStyle w:val="160"/>
+        <w:pStyle w:val="220"/>
       </w:pPr>
       <w:r/>
       <w:r/>
@@ -1450,7 +1910,7 @@
           </w:tcPr>
           <w:p>
             <w:pPr>
-              <w:pStyle w:val="160"/>
+              <w:pStyle w:val="220"/>
               <w:jc w:val="center"/>
               <w:rPr>
                 <w:b/>
@@ -1481,7 +1941,7 @@
           </w:tcPr>
           <w:p>
             <w:pPr>
-              <w:pStyle w:val="160"/>
+              <w:pStyle w:val="220"/>
               <w:jc w:val="center"/>
               <w:rPr>
                 <w:b/>
@@ -1512,7 +1972,7 @@
           </w:tcPr>
           <w:p>
             <w:pPr>
-              <w:pStyle w:val="160"/>
+              <w:pStyle w:val="220"/>
               <w:jc w:val="center"/>
               <w:rPr>
                 <w:b/>
@@ -1543,7 +2003,7 @@
           </w:tcPr>
           <w:p>
             <w:pPr>
-              <w:pStyle w:val="160"/>
+              <w:pStyle w:val="220"/>
               <w:jc w:val="center"/>
               <w:rPr>
                 <w:b/>
@@ -1576,7 +2036,7 @@
           </w:tcPr>
           <w:p>
             <w:pPr>
-              <w:pStyle w:val="204"/>
+              <w:pStyle w:val="264"/>
               <w:jc w:val="center"/>
             </w:pPr>
             <w:r/>
@@ -1598,7 +2058,7 @@
           </w:tcPr>
           <w:p>
             <w:pPr>
-              <w:pStyle w:val="160"/>
+              <w:pStyle w:val="220"/>
               <w:spacing w:after="40" w:before="40"/>
               <w:rPr>
                 <w:i/>
@@ -1627,7 +2087,7 @@
           </w:tcPr>
           <w:p>
             <w:pPr>
-              <w:pStyle w:val="204"/>
+              <w:pStyle w:val="264"/>
             </w:pPr>
             <w:r/>
             <w:r/>
@@ -1648,7 +2108,7 @@
           </w:tcPr>
           <w:p>
             <w:pPr>
-              <w:pStyle w:val="200"/>
+              <w:pStyle w:val="260"/>
               <w:keepLines w:val="false"/>
               <w:keepNext w:val="false"/>
               <w:spacing w:lineRule="auto" w:line="240" w:before="0"/>
@@ -1684,7 +2144,7 @@
           </w:tcPr>
           <w:p>
             <w:pPr>
-              <w:pStyle w:val="204"/>
+              <w:pStyle w:val="264"/>
               <w:jc w:val="center"/>
             </w:pPr>
             <w:r/>
@@ -1706,7 +2166,7 @@
           </w:tcPr>
           <w:p>
             <w:pPr>
-              <w:pStyle w:val="160"/>
+              <w:pStyle w:val="220"/>
               <w:spacing w:after="40" w:before="40"/>
               <w:rPr>
                 <w:i/>
@@ -1735,7 +2195,7 @@
           </w:tcPr>
           <w:p>
             <w:pPr>
-              <w:pStyle w:val="204"/>
+              <w:pStyle w:val="264"/>
             </w:pPr>
             <w:r/>
             <w:r/>
@@ -1756,7 +2216,7 @@
           </w:tcPr>
           <w:p>
             <w:pPr>
-              <w:pStyle w:val="200"/>
+              <w:pStyle w:val="260"/>
               <w:keepLines w:val="false"/>
               <w:keepNext w:val="false"/>
               <w:spacing w:lineRule="auto" w:line="240" w:before="0"/>
@@ -1792,7 +2252,7 @@
           </w:tcPr>
           <w:p>
             <w:pPr>
-              <w:pStyle w:val="160"/>
+              <w:pStyle w:val="220"/>
               <w:jc w:val="center"/>
             </w:pPr>
             <w:r/>
@@ -1814,7 +2274,7 @@
           </w:tcPr>
           <w:p>
             <w:pPr>
-              <w:pStyle w:val="160"/>
+              <w:pStyle w:val="220"/>
             </w:pPr>
             <w:r/>
             <w:r/>
@@ -1835,7 +2295,7 @@
           </w:tcPr>
           <w:p>
             <w:pPr>
-              <w:pStyle w:val="160"/>
+              <w:pStyle w:val="220"/>
             </w:pPr>
             <w:r/>
             <w:r/>
@@ -1856,7 +2316,7 @@
           </w:tcPr>
           <w:p>
             <w:pPr>
-              <w:pStyle w:val="200"/>
+              <w:pStyle w:val="260"/>
               <w:keepLines w:val="false"/>
               <w:keepNext w:val="false"/>
               <w:spacing w:lineRule="auto" w:line="240" w:before="0"/>
@@ -1878,7 +2338,7 @@
     </w:tbl>
     <w:p>
       <w:pPr>
-        <w:pStyle w:val="204"/>
+        <w:pStyle w:val="264"/>
         <w:rPr>
           <w:sz w:val="18"/>
         </w:rPr>
@@ -1893,9 +2353,9 @@
     </w:p>
     <w:p>
       <w:pPr>
-        <w:pStyle w:val="160"/>
-        <w:tabs>
-          <w:tab w:val="left" w:pos="-719" w:leader="none"/>
+        <w:pStyle w:val="220"/>
+        <w:tabs>
+          <w:tab w:val="left" w:pos="-717" w:leader="none"/>
         </w:tabs>
         <w:rPr>
           <w:b/>
@@ -1936,9 +2396,9 @@
     </w:p>
     <w:p>
       <w:pPr>
-        <w:pStyle w:val="160"/>
-        <w:tabs>
-          <w:tab w:val="left" w:pos="-719" w:leader="none"/>
+        <w:pStyle w:val="220"/>
+        <w:tabs>
+          <w:tab w:val="left" w:pos="-717" w:leader="none"/>
           <w:tab w:val="left" w:pos="2925" w:leader="none"/>
         </w:tabs>
       </w:pPr>
@@ -1947,9 +2407,9 @@
     </w:p>
     <w:p>
       <w:pPr>
-        <w:pStyle w:val="160"/>
-        <w:tabs>
-          <w:tab w:val="left" w:pos="-719" w:leader="none"/>
+        <w:pStyle w:val="220"/>
+        <w:tabs>
+          <w:tab w:val="left" w:pos="-717" w:leader="none"/>
           <w:tab w:val="left" w:pos="2925" w:leader="none"/>
         </w:tabs>
       </w:pPr>
@@ -1958,9 +2418,9 @@
     </w:p>
     <w:p>
       <w:pPr>
-        <w:pStyle w:val="160"/>
-        <w:tabs>
-          <w:tab w:val="left" w:pos="-719" w:leader="none"/>
+        <w:pStyle w:val="220"/>
+        <w:tabs>
+          <w:tab w:val="left" w:pos="-717" w:leader="none"/>
           <w:tab w:val="left" w:pos="2925" w:leader="none"/>
         </w:tabs>
       </w:pPr>
@@ -1969,9 +2429,9 @@
     </w:p>
     <w:p>
       <w:pPr>
-        <w:pStyle w:val="160"/>
-        <w:tabs>
-          <w:tab w:val="left" w:pos="-719" w:leader="none"/>
+        <w:pStyle w:val="220"/>
+        <w:tabs>
+          <w:tab w:val="left" w:pos="-717" w:leader="none"/>
           <w:tab w:val="left" w:pos="2925" w:leader="none"/>
         </w:tabs>
       </w:pPr>
@@ -1980,9 +2440,9 @@
     </w:p>
     <w:p>
       <w:pPr>
-        <w:pStyle w:val="160"/>
-        <w:tabs>
-          <w:tab w:val="left" w:pos="-719" w:leader="none"/>
+        <w:pStyle w:val="220"/>
+        <w:tabs>
+          <w:tab w:val="left" w:pos="-717" w:leader="none"/>
           <w:tab w:val="left" w:pos="2925" w:leader="none"/>
         </w:tabs>
       </w:pPr>
@@ -1991,9 +2451,9 @@
     </w:p>
     <w:p>
       <w:pPr>
-        <w:pStyle w:val="160"/>
-        <w:tabs>
-          <w:tab w:val="left" w:pos="-719" w:leader="none"/>
+        <w:pStyle w:val="220"/>
+        <w:tabs>
+          <w:tab w:val="left" w:pos="-717" w:leader="none"/>
           <w:tab w:val="left" w:pos="2925" w:leader="none"/>
         </w:tabs>
       </w:pPr>
@@ -2002,9 +2462,9 @@
     </w:p>
     <w:p>
       <w:pPr>
-        <w:pStyle w:val="160"/>
-        <w:tabs>
-          <w:tab w:val="left" w:pos="-719" w:leader="none"/>
+        <w:pStyle w:val="220"/>
+        <w:tabs>
+          <w:tab w:val="left" w:pos="-717" w:leader="none"/>
           <w:tab w:val="left" w:pos="2925" w:leader="none"/>
         </w:tabs>
       </w:pPr>
@@ -2013,24 +2473,22 @@
     </w:p>
     <w:p>
       <w:pPr>
-        <w:pStyle w:val="176"/>
+        <w:pStyle w:val="236"/>
         <w:jc w:val="center"/>
         <w:tabs>
           <w:tab w:val="left" w:pos="440" w:leader="none"/>
           <w:tab w:val="right" w:pos="9019" w:leader="none"/>
         </w:tabs>
         <w:rPr>
-          <w:rStyle w:val="223"/>
+          <w:rStyle w:val="283"/>
           <w:i/>
           <w:sz w:val="28"/>
           <w:lang w:val="en-US"/>
         </w:rPr>
       </w:pPr>
-      <w:r/>
-      <w:bookmarkStart w:id="12" w:name="_Toc316989979"/>
       <w:r>
         <w:rPr>
-          <w:rStyle w:val="223"/>
+          <w:rStyle w:val="283"/>
           <w:i/>
           <w:sz w:val="28"/>
           <w:lang w:val="en-US"/>
@@ -2039,7 +2497,7 @@
       </w:r>
       <w:r>
         <w:rPr>
-          <w:rStyle w:val="223"/>
+          <w:rStyle w:val="283"/>
           <w:i/>
           <w:sz w:val="28"/>
           <w:lang w:val="en-US"/>
@@ -2050,7 +2508,7 @@
     </w:p>
     <w:p>
       <w:pPr>
-        <w:pStyle w:val="176"/>
+        <w:pStyle w:val="236"/>
         <w:tabs>
           <w:tab w:val="left" w:pos="440" w:leader="none"/>
           <w:tab w:val="right" w:pos="9019" w:leader="none"/>
@@ -2066,7 +2524,7 @@
       </w:pPr>
       <w:r>
         <w:rPr>
-          <w:rStyle w:val="223"/>
+          <w:rStyle w:val="283"/>
           <w:b w:val="false"/>
           <w:i/>
           <w:sz w:val="20"/>
@@ -2076,7 +2534,7 @@
       </w:r>
       <w:r>
         <w:rPr>
-          <w:rStyle w:val="223"/>
+          <w:rStyle w:val="283"/>
           <w:b w:val="false"/>
           <w:i/>
           <w:sz w:val="20"/>
@@ -2086,7 +2544,7 @@
       </w:r>
       <w:r>
         <w:rPr>
-          <w:rStyle w:val="223"/>
+          <w:rStyle w:val="283"/>
           <w:b w:val="false"/>
           <w:i/>
           <w:sz w:val="20"/>
@@ -2141,7 +2599,7 @@
     </w:p>
     <w:p>
       <w:pPr>
-        <w:pStyle w:val="176"/>
+        <w:pStyle w:val="236"/>
         <w:tabs>
           <w:tab w:val="left" w:pos="440" w:leader="none"/>
           <w:tab w:val="right" w:pos="9019" w:leader="none"/>
@@ -2205,7 +2663,7 @@
     </w:p>
     <w:p>
       <w:pPr>
-        <w:pStyle w:val="176"/>
+        <w:pStyle w:val="236"/>
         <w:tabs>
           <w:tab w:val="left" w:pos="440" w:leader="none"/>
           <w:tab w:val="right" w:pos="9019" w:leader="none"/>
@@ -2266,7 +2724,7 @@
     </w:p>
     <w:p>
       <w:pPr>
-        <w:pStyle w:val="176"/>
+        <w:pStyle w:val="236"/>
         <w:tabs>
           <w:tab w:val="left" w:pos="440" w:leader="none"/>
           <w:tab w:val="right" w:pos="9019" w:leader="none"/>
@@ -2327,13 +2785,13 @@
     </w:p>
     <w:p>
       <w:pPr>
-        <w:pStyle w:val="230"/>
+        <w:pStyle w:val="290"/>
         <w:numPr>
           <w:ilvl w:val="0"/>
           <w:numId w:val="0"/>
         </w:numPr>
         <w:rPr>
-          <w:rStyle w:val="223"/>
+          <w:rStyle w:val="283"/>
           <w:b w:val="false"/>
           <w:sz w:val="20"/>
           <w:lang w:val="en-US"/>
@@ -2341,7 +2799,7 @@
       </w:pPr>
       <w:r>
         <w:rPr>
-          <w:rStyle w:val="223"/>
+          <w:rStyle w:val="283"/>
           <w:b w:val="false"/>
           <w:sz w:val="20"/>
           <w:lang w:val="en-US"/>
@@ -2350,7 +2808,7 @@
       </w:r>
       <w:r>
         <w:rPr>
-          <w:rStyle w:val="223"/>
+          <w:rStyle w:val="283"/>
           <w:b w:val="false"/>
           <w:sz w:val="20"/>
           <w:lang w:val="en-US"/>
@@ -2360,16 +2818,16 @@
     </w:p>
     <w:p>
       <w:pPr>
-        <w:pStyle w:val="230"/>
+        <w:pStyle w:val="290"/>
         <w:rPr>
-          <w:rStyle w:val="223"/>
+          <w:rStyle w:val="283"/>
           <w:sz w:val="28"/>
           <w:lang w:val="en-US"/>
         </w:rPr>
       </w:pPr>
       <w:r>
         <w:rPr>
-          <w:rStyle w:val="223"/>
+          <w:rStyle w:val="283"/>
           <w:b w:val="false"/>
           <w:sz w:val="20"/>
           <w:lang w:val="en-US"/>
@@ -2379,7 +2837,7 @@
       <w:bookmarkStart w:id="13" w:name="_Toc316999072"/>
       <w:r>
         <w:rPr>
-          <w:rStyle w:val="223"/>
+          <w:rStyle w:val="283"/>
           <w:sz w:val="28"/>
           <w:lang w:val="en-US"/>
         </w:rPr>
@@ -2388,7 +2846,7 @@
       <w:bookmarkEnd w:id="13"/>
       <w:r>
         <w:rPr>
-          <w:rStyle w:val="223"/>
+          <w:rStyle w:val="283"/>
           <w:sz w:val="28"/>
           <w:lang w:val="en-US"/>
         </w:rPr>
@@ -2397,7 +2855,7 @@
     </w:p>
     <w:p>
       <w:pPr>
-        <w:pStyle w:val="160"/>
+        <w:pStyle w:val="220"/>
       </w:pPr>
       <w:r>
         <w:t xml:space="preserve">&lt;Insert Diagram&gt;</w:t>
@@ -2406,7 +2864,7 @@
     </w:p>
     <w:p>
       <w:pPr>
-        <w:pStyle w:val="160"/>
+        <w:pStyle w:val="220"/>
       </w:pPr>
       <w:r/>
       <w:r/>
@@ -2450,7 +2908,7 @@
           </w:tcPr>
           <w:p>
             <w:pPr>
-              <w:pStyle w:val="160"/>
+              <w:pStyle w:val="220"/>
               <w:jc w:val="center"/>
             </w:pPr>
             <w:r>
@@ -2483,7 +2941,7 @@
           </w:tcPr>
           <w:p>
             <w:pPr>
-              <w:pStyle w:val="160"/>
+              <w:pStyle w:val="220"/>
               <w:jc w:val="center"/>
             </w:pPr>
             <w:r>
@@ -2514,13 +2972,12 @@
           </w:tcPr>
           <w:p>
             <w:pPr>
-              <w:pStyle w:val="160"/>
+              <w:pStyle w:val="220"/>
             </w:pPr>
             <w:r>
               <w:t xml:space="preserve">Cultural connection app</w:t>
             </w:r>
             <w:r/>
-            <w:r/>
           </w:p>
         </w:tc>
         <w:tc>
@@ -2532,7 +2989,7 @@
           </w:tcPr>
           <w:p>
             <w:pPr>
-              <w:pStyle w:val="160"/>
+              <w:pStyle w:val="220"/>
             </w:pPr>
             <w:r>
               <w:t xml:space="preserve">Application responsible for providing a way for users and organizations to expand and explore new cultures.</w:t>
@@ -2540,13 +2997,6 @@
             <w:r>
               <w:t xml:space="preserve">0.1</w:t>
             </w:r>
-            <w:r/>
-            <w:r/>
-            <w:r/>
-            <w:r/>
-            <w:r/>
-            <w:r/>
-            <w:r/>
             <w:r/>
           </w:p>
         </w:tc>
@@ -2554,7 +3004,7 @@
     </w:tbl>
     <w:p>
       <w:pPr>
-        <w:pStyle w:val="160"/>
+        <w:pStyle w:val="220"/>
       </w:pPr>
       <w:r/>
       <w:r/>
@@ -2598,7 +3048,7 @@
           </w:tcPr>
           <w:p>
             <w:pPr>
-              <w:pStyle w:val="160"/>
+              <w:pStyle w:val="220"/>
               <w:jc w:val="center"/>
             </w:pPr>
             <w:r>
@@ -2625,7 +3075,7 @@
           </w:tcPr>
           <w:p>
             <w:pPr>
-              <w:pStyle w:val="160"/>
+              <w:pStyle w:val="220"/>
               <w:jc w:val="center"/>
             </w:pPr>
             <w:r>
@@ -2656,7 +3106,7 @@
           </w:tcPr>
           <w:p>
             <w:pPr>
-              <w:pStyle w:val="160"/>
+              <w:pStyle w:val="220"/>
             </w:pPr>
             <w:r>
               <w:t xml:space="preserve">Users</w:t>
@@ -2665,7 +3115,6 @@
               <w:t xml:space="preserve">.</w:t>
             </w:r>
             <w:r/>
-            <w:r/>
           </w:p>
         </w:tc>
         <w:tc>
@@ -2677,7 +3126,7 @@
           </w:tcPr>
           <w:p>
             <w:pPr>
-              <w:pStyle w:val="160"/>
+              <w:pStyle w:val="220"/>
             </w:pPr>
             <w:r>
               <w:t xml:space="preserve">The users of the site who can create, read, upload and delete events</w:t>
@@ -2685,7 +3134,6 @@
             <w:r>
               <w:t xml:space="preserve">. Upload their info, events and preferences</w:t>
             </w:r>
-            <w:r/>
             <w:r/>
           </w:p>
         </w:tc>
@@ -2703,13 +3151,12 @@
           </w:tcPr>
           <w:p>
             <w:pPr>
-              <w:pStyle w:val="160"/>
+              <w:pStyle w:val="220"/>
             </w:pPr>
             <w:r>
               <w:t xml:space="preserve">Organizations.</w:t>
             </w:r>
             <w:r/>
-            <w:r/>
           </w:p>
         </w:tc>
         <w:tc>
@@ -2721,7 +3168,7 @@
           </w:tcPr>
           <w:p>
             <w:pPr>
-              <w:pStyle w:val="160"/>
+              <w:pStyle w:val="220"/>
             </w:pPr>
             <w:r>
               <w:t xml:space="preserve">The users of the site who can create, read, upload and delete events</w:t>
@@ -2729,7 +3176,6 @@
             <w:r>
               <w:t xml:space="preserve">. Send preferences for site. Sends organization info.</w:t>
             </w:r>
-            <w:r/>
             <w:r/>
           </w:p>
         </w:tc>
@@ -2747,13 +3193,12 @@
           </w:tcPr>
           <w:p>
             <w:pPr>
-              <w:pStyle w:val="160"/>
+              <w:pStyle w:val="220"/>
             </w:pPr>
             <w:r>
               <w:t xml:space="preserve">Data Base</w:t>
             </w:r>
             <w:r/>
-            <w:r/>
           </w:p>
         </w:tc>
         <w:tc>
@@ -2765,12 +3210,11 @@
           </w:tcPr>
           <w:p>
             <w:pPr>
-              <w:pStyle w:val="160"/>
+              <w:pStyle w:val="220"/>
             </w:pPr>
             <w:r>
               <w:t xml:space="preserve">Where users info and organizational info is stored.</w:t>
             </w:r>
-            <w:r/>
             <w:r/>
           </w:p>
         </w:tc>
@@ -2788,13 +3232,12 @@
           </w:tcPr>
           <w:p>
             <w:pPr>
-              <w:pStyle w:val="160"/>
+              <w:pStyle w:val="220"/>
             </w:pPr>
             <w:r>
               <w:t xml:space="preserve">Site Admins</w:t>
             </w:r>
             <w:r/>
-            <w:r/>
           </w:p>
         </w:tc>
         <w:tc>
@@ -2806,12 +3249,11 @@
           </w:tcPr>
           <w:p>
             <w:pPr>
-              <w:pStyle w:val="160"/>
+              <w:pStyle w:val="220"/>
             </w:pPr>
             <w:r>
               <w:t xml:space="preserve">Update and monitor site, listen to users feedback</w:t>
             </w:r>
-            <w:r/>
             <w:r/>
           </w:p>
         </w:tc>
@@ -2819,7 +3261,7 @@
     </w:tbl>
     <w:p>
       <w:pPr>
-        <w:pStyle w:val="160"/>
+        <w:pStyle w:val="220"/>
       </w:pPr>
       <w:r/>
       <w:r/>
@@ -2863,7 +3305,7 @@
           </w:tcPr>
           <w:p>
             <w:pPr>
-              <w:pStyle w:val="160"/>
+              <w:pStyle w:val="220"/>
               <w:jc w:val="center"/>
             </w:pPr>
             <w:r>
@@ -2890,7 +3332,7 @@
           </w:tcPr>
           <w:p>
             <w:pPr>
-              <w:pStyle w:val="160"/>
+              <w:pStyle w:val="220"/>
               <w:jc w:val="center"/>
             </w:pPr>
             <w:r>
@@ -2921,13 +3363,12 @@
           </w:tcPr>
           <w:p>
             <w:pPr>
-              <w:pStyle w:val="160"/>
+              <w:pStyle w:val="220"/>
             </w:pPr>
             <w:r>
               <w:t xml:space="preserve">Event info</w:t>
             </w:r>
             <w:r/>
-            <w:r/>
           </w:p>
         </w:tc>
         <w:tc>
@@ -2939,7 +3380,7 @@
           </w:tcPr>
           <w:p>
             <w:pPr>
-              <w:pStyle w:val="160"/>
+              <w:pStyle w:val="220"/>
             </w:pPr>
             <w:r>
               <w:t xml:space="preserve">Users</w:t>
@@ -2956,7 +3397,6 @@
             <w:r>
               <w:t xml:space="preserve">. They can update their profiles and preferences</w:t>
             </w:r>
-            <w:r/>
             <w:r/>
           </w:p>
         </w:tc>
@@ -2974,13 +3414,12 @@
           </w:tcPr>
           <w:p>
             <w:pPr>
-              <w:pStyle w:val="160"/>
+              <w:pStyle w:val="220"/>
             </w:pPr>
             <w:r>
               <w:t xml:space="preserve">Preferences</w:t>
             </w:r>
             <w:r/>
-            <w:r/>
           </w:p>
         </w:tc>
         <w:tc>
@@ -2992,7 +3431,7 @@
           </w:tcPr>
           <w:p>
             <w:pPr>
-              <w:pStyle w:val="160"/>
+              <w:pStyle w:val="220"/>
             </w:pPr>
             <w:r>
               <w:t xml:space="preserve">Users</w:t>
@@ -3012,7 +3451,6 @@
             <w:r>
               <w:t xml:space="preserve"> the site.</w:t>
             </w:r>
-            <w:r/>
             <w:r/>
           </w:p>
         </w:tc>
@@ -3030,13 +3468,12 @@
           </w:tcPr>
           <w:p>
             <w:pPr>
-              <w:pStyle w:val="160"/>
+              <w:pStyle w:val="220"/>
             </w:pPr>
             <w:r>
               <w:t xml:space="preserve">Alerts and confirmations.</w:t>
             </w:r>
             <w:r/>
-            <w:r/>
           </w:p>
         </w:tc>
         <w:tc>
@@ -3048,7 +3485,7 @@
           </w:tcPr>
           <w:p>
             <w:pPr>
-              <w:pStyle w:val="160"/>
+              <w:pStyle w:val="220"/>
             </w:pPr>
             <w:r>
               <w:t xml:space="preserve">Users are </w:t>
@@ -3059,7 +3496,6 @@
             <w:r>
               <w:t xml:space="preserve">alerted that their invited have been accepted</w:t>
             </w:r>
-            <w:r/>
             <w:r/>
           </w:p>
         </w:tc>
@@ -3077,13 +3513,12 @@
           </w:tcPr>
           <w:p>
             <w:pPr>
-              <w:pStyle w:val="160"/>
+              <w:pStyle w:val="220"/>
             </w:pPr>
             <w:r>
               <w:t xml:space="preserve">User account info</w:t>
             </w:r>
             <w:r/>
-            <w:r/>
           </w:p>
         </w:tc>
         <w:tc>
@@ -3095,12 +3530,11 @@
           </w:tcPr>
           <w:p>
             <w:pPr>
-              <w:pStyle w:val="160"/>
+              <w:pStyle w:val="220"/>
             </w:pPr>
             <w:r>
               <w:t xml:space="preserve">Stored and sent by database.</w:t>
             </w:r>
-            <w:r/>
             <w:r/>
           </w:p>
         </w:tc>
@@ -3118,13 +3552,12 @@
           </w:tcPr>
           <w:p>
             <w:pPr>
-              <w:pStyle w:val="160"/>
+              <w:pStyle w:val="220"/>
             </w:pPr>
             <w:r>
               <w:t xml:space="preserve">Edit and maintenance of site </w:t>
             </w:r>
             <w:r/>
-            <w:r/>
           </w:p>
         </w:tc>
         <w:tc>
@@ -3136,12 +3569,11 @@
           </w:tcPr>
           <w:p>
             <w:pPr>
-              <w:pStyle w:val="160"/>
+              <w:pStyle w:val="220"/>
             </w:pPr>
             <w:r>
               <w:t xml:space="preserve">Admins will maintain site and listen to user feedback about the site.</w:t>
             </w:r>
-            <w:r/>
             <w:r/>
           </w:p>
         </w:tc>
@@ -3149,9 +3581,14 @@
     </w:tbl>
     <w:p>
       <w:pPr>
-        <w:pStyle w:val="230"/>
+        <w:pStyle w:val="290"/>
+        <w:numPr>
+          <w:ilvl w:val="0"/>
+          <w:numId w:val="0"/>
+        </w:numPr>
+        <w:ind w:left="360" w:hanging="0"/>
         <w:rPr>
-          <w:rStyle w:val="223"/>
+          <w:rStyle w:val="283"/>
           <w:sz w:val="28"/>
           <w:lang w:val="en-US"/>
         </w:rPr>
@@ -3160,7 +3597,90 @@
       <w:bookmarkStart w:id="14" w:name="_Toc316999073"/>
       <w:r>
         <w:rPr>
-          <w:rStyle w:val="223"/>
+          <w:rStyle w:val="283"/>
+          <w:sz w:val="28"/>
+          <w:lang w:val="en-US"/>
+        </w:rPr>
+      </w:r>
+      <w:r>
+        <w:rPr>
+          <w:rStyle w:val="283"/>
+          <w:sz w:val="28"/>
+          <w:lang w:val="en-US"/>
+        </w:rPr>
+      </w:r>
+      <w:r/>
+    </w:p>
+    <w:p>
+      <w:pPr>
+        <w:pStyle w:val="290"/>
+        <w:numPr>
+          <w:ilvl w:val="0"/>
+          <w:numId w:val="0"/>
+        </w:numPr>
+        <w:ind w:left="360" w:hanging="0"/>
+        <w:rPr>
+          <w:rStyle w:val="283"/>
+          <w:sz w:val="28"/>
+          <w:lang w:val="en-US"/>
+        </w:rPr>
+      </w:pPr>
+      <w:r>
+        <w:rPr>
+          <w:rStyle w:val="283"/>
+          <w:sz w:val="28"/>
+          <w:lang w:val="en-US"/>
+        </w:rPr>
+        <w:drawing>
+          <wp:inline xmlns:wp="http://schemas.openxmlformats.org/drawingml/2006/wordprocessingDrawing" distT="0" distB="0" distL="0" distR="0">
+            <wp:extent cx="5733414" cy="4092401"/>
+            <wp:effectExtent l="0" t="0" r="0" b="0"/>
+            <wp:docPr id="1" name="" hidden="false"/>
+            <wp:cNvGraphicFramePr>
+              <a:graphicFrameLocks xmlns:a="http://schemas.openxmlformats.org/drawingml/2006/main" noChangeAspect="true"/>
+            </wp:cNvGraphicFramePr>
+            <a:graphic xmlns:a="http://schemas.openxmlformats.org/drawingml/2006/main">
+              <a:graphicData uri="http://schemas.openxmlformats.org/drawingml/2006/picture">
+                <pic:pic xmlns:pic="http://schemas.openxmlformats.org/drawingml/2006/picture">
+                  <pic:nvPicPr>
+                    <pic:cNvPr id="4" name="" hidden="0"/>
+                    <pic:cNvPicPr>
+                      <a:picLocks noChangeAspect="1"/>
+                    </pic:cNvPicPr>
+                  </pic:nvPicPr>
+                  <pic:blipFill>
+                    <a:blip r:embed="rId9"/>
+                    <a:stretch/>
+                  </pic:blipFill>
+                  <pic:spPr bwMode="auto">
+                    <a:xfrm>
+                      <a:off x="0" y="0"/>
+                      <a:ext cx="5733414" cy="4092401"/>
+                    </a:xfrm>
+                    <a:prstGeom prst="rect">
+                      <a:avLst/>
+                    </a:prstGeom>
+                  </pic:spPr>
+                </pic:pic>
+              </a:graphicData>
+            </a:graphic>
+          </wp:inline>
+        </w:drawing>
+      </w:r>
+      <w:r/>
+    </w:p>
+    <w:p>
+      <w:pPr>
+        <w:pStyle w:val="290"/>
+        <w:rPr>
+          <w:rStyle w:val="283"/>
+          <w:sz w:val="28"/>
+          <w:lang w:val="en-US"/>
+        </w:rPr>
+      </w:pPr>
+      <w:r>
+        <w:rPr>
+          <w:rStyle w:val="283"/>
           <w:sz w:val="28"/>
           <w:lang w:val="en-US"/>
         </w:rPr>
@@ -3168,7 +3688,7 @@
       </w:r>
       <w:r>
         <w:rPr>
-          <w:rStyle w:val="223"/>
+          <w:rStyle w:val="283"/>
           <w:sz w:val="28"/>
           <w:lang w:val="en-US"/>
         </w:rPr>
@@ -3177,12 +3697,41 @@
       <w:bookmarkEnd w:id="14"/>
       <w:r>
         <w:rPr>
-          <w:rStyle w:val="223"/>
+          <w:rStyle w:val="283"/>
           <w:sz w:val="28"/>
           <w:lang w:val="en-US"/>
         </w:rPr>
       </w:r>
       <w:r/>
+    </w:p>
+    <w:p>
+      <w:pPr>
+        <w:pStyle w:val="290"/>
+        <w:numPr>
+          <w:ilvl w:val="0"/>
+          <w:numId w:val="0"/>
+        </w:numPr>
+        <w:ind w:left="360" w:hanging="0"/>
+        <w:rPr>
+          <w:rStyle w:val="283"/>
+          <w:sz w:val="28"/>
+          <w:lang w:val="en-US"/>
+        </w:rPr>
+      </w:pPr>
+      <w:r>
+        <w:rPr>
+          <w:rStyle w:val="283"/>
+          <w:sz w:val="28"/>
+          <w:lang w:val="en-US"/>
+        </w:rPr>
+      </w:r>
+      <w:r>
+        <w:rPr>
+          <w:rStyle w:val="283"/>
+          <w:sz w:val="28"/>
+          <w:lang w:val="en-US"/>
+        </w:rPr>
+      </w:r>
     </w:p>
     <w:tbl>
       <w:tblPr>
@@ -3223,11 +3772,10 @@
           </w:tcPr>
           <w:p>
             <w:pPr>
-              <w:pStyle w:val="160"/>
+              <w:pStyle w:val="220"/>
               <w:jc w:val="center"/>
               <w:spacing w:lineRule="atLeast" w:line="240"/>
             </w:pPr>
-            <w:r/>
             <w:r>
               <w:rPr>
                 <w:b/>
@@ -3252,7 +3800,7 @@
           </w:tcPr>
           <w:p>
             <w:pPr>
-              <w:pStyle w:val="160"/>
+              <w:pStyle w:val="220"/>
               <w:jc w:val="center"/>
               <w:spacing w:lineRule="atLeast" w:line="240"/>
             </w:pPr>
@@ -3280,7 +3828,7 @@
           </w:tcPr>
           <w:p>
             <w:pPr>
-              <w:pStyle w:val="160"/>
+              <w:pStyle w:val="220"/>
               <w:jc w:val="center"/>
               <w:spacing w:lineRule="atLeast" w:line="240"/>
             </w:pPr>
@@ -3299,7 +3847,7 @@
           </w:p>
           <w:p>
             <w:pPr>
-              <w:pStyle w:val="160"/>
+              <w:pStyle w:val="220"/>
               <w:jc w:val="center"/>
               <w:spacing w:lineRule="atLeast" w:line="240"/>
             </w:pPr>
@@ -3329,7 +3877,7 @@
           </w:tcPr>
           <w:p>
             <w:pPr>
-              <w:pStyle w:val="160"/>
+              <w:pStyle w:val="220"/>
               <w:numPr>
                 <w:ilvl w:val="0"/>
                 <w:numId w:val="14"/>
@@ -3341,7 +3889,6 @@
             </w:pPr>
             <w:r/>
             <w:r/>
-            <w:r/>
           </w:p>
         </w:tc>
         <w:tc>
@@ -3353,14 +3900,13 @@
           </w:tcPr>
           <w:p>
             <w:pPr>
-              <w:pStyle w:val="160"/>
+              <w:pStyle w:val="220"/>
               <w:spacing w:lineRule="atLeast" w:line="240"/>
             </w:pPr>
             <w:r>
               <w:t xml:space="preserve">User must create an account for creating and joining events</w:t>
             </w:r>
             <w:r/>
-            <w:r/>
           </w:p>
         </w:tc>
         <w:tc>
@@ -3372,11 +3918,12 @@
           </w:tcPr>
           <w:p>
             <w:pPr>
-              <w:pStyle w:val="160"/>
+              <w:pStyle w:val="220"/>
               <w:spacing w:lineRule="atLeast" w:line="240"/>
             </w:pPr>
-            <w:r/>
-            <w:r/>
+            <w:r>
+              <w:t xml:space="preserve">H</w:t>
+            </w:r>
             <w:r/>
           </w:p>
         </w:tc>
@@ -3392,7 +3939,7 @@
           </w:tcPr>
           <w:p>
             <w:pPr>
-              <w:pStyle w:val="160"/>
+              <w:pStyle w:val="220"/>
               <w:numPr>
                 <w:ilvl w:val="0"/>
                 <w:numId w:val="14"/>
@@ -3405,7 +3952,6 @@
             </w:pPr>
             <w:r/>
             <w:r/>
-            <w:r/>
           </w:p>
         </w:tc>
         <w:tc>
@@ -3417,14 +3963,13 @@
           </w:tcPr>
           <w:p>
             <w:pPr>
-              <w:pStyle w:val="160"/>
+              <w:pStyle w:val="220"/>
               <w:spacing w:lineRule="atLeast" w:line="240"/>
             </w:pPr>
             <w:r>
               <w:t xml:space="preserve">Event attendant will receive a survey after every post event </w:t>
             </w:r>
             <w:r/>
-            <w:r/>
           </w:p>
         </w:tc>
         <w:tc>
@@ -3436,11 +3981,12 @@
           </w:tcPr>
           <w:p>
             <w:pPr>
-              <w:pStyle w:val="160"/>
+              <w:pStyle w:val="220"/>
               <w:spacing w:lineRule="atLeast" w:line="240"/>
             </w:pPr>
-            <w:r/>
-            <w:r/>
+            <w:r>
+              <w:t xml:space="preserve">M</w:t>
+            </w:r>
             <w:r/>
           </w:p>
         </w:tc>
@@ -3456,7 +4002,7 @@
           </w:tcPr>
           <w:p>
             <w:pPr>
-              <w:pStyle w:val="160"/>
+              <w:pStyle w:val="220"/>
               <w:numPr>
                 <w:ilvl w:val="0"/>
                 <w:numId w:val="14"/>
@@ -3469,7 +4015,6 @@
             </w:pPr>
             <w:r/>
             <w:r/>
-            <w:r/>
           </w:p>
         </w:tc>
         <w:tc>
@@ -3481,14 +4026,13 @@
           </w:tcPr>
           <w:p>
             <w:pPr>
-              <w:pStyle w:val="160"/>
+              <w:pStyle w:val="220"/>
               <w:spacing w:lineRule="atLeast" w:line="240"/>
             </w:pPr>
             <w:r>
               <w:t xml:space="preserve">Event attendant will receive a report after every post event </w:t>
             </w:r>
             <w:r/>
-            <w:r/>
           </w:p>
         </w:tc>
         <w:tc>
@@ -3500,11 +4044,12 @@
           </w:tcPr>
           <w:p>
             <w:pPr>
-              <w:pStyle w:val="160"/>
+              <w:pStyle w:val="220"/>
               <w:spacing w:lineRule="atLeast" w:line="240"/>
             </w:pPr>
-            <w:r/>
-            <w:r/>
+            <w:r>
+              <w:t xml:space="preserve">L</w:t>
+            </w:r>
             <w:r/>
           </w:p>
         </w:tc>
@@ -3520,7 +4065,7 @@
           </w:tcPr>
           <w:p>
             <w:pPr>
-              <w:pStyle w:val="160"/>
+              <w:pStyle w:val="220"/>
               <w:ind w:left="0"/>
               <w:spacing w:lineRule="atLeast" w:line="240"/>
               <w:tabs>
@@ -3531,7 +4076,6 @@
               <w:t xml:space="preserve">HLR04</w:t>
             </w:r>
             <w:r/>
-            <w:r/>
           </w:p>
         </w:tc>
         <w:tc>
@@ -3543,7 +4087,7 @@
           </w:tcPr>
           <w:p>
             <w:pPr>
-              <w:pStyle w:val="160"/>
+              <w:pStyle w:val="220"/>
               <w:ind w:left="0"/>
               <w:spacing w:lineRule="atLeast" w:line="240"/>
             </w:pPr>
@@ -3551,7 +4095,6 @@
               <w:t xml:space="preserve">Event attendant will receive a notifications after creating an account or join events</w:t>
             </w:r>
             <w:r/>
-            <w:r/>
           </w:p>
         </w:tc>
         <w:tc>
@@ -3563,11 +4106,12 @@
           </w:tcPr>
           <w:p>
             <w:pPr>
-              <w:pStyle w:val="160"/>
+              <w:pStyle w:val="220"/>
               <w:spacing w:lineRule="atLeast" w:line="240"/>
             </w:pPr>
-            <w:r/>
-            <w:r/>
+            <w:r>
+              <w:t xml:space="preserve">M</w:t>
+            </w:r>
             <w:r/>
           </w:p>
         </w:tc>
@@ -3586,7 +4130,6 @@
               <w:t xml:space="preserve">HLR05</w:t>
             </w:r>
             <w:r/>
-            <w:r/>
           </w:p>
         </w:tc>
         <w:tc>
@@ -3601,7 +4144,6 @@
               <w:t xml:space="preserve">Event attendant will send a request for joining event, if the amount is full, they will be on a wait-list. </w:t>
             </w:r>
             <w:r/>
-            <w:r/>
           </w:p>
         </w:tc>
         <w:tc>
@@ -3612,8 +4154,9 @@
             <w:noWrap w:val="false"/>
           </w:tcPr>
           <w:p>
-            <w:r/>
-            <w:r/>
+            <w:r>
+              <w:t xml:space="preserve">H</w:t>
+            </w:r>
             <w:r/>
           </w:p>
         </w:tc>
@@ -3633,7 +4176,6 @@
               <w:t xml:space="preserve">HLR06</w:t>
             </w:r>
             <w:r/>
-            <w:r/>
           </w:p>
         </w:tc>
         <w:tc>
@@ -3649,7 +4191,6 @@
               <w:t xml:space="preserve">Event attendant can cancel the event they joined</w:t>
             </w:r>
             <w:r/>
-            <w:r/>
           </w:p>
         </w:tc>
         <w:tc>
@@ -3661,8 +4202,9 @@
             <w:noWrap w:val="false"/>
           </w:tcPr>
           <w:p>
-            <w:r/>
-            <w:r/>
+            <w:r>
+              <w:t xml:space="preserve">M</w:t>
+            </w:r>
             <w:r/>
           </w:p>
         </w:tc>
@@ -3679,7 +4221,7 @@
           </w:tcPr>
           <w:p>
             <w:pPr>
-              <w:pStyle w:val="160"/>
+              <w:pStyle w:val="220"/>
               <w:ind w:left="0"/>
               <w:spacing w:lineRule="atLeast" w:line="240"/>
               <w:tabs>
@@ -3690,7 +4232,6 @@
               <w:t xml:space="preserve">HLR07</w:t>
             </w:r>
             <w:r/>
-            <w:r/>
           </w:p>
         </w:tc>
         <w:tc>
@@ -3703,14 +4244,13 @@
           </w:tcPr>
           <w:p>
             <w:pPr>
-              <w:pStyle w:val="160"/>
+              <w:pStyle w:val="220"/>
               <w:spacing w:lineRule="atLeast" w:line="240"/>
             </w:pPr>
             <w:r>
               <w:t xml:space="preserve">Event creator can assign the amount of attendee</w:t>
             </w:r>
             <w:r/>
-            <w:r/>
           </w:p>
         </w:tc>
         <w:tc>
@@ -3723,11 +4263,12 @@
           </w:tcPr>
           <w:p>
             <w:pPr>
-              <w:pStyle w:val="160"/>
+              <w:pStyle w:val="220"/>
               <w:spacing w:lineRule="atLeast" w:line="240"/>
             </w:pPr>
-            <w:r/>
-            <w:r/>
+            <w:r>
+              <w:t xml:space="preserve">H</w:t>
+            </w:r>
             <w:r/>
           </w:p>
         </w:tc>
@@ -3747,7 +4288,6 @@
               <w:t xml:space="preserve">HLR08</w:t>
             </w:r>
             <w:r/>
-            <w:r/>
           </w:p>
         </w:tc>
         <w:tc>
@@ -3763,7 +4303,6 @@
               <w:t xml:space="preserve">Event creator can accept or refuse joining request event</w:t>
             </w:r>
             <w:r/>
-            <w:r/>
           </w:p>
         </w:tc>
         <w:tc>
@@ -3775,8 +4314,9 @@
             <w:noWrap w:val="false"/>
           </w:tcPr>
           <w:p>
-            <w:r/>
-            <w:r/>
+            <w:r>
+              <w:t xml:space="preserve">M</w:t>
+            </w:r>
             <w:r/>
           </w:p>
         </w:tc>
@@ -3796,7 +4336,6 @@
               <w:t xml:space="preserve">HLR09</w:t>
             </w:r>
             <w:r/>
-            <w:r/>
           </w:p>
         </w:tc>
         <w:tc>
@@ -3812,7 +4351,6 @@
               <w:t xml:space="preserve">Event creator will receive a report about the event include the amount of attendant and rating</w:t>
             </w:r>
             <w:r/>
-            <w:r/>
           </w:p>
         </w:tc>
         <w:tc>
@@ -3824,8 +4362,9 @@
             <w:noWrap w:val="false"/>
           </w:tcPr>
           <w:p>
-            <w:r/>
-            <w:r/>
+            <w:r>
+              <w:t xml:space="preserve">L</w:t>
+            </w:r>
             <w:r/>
           </w:p>
         </w:tc>
@@ -3845,7 +4384,6 @@
               <w:t xml:space="preserve">HLR10</w:t>
             </w:r>
             <w:r/>
-            <w:r/>
           </w:p>
         </w:tc>
         <w:tc>
@@ -3861,7 +4399,6 @@
               <w:t xml:space="preserve">User can locate the event </w:t>
             </w:r>
             <w:r/>
-            <w:r/>
           </w:p>
         </w:tc>
         <w:tc>
@@ -3873,8 +4410,9 @@
             <w:noWrap w:val="false"/>
           </w:tcPr>
           <w:p>
-            <w:r/>
-            <w:r/>
+            <w:r>
+              <w:t xml:space="preserve">H</w:t>
+            </w:r>
             <w:r/>
           </w:p>
         </w:tc>
@@ -3894,7 +4432,6 @@
               <w:t xml:space="preserve">HLR11</w:t>
             </w:r>
             <w:r/>
-            <w:r/>
           </w:p>
         </w:tc>
         <w:tc>
@@ -3910,7 +4447,6 @@
               <w:t xml:space="preserve">User can make friends with others</w:t>
             </w:r>
             <w:r/>
-            <w:r/>
           </w:p>
         </w:tc>
         <w:tc>
@@ -3922,8 +4458,9 @@
             <w:noWrap w:val="false"/>
           </w:tcPr>
           <w:p>
-            <w:r/>
-            <w:r/>
+            <w:r>
+              <w:t xml:space="preserve">M</w:t>
+            </w:r>
             <w:r/>
           </w:p>
         </w:tc>
@@ -3943,7 +4480,6 @@
               <w:t xml:space="preserve">HLR12</w:t>
             </w:r>
             <w:r/>
-            <w:r/>
           </w:p>
         </w:tc>
         <w:tc>
@@ -3959,7 +4495,6 @@
               <w:t xml:space="preserve">User have a messenger for chatting</w:t>
             </w:r>
             <w:r/>
-            <w:r/>
           </w:p>
         </w:tc>
         <w:tc>
@@ -3971,8 +4506,9 @@
             <w:noWrap w:val="false"/>
           </w:tcPr>
           <w:p>
-            <w:r/>
-            <w:r/>
+            <w:r>
+              <w:t xml:space="preserve">H</w:t>
+            </w:r>
             <w:r/>
           </w:p>
         </w:tc>
@@ -3992,7 +4528,6 @@
               <w:t xml:space="preserve">HLR13</w:t>
             </w:r>
             <w:r/>
-            <w:r/>
           </w:p>
         </w:tc>
         <w:tc>
@@ -4008,7 +4543,6 @@
               <w:t xml:space="preserve">User have a calendar for tracking and reminding events</w:t>
             </w:r>
             <w:r/>
-            <w:r/>
           </w:p>
         </w:tc>
         <w:tc>
@@ -4020,8 +4554,9 @@
             <w:noWrap w:val="false"/>
           </w:tcPr>
           <w:p>
-            <w:r/>
-            <w:r/>
+            <w:r>
+              <w:t xml:space="preserve">H</w:t>
+            </w:r>
             <w:r/>
           </w:p>
         </w:tc>
@@ -4029,7 +4564,7 @@
     </w:tbl>
     <w:p>
       <w:pPr>
-        <w:pStyle w:val="160"/>
+        <w:pStyle w:val="220"/>
       </w:pPr>
       <w:r/>
       <w:bookmarkEnd w:id="0"/>
@@ -4060,9 +4595,9 @@
     </w:p>
     <w:p>
       <w:pPr>
-        <w:pStyle w:val="230"/>
+        <w:pStyle w:val="290"/>
         <w:rPr>
-          <w:rStyle w:val="223"/>
+          <w:rStyle w:val="283"/>
           <w:sz w:val="28"/>
           <w:lang w:val="en-US"/>
         </w:rPr>
@@ -4073,7 +4608,7 @@
       <w:bookmarkStart w:id="16" w:name="_Toc316999075"/>
       <w:r>
         <w:rPr>
-          <w:rStyle w:val="223"/>
+          <w:rStyle w:val="283"/>
           <w:sz w:val="28"/>
           <w:lang w:val="en-US"/>
         </w:rPr>
@@ -4081,7 +4616,7 @@
       </w:r>
       <w:r>
         <w:rPr>
-          <w:rStyle w:val="223"/>
+          <w:rStyle w:val="283"/>
           <w:sz w:val="28"/>
           <w:lang w:val="en-US"/>
         </w:rPr>
@@ -4089,7 +4624,7 @@
       </w:r>
       <w:r>
         <w:rPr>
-          <w:rStyle w:val="223"/>
+          <w:rStyle w:val="283"/>
           <w:sz w:val="28"/>
           <w:lang w:val="en-US"/>
         </w:rPr>
@@ -4100,7 +4635,7 @@
       <w:bookmarkEnd w:id="16"/>
       <w:r>
         <w:rPr>
-          <w:rStyle w:val="223"/>
+          <w:rStyle w:val="283"/>
           <w:sz w:val="28"/>
           <w:lang w:val="en-US"/>
         </w:rPr>
@@ -4109,38 +4644,43 @@
     </w:p>
     <w:p>
       <w:pPr>
-        <w:pStyle w:val="190"/>
+        <w:pStyle w:val="250"/>
       </w:pPr>
       <w:r>
         <w:rPr>
           <w:color w:val="000000"/>
         </w:rPr>
-        <w:t xml:space="preserve">The undersigned acknowledge their agreement with the contents of Version </w:t>
+        <w:t xml:space="preserve">The undersigned acknowledge their agreement with the contents of Version</w:t>
       </w:r>
       <w:r>
         <w:rPr>
-          <w:color w:val="008000"/>
+          <w:color w:val="92D050"/>
         </w:rPr>
-        <w:t xml:space="preserve">&lt;</w:t>
+        <w:t xml:space="preserve"> </w:t>
       </w:r>
       <w:r>
         <w:rPr>
-          <w:i w:val="false"/>
-          <w:color w:val="008000"/>
+          <w:color w:val="00B050"/>
         </w:rPr>
-        <w:t xml:space="preserve">x.x</w:t>
+        <w:t xml:space="preserve">CC </w:t>
       </w:r>
       <w:r>
         <w:rPr>
-          <w:color w:val="008000"/>
+          <w:color w:val="00B050"/>
         </w:rPr>
-        <w:t xml:space="preserve">&gt;</w:t>
+        <w:t xml:space="preserve">1.0</w:t>
+      </w:r>
+      <w:r>
+        <w:rPr>
+          <w:color w:val="00B050"/>
+        </w:rPr>
+        <w:t xml:space="preserve"> </w:t>
       </w:r>
       <w:r>
         <w:rPr>
           <w:color w:val="000000"/>
         </w:rPr>
-        <w:t xml:space="preserve"> of the </w:t>
+        <w:t xml:space="preserve">of the </w:t>
       </w:r>
       <w:r>
         <w:rPr>
@@ -4165,19 +4705,18 @@
         <w:rPr>
           <w:color w:val="008000"/>
         </w:rPr>
-        <w:t xml:space="preserve">&lt;Project Name&gt;</w:t>
+        <w:t xml:space="preserve">CultureConnect</w:t>
       </w:r>
       <w:r>
         <w:rPr>
           <w:i w:val="false"/>
         </w:rPr>
-        <w:t xml:space="preserve">.</w:t>
       </w:r>
       <w:r/>
     </w:p>
     <w:p>
       <w:pPr>
-        <w:pStyle w:val="190"/>
+        <w:pStyle w:val="250"/>
         <w:rPr>
           <w:color w:val="000000"/>
         </w:rPr>
@@ -4191,7 +4730,7 @@
     </w:p>
     <w:p>
       <w:pPr>
-        <w:pStyle w:val="190"/>
+        <w:pStyle w:val="250"/>
         <w:rPr>
           <w:color w:val="000000"/>
         </w:rPr>
@@ -4217,7 +4756,7 @@
     </w:p>
     <w:p>
       <w:pPr>
-        <w:pStyle w:val="160"/>
+        <w:pStyle w:val="220"/>
       </w:pPr>
       <w:r/>
       <w:r/>
@@ -4234,7 +4773,7 @@
           <w:insideV w:val="single" w:color="000000" w:sz="4" w:space="0"/>
           <w:insideH w:val="single" w:color="000000" w:sz="4" w:space="0"/>
         </w:tblBorders>
-        <w:tblLayout w:type="autofit"/>
+        <w:tblLayout w:type="fixed"/>
         <w:tblCellMar>
           <w:left w:w="108" w:type="dxa"/>
           <w:top w:w="0" w:type="dxa"/>
@@ -4244,8 +4783,8 @@
         <w:tblLook w:val="01E0" w:firstRow="1" w:lastRow="1" w:firstColumn="1" w:lastColumn="1" w:noHBand="0" w:noVBand="0"/>
       </w:tblPr>
       <w:tblGrid>
-        <w:gridCol w:w="1818"/>
-        <w:gridCol w:w="4860"/>
+        <w:gridCol w:w="2211"/>
+        <w:gridCol w:w="4467"/>
         <w:gridCol w:w="2567"/>
       </w:tblGrid>
       <w:tr>
@@ -4255,14 +4794,14 @@
         <w:tc>
           <w:tcPr>
             <w:shd w:val="clear" w:color="auto" w:fill="E6E6E6"/>
-            <w:tcW w:w="1818" w:type="dxa"/>
+            <w:tcW w:w="2211" w:type="dxa"/>
             <w:vAlign w:val="center"/>
             <w:textDirection w:val="lrTb"/>
             <w:noWrap w:val="false"/>
           </w:tcPr>
           <w:p>
             <w:pPr>
-              <w:pStyle w:val="160"/>
+              <w:pStyle w:val="220"/>
               <w:jc w:val="center"/>
               <w:rPr>
                 <w:b/>
@@ -4280,14 +4819,14 @@
         <w:tc>
           <w:tcPr>
             <w:shd w:val="clear" w:color="auto" w:fill="E6E6E6"/>
-            <w:tcW w:w="4860" w:type="dxa"/>
+            <w:tcW w:w="4467" w:type="dxa"/>
             <w:vAlign w:val="center"/>
             <w:textDirection w:val="lrTb"/>
             <w:noWrap w:val="false"/>
           </w:tcPr>
           <w:p>
             <w:pPr>
-              <w:pStyle w:val="160"/>
+              <w:pStyle w:val="220"/>
               <w:jc w:val="center"/>
               <w:rPr>
                 <w:b/>
@@ -4303,7 +4842,7 @@
           </w:p>
           <w:p>
             <w:pPr>
-              <w:pStyle w:val="160"/>
+              <w:pStyle w:val="220"/>
               <w:jc w:val="center"/>
               <w:rPr>
                 <w:b/>
@@ -4328,7 +4867,7 @@
           </w:tcPr>
           <w:p>
             <w:pPr>
-              <w:pStyle w:val="160"/>
+              <w:pStyle w:val="220"/>
               <w:jc w:val="center"/>
               <w:rPr>
                 <w:b/>
@@ -4353,31 +4892,44 @@
         <w:trPr/>
         <w:tc>
           <w:tcPr>
-            <w:tcW w:w="1818" w:type="dxa"/>
-            <w:vAlign w:val="top"/>
-            <w:textDirection w:val="lrTb"/>
-            <w:noWrap w:val="false"/>
-          </w:tcPr>
-          <w:p>
-            <w:pPr>
-              <w:pStyle w:val="160"/>
-            </w:pPr>
-            <w:r/>
-            <w:r/>
-          </w:p>
-        </w:tc>
-        <w:tc>
-          <w:tcPr>
-            <w:tcW w:w="4860" w:type="dxa"/>
-            <w:vAlign w:val="top"/>
-            <w:textDirection w:val="lrTb"/>
-            <w:noWrap w:val="false"/>
-          </w:tcPr>
-          <w:p>
-            <w:pPr>
-              <w:pStyle w:val="160"/>
-            </w:pPr>
-            <w:r/>
+            <w:tcW w:w="2211" w:type="dxa"/>
+            <w:vAlign w:val="top"/>
+            <w:textDirection w:val="lrTb"/>
+            <w:noWrap w:val="false"/>
+          </w:tcPr>
+          <w:p>
+            <w:pPr>
+              <w:pStyle w:val="220"/>
+              <w:spacing w:after="40" w:before="40"/>
+            </w:pPr>
+            <w:r>
+              <w:rPr>
+                <w:rFonts w:ascii="Calibri" w:hAnsi="Calibri" w:cs="Calibri" w:eastAsia="Calibri"/>
+                <w:color w:val="000000"/>
+                <w:sz w:val="24"/>
+              </w:rPr>
+              <w:t xml:space="preserve">Youquan Liu</w:t>
+            </w:r>
+            <w:r/>
+            <w:r/>
+            <w:r/>
+            <w:r/>
+          </w:p>
+        </w:tc>
+        <w:tc>
+          <w:tcPr>
+            <w:tcW w:w="4467" w:type="dxa"/>
+            <w:vAlign w:val="top"/>
+            <w:textDirection w:val="lrTb"/>
+            <w:noWrap w:val="false"/>
+          </w:tcPr>
+          <w:p>
+            <w:pPr>
+              <w:pStyle w:val="220"/>
+            </w:pPr>
+            <w:r>
+              <w:t xml:space="preserve">Team Leader</w:t>
+            </w:r>
             <w:r/>
           </w:p>
         </w:tc>
@@ -4390,9 +4942,11 @@
           </w:tcPr>
           <w:p>
             <w:pPr>
-              <w:pStyle w:val="160"/>
-            </w:pPr>
-            <w:r/>
+              <w:pStyle w:val="220"/>
+            </w:pPr>
+            <w:r>
+              <w:t xml:space="preserve">Sept 3rd, 2018</w:t>
+            </w:r>
             <w:r/>
           </w:p>
         </w:tc>
@@ -4401,31 +4955,42 @@
         <w:trPr/>
         <w:tc>
           <w:tcPr>
-            <w:tcW w:w="1818" w:type="dxa"/>
-            <w:vAlign w:val="top"/>
-            <w:textDirection w:val="lrTb"/>
-            <w:noWrap w:val="false"/>
-          </w:tcPr>
-          <w:p>
-            <w:pPr>
-              <w:pStyle w:val="160"/>
-            </w:pPr>
-            <w:r/>
-            <w:r/>
-          </w:p>
-        </w:tc>
-        <w:tc>
-          <w:tcPr>
-            <w:tcW w:w="4860" w:type="dxa"/>
-            <w:vAlign w:val="top"/>
-            <w:textDirection w:val="lrTb"/>
-            <w:noWrap w:val="false"/>
-          </w:tcPr>
-          <w:p>
-            <w:pPr>
-              <w:pStyle w:val="160"/>
-            </w:pPr>
-            <w:r/>
+            <w:tcW w:w="2211" w:type="dxa"/>
+            <w:vAlign w:val="top"/>
+            <w:textDirection w:val="lrTb"/>
+            <w:noWrap w:val="false"/>
+          </w:tcPr>
+          <w:p>
+            <w:pPr>
+              <w:pStyle w:val="220"/>
+              <w:spacing w:after="40" w:before="40"/>
+            </w:pPr>
+            <w:r>
+              <w:rPr>
+                <w:rFonts w:ascii="Calibri" w:hAnsi="Calibri" w:cs="Calibri" w:eastAsia="Calibri"/>
+                <w:color w:val="000000"/>
+                <w:sz w:val="24"/>
+              </w:rPr>
+              <w:t xml:space="preserve">Duy Hao Bui </w:t>
+            </w:r>
+            <w:r/>
+            <w:r/>
+          </w:p>
+        </w:tc>
+        <w:tc>
+          <w:tcPr>
+            <w:tcW w:w="4467" w:type="dxa"/>
+            <w:vAlign w:val="top"/>
+            <w:textDirection w:val="lrTb"/>
+            <w:noWrap w:val="false"/>
+          </w:tcPr>
+          <w:p>
+            <w:pPr>
+              <w:pStyle w:val="220"/>
+            </w:pPr>
+            <w:r>
+              <w:t xml:space="preserve">Team</w:t>
+            </w:r>
             <w:r/>
           </w:p>
         </w:tc>
@@ -4438,8 +5003,13 @@
           </w:tcPr>
           <w:p>
             <w:pPr>
-              <w:pStyle w:val="160"/>
-            </w:pPr>
+              <w:pStyle w:val="220"/>
+            </w:pPr>
+            <w:r/>
+            <w:r>
+              <w:t xml:space="preserve">Sept 3rd, 2018</w:t>
+            </w:r>
+            <w:r/>
             <w:r/>
             <w:r/>
           </w:p>
@@ -4449,31 +5019,38 @@
         <w:trPr/>
         <w:tc>
           <w:tcPr>
-            <w:tcW w:w="1818" w:type="dxa"/>
-            <w:vAlign w:val="top"/>
-            <w:textDirection w:val="lrTb"/>
-            <w:noWrap w:val="false"/>
-          </w:tcPr>
-          <w:p>
-            <w:pPr>
-              <w:pStyle w:val="160"/>
-            </w:pPr>
-            <w:r/>
-            <w:r/>
-          </w:p>
-        </w:tc>
-        <w:tc>
-          <w:tcPr>
-            <w:tcW w:w="4860" w:type="dxa"/>
-            <w:vAlign w:val="top"/>
-            <w:textDirection w:val="lrTb"/>
-            <w:noWrap w:val="false"/>
-          </w:tcPr>
-          <w:p>
-            <w:pPr>
-              <w:pStyle w:val="160"/>
-            </w:pPr>
-            <w:r/>
+            <w:tcW w:w="2211" w:type="dxa"/>
+            <w:vAlign w:val="top"/>
+            <w:textDirection w:val="lrTb"/>
+            <w:noWrap w:val="false"/>
+          </w:tcPr>
+          <w:p>
+            <w:r>
+              <w:rPr>
+                <w:rFonts w:ascii="Calibri" w:hAnsi="Calibri" w:cs="Calibri" w:eastAsia="Calibri"/>
+                <w:color w:val="000000"/>
+                <w:sz w:val="24"/>
+              </w:rPr>
+              <w:t xml:space="preserve">Anthony Caldwell</w:t>
+            </w:r>
+            <w:r/>
+            <w:r/>
+          </w:p>
+        </w:tc>
+        <w:tc>
+          <w:tcPr>
+            <w:tcW w:w="4467" w:type="dxa"/>
+            <w:vAlign w:val="top"/>
+            <w:textDirection w:val="lrTb"/>
+            <w:noWrap w:val="false"/>
+          </w:tcPr>
+          <w:p>
+            <w:pPr>
+              <w:pStyle w:val="220"/>
+            </w:pPr>
+            <w:r>
+              <w:t xml:space="preserve">Team</w:t>
+            </w:r>
             <w:r/>
           </w:p>
         </w:tc>
@@ -4486,8 +5063,127 @@
           </w:tcPr>
           <w:p>
             <w:pPr>
-              <w:pStyle w:val="160"/>
-            </w:pPr>
+              <w:pStyle w:val="220"/>
+            </w:pPr>
+            <w:r/>
+            <w:r>
+              <w:t xml:space="preserve">Sept 3rd, 2018</w:t>
+            </w:r>
+            <w:r/>
+            <w:r/>
+            <w:r/>
+          </w:p>
+        </w:tc>
+      </w:tr>
+      <w:tr>
+        <w:trPr/>
+        <w:tc>
+          <w:tcPr>
+            <w:tcW w:w="2211" w:type="dxa"/>
+            <w:vAlign w:val="top"/>
+            <w:vMerge w:val="restart"/>
+            <w:textDirection w:val="lrTb"/>
+            <w:noWrap w:val="false"/>
+          </w:tcPr>
+          <w:p>
+            <w:r>
+              <w:rPr>
+                <w:rFonts w:ascii="Calibri" w:hAnsi="Calibri" w:cs="Calibri" w:eastAsia="Calibri"/>
+                <w:color w:val="000000"/>
+                <w:sz w:val="24"/>
+              </w:rPr>
+              <w:t xml:space="preserve">Ryan Haberle</w:t>
+            </w:r>
+            <w:r/>
+            <w:r/>
+          </w:p>
+        </w:tc>
+        <w:tc>
+          <w:tcPr>
+            <w:tcW w:w="4467" w:type="dxa"/>
+            <w:vAlign w:val="top"/>
+            <w:vMerge w:val="restart"/>
+            <w:textDirection w:val="lrTb"/>
+            <w:noWrap w:val="false"/>
+          </w:tcPr>
+          <w:p>
+            <w:r>
+              <w:t xml:space="preserve">Team</w:t>
+            </w:r>
+            <w:r/>
+          </w:p>
+        </w:tc>
+        <w:tc>
+          <w:tcPr>
+            <w:tcW w:w="2567" w:type="dxa"/>
+            <w:vAlign w:val="top"/>
+            <w:vMerge w:val="restart"/>
+            <w:textDirection w:val="lrTb"/>
+            <w:noWrap w:val="false"/>
+          </w:tcPr>
+          <w:p>
+            <w:r/>
+            <w:r>
+              <w:t xml:space="preserve">Sept 3rd, 2018</w:t>
+            </w:r>
+            <w:r/>
+            <w:r/>
+            <w:r/>
+          </w:p>
+        </w:tc>
+      </w:tr>
+      <w:tr>
+        <w:trPr/>
+        <w:tc>
+          <w:tcPr>
+            <w:tcW w:w="2211" w:type="dxa"/>
+            <w:vAlign w:val="top"/>
+            <w:vMerge w:val="restart"/>
+            <w:textDirection w:val="lrTb"/>
+            <w:noWrap w:val="false"/>
+          </w:tcPr>
+          <w:p>
+            <w:r>
+              <w:rPr>
+                <w:rFonts w:ascii="Calibri" w:hAnsi="Calibri" w:cs="Calibri" w:eastAsia="Calibri"/>
+                <w:color w:val="000000"/>
+                <w:sz w:val="24"/>
+              </w:rPr>
+              <w:t xml:space="preserve">Qian Wang </w:t>
+            </w:r>
+            <w:r/>
+            <w:r/>
+          </w:p>
+        </w:tc>
+        <w:tc>
+          <w:tcPr>
+            <w:tcW w:w="4467" w:type="dxa"/>
+            <w:vAlign w:val="top"/>
+            <w:vMerge w:val="restart"/>
+            <w:textDirection w:val="lrTb"/>
+            <w:noWrap w:val="false"/>
+          </w:tcPr>
+          <w:p>
+            <w:r>
+              <w:t xml:space="preserve">Team</w:t>
+            </w:r>
+            <w:r/>
+          </w:p>
+        </w:tc>
+        <w:tc>
+          <w:tcPr>
+            <w:tcW w:w="2567" w:type="dxa"/>
+            <w:vAlign w:val="top"/>
+            <w:vMerge w:val="restart"/>
+            <w:textDirection w:val="lrTb"/>
+            <w:noWrap w:val="false"/>
+          </w:tcPr>
+          <w:p>
+            <w:r/>
+            <w:r>
+              <w:t xml:space="preserve">Sept 3rd, 2018</w:t>
+            </w:r>
+            <w:r/>
             <w:r/>
             <w:r/>
           </w:p>
@@ -4496,18 +5192,18 @@
     </w:tbl>
     <w:p>
       <w:pPr>
-        <w:pStyle w:val="160"/>
+        <w:pStyle w:val="220"/>
       </w:pPr>
       <w:r/>
       <w:r/>
     </w:p>
     <w:p>
       <w:pPr>
-        <w:pStyle w:val="160"/>
+        <w:pStyle w:val="220"/>
       </w:pPr>
       <w:r>
         <w:rPr>
-          <w:rStyle w:val="228"/>
+          <w:rStyle w:val="288"/>
         </w:rPr>
         <w:t xml:space="preserve">* Note: physical signatures are not required. Email approvals are acceptable and should be appended to project documents.</w:t>
       </w:r>
@@ -4533,10 +5229,10 @@
       <w:pPr>
         <w:spacing w:lineRule="auto" w:line="240" w:after="0"/>
       </w:pPr>
-      <w:r/>
       <w:r>
         <w:separator/>
       </w:r>
+      <w:r/>
     </w:p>
   </w:footnote>
   <w:footnote w:type="continuationSeparator" w:id="0">
@@ -4544,10 +5240,10 @@
       <w:pPr>
         <w:spacing w:lineRule="auto" w:line="240" w:after="0"/>
       </w:pPr>
-      <w:r/>
       <w:r>
         <w:continuationSeparator/>
       </w:r>
+      <w:r/>
     </w:p>
   </w:footnote>
 </w:footnotes>
@@ -4557,7 +5253,7 @@
 <w:hdr xmlns:wpc="http://schemas.microsoft.com/office/word/2010/wordprocessingCanvas" xmlns:mc="http://schemas.openxmlformats.org/markup-compatibility/2006" xmlns:o="urn:schemas-microsoft-com:office:office" xmlns:r="http://schemas.openxmlformats.org/officeDocument/2006/relationships" xmlns:m="http://schemas.openxmlformats.org/officeDocument/2006/math" xmlns:v="urn:schemas-microsoft-com:vml" xmlns:wp14="http://schemas.microsoft.com/office/word/2010/wordprocessingDrawing" xmlns:wp="http://schemas.openxmlformats.org/drawingml/2006/wordprocessingDrawing" xmlns:w10="urn:schemas-microsoft-com:office:word" xmlns:w="http://schemas.openxmlformats.org/wordprocessingml/2006/main" xmlns:w14="http://schemas.microsoft.com/office/word/2010/wordml" xmlns:wpg="http://schemas.microsoft.com/office/word/2010/wordprocessingGroup" xmlns:wpi="http://schemas.microsoft.com/office/word/2010/wordprocessingInk" xmlns:wne="http://schemas.microsoft.com/office/word/2006/wordml" xmlns:a="http://schemas.openxmlformats.org/drawingml/2006/main" xmlns:wps="http://schemas.microsoft.com/office/word/2010/wordprocessingShape" mc:Ignorable="w14 wp14">
   <w:p>
     <w:pPr>
-      <w:pStyle w:val="173"/>
+      <w:pStyle w:val="233"/>
       <w:tabs>
         <w:tab w:val="clear" w:pos="4320" w:leader="none"/>
         <w:tab w:val="clear" w:pos="8640" w:leader="none"/>
@@ -4603,7 +5299,7 @@
   </w:p>
   <w:p>
     <w:pPr>
-      <w:pStyle w:val="173"/>
+      <w:pStyle w:val="233"/>
       <w:tabs>
         <w:tab w:val="clear" w:pos="8640" w:leader="none"/>
         <w:tab w:val="right" w:pos="9270" w:leader="none"/>
@@ -4622,13 +5318,13 @@
     <w:lvl w:ilvl="0">
       <w:start w:val="1"/>
       <w:numFmt w:val="decimal"/>
-      <w:pStyle w:val="230"/>
+      <w:pStyle w:val="290"/>
       <w:suff w:val="tab"/>
       <w:lvlText w:val="%1."/>
       <w:lvlJc w:val="left"/>
       <w:pPr>
-        <w:pStyle w:val="160"/>
-        <w:ind w:left="360" w:hanging="359"/>
+        <w:pStyle w:val="220"/>
+        <w:ind w:left="360" w:hanging="357"/>
         <w:tabs>
           <w:tab w:val="left" w:pos="360" w:leader="none"/>
         </w:tabs>
@@ -4641,8 +5337,8 @@
       <w:lvlText w:val="%1.%2."/>
       <w:lvlJc w:val="left"/>
       <w:pPr>
-        <w:pStyle w:val="160"/>
-        <w:ind w:left="792" w:hanging="431"/>
+        <w:pStyle w:val="220"/>
+        <w:ind w:left="792" w:hanging="429"/>
         <w:tabs>
           <w:tab w:val="left" w:pos="792" w:leader="none"/>
         </w:tabs>
@@ -4655,8 +5351,8 @@
       <w:lvlText w:val="%1.%2.%3."/>
       <w:lvlJc w:val="left"/>
       <w:pPr>
-        <w:pStyle w:val="160"/>
-        <w:ind w:left="1224" w:hanging="503"/>
+        <w:pStyle w:val="220"/>
+        <w:ind w:left="1224" w:hanging="501"/>
         <w:tabs>
           <w:tab w:val="left" w:pos="1440" w:leader="none"/>
         </w:tabs>
@@ -4669,8 +5365,8 @@
       <w:lvlText w:val="%1.%2.%3.%4."/>
       <w:lvlJc w:val="left"/>
       <w:pPr>
-        <w:pStyle w:val="160"/>
-        <w:ind w:left="1728" w:hanging="647"/>
+        <w:pStyle w:val="220"/>
+        <w:ind w:left="1728" w:hanging="645"/>
         <w:tabs>
           <w:tab w:val="left" w:pos="1800" w:leader="none"/>
         </w:tabs>
@@ -4683,8 +5379,8 @@
       <w:lvlText w:val="%1.%2.%3.%4.%5."/>
       <w:lvlJc w:val="left"/>
       <w:pPr>
-        <w:pStyle w:val="160"/>
-        <w:ind w:left="2232" w:hanging="791"/>
+        <w:pStyle w:val="220"/>
+        <w:ind w:left="2232" w:hanging="789"/>
         <w:tabs>
           <w:tab w:val="left" w:pos="2520" w:leader="none"/>
         </w:tabs>
@@ -4697,8 +5393,8 @@
       <w:lvlText w:val="%1.%2.%3.%4.%5.%6."/>
       <w:lvlJc w:val="left"/>
       <w:pPr>
-        <w:pStyle w:val="160"/>
-        <w:ind w:left="2736" w:hanging="935"/>
+        <w:pStyle w:val="220"/>
+        <w:ind w:left="2736" w:hanging="933"/>
         <w:tabs>
           <w:tab w:val="left" w:pos="2880" w:leader="none"/>
         </w:tabs>
@@ -4711,8 +5407,8 @@
       <w:lvlText w:val="%1.%2.%3.%4.%5.%6.%7."/>
       <w:lvlJc w:val="left"/>
       <w:pPr>
-        <w:pStyle w:val="160"/>
-        <w:ind w:left="3240" w:hanging="1079"/>
+        <w:pStyle w:val="220"/>
+        <w:ind w:left="3240" w:hanging="1077"/>
         <w:tabs>
           <w:tab w:val="left" w:pos="3600" w:leader="none"/>
         </w:tabs>
@@ -4725,8 +5421,8 @@
       <w:lvlText w:val="%1.%2.%3.%4.%5.%6.%7.%8."/>
       <w:lvlJc w:val="left"/>
       <w:pPr>
-        <w:pStyle w:val="160"/>
-        <w:ind w:left="3744" w:hanging="1223"/>
+        <w:pStyle w:val="220"/>
+        <w:ind w:left="3744" w:hanging="1221"/>
         <w:tabs>
           <w:tab w:val="left" w:pos="3960" w:leader="none"/>
         </w:tabs>
@@ -4739,8 +5435,8 @@
       <w:lvlText w:val="%1.%2.%3.%4.%5.%6.%7.%8.%9."/>
       <w:lvlJc w:val="left"/>
       <w:pPr>
-        <w:pStyle w:val="160"/>
-        <w:ind w:left="4320" w:hanging="1439"/>
+        <w:pStyle w:val="220"/>
+        <w:ind w:left="4320" w:hanging="1437"/>
         <w:tabs>
           <w:tab w:val="left" w:pos="4680" w:leader="none"/>
         </w:tabs>
@@ -4752,13 +5448,13 @@
     <w:lvl w:ilvl="0">
       <w:start w:val="1"/>
       <w:numFmt w:val="bullet"/>
-      <w:pStyle w:val="211"/>
+      <w:pStyle w:val="271"/>
       <w:suff w:val="tab"/>
       <w:lvlText w:val=""/>
       <w:lvlJc w:val="left"/>
       <w:pPr>
-        <w:pStyle w:val="160"/>
-        <w:ind w:left="1440" w:hanging="359"/>
+        <w:pStyle w:val="220"/>
+        <w:ind w:left="1440" w:hanging="357"/>
         <w:tabs>
           <w:tab w:val="left" w:pos="1440" w:leader="none"/>
         </w:tabs>
@@ -4774,8 +5470,8 @@
       <w:lvlText w:val=""/>
       <w:lvlJc w:val="left"/>
       <w:pPr>
-        <w:pStyle w:val="160"/>
-        <w:ind w:left="2160" w:hanging="359"/>
+        <w:pStyle w:val="220"/>
+        <w:ind w:left="2160" w:hanging="357"/>
         <w:tabs>
           <w:tab w:val="left" w:pos="2160" w:leader="none"/>
         </w:tabs>
@@ -4791,8 +5487,8 @@
       <w:lvlText w:val="%3."/>
       <w:lvlJc w:val="right"/>
       <w:pPr>
-        <w:pStyle w:val="160"/>
-        <w:ind w:left="2880" w:hanging="179"/>
+        <w:pStyle w:val="220"/>
+        <w:ind w:left="2880" w:hanging="177"/>
         <w:tabs>
           <w:tab w:val="left" w:pos="2880" w:leader="none"/>
         </w:tabs>
@@ -4805,8 +5501,8 @@
       <w:lvlText w:val="%4."/>
       <w:lvlJc w:val="left"/>
       <w:pPr>
-        <w:pStyle w:val="160"/>
-        <w:ind w:left="3600" w:hanging="359"/>
+        <w:pStyle w:val="220"/>
+        <w:ind w:left="3600" w:hanging="357"/>
         <w:tabs>
           <w:tab w:val="left" w:pos="3600" w:leader="none"/>
         </w:tabs>
@@ -4819,8 +5515,8 @@
       <w:lvlText w:val="%5."/>
       <w:lvlJc w:val="left"/>
       <w:pPr>
-        <w:pStyle w:val="160"/>
-        <w:ind w:left="4320" w:hanging="359"/>
+        <w:pStyle w:val="220"/>
+        <w:ind w:left="4320" w:hanging="357"/>
         <w:tabs>
           <w:tab w:val="left" w:pos="4320" w:leader="none"/>
         </w:tabs>
@@ -4833,8 +5529,8 @@
       <w:lvlText w:val="%6."/>
       <w:lvlJc w:val="right"/>
       <w:pPr>
-        <w:pStyle w:val="160"/>
-        <w:ind w:left="5040" w:hanging="179"/>
+        <w:pStyle w:val="220"/>
+        <w:ind w:left="5040" w:hanging="177"/>
         <w:tabs>
           <w:tab w:val="left" w:pos="5040" w:leader="none"/>
         </w:tabs>
@@ -4847,8 +5543,8 @@
       <w:lvlText w:val="%7."/>
       <w:lvlJc w:val="left"/>
       <w:pPr>
-        <w:pStyle w:val="160"/>
-        <w:ind w:left="5760" w:hanging="359"/>
+        <w:pStyle w:val="220"/>
+        <w:ind w:left="5760" w:hanging="357"/>
         <w:tabs>
           <w:tab w:val="left" w:pos="5760" w:leader="none"/>
         </w:tabs>
@@ -4861,8 +5557,8 @@
       <w:lvlText w:val="%8."/>
       <w:lvlJc w:val="left"/>
       <w:pPr>
-        <w:pStyle w:val="160"/>
-        <w:ind w:left="6480" w:hanging="359"/>
+        <w:pStyle w:val="220"/>
+        <w:ind w:left="6480" w:hanging="357"/>
         <w:tabs>
           <w:tab w:val="left" w:pos="6480" w:leader="none"/>
         </w:tabs>
@@ -4875,8 +5571,8 @@
       <w:lvlText w:val="%9."/>
       <w:lvlJc w:val="right"/>
       <w:pPr>
-        <w:pStyle w:val="160"/>
-        <w:ind w:left="7200" w:hanging="179"/>
+        <w:pStyle w:val="220"/>
+        <w:ind w:left="7200" w:hanging="177"/>
         <w:tabs>
           <w:tab w:val="left" w:pos="7200" w:leader="none"/>
         </w:tabs>
@@ -4892,8 +5588,8 @@
       <w:lvlText w:val="%1."/>
       <w:lvlJc w:val="left"/>
       <w:pPr>
-        <w:pStyle w:val="160"/>
-        <w:ind w:left="360" w:hanging="359"/>
+        <w:pStyle w:val="220"/>
+        <w:ind w:left="360" w:hanging="357"/>
         <w:tabs>
           <w:tab w:val="left" w:pos="360" w:leader="none"/>
         </w:tabs>
@@ -4906,8 +5602,8 @@
       <w:lvlText w:val="%1.%2."/>
       <w:lvlJc w:val="left"/>
       <w:pPr>
-        <w:pStyle w:val="160"/>
-        <w:ind w:left="792" w:hanging="431"/>
+        <w:pStyle w:val="220"/>
+        <w:ind w:left="792" w:hanging="429"/>
         <w:tabs>
           <w:tab w:val="left" w:pos="792" w:leader="none"/>
         </w:tabs>
@@ -4924,8 +5620,8 @@
       <w:lvlText w:val="%1.%2.%3."/>
       <w:lvlJc w:val="left"/>
       <w:pPr>
-        <w:pStyle w:val="160"/>
-        <w:ind w:left="1224" w:hanging="503"/>
+        <w:pStyle w:val="220"/>
+        <w:ind w:left="1224" w:hanging="501"/>
         <w:tabs>
           <w:tab w:val="left" w:pos="1224" w:leader="none"/>
         </w:tabs>
@@ -4942,8 +5638,8 @@
       <w:lvlText w:val="%1.%2.%3.%4."/>
       <w:lvlJc w:val="left"/>
       <w:pPr>
-        <w:pStyle w:val="160"/>
-        <w:ind w:left="1728" w:hanging="647"/>
+        <w:pStyle w:val="220"/>
+        <w:ind w:left="1728" w:hanging="645"/>
         <w:tabs>
           <w:tab w:val="left" w:pos="1728" w:leader="none"/>
         </w:tabs>
@@ -4956,8 +5652,8 @@
       <w:lvlText w:val="%1.%2.%3.%4.%5."/>
       <w:lvlJc w:val="left"/>
       <w:pPr>
-        <w:pStyle w:val="160"/>
-        <w:ind w:left="2232" w:hanging="791"/>
+        <w:pStyle w:val="220"/>
+        <w:ind w:left="2232" w:hanging="789"/>
         <w:tabs>
           <w:tab w:val="left" w:pos="2232" w:leader="none"/>
         </w:tabs>
@@ -4970,8 +5666,8 @@
       <w:lvlText w:val="%1.%2.%3.%4.%5.%6."/>
       <w:lvlJc w:val="left"/>
       <w:pPr>
-        <w:pStyle w:val="160"/>
-        <w:ind w:left="2736" w:hanging="935"/>
+        <w:pStyle w:val="220"/>
+        <w:ind w:left="2736" w:hanging="933"/>
         <w:tabs>
           <w:tab w:val="left" w:pos="2736" w:leader="none"/>
         </w:tabs>
@@ -4984,8 +5680,8 @@
       <w:lvlText w:val="%1.%2.%3.%4.%5.%6.%7."/>
       <w:lvlJc w:val="left"/>
       <w:pPr>
-        <w:pStyle w:val="160"/>
-        <w:ind w:left="3240" w:hanging="1079"/>
+        <w:pStyle w:val="220"/>
+        <w:ind w:left="3240" w:hanging="1077"/>
         <w:tabs>
           <w:tab w:val="left" w:pos="3240" w:leader="none"/>
         </w:tabs>
@@ -4998,8 +5694,8 @@
       <w:lvlText w:val="%1.%2.%3.%4.%5.%6.%7.%8."/>
       <w:lvlJc w:val="left"/>
       <w:pPr>
-        <w:pStyle w:val="160"/>
-        <w:ind w:left="3744" w:hanging="1223"/>
+        <w:pStyle w:val="220"/>
+        <w:ind w:left="3744" w:hanging="1221"/>
         <w:tabs>
           <w:tab w:val="left" w:pos="3744" w:leader="none"/>
         </w:tabs>
@@ -5012,8 +5708,8 @@
       <w:lvlText w:val="%1.%2.%3.%4.%5.%6.%7.%8.%9."/>
       <w:lvlJc w:val="left"/>
       <w:pPr>
-        <w:pStyle w:val="160"/>
-        <w:ind w:left="4320" w:hanging="1439"/>
+        <w:pStyle w:val="220"/>
+        <w:ind w:left="4320" w:hanging="1437"/>
         <w:tabs>
           <w:tab w:val="left" w:pos="4320" w:leader="none"/>
         </w:tabs>
@@ -5029,8 +5725,8 @@
       <w:lvlText w:val=""/>
       <w:lvlJc w:val="left"/>
       <w:pPr>
-        <w:pStyle w:val="160"/>
-        <w:ind w:left="360" w:hanging="359"/>
+        <w:pStyle w:val="220"/>
+        <w:ind w:left="360" w:hanging="357"/>
         <w:tabs>
           <w:tab w:val="left" w:pos="360" w:leader="none"/>
         </w:tabs>
@@ -5046,8 +5742,8 @@
       <w:lvlText w:val="%2."/>
       <w:lvlJc w:val="left"/>
       <w:pPr>
-        <w:pStyle w:val="160"/>
-        <w:ind w:left="1080" w:hanging="359"/>
+        <w:pStyle w:val="220"/>
+        <w:ind w:left="1080" w:hanging="357"/>
         <w:tabs>
           <w:tab w:val="left" w:pos="1080" w:leader="none"/>
         </w:tabs>
@@ -5060,8 +5756,8 @@
       <w:lvlText w:val="%3."/>
       <w:lvlJc w:val="right"/>
       <w:pPr>
-        <w:pStyle w:val="160"/>
-        <w:ind w:left="1800" w:hanging="179"/>
+        <w:pStyle w:val="220"/>
+        <w:ind w:left="1800" w:hanging="177"/>
         <w:tabs>
           <w:tab w:val="left" w:pos="1800" w:leader="none"/>
         </w:tabs>
@@ -5074,8 +5770,8 @@
       <w:lvlText w:val="%4."/>
       <w:lvlJc w:val="left"/>
       <w:pPr>
-        <w:pStyle w:val="160"/>
-        <w:ind w:left="2520" w:hanging="359"/>
+        <w:pStyle w:val="220"/>
+        <w:ind w:left="2520" w:hanging="357"/>
         <w:tabs>
           <w:tab w:val="left" w:pos="2520" w:leader="none"/>
         </w:tabs>
@@ -5088,8 +5784,8 @@
       <w:lvlText w:val="%5."/>
       <w:lvlJc w:val="left"/>
       <w:pPr>
-        <w:pStyle w:val="160"/>
-        <w:ind w:left="3240" w:hanging="359"/>
+        <w:pStyle w:val="220"/>
+        <w:ind w:left="3240" w:hanging="357"/>
         <w:tabs>
           <w:tab w:val="left" w:pos="3240" w:leader="none"/>
         </w:tabs>
@@ -5102,8 +5798,8 @@
       <w:lvlText w:val="%6."/>
       <w:lvlJc w:val="right"/>
       <w:pPr>
-        <w:pStyle w:val="160"/>
-        <w:ind w:left="3960" w:hanging="179"/>
+        <w:pStyle w:val="220"/>
+        <w:ind w:left="3960" w:hanging="177"/>
         <w:tabs>
           <w:tab w:val="left" w:pos="3960" w:leader="none"/>
         </w:tabs>
@@ -5116,8 +5812,8 @@
       <w:lvlText w:val="%7."/>
       <w:lvlJc w:val="left"/>
       <w:pPr>
-        <w:pStyle w:val="160"/>
-        <w:ind w:left="4680" w:hanging="359"/>
+        <w:pStyle w:val="220"/>
+        <w:ind w:left="4680" w:hanging="357"/>
         <w:tabs>
           <w:tab w:val="left" w:pos="4680" w:leader="none"/>
         </w:tabs>
@@ -5130,8 +5826,8 @@
       <w:lvlText w:val="%8."/>
       <w:lvlJc w:val="left"/>
       <w:pPr>
-        <w:pStyle w:val="160"/>
-        <w:ind w:left="5400" w:hanging="359"/>
+        <w:pStyle w:val="220"/>
+        <w:ind w:left="5400" w:hanging="357"/>
         <w:tabs>
           <w:tab w:val="left" w:pos="5400" w:leader="none"/>
         </w:tabs>
@@ -5144,8 +5840,8 @@
       <w:lvlText w:val="%9."/>
       <w:lvlJc w:val="right"/>
       <w:pPr>
-        <w:pStyle w:val="160"/>
-        <w:ind w:left="6120" w:hanging="179"/>
+        <w:pStyle w:val="220"/>
+        <w:ind w:left="6120" w:hanging="177"/>
         <w:tabs>
           <w:tab w:val="left" w:pos="6120" w:leader="none"/>
         </w:tabs>
@@ -5161,8 +5857,8 @@
       <w:lvlText w:val="HLR0%1"/>
       <w:lvlJc w:val="left"/>
       <w:pPr>
-        <w:pStyle w:val="160"/>
-        <w:ind w:left="360" w:hanging="359"/>
+        <w:pStyle w:val="220"/>
+        <w:ind w:left="360" w:hanging="357"/>
         <w:tabs>
           <w:tab w:val="left" w:pos="360" w:leader="none"/>
         </w:tabs>
@@ -5181,8 +5877,8 @@
       <w:lvlText w:val="%2."/>
       <w:lvlJc w:val="left"/>
       <w:pPr>
-        <w:pStyle w:val="160"/>
-        <w:ind w:left="1080" w:hanging="359"/>
+        <w:pStyle w:val="220"/>
+        <w:ind w:left="1080" w:hanging="357"/>
         <w:tabs>
           <w:tab w:val="left" w:pos="1080" w:leader="none"/>
         </w:tabs>
@@ -5195,8 +5891,8 @@
       <w:lvlText w:val="%3."/>
       <w:lvlJc w:val="right"/>
       <w:pPr>
-        <w:pStyle w:val="160"/>
-        <w:ind w:left="1800" w:hanging="179"/>
+        <w:pStyle w:val="220"/>
+        <w:ind w:left="1800" w:hanging="177"/>
         <w:tabs>
           <w:tab w:val="left" w:pos="1800" w:leader="none"/>
         </w:tabs>
@@ -5209,8 +5905,8 @@
       <w:lvlText w:val="%4."/>
       <w:lvlJc w:val="left"/>
       <w:pPr>
-        <w:pStyle w:val="160"/>
-        <w:ind w:left="2520" w:hanging="359"/>
+        <w:pStyle w:val="220"/>
+        <w:ind w:left="2520" w:hanging="357"/>
         <w:tabs>
           <w:tab w:val="left" w:pos="2520" w:leader="none"/>
         </w:tabs>
@@ -5223,8 +5919,8 @@
       <w:lvlText w:val="%5."/>
       <w:lvlJc w:val="left"/>
       <w:pPr>
-        <w:pStyle w:val="160"/>
-        <w:ind w:left="3240" w:hanging="359"/>
+        <w:pStyle w:val="220"/>
+        <w:ind w:left="3240" w:hanging="357"/>
         <w:tabs>
           <w:tab w:val="left" w:pos="3240" w:leader="none"/>
         </w:tabs>
@@ -5237,8 +5933,8 @@
       <w:lvlText w:val="%6."/>
       <w:lvlJc w:val="right"/>
       <w:pPr>
-        <w:pStyle w:val="160"/>
-        <w:ind w:left="3960" w:hanging="179"/>
+        <w:pStyle w:val="220"/>
+        <w:ind w:left="3960" w:hanging="177"/>
         <w:tabs>
           <w:tab w:val="left" w:pos="3960" w:leader="none"/>
         </w:tabs>
@@ -5251,8 +5947,8 @@
       <w:lvlText w:val="%7."/>
       <w:lvlJc w:val="left"/>
       <w:pPr>
-        <w:pStyle w:val="160"/>
-        <w:ind w:left="4680" w:hanging="359"/>
+        <w:pStyle w:val="220"/>
+        <w:ind w:left="4680" w:hanging="357"/>
         <w:tabs>
           <w:tab w:val="left" w:pos="4680" w:leader="none"/>
         </w:tabs>
@@ -5265,8 +5961,8 @@
       <w:lvlText w:val="%8."/>
       <w:lvlJc w:val="left"/>
       <w:pPr>
-        <w:pStyle w:val="160"/>
-        <w:ind w:left="5400" w:hanging="359"/>
+        <w:pStyle w:val="220"/>
+        <w:ind w:left="5400" w:hanging="357"/>
         <w:tabs>
           <w:tab w:val="left" w:pos="5400" w:leader="none"/>
         </w:tabs>
@@ -5279,8 +5975,8 @@
       <w:lvlText w:val="%9."/>
       <w:lvlJc w:val="right"/>
       <w:pPr>
-        <w:pStyle w:val="160"/>
-        <w:ind w:left="6120" w:hanging="179"/>
+        <w:pStyle w:val="220"/>
+        <w:ind w:left="6120" w:hanging="177"/>
         <w:tabs>
           <w:tab w:val="left" w:pos="6120" w:leader="none"/>
         </w:tabs>
@@ -5296,8 +5992,8 @@
       <w:lvlText w:val="%1."/>
       <w:lvlJc w:val="left"/>
       <w:pPr>
-        <w:pStyle w:val="160"/>
-        <w:ind w:left="720" w:hanging="359"/>
+        <w:pStyle w:val="220"/>
+        <w:ind w:left="720" w:hanging="357"/>
         <w:tabs>
           <w:tab w:val="left" w:pos="720" w:leader="none"/>
         </w:tabs>
@@ -5310,8 +6006,8 @@
       <w:lvlText w:val="%2."/>
       <w:lvlJc w:val="left"/>
       <w:pPr>
-        <w:pStyle w:val="160"/>
-        <w:ind w:left="1440" w:hanging="359"/>
+        <w:pStyle w:val="220"/>
+        <w:ind w:left="1440" w:hanging="357"/>
         <w:tabs>
           <w:tab w:val="left" w:pos="1440" w:leader="none"/>
         </w:tabs>
@@ -5324,8 +6020,8 @@
       <w:lvlText w:val="%3."/>
       <w:lvlJc w:val="left"/>
       <w:pPr>
-        <w:pStyle w:val="160"/>
-        <w:ind w:left="2160" w:hanging="359"/>
+        <w:pStyle w:val="220"/>
+        <w:ind w:left="2160" w:hanging="357"/>
         <w:tabs>
           <w:tab w:val="left" w:pos="2160" w:leader="none"/>
         </w:tabs>
@@ -5338,8 +6034,8 @@
       <w:lvlText w:val="%4."/>
       <w:lvlJc w:val="left"/>
       <w:pPr>
-        <w:pStyle w:val="160"/>
-        <w:ind w:left="2880" w:hanging="359"/>
+        <w:pStyle w:val="220"/>
+        <w:ind w:left="2880" w:hanging="357"/>
         <w:tabs>
           <w:tab w:val="left" w:pos="2880" w:leader="none"/>
         </w:tabs>
@@ -5352,8 +6048,8 @@
       <w:lvlText w:val="%5."/>
       <w:lvlJc w:val="left"/>
       <w:pPr>
-        <w:pStyle w:val="160"/>
-        <w:ind w:left="3600" w:hanging="359"/>
+        <w:pStyle w:val="220"/>
+        <w:ind w:left="3600" w:hanging="357"/>
         <w:tabs>
           <w:tab w:val="left" w:pos="3600" w:leader="none"/>
         </w:tabs>
@@ -5366,8 +6062,8 @@
       <w:lvlText w:val="%6."/>
       <w:lvlJc w:val="left"/>
       <w:pPr>
-        <w:pStyle w:val="160"/>
-        <w:ind w:left="4320" w:hanging="359"/>
+        <w:pStyle w:val="220"/>
+        <w:ind w:left="4320" w:hanging="357"/>
         <w:tabs>
           <w:tab w:val="left" w:pos="4320" w:leader="none"/>
         </w:tabs>
@@ -5380,8 +6076,8 @@
       <w:lvlText w:val="%7."/>
       <w:lvlJc w:val="left"/>
       <w:pPr>
-        <w:pStyle w:val="160"/>
-        <w:ind w:left="5040" w:hanging="359"/>
+        <w:pStyle w:val="220"/>
+        <w:ind w:left="5040" w:hanging="357"/>
         <w:tabs>
           <w:tab w:val="left" w:pos="5040" w:leader="none"/>
         </w:tabs>
@@ -5394,8 +6090,8 @@
       <w:lvlText w:val="%8."/>
       <w:lvlJc w:val="left"/>
       <w:pPr>
-        <w:pStyle w:val="160"/>
-        <w:ind w:left="5760" w:hanging="359"/>
+        <w:pStyle w:val="220"/>
+        <w:ind w:left="5760" w:hanging="357"/>
         <w:tabs>
           <w:tab w:val="left" w:pos="5760" w:leader="none"/>
         </w:tabs>
@@ -5408,8 +6104,8 @@
       <w:lvlText w:val="%9."/>
       <w:lvlJc w:val="left"/>
       <w:pPr>
-        <w:pStyle w:val="160"/>
-        <w:ind w:left="6480" w:hanging="359"/>
+        <w:pStyle w:val="220"/>
+        <w:ind w:left="6480" w:hanging="357"/>
         <w:tabs>
           <w:tab w:val="left" w:pos="6480" w:leader="none"/>
         </w:tabs>
@@ -5425,8 +6121,8 @@
       <w:lvlText w:val="%1."/>
       <w:lvlJc w:val="left"/>
       <w:pPr>
-        <w:pStyle w:val="160"/>
-        <w:ind w:left="576" w:hanging="575"/>
+        <w:pStyle w:val="220"/>
+        <w:ind w:left="576" w:hanging="573"/>
         <w:tabs>
           <w:tab w:val="left" w:pos="576" w:leader="none"/>
         </w:tabs>
@@ -5439,8 +6135,8 @@
       <w:lvlText w:val="%1.%2"/>
       <w:lvlJc w:val="left"/>
       <w:pPr>
-        <w:pStyle w:val="160"/>
-        <w:ind w:left="576" w:hanging="575"/>
+        <w:pStyle w:val="220"/>
+        <w:ind w:left="576" w:hanging="573"/>
         <w:tabs>
           <w:tab w:val="left" w:pos="576" w:leader="none"/>
         </w:tabs>
@@ -5453,8 +6149,8 @@
       <w:lvlText w:val="%1.%2.%3"/>
       <w:lvlJc w:val="left"/>
       <w:pPr>
-        <w:pStyle w:val="160"/>
-        <w:ind w:left="1170" w:hanging="719"/>
+        <w:pStyle w:val="220"/>
+        <w:ind w:left="1170" w:hanging="717"/>
         <w:tabs>
           <w:tab w:val="left" w:pos="1170" w:leader="none"/>
         </w:tabs>
@@ -5467,8 +6163,8 @@
       <w:lvlText w:val="%1.%2.%3.%4"/>
       <w:lvlJc w:val="left"/>
       <w:pPr>
-        <w:pStyle w:val="160"/>
-        <w:ind w:left="864" w:hanging="863"/>
+        <w:pStyle w:val="220"/>
+        <w:ind w:left="864" w:hanging="861"/>
         <w:tabs>
           <w:tab w:val="left" w:pos="864" w:leader="none"/>
         </w:tabs>
@@ -5481,8 +6177,8 @@
       <w:lvlText w:val="%1.%2.%3.%4.%5"/>
       <w:lvlJc w:val="left"/>
       <w:pPr>
-        <w:pStyle w:val="160"/>
-        <w:ind w:left="1008" w:hanging="1007"/>
+        <w:pStyle w:val="220"/>
+        <w:ind w:left="1008" w:hanging="1005"/>
         <w:tabs>
           <w:tab w:val="left" w:pos="1008" w:leader="none"/>
         </w:tabs>
@@ -5495,8 +6191,8 @@
       <w:lvlText w:val="%1.%2.%3.%4.%5.%6"/>
       <w:lvlJc w:val="left"/>
       <w:pPr>
-        <w:pStyle w:val="160"/>
-        <w:ind w:left="1152" w:hanging="1151"/>
+        <w:pStyle w:val="220"/>
+        <w:ind w:left="1152" w:hanging="1149"/>
         <w:tabs>
           <w:tab w:val="left" w:pos="1152" w:leader="none"/>
         </w:tabs>
@@ -5509,8 +6205,8 @@
       <w:lvlText w:val="%1.%2.%3.%4.%5.%6.%7"/>
       <w:lvlJc w:val="left"/>
       <w:pPr>
-        <w:pStyle w:val="160"/>
-        <w:ind w:left="1296" w:hanging="1295"/>
+        <w:pStyle w:val="220"/>
+        <w:ind w:left="1296" w:hanging="1293"/>
         <w:tabs>
           <w:tab w:val="left" w:pos="1296" w:leader="none"/>
         </w:tabs>
@@ -5523,8 +6219,8 @@
       <w:lvlText w:val="%1.%2.%3.%4.%5.%6.%7.%8"/>
       <w:lvlJc w:val="left"/>
       <w:pPr>
-        <w:pStyle w:val="160"/>
-        <w:ind w:left="1440" w:hanging="1439"/>
+        <w:pStyle w:val="220"/>
+        <w:ind w:left="1440" w:hanging="1437"/>
         <w:tabs>
           <w:tab w:val="left" w:pos="1440" w:leader="none"/>
         </w:tabs>
@@ -5537,8 +6233,8 @@
       <w:lvlText w:val="%1.%2.%3.%4.%5.%6.%7.%8.%9"/>
       <w:lvlJc w:val="left"/>
       <w:pPr>
-        <w:pStyle w:val="160"/>
-        <w:ind w:left="1584" w:hanging="1583"/>
+        <w:pStyle w:val="220"/>
+        <w:ind w:left="1584" w:hanging="1581"/>
         <w:tabs>
           <w:tab w:val="left" w:pos="1584" w:leader="none"/>
         </w:tabs>
@@ -5554,8 +6250,8 @@
       <w:lvlText w:val="%1."/>
       <w:lvlJc w:val="left"/>
       <w:pPr>
-        <w:pStyle w:val="160"/>
-        <w:ind w:left="360" w:hanging="359"/>
+        <w:pStyle w:val="220"/>
+        <w:ind w:left="360" w:hanging="357"/>
         <w:tabs>
           <w:tab w:val="left" w:pos="360" w:leader="none"/>
         </w:tabs>
@@ -5568,8 +6264,8 @@
       <w:lvlText w:val="%1.%2."/>
       <w:lvlJc w:val="left"/>
       <w:pPr>
-        <w:pStyle w:val="160"/>
-        <w:ind w:left="792" w:hanging="431"/>
+        <w:pStyle w:val="220"/>
+        <w:ind w:left="792" w:hanging="429"/>
         <w:tabs>
           <w:tab w:val="left" w:pos="792" w:leader="none"/>
         </w:tabs>
@@ -5582,8 +6278,8 @@
       <w:lvlText w:val="%1.%2.%3."/>
       <w:lvlJc w:val="left"/>
       <w:pPr>
-        <w:pStyle w:val="160"/>
-        <w:ind w:left="1224" w:hanging="503"/>
+        <w:pStyle w:val="220"/>
+        <w:ind w:left="1224" w:hanging="501"/>
         <w:tabs>
           <w:tab w:val="left" w:pos="1440" w:leader="none"/>
         </w:tabs>
@@ -5596,8 +6292,8 @@
       <w:lvlText w:val="%1.%2.%3.%4."/>
       <w:lvlJc w:val="left"/>
       <w:pPr>
-        <w:pStyle w:val="160"/>
-        <w:ind w:left="1728" w:hanging="647"/>
+        <w:pStyle w:val="220"/>
+        <w:ind w:left="1728" w:hanging="645"/>
         <w:tabs>
           <w:tab w:val="left" w:pos="1800" w:leader="none"/>
         </w:tabs>
@@ -5610,8 +6306,8 @@
       <w:lvlText w:val="%1.%2.%3.%4.%5."/>
       <w:lvlJc w:val="left"/>
       <w:pPr>
-        <w:pStyle w:val="160"/>
-        <w:ind w:left="2232" w:hanging="791"/>
+        <w:pStyle w:val="220"/>
+        <w:ind w:left="2232" w:hanging="789"/>
         <w:tabs>
           <w:tab w:val="left" w:pos="2520" w:leader="none"/>
         </w:tabs>
@@ -5624,8 +6320,8 @@
       <w:lvlText w:val="%1.%2.%3.%4.%5.%6."/>
       <w:lvlJc w:val="left"/>
       <w:pPr>
-        <w:pStyle w:val="160"/>
-        <w:ind w:left="2736" w:hanging="935"/>
+        <w:pStyle w:val="220"/>
+        <w:ind w:left="2736" w:hanging="933"/>
         <w:tabs>
           <w:tab w:val="left" w:pos="2880" w:leader="none"/>
         </w:tabs>
@@ -5638,8 +6334,8 @@
       <w:lvlText w:val="%1.%2.%3.%4.%5.%6.%7."/>
       <w:lvlJc w:val="left"/>
       <w:pPr>
-        <w:pStyle w:val="160"/>
-        <w:ind w:left="3240" w:hanging="1079"/>
+        <w:pStyle w:val="220"/>
+        <w:ind w:left="3240" w:hanging="1077"/>
         <w:tabs>
           <w:tab w:val="left" w:pos="3600" w:leader="none"/>
         </w:tabs>
@@ -5652,8 +6348,8 @@
       <w:lvlText w:val="%1.%2.%3.%4.%5.%6.%7.%8."/>
       <w:lvlJc w:val="left"/>
       <w:pPr>
-        <w:pStyle w:val="160"/>
-        <w:ind w:left="3744" w:hanging="1223"/>
+        <w:pStyle w:val="220"/>
+        <w:ind w:left="3744" w:hanging="1221"/>
         <w:tabs>
           <w:tab w:val="left" w:pos="3960" w:leader="none"/>
         </w:tabs>
@@ -5666,8 +6362,8 @@
       <w:lvlText w:val="%1.%2.%3.%4.%5.%6.%7.%8.%9."/>
       <w:lvlJc w:val="left"/>
       <w:pPr>
-        <w:pStyle w:val="160"/>
-        <w:ind w:left="4320" w:hanging="1439"/>
+        <w:pStyle w:val="220"/>
+        <w:ind w:left="4320" w:hanging="1437"/>
         <w:tabs>
           <w:tab w:val="left" w:pos="4680" w:leader="none"/>
         </w:tabs>
@@ -5679,13 +6375,13 @@
     <w:lvl w:ilvl="0">
       <w:start w:val="1"/>
       <w:numFmt w:val="decimal"/>
-      <w:pStyle w:val="196"/>
+      <w:pStyle w:val="256"/>
       <w:suff w:val="tab"/>
       <w:lvlText w:val="%1."/>
       <w:lvlJc w:val="left"/>
       <w:pPr>
-        <w:pStyle w:val="160"/>
-        <w:ind w:left="360" w:hanging="359"/>
+        <w:pStyle w:val="220"/>
+        <w:ind w:left="360" w:hanging="357"/>
         <w:tabs>
           <w:tab w:val="left" w:pos="360" w:leader="none"/>
         </w:tabs>
@@ -5694,13 +6390,13 @@
     <w:lvl w:ilvl="1">
       <w:start w:val="1"/>
       <w:numFmt w:val="decimal"/>
-      <w:pStyle w:val="197"/>
+      <w:pStyle w:val="257"/>
       <w:suff w:val="tab"/>
       <w:lvlText w:val="%1.%2."/>
       <w:lvlJc w:val="left"/>
       <w:pPr>
-        <w:pStyle w:val="160"/>
-        <w:ind w:left="792" w:hanging="431"/>
+        <w:pStyle w:val="220"/>
+        <w:ind w:left="792" w:hanging="429"/>
         <w:tabs>
           <w:tab w:val="left" w:pos="1080" w:leader="none"/>
         </w:tabs>
@@ -5713,8 +6409,8 @@
       <w:lvlText w:val="%1.%2.%3."/>
       <w:lvlJc w:val="left"/>
       <w:pPr>
-        <w:pStyle w:val="160"/>
-        <w:ind w:left="1224" w:hanging="503"/>
+        <w:pStyle w:val="220"/>
+        <w:ind w:left="1224" w:hanging="501"/>
         <w:tabs>
           <w:tab w:val="left" w:pos="1224" w:leader="none"/>
         </w:tabs>
@@ -5727,8 +6423,8 @@
       <w:lvlText w:val="%1.%2.%3.%4."/>
       <w:lvlJc w:val="left"/>
       <w:pPr>
-        <w:pStyle w:val="160"/>
-        <w:ind w:left="1728" w:hanging="647"/>
+        <w:pStyle w:val="220"/>
+        <w:ind w:left="1728" w:hanging="645"/>
         <w:tabs>
           <w:tab w:val="left" w:pos="1728" w:leader="none"/>
         </w:tabs>
@@ -5741,8 +6437,8 @@
       <w:lvlText w:val="%1.%2.%3.%4.%5."/>
       <w:lvlJc w:val="left"/>
       <w:pPr>
-        <w:pStyle w:val="160"/>
-        <w:ind w:left="2232" w:hanging="791"/>
+        <w:pStyle w:val="220"/>
+        <w:ind w:left="2232" w:hanging="789"/>
         <w:tabs>
           <w:tab w:val="left" w:pos="2232" w:leader="none"/>
         </w:tabs>
@@ -5755,8 +6451,8 @@
       <w:lvlText w:val="%1.%2.%3.%4.%5.%6."/>
       <w:lvlJc w:val="left"/>
       <w:pPr>
-        <w:pStyle w:val="160"/>
-        <w:ind w:left="2736" w:hanging="935"/>
+        <w:pStyle w:val="220"/>
+        <w:ind w:left="2736" w:hanging="933"/>
         <w:tabs>
           <w:tab w:val="left" w:pos="2736" w:leader="none"/>
         </w:tabs>
@@ -5769,8 +6465,8 @@
       <w:lvlText w:val="%1.%2.%3.%4.%5.%6.%7."/>
       <w:lvlJc w:val="left"/>
       <w:pPr>
-        <w:pStyle w:val="160"/>
-        <w:ind w:left="3240" w:hanging="1079"/>
+        <w:pStyle w:val="220"/>
+        <w:ind w:left="3240" w:hanging="1077"/>
         <w:tabs>
           <w:tab w:val="left" w:pos="3240" w:leader="none"/>
         </w:tabs>
@@ -5783,8 +6479,8 @@
       <w:lvlText w:val="%1.%2.%3.%4.%5.%6.%7.%8."/>
       <w:lvlJc w:val="left"/>
       <w:pPr>
-        <w:pStyle w:val="160"/>
-        <w:ind w:left="3744" w:hanging="1223"/>
+        <w:pStyle w:val="220"/>
+        <w:ind w:left="3744" w:hanging="1221"/>
         <w:tabs>
           <w:tab w:val="left" w:pos="3744" w:leader="none"/>
         </w:tabs>
@@ -5797,8 +6493,8 @@
       <w:lvlText w:val="%1.%2.%3.%4.%5.%6.%7.%8.%9."/>
       <w:lvlJc w:val="left"/>
       <w:pPr>
-        <w:pStyle w:val="160"/>
-        <w:ind w:left="4320" w:hanging="1439"/>
+        <w:pStyle w:val="220"/>
+        <w:ind w:left="4320" w:hanging="1437"/>
         <w:tabs>
           <w:tab w:val="left" w:pos="4320" w:leader="none"/>
         </w:tabs>
@@ -5810,13 +6506,13 @@
     <w:lvl w:ilvl="0">
       <w:start w:val="1"/>
       <w:numFmt w:val="decimal"/>
-      <w:pStyle w:val="161"/>
+      <w:pStyle w:val="221"/>
       <w:suff w:val="tab"/>
       <w:lvlText w:val="%1."/>
       <w:lvlJc w:val="left"/>
       <w:pPr>
-        <w:pStyle w:val="160"/>
-        <w:ind w:left="576" w:hanging="575"/>
+        <w:pStyle w:val="220"/>
+        <w:ind w:left="576" w:hanging="573"/>
         <w:tabs>
           <w:tab w:val="left" w:pos="576" w:leader="none"/>
         </w:tabs>
@@ -5829,8 +6525,8 @@
       <w:lvlText w:val="%1.%2"/>
       <w:lvlJc w:val="left"/>
       <w:pPr>
-        <w:pStyle w:val="160"/>
-        <w:ind w:left="576" w:hanging="575"/>
+        <w:pStyle w:val="220"/>
+        <w:ind w:left="576" w:hanging="573"/>
         <w:tabs>
           <w:tab w:val="left" w:pos="576" w:leader="none"/>
         </w:tabs>
@@ -5843,8 +6539,8 @@
       <w:lvlText w:val="%1.%2.%3"/>
       <w:lvlJc w:val="left"/>
       <w:pPr>
-        <w:pStyle w:val="160"/>
-        <w:ind w:left="1170" w:hanging="719"/>
+        <w:pStyle w:val="220"/>
+        <w:ind w:left="1170" w:hanging="717"/>
         <w:tabs>
           <w:tab w:val="left" w:pos="1170" w:leader="none"/>
         </w:tabs>
@@ -5857,8 +6553,8 @@
       <w:lvlText w:val="%1.%2.%3.%4"/>
       <w:lvlJc w:val="left"/>
       <w:pPr>
-        <w:pStyle w:val="160"/>
-        <w:ind w:left="864" w:hanging="863"/>
+        <w:pStyle w:val="220"/>
+        <w:ind w:left="864" w:hanging="861"/>
         <w:tabs>
           <w:tab w:val="left" w:pos="864" w:leader="none"/>
         </w:tabs>
@@ -5871,8 +6567,8 @@
       <w:lvlText w:val="%1.%2.%3.%4.%5"/>
       <w:lvlJc w:val="left"/>
       <w:pPr>
-        <w:pStyle w:val="160"/>
-        <w:ind w:left="1008" w:hanging="1007"/>
+        <w:pStyle w:val="220"/>
+        <w:ind w:left="1008" w:hanging="1005"/>
         <w:tabs>
           <w:tab w:val="left" w:pos="1008" w:leader="none"/>
         </w:tabs>
@@ -5885,8 +6581,8 @@
       <w:lvlText w:val="%1.%2.%3.%4.%5.%6"/>
       <w:lvlJc w:val="left"/>
       <w:pPr>
-        <w:pStyle w:val="160"/>
-        <w:ind w:left="1152" w:hanging="1151"/>
+        <w:pStyle w:val="220"/>
+        <w:ind w:left="1152" w:hanging="1149"/>
         <w:tabs>
           <w:tab w:val="left" w:pos="1152" w:leader="none"/>
         </w:tabs>
@@ -5899,8 +6595,8 @@
       <w:lvlText w:val="%1.%2.%3.%4.%5.%6.%7"/>
       <w:lvlJc w:val="left"/>
       <w:pPr>
-        <w:pStyle w:val="160"/>
-        <w:ind w:left="1296" w:hanging="1295"/>
+        <w:pStyle w:val="220"/>
+        <w:ind w:left="1296" w:hanging="1293"/>
         <w:tabs>
           <w:tab w:val="left" w:pos="1296" w:leader="none"/>
         </w:tabs>
@@ -5913,8 +6609,8 @@
       <w:lvlText w:val="%1.%2.%3.%4.%5.%6.%7.%8"/>
       <w:lvlJc w:val="left"/>
       <w:pPr>
-        <w:pStyle w:val="160"/>
-        <w:ind w:left="1440" w:hanging="1439"/>
+        <w:pStyle w:val="220"/>
+        <w:ind w:left="1440" w:hanging="1437"/>
         <w:tabs>
           <w:tab w:val="left" w:pos="1440" w:leader="none"/>
         </w:tabs>
@@ -5927,8 +6623,8 @@
       <w:lvlText w:val="%1.%2.%3.%4.%5.%6.%7.%8.%9"/>
       <w:lvlJc w:val="left"/>
       <w:pPr>
-        <w:pStyle w:val="160"/>
-        <w:ind w:left="1584" w:hanging="1583"/>
+        <w:pStyle w:val="220"/>
+        <w:ind w:left="1584" w:hanging="1581"/>
         <w:tabs>
           <w:tab w:val="left" w:pos="1584" w:leader="none"/>
         </w:tabs>
@@ -5944,8 +6640,8 @@
       <w:lvlText w:val=""/>
       <w:lvlJc w:val="left"/>
       <w:pPr>
-        <w:pStyle w:val="160"/>
-        <w:ind w:left="720" w:hanging="359"/>
+        <w:pStyle w:val="220"/>
+        <w:ind w:left="720" w:hanging="357"/>
         <w:tabs>
           <w:tab w:val="left" w:pos="720" w:leader="none"/>
         </w:tabs>
@@ -5961,8 +6657,8 @@
       <w:lvlText w:val="o"/>
       <w:lvlJc w:val="left"/>
       <w:pPr>
-        <w:pStyle w:val="160"/>
-        <w:ind w:left="1440" w:hanging="359"/>
+        <w:pStyle w:val="220"/>
+        <w:ind w:left="1440" w:hanging="357"/>
         <w:tabs>
           <w:tab w:val="left" w:pos="1440" w:leader="none"/>
         </w:tabs>
@@ -5978,8 +6674,8 @@
       <w:lvlText w:val=""/>
       <w:lvlJc w:val="left"/>
       <w:pPr>
-        <w:pStyle w:val="160"/>
-        <w:ind w:left="2160" w:hanging="359"/>
+        <w:pStyle w:val="220"/>
+        <w:ind w:left="2160" w:hanging="357"/>
         <w:tabs>
           <w:tab w:val="left" w:pos="2160" w:leader="none"/>
         </w:tabs>
@@ -5995,8 +6691,8 @@
       <w:lvlText w:val=""/>
       <w:lvlJc w:val="left"/>
       <w:pPr>
-        <w:pStyle w:val="160"/>
-        <w:ind w:left="2880" w:hanging="359"/>
+        <w:pStyle w:val="220"/>
+        <w:ind w:left="2880" w:hanging="357"/>
         <w:tabs>
           <w:tab w:val="left" w:pos="2880" w:leader="none"/>
         </w:tabs>
@@ -6012,8 +6708,8 @@
       <w:lvlText w:val="o"/>
       <w:lvlJc w:val="left"/>
       <w:pPr>
-        <w:pStyle w:val="160"/>
-        <w:ind w:left="3600" w:hanging="359"/>
+        <w:pStyle w:val="220"/>
+        <w:ind w:left="3600" w:hanging="357"/>
         <w:tabs>
           <w:tab w:val="left" w:pos="3600" w:leader="none"/>
         </w:tabs>
@@ -6029,8 +6725,8 @@
       <w:lvlText w:val=""/>
       <w:lvlJc w:val="left"/>
       <w:pPr>
-        <w:pStyle w:val="160"/>
-        <w:ind w:left="4320" w:hanging="359"/>
+        <w:pStyle w:val="220"/>
+        <w:ind w:left="4320" w:hanging="357"/>
         <w:tabs>
           <w:tab w:val="left" w:pos="4320" w:leader="none"/>
         </w:tabs>
@@ -6046,8 +6742,8 @@
       <w:lvlText w:val=""/>
       <w:lvlJc w:val="left"/>
       <w:pPr>
-        <w:pStyle w:val="160"/>
-        <w:ind w:left="5040" w:hanging="359"/>
+        <w:pStyle w:val="220"/>
+        <w:ind w:left="5040" w:hanging="357"/>
         <w:tabs>
           <w:tab w:val="left" w:pos="5040" w:leader="none"/>
         </w:tabs>
@@ -6063,8 +6759,8 @@
       <w:lvlText w:val="o"/>
       <w:lvlJc w:val="left"/>
       <w:pPr>
-        <w:pStyle w:val="160"/>
-        <w:ind w:left="5760" w:hanging="359"/>
+        <w:pStyle w:val="220"/>
+        <w:ind w:left="5760" w:hanging="357"/>
         <w:tabs>
           <w:tab w:val="left" w:pos="5760" w:leader="none"/>
         </w:tabs>
@@ -6080,8 +6776,8 @@
       <w:lvlText w:val=""/>
       <w:lvlJc w:val="left"/>
       <w:pPr>
-        <w:pStyle w:val="160"/>
-        <w:ind w:left="6480" w:hanging="359"/>
+        <w:pStyle w:val="220"/>
+        <w:ind w:left="6480" w:hanging="357"/>
         <w:tabs>
           <w:tab w:val="left" w:pos="6480" w:leader="none"/>
         </w:tabs>
@@ -6096,13 +6792,13 @@
     <w:lvl w:ilvl="0">
       <w:start w:val="1"/>
       <w:numFmt w:val="decimal"/>
-      <w:pStyle w:val="231"/>
+      <w:pStyle w:val="291"/>
       <w:suff w:val="tab"/>
       <w:lvlText w:val="%1."/>
       <w:lvlJc w:val="left"/>
       <w:pPr>
-        <w:pStyle w:val="160"/>
-        <w:ind w:left="576" w:hanging="575"/>
+        <w:pStyle w:val="220"/>
+        <w:ind w:left="576" w:hanging="573"/>
         <w:tabs>
           <w:tab w:val="left" w:pos="576" w:leader="none"/>
         </w:tabs>
@@ -6111,13 +6807,13 @@
     <w:lvl w:ilvl="1">
       <w:start w:val="1"/>
       <w:numFmt w:val="decimal"/>
-      <w:pStyle w:val="162"/>
+      <w:pStyle w:val="222"/>
       <w:suff w:val="tab"/>
       <w:lvlText w:val="%1.%2"/>
       <w:lvlJc w:val="left"/>
       <w:pPr>
-        <w:pStyle w:val="160"/>
-        <w:ind w:left="576" w:hanging="575"/>
+        <w:pStyle w:val="220"/>
+        <w:ind w:left="576" w:hanging="573"/>
         <w:tabs>
           <w:tab w:val="left" w:pos="576" w:leader="none"/>
         </w:tabs>
@@ -6126,13 +6822,13 @@
     <w:lvl w:ilvl="2">
       <w:start w:val="1"/>
       <w:numFmt w:val="decimal"/>
-      <w:pStyle w:val="163"/>
+      <w:pStyle w:val="223"/>
       <w:suff w:val="tab"/>
       <w:lvlText w:val="%1.%2.%3"/>
       <w:lvlJc w:val="left"/>
       <w:pPr>
-        <w:pStyle w:val="160"/>
-        <w:ind w:left="1170" w:hanging="719"/>
+        <w:pStyle w:val="220"/>
+        <w:ind w:left="1170" w:hanging="717"/>
         <w:tabs>
           <w:tab w:val="left" w:pos="1170" w:leader="none"/>
         </w:tabs>
@@ -6141,13 +6837,13 @@
     <w:lvl w:ilvl="3">
       <w:start w:val="1"/>
       <w:numFmt w:val="decimal"/>
-      <w:pStyle w:val="164"/>
+      <w:pStyle w:val="224"/>
       <w:suff w:val="tab"/>
       <w:lvlText w:val="%1.%2.%3.%4"/>
       <w:lvlJc w:val="left"/>
       <w:pPr>
-        <w:pStyle w:val="160"/>
-        <w:ind w:left="864" w:hanging="863"/>
+        <w:pStyle w:val="220"/>
+        <w:ind w:left="864" w:hanging="861"/>
         <w:tabs>
           <w:tab w:val="left" w:pos="864" w:leader="none"/>
         </w:tabs>
@@ -6156,13 +6852,13 @@
     <w:lvl w:ilvl="4">
       <w:start w:val="1"/>
       <w:numFmt w:val="decimal"/>
-      <w:pStyle w:val="165"/>
+      <w:pStyle w:val="225"/>
       <w:suff w:val="tab"/>
       <w:lvlText w:val="%1.%2.%3.%4.%5"/>
       <w:lvlJc w:val="left"/>
       <w:pPr>
-        <w:pStyle w:val="160"/>
-        <w:ind w:left="1008" w:hanging="1007"/>
+        <w:pStyle w:val="220"/>
+        <w:ind w:left="1008" w:hanging="1005"/>
         <w:tabs>
           <w:tab w:val="left" w:pos="1008" w:leader="none"/>
         </w:tabs>
@@ -6171,13 +6867,13 @@
     <w:lvl w:ilvl="5">
       <w:start w:val="1"/>
       <w:numFmt w:val="decimal"/>
-      <w:pStyle w:val="166"/>
+      <w:pStyle w:val="226"/>
       <w:suff w:val="tab"/>
       <w:lvlText w:val="%1.%2.%3.%4.%5.%6"/>
       <w:lvlJc w:val="left"/>
       <w:pPr>
-        <w:pStyle w:val="160"/>
-        <w:ind w:left="1152" w:hanging="1151"/>
+        <w:pStyle w:val="220"/>
+        <w:ind w:left="1152" w:hanging="1149"/>
         <w:tabs>
           <w:tab w:val="left" w:pos="1152" w:leader="none"/>
         </w:tabs>
@@ -6186,13 +6882,13 @@
     <w:lvl w:ilvl="6">
       <w:start w:val="1"/>
       <w:numFmt w:val="decimal"/>
-      <w:pStyle w:val="167"/>
+      <w:pStyle w:val="227"/>
       <w:suff w:val="tab"/>
       <w:lvlText w:val="%1.%2.%3.%4.%5.%6.%7"/>
       <w:lvlJc w:val="left"/>
       <w:pPr>
-        <w:pStyle w:val="160"/>
-        <w:ind w:left="1296" w:hanging="1295"/>
+        <w:pStyle w:val="220"/>
+        <w:ind w:left="1296" w:hanging="1293"/>
         <w:tabs>
           <w:tab w:val="left" w:pos="1296" w:leader="none"/>
         </w:tabs>
@@ -6201,13 +6897,13 @@
     <w:lvl w:ilvl="7">
       <w:start w:val="1"/>
       <w:numFmt w:val="decimal"/>
-      <w:pStyle w:val="168"/>
+      <w:pStyle w:val="228"/>
       <w:suff w:val="tab"/>
       <w:lvlText w:val="%1.%2.%3.%4.%5.%6.%7.%8"/>
       <w:lvlJc w:val="left"/>
       <w:pPr>
-        <w:pStyle w:val="160"/>
-        <w:ind w:left="1440" w:hanging="1439"/>
+        <w:pStyle w:val="220"/>
+        <w:ind w:left="1440" w:hanging="1437"/>
         <w:tabs>
           <w:tab w:val="left" w:pos="1440" w:leader="none"/>
         </w:tabs>
@@ -6216,13 +6912,13 @@
     <w:lvl w:ilvl="8">
       <w:start w:val="1"/>
       <w:numFmt w:val="decimal"/>
-      <w:pStyle w:val="169"/>
+      <w:pStyle w:val="229"/>
       <w:suff w:val="tab"/>
       <w:lvlText w:val="%1.%2.%3.%4.%5.%6.%7.%8.%9"/>
       <w:lvlJc w:val="left"/>
       <w:pPr>
-        <w:pStyle w:val="160"/>
-        <w:ind w:left="1584" w:hanging="1583"/>
+        <w:pStyle w:val="220"/>
+        <w:ind w:left="1584" w:hanging="1581"/>
         <w:tabs>
           <w:tab w:val="left" w:pos="1584" w:leader="none"/>
         </w:tabs>
@@ -6238,8 +6934,8 @@
       <w:lvlText w:val="%1"/>
       <w:lvlJc w:val="left"/>
       <w:pPr>
-        <w:pStyle w:val="160"/>
-        <w:ind w:left="576" w:hanging="575"/>
+        <w:pStyle w:val="220"/>
+        <w:ind w:left="576" w:hanging="573"/>
         <w:tabs>
           <w:tab w:val="left" w:pos="576" w:leader="none"/>
         </w:tabs>
@@ -6252,8 +6948,8 @@
       <w:lvlText w:val="%1.%2"/>
       <w:lvlJc w:val="left"/>
       <w:pPr>
-        <w:pStyle w:val="160"/>
-        <w:ind w:left="576" w:hanging="575"/>
+        <w:pStyle w:val="220"/>
+        <w:ind w:left="576" w:hanging="573"/>
         <w:tabs>
           <w:tab w:val="left" w:pos="576" w:leader="none"/>
         </w:tabs>
@@ -6266,8 +6962,8 @@
       <w:lvlText w:val="%1.%2.%3"/>
       <w:lvlJc w:val="left"/>
       <w:pPr>
-        <w:pStyle w:val="160"/>
-        <w:ind w:left="1170" w:hanging="719"/>
+        <w:pStyle w:val="220"/>
+        <w:ind w:left="1170" w:hanging="717"/>
         <w:tabs>
           <w:tab w:val="left" w:pos="1170" w:leader="none"/>
         </w:tabs>
@@ -6280,8 +6976,8 @@
       <w:lvlText w:val="%1.%2.%3.%4"/>
       <w:lvlJc w:val="left"/>
       <w:pPr>
-        <w:pStyle w:val="160"/>
-        <w:ind w:left="864" w:hanging="863"/>
+        <w:pStyle w:val="220"/>
+        <w:ind w:left="864" w:hanging="861"/>
         <w:tabs>
           <w:tab w:val="left" w:pos="864" w:leader="none"/>
         </w:tabs>
@@ -6294,8 +6990,8 @@
       <w:lvlText w:val="%1.%2.%3.%4.%5"/>
       <w:lvlJc w:val="left"/>
       <w:pPr>
-        <w:pStyle w:val="160"/>
-        <w:ind w:left="1008" w:hanging="1007"/>
+        <w:pStyle w:val="220"/>
+        <w:ind w:left="1008" w:hanging="1005"/>
         <w:tabs>
           <w:tab w:val="left" w:pos="1008" w:leader="none"/>
         </w:tabs>
@@ -6308,8 +7004,8 @@
       <w:lvlText w:val="%1.%2.%3.%4.%5.%6"/>
       <w:lvlJc w:val="left"/>
       <w:pPr>
-        <w:pStyle w:val="160"/>
-        <w:ind w:left="1152" w:hanging="1151"/>
+        <w:pStyle w:val="220"/>
+        <w:ind w:left="1152" w:hanging="1149"/>
         <w:tabs>
           <w:tab w:val="left" w:pos="1152" w:leader="none"/>
         </w:tabs>
@@ -6322,8 +7018,8 @@
       <w:lvlText w:val="%1.%2.%3.%4.%5.%6.%7"/>
       <w:lvlJc w:val="left"/>
       <w:pPr>
-        <w:pStyle w:val="160"/>
-        <w:ind w:left="1296" w:hanging="1295"/>
+        <w:pStyle w:val="220"/>
+        <w:ind w:left="1296" w:hanging="1293"/>
         <w:tabs>
           <w:tab w:val="left" w:pos="1296" w:leader="none"/>
         </w:tabs>
@@ -6336,8 +7032,8 @@
       <w:lvlText w:val="%1.%2.%3.%4.%5.%6.%7.%8"/>
       <w:lvlJc w:val="left"/>
       <w:pPr>
-        <w:pStyle w:val="160"/>
-        <w:ind w:left="1440" w:hanging="1439"/>
+        <w:pStyle w:val="220"/>
+        <w:ind w:left="1440" w:hanging="1437"/>
         <w:tabs>
           <w:tab w:val="left" w:pos="1440" w:leader="none"/>
         </w:tabs>
@@ -6350,8 +7046,8 @@
       <w:lvlText w:val="%1.%2.%3.%4.%5.%6.%7.%8.%9"/>
       <w:lvlJc w:val="left"/>
       <w:pPr>
-        <w:pStyle w:val="160"/>
-        <w:ind w:left="1584" w:hanging="1583"/>
+        <w:pStyle w:val="220"/>
+        <w:ind w:left="1584" w:hanging="1581"/>
         <w:tabs>
           <w:tab w:val="left" w:pos="1584" w:leader="none"/>
         </w:tabs>
@@ -6367,8 +7063,8 @@
       <w:lvlText w:val="HLR0%1"/>
       <w:lvlJc w:val="left"/>
       <w:pPr>
-        <w:pStyle w:val="160"/>
-        <w:ind w:left="360" w:hanging="359"/>
+        <w:pStyle w:val="220"/>
+        <w:ind w:left="360" w:hanging="357"/>
         <w:tabs>
           <w:tab w:val="left" w:pos="360" w:leader="none"/>
         </w:tabs>
@@ -6387,8 +7083,8 @@
       <w:lvlText w:val="%2."/>
       <w:lvlJc w:val="left"/>
       <w:pPr>
-        <w:pStyle w:val="160"/>
-        <w:ind w:left="1080" w:hanging="359"/>
+        <w:pStyle w:val="220"/>
+        <w:ind w:left="1080" w:hanging="357"/>
         <w:tabs>
           <w:tab w:val="left" w:pos="1080" w:leader="none"/>
         </w:tabs>
@@ -6401,8 +7097,8 @@
       <w:lvlText w:val="%3."/>
       <w:lvlJc w:val="right"/>
       <w:pPr>
-        <w:pStyle w:val="160"/>
-        <w:ind w:left="1800" w:hanging="179"/>
+        <w:pStyle w:val="220"/>
+        <w:ind w:left="1800" w:hanging="177"/>
         <w:tabs>
           <w:tab w:val="left" w:pos="1800" w:leader="none"/>
         </w:tabs>
@@ -6415,8 +7111,8 @@
       <w:lvlText w:val="%4."/>
       <w:lvlJc w:val="left"/>
       <w:pPr>
-        <w:pStyle w:val="160"/>
-        <w:ind w:left="2520" w:hanging="359"/>
+        <w:pStyle w:val="220"/>
+        <w:ind w:left="2520" w:hanging="357"/>
         <w:tabs>
           <w:tab w:val="left" w:pos="2520" w:leader="none"/>
         </w:tabs>
@@ -6429,8 +7125,8 @@
       <w:lvlText w:val="%5."/>
       <w:lvlJc w:val="left"/>
       <w:pPr>
-        <w:pStyle w:val="160"/>
-        <w:ind w:left="3240" w:hanging="359"/>
+        <w:pStyle w:val="220"/>
+        <w:ind w:left="3240" w:hanging="357"/>
         <w:tabs>
           <w:tab w:val="left" w:pos="3240" w:leader="none"/>
         </w:tabs>
@@ -6443,8 +7139,8 @@
       <w:lvlText w:val="%6."/>
       <w:lvlJc w:val="right"/>
       <w:pPr>
-        <w:pStyle w:val="160"/>
-        <w:ind w:left="3960" w:hanging="179"/>
+        <w:pStyle w:val="220"/>
+        <w:ind w:left="3960" w:hanging="177"/>
         <w:tabs>
           <w:tab w:val="left" w:pos="3960" w:leader="none"/>
         </w:tabs>
@@ -6457,8 +7153,8 @@
       <w:lvlText w:val="%7."/>
       <w:lvlJc w:val="left"/>
       <w:pPr>
-        <w:pStyle w:val="160"/>
-        <w:ind w:left="4680" w:hanging="359"/>
+        <w:pStyle w:val="220"/>
+        <w:ind w:left="4680" w:hanging="357"/>
         <w:tabs>
           <w:tab w:val="left" w:pos="4680" w:leader="none"/>
         </w:tabs>
@@ -6471,8 +7167,8 @@
       <w:lvlText w:val="%8."/>
       <w:lvlJc w:val="left"/>
       <w:pPr>
-        <w:pStyle w:val="160"/>
-        <w:ind w:left="5400" w:hanging="359"/>
+        <w:pStyle w:val="220"/>
+        <w:ind w:left="5400" w:hanging="357"/>
         <w:tabs>
           <w:tab w:val="left" w:pos="5400" w:leader="none"/>
         </w:tabs>
@@ -6485,10 +7181,131 @@
       <w:lvlText w:val="%9."/>
       <w:lvlJc w:val="right"/>
       <w:pPr>
-        <w:pStyle w:val="160"/>
-        <w:ind w:left="6120" w:hanging="179"/>
+        <w:pStyle w:val="220"/>
+        <w:ind w:left="6120" w:hanging="177"/>
         <w:tabs>
           <w:tab w:val="left" w:pos="6120" w:leader="none"/>
+        </w:tabs>
+      </w:pPr>
+    </w:lvl>
+  </w:abstractNum>
+  <w:abstractNum w:abstractNumId="14">
+    <w:multiLevelType w:val="hybridMultilevel"/>
+    <w:lvl w:ilvl="0">
+      <w:start w:val="1"/>
+      <w:numFmt w:val="decimal"/>
+      <w:pStyle w:val="290"/>
+      <w:suff w:val="tab"/>
+      <w:lvlText w:val="%1."/>
+      <w:lvlJc w:val="left"/>
+      <w:pPr>
+        <w:ind w:left="360" w:hanging="357"/>
+        <w:tabs>
+          <w:tab w:val="left" w:pos="360" w:leader="none"/>
+        </w:tabs>
+      </w:pPr>
+    </w:lvl>
+    <w:lvl w:ilvl="1">
+      <w:start w:val="1"/>
+      <w:numFmt w:val="decimal"/>
+      <w:suff w:val="tab"/>
+      <w:lvlText w:val="%1.%2."/>
+      <w:lvlJc w:val="left"/>
+      <w:pPr>
+        <w:ind w:left="792" w:hanging="429"/>
+        <w:tabs>
+          <w:tab w:val="left" w:pos="792" w:leader="none"/>
+        </w:tabs>
+      </w:pPr>
+    </w:lvl>
+    <w:lvl w:ilvl="2">
+      <w:start w:val="1"/>
+      <w:numFmt w:val="decimal"/>
+      <w:suff w:val="tab"/>
+      <w:lvlText w:val="%1.%2.%3."/>
+      <w:lvlJc w:val="left"/>
+      <w:pPr>
+        <w:ind w:left="1224" w:hanging="501"/>
+        <w:tabs>
+          <w:tab w:val="left" w:pos="1440" w:leader="none"/>
+        </w:tabs>
+      </w:pPr>
+    </w:lvl>
+    <w:lvl w:ilvl="3">
+      <w:start w:val="1"/>
+      <w:numFmt w:val="decimal"/>
+      <w:suff w:val="tab"/>
+      <w:lvlText w:val="%1.%2.%3.%4."/>
+      <w:lvlJc w:val="left"/>
+      <w:pPr>
+        <w:ind w:left="1728" w:hanging="645"/>
+        <w:tabs>
+          <w:tab w:val="left" w:pos="1800" w:leader="none"/>
+        </w:tabs>
+      </w:pPr>
+    </w:lvl>
+    <w:lvl w:ilvl="4">
+      <w:start w:val="1"/>
+      <w:numFmt w:val="decimal"/>
+      <w:suff w:val="tab"/>
+      <w:lvlText w:val="%1.%2.%3.%4.%5."/>
+      <w:lvlJc w:val="left"/>
+      <w:pPr>
+        <w:ind w:left="2232" w:hanging="789"/>
+        <w:tabs>
+          <w:tab w:val="left" w:pos="2520" w:leader="none"/>
+        </w:tabs>
+      </w:pPr>
+    </w:lvl>
+    <w:lvl w:ilvl="5">
+      <w:start w:val="1"/>
+      <w:numFmt w:val="decimal"/>
+      <w:suff w:val="tab"/>
+      <w:lvlText w:val="%1.%2.%3.%4.%5.%6."/>
+      <w:lvlJc w:val="left"/>
+      <w:pPr>
+        <w:ind w:left="2736" w:hanging="933"/>
+        <w:tabs>
+          <w:tab w:val="left" w:pos="2880" w:leader="none"/>
+        </w:tabs>
+      </w:pPr>
+    </w:lvl>
+    <w:lvl w:ilvl="6">
+      <w:start w:val="1"/>
+      <w:numFmt w:val="decimal"/>
+      <w:suff w:val="tab"/>
+      <w:lvlText w:val="%1.%2.%3.%4.%5.%6.%7."/>
+      <w:lvlJc w:val="left"/>
+      <w:pPr>
+        <w:ind w:left="3240" w:hanging="1077"/>
+        <w:tabs>
+          <w:tab w:val="left" w:pos="3600" w:leader="none"/>
+        </w:tabs>
+      </w:pPr>
+    </w:lvl>
+    <w:lvl w:ilvl="7">
+      <w:start w:val="1"/>
+      <w:numFmt w:val="decimal"/>
+      <w:suff w:val="tab"/>
+      <w:lvlText w:val="%1.%2.%3.%4.%5.%6.%7.%8."/>
+      <w:lvlJc w:val="left"/>
+      <w:pPr>
+        <w:ind w:left="3744" w:hanging="1221"/>
+        <w:tabs>
+          <w:tab w:val="left" w:pos="3960" w:leader="none"/>
+        </w:tabs>
+      </w:pPr>
+    </w:lvl>
+    <w:lvl w:ilvl="8">
+      <w:start w:val="1"/>
+      <w:numFmt w:val="decimal"/>
+      <w:suff w:val="tab"/>
+      <w:lvlText w:val="%1.%2.%3.%4.%5.%6.%7.%8.%9."/>
+      <w:lvlJc w:val="left"/>
+      <w:pPr>
+        <w:ind w:left="4320" w:hanging="1437"/>
+        <w:tabs>
+          <w:tab w:val="left" w:pos="4680" w:leader="none"/>
         </w:tabs>
       </w:pPr>
     </w:lvl>
@@ -6534,6 +7351,9 @@
   </w:num>
   <w:num w:numId="14">
     <w:abstractNumId w:val="13"/>
+  </w:num>
+  <w:num w:numId="15">
+    <w:abstractNumId w:val="14"/>
   </w:num>
 </w:numbering>
 </file>
@@ -6707,10 +7527,10 @@
     <w:lsdException w:name="Bibliography" w:uiPriority="37"/>
     <w:lsdException w:name="TOC Heading" w:uiPriority="39" w:qFormat="1"/>
   </w:latentStyles>
-  <w:style w:type="paragraph" w:styleId="11">
+  <w:style w:type="paragraph" w:styleId="181">
     <w:name w:val="Heading 1"/>
-    <w:basedOn w:val="160"/>
-    <w:next w:val="160"/>
+    <w:basedOn w:val="220"/>
+    <w:next w:val="220"/>
     <w:qFormat/>
     <w:uiPriority w:val="9"/>
     <w:rPr>
@@ -6728,9 +7548,9 @@
       <w:outlineLvl w:val="0"/>
     </w:pPr>
   </w:style>
-  <w:style w:type="character" w:styleId="12">
+  <w:style w:type="character" w:styleId="182">
     <w:name w:val="Heading 1 Char"/>
-    <w:basedOn w:val="170"/>
+    <w:basedOn w:val="230"/>
     <w:uiPriority w:val="9"/>
     <w:rPr>
       <w:rFonts w:ascii="Arial" w:hAnsi="Arial" w:cs="Arial" w:eastAsia="Arial"/>
@@ -6741,10 +7561,10 @@
       <w:szCs w:val="48"/>
     </w:rPr>
   </w:style>
-  <w:style w:type="paragraph" w:styleId="13">
+  <w:style w:type="paragraph" w:styleId="183">
     <w:name w:val="Heading 2"/>
-    <w:basedOn w:val="160"/>
-    <w:next w:val="160"/>
+    <w:basedOn w:val="220"/>
+    <w:next w:val="220"/>
     <w:qFormat/>
     <w:uiPriority w:val="9"/>
     <w:unhideWhenUsed/>
@@ -6762,9 +7582,9 @@
       <w:outlineLvl w:val="1"/>
     </w:pPr>
   </w:style>
-  <w:style w:type="character" w:styleId="14">
+  <w:style w:type="character" w:styleId="184">
     <w:name w:val="Heading 2 Char"/>
-    <w:basedOn w:val="170"/>
+    <w:basedOn w:val="230"/>
     <w:uiPriority w:val="9"/>
     <w:rPr>
       <w:rFonts w:ascii="Arial" w:hAnsi="Arial" w:cs="Arial" w:eastAsia="Arial"/>
@@ -6775,9 +7595,9 @@
       <w:szCs w:val="40"/>
     </w:rPr>
   </w:style>
-  <w:style w:type="character" w:styleId="16">
+  <w:style w:type="character" w:styleId="185">
     <w:name w:val="Heading 3 Char"/>
-    <w:basedOn w:val="170"/>
+    <w:basedOn w:val="230"/>
     <w:uiPriority w:val="9"/>
     <w:rPr>
       <w:rFonts w:ascii="Arial" w:hAnsi="Arial" w:cs="Arial" w:eastAsia="Arial"/>
@@ -6790,9 +7610,9 @@
       <w:szCs w:val="40"/>
     </w:rPr>
   </w:style>
-  <w:style w:type="character" w:styleId="18">
+  <w:style w:type="character" w:styleId="186">
     <w:name w:val="Heading 4 Char"/>
-    <w:basedOn w:val="170"/>
+    <w:basedOn w:val="230"/>
     <w:uiPriority w:val="9"/>
     <w:rPr>
       <w:rFonts w:ascii="Arial" w:hAnsi="Arial" w:cs="Arial" w:eastAsia="Arial"/>
@@ -6801,9 +7621,9 @@
       <w:szCs w:val="32"/>
     </w:rPr>
   </w:style>
-  <w:style w:type="character" w:styleId="20">
+  <w:style w:type="character" w:styleId="187">
     <w:name w:val="Heading 5 Char"/>
-    <w:basedOn w:val="170"/>
+    <w:basedOn w:val="230"/>
     <w:uiPriority w:val="9"/>
     <w:rPr>
       <w:rFonts w:ascii="Arial" w:hAnsi="Arial" w:cs="Arial" w:eastAsia="Arial"/>
@@ -6814,9 +7634,9 @@
       <w:szCs w:val="28"/>
     </w:rPr>
   </w:style>
-  <w:style w:type="character" w:styleId="22">
+  <w:style w:type="character" w:styleId="188">
     <w:name w:val="Heading 6 Char"/>
-    <w:basedOn w:val="170"/>
+    <w:basedOn w:val="230"/>
     <w:uiPriority w:val="9"/>
     <w:rPr>
       <w:rFonts w:ascii="Arial" w:hAnsi="Arial" w:cs="Arial" w:eastAsia="Arial"/>
@@ -6827,9 +7647,9 @@
       <w:szCs w:val="28"/>
     </w:rPr>
   </w:style>
-  <w:style w:type="character" w:styleId="24">
+  <w:style w:type="character" w:styleId="189">
     <w:name w:val="Heading 7 Char"/>
-    <w:basedOn w:val="170"/>
+    <w:basedOn w:val="230"/>
     <w:uiPriority w:val="9"/>
     <w:rPr>
       <w:rFonts w:ascii="Arial" w:hAnsi="Arial" w:cs="Arial" w:eastAsia="Arial"/>
@@ -6840,9 +7660,9 @@
       <w:szCs w:val="28"/>
     </w:rPr>
   </w:style>
-  <w:style w:type="character" w:styleId="26">
+  <w:style w:type="character" w:styleId="190">
     <w:name w:val="Heading 8 Char"/>
-    <w:basedOn w:val="170"/>
+    <w:basedOn w:val="230"/>
     <w:uiPriority w:val="9"/>
     <w:rPr>
       <w:rFonts w:ascii="Arial" w:hAnsi="Arial" w:cs="Arial" w:eastAsia="Arial"/>
@@ -6851,9 +7671,9 @@
       <w:szCs w:val="24"/>
     </w:rPr>
   </w:style>
-  <w:style w:type="character" w:styleId="28">
+  <w:style w:type="character" w:styleId="191">
     <w:name w:val="Heading 9 Char"/>
-    <w:basedOn w:val="170"/>
+    <w:basedOn w:val="230"/>
     <w:uiPriority w:val="9"/>
     <w:rPr>
       <w:rFonts w:ascii="Arial" w:hAnsi="Arial" w:cs="Arial" w:eastAsia="Arial"/>
@@ -6864,9 +7684,9 @@
       <w:szCs w:val="23"/>
     </w:rPr>
   </w:style>
-  <w:style w:type="paragraph" w:styleId="29">
+  <w:style w:type="paragraph" w:styleId="192">
     <w:name w:val="List Paragraph"/>
-    <w:basedOn w:val="160"/>
+    <w:basedOn w:val="220"/>
     <w:qFormat/>
     <w:uiPriority w:val="34"/>
     <w:pPr>
@@ -6874,9 +7694,9 @@
       <w:ind w:left="720"/>
     </w:pPr>
   </w:style>
-  <w:style w:type="paragraph" w:styleId="31">
+  <w:style w:type="paragraph" w:styleId="193">
     <w:name w:val="No Spacing"/>
-    <w:basedOn w:val="160"/>
+    <w:basedOn w:val="220"/>
     <w:qFormat/>
     <w:uiPriority w:val="1"/>
     <w:rPr>
@@ -6886,10 +7706,10 @@
       <w:spacing w:lineRule="auto" w:line="240" w:after="0"/>
     </w:pPr>
   </w:style>
-  <w:style w:type="paragraph" w:styleId="33">
+  <w:style w:type="paragraph" w:styleId="194">
     <w:name w:val="Subtitle"/>
-    <w:basedOn w:val="160"/>
-    <w:next w:val="160"/>
+    <w:basedOn w:val="220"/>
+    <w:next w:val="220"/>
     <w:qFormat/>
     <w:uiPriority w:val="11"/>
     <w:rPr>
@@ -6902,10 +7722,10 @@
       <w:outlineLvl w:val="0"/>
     </w:pPr>
   </w:style>
-  <w:style w:type="paragraph" w:styleId="34">
+  <w:style w:type="paragraph" w:styleId="195">
     <w:name w:val="Quote"/>
-    <w:basedOn w:val="160"/>
-    <w:next w:val="160"/>
+    <w:basedOn w:val="220"/>
+    <w:next w:val="220"/>
     <w:qFormat/>
     <w:uiPriority w:val="29"/>
     <w:rPr>
@@ -6921,10 +7741,10 @@
       </w:pBdr>
     </w:pPr>
   </w:style>
-  <w:style w:type="paragraph" w:styleId="35">
+  <w:style w:type="paragraph" w:styleId="196">
     <w:name w:val="Intense Quote"/>
-    <w:basedOn w:val="160"/>
-    <w:next w:val="160"/>
+    <w:basedOn w:val="220"/>
+    <w:next w:val="220"/>
     <w:qFormat/>
     <w:uiPriority w:val="30"/>
     <w:rPr>
@@ -6943,9 +7763,8 @@
       </w:pBdr>
     </w:pPr>
   </w:style>
-  <w:style w:type="table" w:styleId="39">
+  <w:style w:type="table" w:styleId="197">
     <w:name w:val="Lined"/>
-    <w:basedOn w:val="30"/>
     <w:uiPriority w:val="99"/>
     <w:rPr>
       <w:color w:val="404040"/>
@@ -7039,9 +7858,8 @@
       </w:tcPr>
     </w:tblStylePr>
   </w:style>
-  <w:style w:type="table" w:styleId="40">
+  <w:style w:type="table" w:styleId="198">
     <w:name w:val="Lined - Accent 1"/>
-    <w:basedOn w:val="30"/>
     <w:uiPriority w:val="99"/>
     <w:rPr>
       <w:color w:val="404040"/>
@@ -7135,9 +7953,8 @@
       </w:tcPr>
     </w:tblStylePr>
   </w:style>
-  <w:style w:type="table" w:styleId="41">
+  <w:style w:type="table" w:styleId="199">
     <w:name w:val="Lined - Accent 2"/>
-    <w:basedOn w:val="30"/>
     <w:uiPriority w:val="99"/>
     <w:rPr>
       <w:color w:val="404040"/>
@@ -7231,9 +8048,8 @@
       </w:tcPr>
     </w:tblStylePr>
   </w:style>
-  <w:style w:type="table" w:styleId="42">
+  <w:style w:type="table" w:styleId="200">
     <w:name w:val="Lined - Accent 3"/>
-    <w:basedOn w:val="30"/>
     <w:uiPriority w:val="99"/>
     <w:rPr>
       <w:color w:val="404040"/>
@@ -7327,9 +8143,8 @@
       </w:tcPr>
     </w:tblStylePr>
   </w:style>
-  <w:style w:type="table" w:styleId="43">
+  <w:style w:type="table" w:styleId="201">
     <w:name w:val="Lined - Accent 4"/>
-    <w:basedOn w:val="30"/>
     <w:uiPriority w:val="99"/>
     <w:rPr>
       <w:color w:val="404040"/>
@@ -7423,9 +8238,8 @@
       </w:tcPr>
     </w:tblStylePr>
   </w:style>
-  <w:style w:type="table" w:styleId="44">
+  <w:style w:type="table" w:styleId="202">
     <w:name w:val="Lined - Accent 5"/>
-    <w:basedOn w:val="30"/>
     <w:uiPriority w:val="99"/>
     <w:rPr>
       <w:color w:val="404040"/>
@@ -7519,9 +8333,8 @@
       </w:tcPr>
     </w:tblStylePr>
   </w:style>
-  <w:style w:type="table" w:styleId="45">
+  <w:style w:type="table" w:styleId="203">
     <w:name w:val="Lined - Accent 6"/>
-    <w:basedOn w:val="30"/>
     <w:uiPriority w:val="99"/>
     <w:rPr>
       <w:color w:val="404040"/>
@@ -7615,9 +8428,8 @@
       </w:tcPr>
     </w:tblStylePr>
   </w:style>
-  <w:style w:type="table" w:styleId="46">
+  <w:style w:type="table" w:styleId="204">
     <w:name w:val="Bordered"/>
-    <w:basedOn w:val="30"/>
     <w:uiPriority w:val="99"/>
     <w:pPr>
       <w:spacing w:lineRule="auto" w:line="240" w:after="0"/>
@@ -7705,9 +8517,8 @@
       </w:tcPr>
     </w:tblStylePr>
   </w:style>
-  <w:style w:type="table" w:styleId="47">
+  <w:style w:type="table" w:styleId="205">
     <w:name w:val="Bordered - Accent 1"/>
-    <w:basedOn w:val="30"/>
     <w:uiPriority w:val="99"/>
     <w:pPr>
       <w:spacing w:lineRule="auto" w:line="240" w:after="0"/>
@@ -7795,9 +8606,8 @@
       </w:tcPr>
     </w:tblStylePr>
   </w:style>
-  <w:style w:type="table" w:styleId="48">
+  <w:style w:type="table" w:styleId="206">
     <w:name w:val="Bordered - Accent 2"/>
-    <w:basedOn w:val="30"/>
     <w:uiPriority w:val="99"/>
     <w:pPr>
       <w:spacing w:lineRule="auto" w:line="240" w:after="0"/>
@@ -7885,9 +8695,8 @@
       </w:tcPr>
     </w:tblStylePr>
   </w:style>
-  <w:style w:type="table" w:styleId="49">
+  <w:style w:type="table" w:styleId="207">
     <w:name w:val="Bordered - Accent 3"/>
-    <w:basedOn w:val="30"/>
     <w:uiPriority w:val="99"/>
     <w:pPr>
       <w:spacing w:lineRule="auto" w:line="240" w:after="0"/>
@@ -7975,9 +8784,8 @@
       </w:tcPr>
     </w:tblStylePr>
   </w:style>
-  <w:style w:type="table" w:styleId="50">
+  <w:style w:type="table" w:styleId="208">
     <w:name w:val="Bordered - Accent 4"/>
-    <w:basedOn w:val="30"/>
     <w:uiPriority w:val="99"/>
     <w:pPr>
       <w:spacing w:lineRule="auto" w:line="240" w:after="0"/>
@@ -8065,9 +8873,8 @@
       </w:tcPr>
     </w:tblStylePr>
   </w:style>
-  <w:style w:type="table" w:styleId="51">
+  <w:style w:type="table" w:styleId="209">
     <w:name w:val="Bordered - Accent 5"/>
-    <w:basedOn w:val="30"/>
     <w:uiPriority w:val="99"/>
     <w:pPr>
       <w:spacing w:lineRule="auto" w:line="240" w:after="0"/>
@@ -8155,9 +8962,8 @@
       </w:tcPr>
     </w:tblStylePr>
   </w:style>
-  <w:style w:type="table" w:styleId="52">
+  <w:style w:type="table" w:styleId="210">
     <w:name w:val="Bordered - Accent 6"/>
-    <w:basedOn w:val="30"/>
     <w:uiPriority w:val="99"/>
     <w:pPr>
       <w:spacing w:lineRule="auto" w:line="240" w:after="0"/>
@@ -8245,9 +9051,8 @@
       </w:tcPr>
     </w:tblStylePr>
   </w:style>
-  <w:style w:type="table" w:styleId="53">
+  <w:style w:type="table" w:styleId="211">
     <w:name w:val="Bordered &amp; Lined"/>
-    <w:basedOn w:val="30"/>
     <w:uiPriority w:val="99"/>
     <w:rPr>
       <w:color w:val="404040"/>
@@ -8349,9 +9154,8 @@
       </w:tcPr>
     </w:tblStylePr>
   </w:style>
-  <w:style w:type="table" w:styleId="54">
+  <w:style w:type="table" w:styleId="212">
     <w:name w:val="Bordered &amp; Lined - Accent 1"/>
-    <w:basedOn w:val="30"/>
     <w:uiPriority w:val="99"/>
     <w:rPr>
       <w:color w:val="404040"/>
@@ -8453,9 +9257,8 @@
       </w:tcPr>
     </w:tblStylePr>
   </w:style>
-  <w:style w:type="table" w:styleId="55">
+  <w:style w:type="table" w:styleId="213">
     <w:name w:val="Bordered &amp; Lined - Accent 2"/>
-    <w:basedOn w:val="30"/>
     <w:uiPriority w:val="99"/>
     <w:rPr>
       <w:color w:val="404040"/>
@@ -8557,9 +9360,8 @@
       </w:tcPr>
     </w:tblStylePr>
   </w:style>
-  <w:style w:type="table" w:styleId="56">
+  <w:style w:type="table" w:styleId="214">
     <w:name w:val="Bordered &amp; Lined - Accent 3"/>
-    <w:basedOn w:val="30"/>
     <w:uiPriority w:val="99"/>
     <w:rPr>
       <w:color w:val="404040"/>
@@ -8661,9 +9463,8 @@
       </w:tcPr>
     </w:tblStylePr>
   </w:style>
-  <w:style w:type="table" w:styleId="57">
+  <w:style w:type="table" w:styleId="215">
     <w:name w:val="Bordered &amp; Lined - Accent 4"/>
-    <w:basedOn w:val="30"/>
     <w:uiPriority w:val="99"/>
     <w:rPr>
       <w:color w:val="404040"/>
@@ -8765,9 +9566,8 @@
       </w:tcPr>
     </w:tblStylePr>
   </w:style>
-  <w:style w:type="table" w:styleId="58">
+  <w:style w:type="table" w:styleId="216">
     <w:name w:val="Bordered &amp; Lined - Accent 5"/>
-    <w:basedOn w:val="30"/>
     <w:uiPriority w:val="99"/>
     <w:rPr>
       <w:color w:val="404040"/>
@@ -8869,9 +9669,8 @@
       </w:tcPr>
     </w:tblStylePr>
   </w:style>
-  <w:style w:type="table" w:styleId="59">
+  <w:style w:type="table" w:styleId="217">
     <w:name w:val="Bordered &amp; Lined - Accent 6"/>
-    <w:basedOn w:val="30"/>
     <w:uiPriority w:val="99"/>
     <w:rPr>
       <w:color w:val="404040"/>
@@ -8973,32 +9772,32 @@
       </w:tcPr>
     </w:tblStylePr>
   </w:style>
-  <w:style w:type="character" w:styleId="62">
+  <w:style w:type="character" w:styleId="218">
     <w:name w:val="Footnote Text Char"/>
-    <w:basedOn w:val="170"/>
+    <w:basedOn w:val="230"/>
     <w:uiPriority w:val="99"/>
     <w:semiHidden/>
     <w:rPr>
       <w:sz w:val="20"/>
     </w:rPr>
   </w:style>
-  <w:style w:type="paragraph" w:styleId="73">
+  <w:style w:type="paragraph" w:styleId="219">
     <w:name w:val="TOC Heading"/>
     <w:uiPriority w:val="39"/>
     <w:unhideWhenUsed/>
   </w:style>
-  <w:style w:type="paragraph" w:styleId="160" w:default="1">
+  <w:style w:type="paragraph" w:styleId="220" w:default="1">
     <w:name w:val="Normal"/>
-    <w:next w:val="160"/>
+    <w:next w:val="220"/>
     <w:rPr>
       <w:rFonts w:ascii="Arial" w:hAnsi="Arial"/>
       <w:lang w:val="en-US" w:bidi="ar-SA" w:eastAsia="en-US"/>
     </w:rPr>
   </w:style>
-  <w:style w:type="paragraph" w:styleId="161">
+  <w:style w:type="paragraph" w:styleId="221">
     <w:name w:val="Heading 1,H1"/>
-    <w:basedOn w:val="160"/>
-    <w:next w:val="160"/>
+    <w:basedOn w:val="220"/>
+    <w:next w:val="220"/>
     <w:rPr>
       <w:rFonts w:ascii="Arial" w:hAnsi="Arial"/>
       <w:b/>
@@ -9014,10 +9813,10 @@
       <w:outlineLvl w:val="0"/>
     </w:pPr>
   </w:style>
-  <w:style w:type="paragraph" w:styleId="162">
+  <w:style w:type="paragraph" w:styleId="222">
     <w:name w:val="Heading 2,H2"/>
-    <w:basedOn w:val="160"/>
-    <w:next w:val="160"/>
+    <w:basedOn w:val="220"/>
+    <w:next w:val="220"/>
     <w:rPr>
       <w:rFonts w:ascii="Arial Narrow" w:hAnsi="Arial Narrow"/>
       <w:b/>
@@ -9036,10 +9835,10 @@
       <w:outlineLvl w:val="1"/>
     </w:pPr>
   </w:style>
-  <w:style w:type="paragraph" w:styleId="163">
+  <w:style w:type="paragraph" w:styleId="223">
     <w:name w:val="Heading 3"/>
-    <w:basedOn w:val="160"/>
-    <w:next w:val="160"/>
+    <w:basedOn w:val="220"/>
+    <w:next w:val="220"/>
     <w:rPr>
       <w:b/>
       <w:sz w:val="24"/>
@@ -9054,10 +9853,10 @@
       <w:outlineLvl w:val="2"/>
     </w:pPr>
   </w:style>
-  <w:style w:type="paragraph" w:styleId="164">
+  <w:style w:type="paragraph" w:styleId="224">
     <w:name w:val="Heading 4"/>
-    <w:basedOn w:val="160"/>
-    <w:next w:val="160"/>
+    <w:basedOn w:val="220"/>
+    <w:next w:val="220"/>
     <w:rPr>
       <w:b/>
       <w:i/>
@@ -9073,10 +9872,10 @@
       <w:outlineLvl w:val="3"/>
     </w:pPr>
   </w:style>
-  <w:style w:type="paragraph" w:styleId="165">
+  <w:style w:type="paragraph" w:styleId="225">
     <w:name w:val="Heading 5"/>
-    <w:basedOn w:val="160"/>
-    <w:next w:val="160"/>
+    <w:basedOn w:val="220"/>
+    <w:next w:val="220"/>
     <w:rPr>
       <w:rFonts w:ascii="Arial" w:hAnsi="Arial"/>
     </w:rPr>
@@ -9089,10 +9888,10 @@
       <w:outlineLvl w:val="4"/>
     </w:pPr>
   </w:style>
-  <w:style w:type="paragraph" w:styleId="166">
+  <w:style w:type="paragraph" w:styleId="226">
     <w:name w:val="Heading 6"/>
-    <w:basedOn w:val="160"/>
-    <w:next w:val="160"/>
+    <w:basedOn w:val="220"/>
+    <w:next w:val="220"/>
     <w:rPr>
       <w:rFonts w:ascii="Arial" w:hAnsi="Arial"/>
       <w:i/>
@@ -9106,10 +9905,10 @@
       <w:outlineLvl w:val="5"/>
     </w:pPr>
   </w:style>
-  <w:style w:type="paragraph" w:styleId="167">
+  <w:style w:type="paragraph" w:styleId="227">
     <w:name w:val="Heading 7"/>
-    <w:basedOn w:val="160"/>
-    <w:next w:val="160"/>
+    <w:basedOn w:val="220"/>
+    <w:next w:val="220"/>
     <w:rPr>
       <w:rFonts w:ascii="Arial" w:hAnsi="Arial"/>
       <w:sz w:val="20"/>
@@ -9123,10 +9922,10 @@
       <w:outlineLvl w:val="6"/>
     </w:pPr>
   </w:style>
-  <w:style w:type="paragraph" w:styleId="168">
+  <w:style w:type="paragraph" w:styleId="228">
     <w:name w:val="Heading 8"/>
-    <w:basedOn w:val="160"/>
-    <w:next w:val="160"/>
+    <w:basedOn w:val="220"/>
+    <w:next w:val="220"/>
     <w:rPr>
       <w:rFonts w:ascii="Arial" w:hAnsi="Arial"/>
       <w:i/>
@@ -9141,10 +9940,10 @@
       <w:outlineLvl w:val="7"/>
     </w:pPr>
   </w:style>
-  <w:style w:type="paragraph" w:styleId="169">
+  <w:style w:type="paragraph" w:styleId="229">
     <w:name w:val="Heading 9"/>
-    <w:basedOn w:val="160"/>
-    <w:next w:val="160"/>
+    <w:basedOn w:val="220"/>
+    <w:next w:val="220"/>
     <w:rPr>
       <w:rFonts w:ascii="Arial" w:hAnsi="Arial"/>
       <w:i/>
@@ -9159,26 +9958,26 @@
       <w:outlineLvl w:val="8"/>
     </w:pPr>
   </w:style>
-  <w:style w:type="character" w:styleId="170" w:default="1">
+  <w:style w:type="character" w:styleId="230" w:default="1">
     <w:name w:val="Default Paragraph Font"/>
-    <w:next w:val="170"/>
+    <w:next w:val="230"/>
     <w:semiHidden/>
   </w:style>
-  <w:style w:type="table" w:styleId="171">
+  <w:style w:type="table" w:styleId="231">
     <w:name w:val="Table Normal"/>
-    <w:next w:val="171"/>
+    <w:next w:val="231"/>
     <w:semiHidden/>
     <w:tblPr/>
   </w:style>
-  <w:style w:type="numbering" w:styleId="172" w:default="1">
+  <w:style w:type="numbering" w:styleId="232" w:default="1">
     <w:name w:val="No List"/>
-    <w:next w:val="172"/>
+    <w:next w:val="232"/>
     <w:semiHidden/>
   </w:style>
-  <w:style w:type="paragraph" w:styleId="173">
+  <w:style w:type="paragraph" w:styleId="233">
     <w:name w:val="Header"/>
-    <w:basedOn w:val="160"/>
-    <w:next w:val="173"/>
+    <w:basedOn w:val="220"/>
+    <w:next w:val="233"/>
     <w:pPr>
       <w:tabs>
         <w:tab w:val="center" w:pos="4320" w:leader="none"/>
@@ -9186,10 +9985,10 @@
       </w:tabs>
     </w:pPr>
   </w:style>
-  <w:style w:type="paragraph" w:styleId="174">
+  <w:style w:type="paragraph" w:styleId="234">
     <w:name w:val="Footer"/>
-    <w:basedOn w:val="160"/>
-    <w:next w:val="174"/>
+    <w:basedOn w:val="220"/>
+    <w:next w:val="234"/>
     <w:pPr>
       <w:tabs>
         <w:tab w:val="center" w:pos="4320" w:leader="none"/>
@@ -9197,15 +9996,15 @@
       </w:tabs>
     </w:pPr>
   </w:style>
-  <w:style w:type="character" w:styleId="175">
+  <w:style w:type="character" w:styleId="235">
     <w:name w:val="Page Number"/>
-    <w:basedOn w:val="170"/>
-    <w:next w:val="175"/>
-  </w:style>
-  <w:style w:type="paragraph" w:styleId="176">
+    <w:basedOn w:val="230"/>
+    <w:next w:val="235"/>
+  </w:style>
+  <w:style w:type="paragraph" w:styleId="236">
     <w:name w:val="toc 1"/>
-    <w:basedOn w:val="160"/>
-    <w:next w:val="160"/>
+    <w:basedOn w:val="220"/>
+    <w:next w:val="220"/>
     <w:semiHidden/>
     <w:rPr>
       <w:rFonts w:ascii="Arial Narrow" w:hAnsi="Arial Narrow"/>
@@ -9218,10 +10017,10 @@
       <w:spacing w:after="120" w:before="120"/>
     </w:pPr>
   </w:style>
-  <w:style w:type="paragraph" w:styleId="177">
+  <w:style w:type="paragraph" w:styleId="237">
     <w:name w:val="toc 2"/>
-    <w:basedOn w:val="160"/>
-    <w:next w:val="160"/>
+    <w:basedOn w:val="220"/>
+    <w:next w:val="220"/>
     <w:semiHidden/>
     <w:rPr>
       <w:rFonts w:ascii="Times New Roman" w:hAnsi="Times New Roman"/>
@@ -9232,10 +10031,10 @@
       <w:ind w:left="220"/>
     </w:pPr>
   </w:style>
-  <w:style w:type="paragraph" w:styleId="178">
+  <w:style w:type="paragraph" w:styleId="238">
     <w:name w:val="toc 3"/>
-    <w:basedOn w:val="160"/>
-    <w:next w:val="160"/>
+    <w:basedOn w:val="220"/>
+    <w:next w:val="220"/>
     <w:semiHidden/>
     <w:rPr>
       <w:rFonts w:ascii="Times New Roman" w:hAnsi="Times New Roman"/>
@@ -9246,10 +10045,10 @@
       <w:ind w:left="440"/>
     </w:pPr>
   </w:style>
-  <w:style w:type="paragraph" w:styleId="179">
+  <w:style w:type="paragraph" w:styleId="239">
     <w:name w:val="toc 4"/>
-    <w:basedOn w:val="160"/>
-    <w:next w:val="160"/>
+    <w:basedOn w:val="220"/>
+    <w:next w:val="220"/>
     <w:semiHidden/>
     <w:rPr>
       <w:rFonts w:ascii="Times New Roman" w:hAnsi="Times New Roman"/>
@@ -9259,10 +10058,10 @@
       <w:ind w:left="660"/>
     </w:pPr>
   </w:style>
-  <w:style w:type="paragraph" w:styleId="180">
+  <w:style w:type="paragraph" w:styleId="240">
     <w:name w:val="toc 5"/>
-    <w:basedOn w:val="160"/>
-    <w:next w:val="160"/>
+    <w:basedOn w:val="220"/>
+    <w:next w:val="220"/>
     <w:semiHidden/>
     <w:rPr>
       <w:rFonts w:ascii="Times New Roman" w:hAnsi="Times New Roman"/>
@@ -9272,10 +10071,10 @@
       <w:ind w:left="880"/>
     </w:pPr>
   </w:style>
-  <w:style w:type="paragraph" w:styleId="181">
+  <w:style w:type="paragraph" w:styleId="241">
     <w:name w:val="toc 6"/>
-    <w:basedOn w:val="160"/>
-    <w:next w:val="160"/>
+    <w:basedOn w:val="220"/>
+    <w:next w:val="220"/>
     <w:semiHidden/>
     <w:rPr>
       <w:rFonts w:ascii="Times New Roman" w:hAnsi="Times New Roman"/>
@@ -9285,10 +10084,10 @@
       <w:ind w:left="1100"/>
     </w:pPr>
   </w:style>
-  <w:style w:type="paragraph" w:styleId="182">
+  <w:style w:type="paragraph" w:styleId="242">
     <w:name w:val="toc 7"/>
-    <w:basedOn w:val="160"/>
-    <w:next w:val="160"/>
+    <w:basedOn w:val="220"/>
+    <w:next w:val="220"/>
     <w:semiHidden/>
     <w:rPr>
       <w:rFonts w:ascii="Times New Roman" w:hAnsi="Times New Roman"/>
@@ -9298,10 +10097,10 @@
       <w:ind w:left="1320"/>
     </w:pPr>
   </w:style>
-  <w:style w:type="paragraph" w:styleId="183">
+  <w:style w:type="paragraph" w:styleId="243">
     <w:name w:val="toc 8"/>
-    <w:basedOn w:val="160"/>
-    <w:next w:val="160"/>
+    <w:basedOn w:val="220"/>
+    <w:next w:val="220"/>
     <w:semiHidden/>
     <w:rPr>
       <w:rFonts w:ascii="Times New Roman" w:hAnsi="Times New Roman"/>
@@ -9311,10 +10110,10 @@
       <w:ind w:left="1540"/>
     </w:pPr>
   </w:style>
-  <w:style w:type="paragraph" w:styleId="184">
+  <w:style w:type="paragraph" w:styleId="244">
     <w:name w:val="toc 9"/>
-    <w:basedOn w:val="160"/>
-    <w:next w:val="160"/>
+    <w:basedOn w:val="220"/>
+    <w:next w:val="220"/>
     <w:semiHidden/>
     <w:rPr>
       <w:rFonts w:ascii="Times New Roman" w:hAnsi="Times New Roman"/>
@@ -9324,10 +10123,10 @@
       <w:ind w:left="1760"/>
     </w:pPr>
   </w:style>
-  <w:style w:type="paragraph" w:styleId="185">
+  <w:style w:type="paragraph" w:styleId="245">
     <w:name w:val="Body Text,bt,heading3,Body Text Char Char Char Char Char Char Char Char,Body Text Char Char Char Char Char Char Char"/>
-    <w:basedOn w:val="160"/>
-    <w:next w:val="185"/>
+    <w:basedOn w:val="220"/>
+    <w:next w:val="245"/>
     <w:rPr>
       <w:rFonts w:ascii="Arial" w:hAnsi="Arial"/>
       <w:lang w:val="en-US"/>
@@ -9336,10 +10135,10 @@
       <w:jc w:val="both"/>
     </w:pPr>
   </w:style>
-  <w:style w:type="paragraph" w:styleId="186">
+  <w:style w:type="paragraph" w:styleId="246">
     <w:name w:val="Body Text 2"/>
-    <w:basedOn w:val="160"/>
-    <w:next w:val="186"/>
+    <w:basedOn w:val="220"/>
+    <w:next w:val="246"/>
     <w:rPr>
       <w:rFonts w:ascii="Arial" w:hAnsi="Arial"/>
       <w:b/>
@@ -9349,10 +10148,10 @@
       <w:jc w:val="center"/>
     </w:pPr>
   </w:style>
-  <w:style w:type="paragraph" w:styleId="187">
+  <w:style w:type="paragraph" w:styleId="247">
     <w:name w:val="Document Map"/>
-    <w:basedOn w:val="160"/>
-    <w:next w:val="187"/>
+    <w:basedOn w:val="220"/>
+    <w:next w:val="247"/>
     <w:semiHidden/>
     <w:rPr>
       <w:rFonts w:ascii="Tahoma" w:hAnsi="Tahoma"/>
@@ -9361,27 +10160,27 @@
       <w:shd w:val="clear" w:color="auto" w:fill="000080"/>
     </w:pPr>
   </w:style>
-  <w:style w:type="character" w:styleId="188">
+  <w:style w:type="character" w:styleId="248">
     <w:name w:val="Comment Reference"/>
-    <w:next w:val="188"/>
+    <w:next w:val="248"/>
     <w:semiHidden/>
     <w:rPr>
       <w:sz w:val="16"/>
     </w:rPr>
   </w:style>
-  <w:style w:type="paragraph" w:styleId="189">
+  <w:style w:type="paragraph" w:styleId="249">
     <w:name w:val="Comment Text"/>
-    <w:basedOn w:val="160"/>
-    <w:next w:val="189"/>
+    <w:basedOn w:val="220"/>
+    <w:next w:val="249"/>
     <w:semiHidden/>
     <w:rPr>
       <w:sz w:val="20"/>
     </w:rPr>
   </w:style>
-  <w:style w:type="paragraph" w:styleId="190">
+  <w:style w:type="paragraph" w:styleId="250">
     <w:name w:val="Body Text 3"/>
-    <w:basedOn w:val="160"/>
-    <w:next w:val="190"/>
+    <w:basedOn w:val="220"/>
+    <w:next w:val="250"/>
     <w:rPr>
       <w:rFonts w:ascii="Arial" w:hAnsi="Arial"/>
       <w:i/>
@@ -9389,9 +10188,9 @@
       <w:lang w:val="en-US"/>
     </w:rPr>
   </w:style>
-  <w:style w:type="paragraph" w:styleId="191">
+  <w:style w:type="paragraph" w:styleId="251">
     <w:name w:val="Unord List 1"/>
-    <w:next w:val="191"/>
+    <w:next w:val="251"/>
     <w:rPr>
       <w:rFonts w:ascii="Arial" w:hAnsi="Arial"/>
       <w:color w:val="000000"/>
@@ -9402,18 +10201,18 @@
       <w:spacing w:lineRule="atLeast" w:line="289"/>
     </w:pPr>
   </w:style>
-  <w:style w:type="character" w:styleId="192">
+  <w:style w:type="character" w:styleId="252">
     <w:name w:val="Hyperlink"/>
-    <w:next w:val="192"/>
+    <w:next w:val="252"/>
     <w:rPr>
       <w:color w:val="0000FF"/>
       <w:u w:val="single"/>
     </w:rPr>
   </w:style>
-  <w:style w:type="paragraph" w:styleId="193">
+  <w:style w:type="paragraph" w:styleId="253">
     <w:name w:val="Title"/>
-    <w:basedOn w:val="160"/>
-    <w:next w:val="193"/>
+    <w:basedOn w:val="220"/>
+    <w:next w:val="253"/>
     <w:rPr>
       <w:b/>
       <w:sz w:val="20"/>
@@ -9423,10 +10222,10 @@
       <w:jc w:val="center"/>
     </w:pPr>
   </w:style>
-  <w:style w:type="paragraph" w:styleId="194">
+  <w:style w:type="paragraph" w:styleId="254">
     <w:name w:val="Caption"/>
-    <w:basedOn w:val="160"/>
-    <w:next w:val="160"/>
+    <w:basedOn w:val="220"/>
+    <w:next w:val="220"/>
     <w:rPr>
       <w:b/>
     </w:rPr>
@@ -9436,10 +10235,10 @@
       <w:spacing w:after="120" w:before="120"/>
     </w:pPr>
   </w:style>
-  <w:style w:type="paragraph" w:styleId="195">
+  <w:style w:type="paragraph" w:styleId="255">
     <w:name w:val="Body Text Indent"/>
-    <w:basedOn w:val="160"/>
-    <w:next w:val="195"/>
+    <w:basedOn w:val="220"/>
+    <w:next w:val="255"/>
     <w:rPr>
       <w:rFonts w:ascii="Arial Narrow" w:hAnsi="Arial Narrow"/>
       <w:i/>
@@ -9457,10 +10256,10 @@
       </w:tabs>
     </w:pPr>
   </w:style>
-  <w:style w:type="paragraph" w:styleId="196">
+  <w:style w:type="paragraph" w:styleId="256">
     <w:name w:val="tditheading1"/>
-    <w:basedOn w:val="160"/>
-    <w:next w:val="198"/>
+    <w:basedOn w:val="220"/>
+    <w:next w:val="258"/>
     <w:rPr>
       <w:rFonts w:ascii="Arial Narrow" w:hAnsi="Arial Narrow"/>
       <w:b/>
@@ -9476,10 +10275,10 @@
       <w:outlineLvl w:val="0"/>
     </w:pPr>
   </w:style>
-  <w:style w:type="paragraph" w:styleId="197">
+  <w:style w:type="paragraph" w:styleId="257">
     <w:name w:val="tditheading2"/>
-    <w:basedOn w:val="160"/>
-    <w:next w:val="198"/>
+    <w:basedOn w:val="220"/>
+    <w:next w:val="258"/>
     <w:rPr>
       <w:rFonts w:ascii="Arial Narrow" w:hAnsi="Arial Narrow"/>
       <w:b/>
@@ -9494,18 +10293,18 @@
       <w:outlineLvl w:val="1"/>
     </w:pPr>
   </w:style>
-  <w:style w:type="paragraph" w:styleId="198">
+  <w:style w:type="paragraph" w:styleId="258">
     <w:name w:val="tditnormal"/>
-    <w:basedOn w:val="160"/>
-    <w:next w:val="198"/>
+    <w:basedOn w:val="220"/>
+    <w:next w:val="258"/>
     <w:rPr>
       <w:rFonts w:ascii="Arial Narrow" w:hAnsi="Arial Narrow"/>
     </w:rPr>
   </w:style>
-  <w:style w:type="paragraph" w:styleId="199">
+  <w:style w:type="paragraph" w:styleId="259">
     <w:name w:val="tdittitle"/>
-    <w:basedOn w:val="160"/>
-    <w:next w:val="198"/>
+    <w:basedOn w:val="220"/>
+    <w:next w:val="258"/>
     <w:rPr>
       <w:b/>
       <w:color w:val="006400"/>
@@ -9518,12 +10317,12 @@
       </w:pBdr>
     </w:pPr>
   </w:style>
-  <w:style w:type="paragraph" w:styleId="200">
+  <w:style w:type="paragraph" w:styleId="260">
     <w:name w:val="Heading Base"/>
-    <w:basedOn w:val="160"/>
-    <w:next w:val="185"/>
+    <w:basedOn w:val="220"/>
+    <w:next w:val="245"/>
     <w:rPr>
-      <w:spacing w:val="-3"/>
+      <w:spacing w:val="-1"/>
     </w:rPr>
     <w:pPr>
       <w:keepLines/>
@@ -9531,10 +10330,10 @@
       <w:spacing w:lineRule="atLeast" w:line="220" w:before="140"/>
     </w:pPr>
   </w:style>
-  <w:style w:type="paragraph" w:styleId="201">
+  <w:style w:type="paragraph" w:styleId="261">
     <w:name w:val="tditheading0"/>
-    <w:basedOn w:val="160"/>
-    <w:next w:val="198"/>
+    <w:basedOn w:val="220"/>
+    <w:next w:val="258"/>
     <w:rPr>
       <w:rFonts w:ascii="Arial Narrow" w:hAnsi="Arial Narrow"/>
       <w:b/>
@@ -9546,10 +10345,10 @@
       <w:outlineLvl w:val="0"/>
     </w:pPr>
   </w:style>
-  <w:style w:type="paragraph" w:styleId="202">
+  <w:style w:type="paragraph" w:styleId="262">
     <w:name w:val="level 4"/>
-    <w:basedOn w:val="160"/>
-    <w:next w:val="202"/>
+    <w:basedOn w:val="220"/>
+    <w:next w:val="262"/>
     <w:rPr>
       <w:rFonts w:ascii="Times" w:hAnsi="Times"/>
       <w:sz w:val="24"/>
@@ -9559,10 +10358,10 @@
       <w:spacing w:lineRule="exact" w:line="240" w:after="120" w:before="120"/>
     </w:pPr>
   </w:style>
-  <w:style w:type="paragraph" w:styleId="203">
+  <w:style w:type="paragraph" w:styleId="263">
     <w:name w:val="TOCEntry"/>
-    <w:basedOn w:val="160"/>
-    <w:next w:val="203"/>
+    <w:basedOn w:val="220"/>
+    <w:next w:val="263"/>
     <w:rPr>
       <w:rFonts w:ascii="Times" w:hAnsi="Times"/>
       <w:b/>
@@ -9574,10 +10373,10 @@
       <w:spacing w:lineRule="atLeast" w:line="240" w:after="240" w:before="120"/>
     </w:pPr>
   </w:style>
-  <w:style w:type="paragraph" w:styleId="204">
+  <w:style w:type="paragraph" w:styleId="264">
     <w:name w:val="Template"/>
-    <w:basedOn w:val="160"/>
-    <w:next w:val="160"/>
+    <w:basedOn w:val="220"/>
+    <w:next w:val="220"/>
     <w:rPr>
       <w:i/>
       <w:color w:val="0000FF"/>
@@ -9586,10 +10385,10 @@
       <w:spacing w:lineRule="exact" w:line="240"/>
     </w:pPr>
   </w:style>
-  <w:style w:type="paragraph" w:styleId="205">
+  <w:style w:type="paragraph" w:styleId="265">
     <w:name w:val="level 3 text"/>
-    <w:basedOn w:val="160"/>
-    <w:next w:val="205"/>
+    <w:basedOn w:val="220"/>
+    <w:next w:val="265"/>
     <w:rPr>
       <w:i/>
     </w:rPr>
@@ -9598,26 +10397,26 @@
         <w:ilvl w:val="12"/>
         <w:numId w:val="0"/>
       </w:numPr>
-      <w:ind w:left="1350" w:hanging="715"/>
+      <w:ind w:left="1350" w:hanging="713"/>
       <w:spacing w:lineRule="exact" w:line="220"/>
     </w:pPr>
   </w:style>
-  <w:style w:type="paragraph" w:styleId="206">
+  <w:style w:type="paragraph" w:styleId="266">
     <w:name w:val="requirement"/>
-    <w:basedOn w:val="202"/>
-    <w:next w:val="206"/>
+    <w:basedOn w:val="262"/>
+    <w:next w:val="266"/>
     <w:rPr>
       <w:rFonts w:ascii="Times New Roman" w:hAnsi="Times New Roman"/>
     </w:rPr>
     <w:pPr>
-      <w:ind w:left="2348" w:hanging="993"/>
+      <w:ind w:left="2348" w:hanging="991"/>
       <w:spacing w:after="0" w:before="0"/>
     </w:pPr>
   </w:style>
-  <w:style w:type="paragraph" w:styleId="207">
+  <w:style w:type="paragraph" w:styleId="267">
     <w:name w:val="table text"/>
-    <w:basedOn w:val="160"/>
-    <w:next w:val="207"/>
+    <w:basedOn w:val="220"/>
+    <w:next w:val="267"/>
     <w:rPr>
       <w:sz w:val="18"/>
       <w:lang w:val="en-CA"/>
@@ -9627,10 +10426,10 @@
       <w:spacing w:before="120"/>
     </w:pPr>
   </w:style>
-  <w:style w:type="paragraph" w:styleId="208">
+  <w:style w:type="paragraph" w:styleId="268">
     <w:name w:val="Body Text 1"/>
-    <w:basedOn w:val="185"/>
-    <w:next w:val="208"/>
+    <w:basedOn w:val="245"/>
+    <w:next w:val="268"/>
     <w:rPr>
       <w:rFonts w:ascii="Times New Roman" w:hAnsi="Times New Roman"/>
       <w:szCs w:val="24"/>
@@ -9642,10 +10441,10 @@
       <w:spacing w:lineRule="exact" w:line="300" w:after="120"/>
     </w:pPr>
   </w:style>
-  <w:style w:type="paragraph" w:styleId="209">
+  <w:style w:type="paragraph" w:styleId="269">
     <w:name w:val="Table Text"/>
-    <w:basedOn w:val="160"/>
-    <w:next w:val="209"/>
+    <w:basedOn w:val="220"/>
+    <w:next w:val="269"/>
     <w:rPr>
       <w:sz w:val="20"/>
     </w:rPr>
@@ -9654,10 +10453,10 @@
       <w:spacing w:after="60"/>
     </w:pPr>
   </w:style>
-  <w:style w:type="paragraph" w:styleId="210">
+  <w:style w:type="paragraph" w:styleId="270">
     <w:name w:val="Default Text"/>
-    <w:basedOn w:val="160"/>
-    <w:next w:val="210"/>
+    <w:basedOn w:val="220"/>
+    <w:next w:val="270"/>
     <w:rPr>
       <w:sz w:val="24"/>
     </w:rPr>
@@ -9666,10 +10465,10 @@
       <w:spacing w:before="120"/>
     </w:pPr>
   </w:style>
-  <w:style w:type="paragraph" w:styleId="211">
+  <w:style w:type="paragraph" w:styleId="271">
     <w:name w:val="Body Text bulleted"/>
-    <w:basedOn w:val="160"/>
-    <w:next w:val="211"/>
+    <w:basedOn w:val="220"/>
+    <w:next w:val="271"/>
     <w:rPr>
       <w:rFonts w:ascii="Times New Roman" w:hAnsi="Times New Roman"/>
       <w:szCs w:val="24"/>
@@ -9683,10 +10482,10 @@
       <w:spacing w:after="120"/>
     </w:pPr>
   </w:style>
-  <w:style w:type="paragraph" w:styleId="212">
+  <w:style w:type="paragraph" w:styleId="272">
     <w:name w:val="Balloon Text"/>
-    <w:basedOn w:val="160"/>
-    <w:next w:val="212"/>
+    <w:basedOn w:val="220"/>
+    <w:next w:val="272"/>
     <w:semiHidden/>
     <w:rPr>
       <w:rFonts w:ascii="Tahoma" w:hAnsi="Tahoma"/>
@@ -9694,40 +10493,40 @@
       <w:szCs w:val="16"/>
     </w:rPr>
   </w:style>
-  <w:style w:type="paragraph" w:styleId="213">
+  <w:style w:type="paragraph" w:styleId="273">
     <w:name w:val="footnote text"/>
-    <w:basedOn w:val="160"/>
-    <w:next w:val="213"/>
+    <w:basedOn w:val="220"/>
+    <w:next w:val="273"/>
     <w:semiHidden/>
     <w:rPr>
       <w:sz w:val="20"/>
     </w:rPr>
   </w:style>
-  <w:style w:type="character" w:styleId="214">
+  <w:style w:type="character" w:styleId="274">
     <w:name w:val="footnote reference"/>
-    <w:next w:val="214"/>
+    <w:next w:val="274"/>
     <w:semiHidden/>
     <w:rPr>
       <w:vertAlign w:val="superscript"/>
     </w:rPr>
   </w:style>
-  <w:style w:type="table" w:styleId="215">
+  <w:style w:type="table" w:styleId="275">
     <w:name w:val="Table Grid"/>
-    <w:basedOn w:val="171"/>
-    <w:next w:val="215"/>
+    <w:basedOn w:val="231"/>
+    <w:next w:val="275"/>
     <w:tblPr/>
   </w:style>
-  <w:style w:type="character" w:styleId="216">
+  <w:style w:type="character" w:styleId="276">
     <w:name w:val="FollowedHyperlink"/>
-    <w:next w:val="216"/>
+    <w:next w:val="276"/>
     <w:rPr>
       <w:color w:val="800080"/>
       <w:u w:val="single"/>
     </w:rPr>
   </w:style>
-  <w:style w:type="character" w:styleId="217">
+  <w:style w:type="character" w:styleId="277">
     <w:name w:val="Template Char"/>
-    <w:next w:val="217"/>
+    <w:next w:val="277"/>
     <w:rPr>
       <w:rFonts w:ascii="Arial" w:hAnsi="Arial"/>
       <w:i/>
@@ -9735,20 +10534,20 @@
       <w:lang w:val="en-US" w:bidi="ar-SA" w:eastAsia="en-US"/>
     </w:rPr>
   </w:style>
-  <w:style w:type="paragraph" w:styleId="218">
+  <w:style w:type="paragraph" w:styleId="278">
     <w:name w:val="Comment Subject"/>
-    <w:basedOn w:val="189"/>
-    <w:next w:val="189"/>
+    <w:basedOn w:val="249"/>
+    <w:next w:val="249"/>
     <w:semiHidden/>
     <w:rPr>
       <w:b/>
       <w:bCs/>
     </w:rPr>
   </w:style>
-  <w:style w:type="paragraph" w:styleId="219">
+  <w:style w:type="paragraph" w:styleId="279">
     <w:name w:val="Normal Indent"/>
-    <w:basedOn w:val="160"/>
-    <w:next w:val="219"/>
+    <w:basedOn w:val="220"/>
+    <w:next w:val="279"/>
     <w:rPr>
       <w:rFonts w:ascii="Times New Roman" w:hAnsi="Times New Roman"/>
       <w:sz w:val="24"/>
@@ -9758,10 +10557,10 @@
       <w:ind w:left="432"/>
     </w:pPr>
   </w:style>
-  <w:style w:type="paragraph" w:styleId="220">
+  <w:style w:type="paragraph" w:styleId="280">
     <w:name w:val="Title_chklst"/>
-    <w:basedOn w:val="160"/>
-    <w:next w:val="220"/>
+    <w:basedOn w:val="220"/>
+    <w:next w:val="280"/>
     <w:rPr>
       <w:rFonts w:ascii="Times New Roman" w:hAnsi="Times New Roman"/>
       <w:b/>
@@ -9773,37 +10572,37 @@
       <w:jc w:val="center"/>
     </w:pPr>
   </w:style>
-  <w:style w:type="paragraph" w:styleId="221">
+  <w:style w:type="paragraph" w:styleId="281">
     <w:name w:val="HEAD5"/>
-    <w:basedOn w:val="160"/>
-    <w:next w:val="221"/>
+    <w:basedOn w:val="220"/>
+    <w:next w:val="281"/>
     <w:rPr>
       <w:rFonts w:ascii="Palatino" w:hAnsi="Palatino"/>
       <w:b/>
-      <w:spacing w:val="-2"/>
+      <w:spacing w:val="0"/>
       <w:sz w:val="24"/>
       <w:lang w:val="en-GB"/>
     </w:rPr>
     <w:pPr>
       <w:jc w:val="both"/>
       <w:tabs>
-        <w:tab w:val="left" w:pos="-719" w:leader="none"/>
+        <w:tab w:val="left" w:pos="-717" w:leader="none"/>
       </w:tabs>
     </w:pPr>
   </w:style>
-  <w:style w:type="paragraph" w:styleId="222">
+  <w:style w:type="paragraph" w:styleId="282">
     <w:name w:val="Normal (Web)"/>
-    <w:basedOn w:val="160"/>
-    <w:next w:val="222"/>
+    <w:basedOn w:val="220"/>
+    <w:next w:val="282"/>
     <w:rPr>
       <w:rFonts w:ascii="Times New Roman" w:hAnsi="Times New Roman"/>
       <w:sz w:val="24"/>
       <w:szCs w:val="24"/>
     </w:rPr>
   </w:style>
-  <w:style w:type="character" w:styleId="223">
+  <w:style w:type="character" w:styleId="283">
     <w:name w:val="Heading 3 Char Char,H3 Char Char"/>
-    <w:next w:val="223"/>
+    <w:next w:val="283"/>
     <w:rPr>
       <w:rFonts w:ascii="Arial" w:hAnsi="Arial"/>
       <w:b/>
@@ -9811,17 +10610,17 @@
       <w:lang w:val="en-CA" w:bidi="ar-SA" w:eastAsia="en-US"/>
     </w:rPr>
   </w:style>
-  <w:style w:type="paragraph" w:styleId="224">
+  <w:style w:type="paragraph" w:styleId="284">
     <w:name w:val="Style Heading 3 Char CharH3 Char Char + 14 pt"/>
-    <w:basedOn w:val="161"/>
-    <w:next w:val="224"/>
+    <w:basedOn w:val="221"/>
+    <w:next w:val="284"/>
     <w:pPr>
       <w:spacing w:after="240"/>
     </w:pPr>
   </w:style>
-  <w:style w:type="character" w:styleId="225">
+  <w:style w:type="character" w:styleId="285">
     <w:name w:val="Heading 1 Char,H1 Char"/>
-    <w:next w:val="225"/>
+    <w:next w:val="285"/>
     <w:rPr>
       <w:rFonts w:ascii="Arial" w:hAnsi="Arial"/>
       <w:b/>
@@ -9829,42 +10628,42 @@
       <w:lang w:val="en-US" w:bidi="ar-SA" w:eastAsia="en-US"/>
     </w:rPr>
   </w:style>
-  <w:style w:type="character" w:styleId="226">
+  <w:style w:type="character" w:styleId="286">
     <w:name w:val="Style Heading 3 Char CharH3 Char Char + 14 pt Char"/>
-    <w:basedOn w:val="225"/>
-    <w:next w:val="226"/>
-  </w:style>
-  <w:style w:type="paragraph" w:styleId="227">
+    <w:basedOn w:val="285"/>
+    <w:next w:val="286"/>
+  </w:style>
+  <w:style w:type="paragraph" w:styleId="287">
     <w:name w:val="List"/>
-    <w:basedOn w:val="160"/>
-    <w:next w:val="227"/>
+    <w:basedOn w:val="220"/>
+    <w:next w:val="287"/>
     <w:rPr>
       <w:sz w:val="22"/>
     </w:rPr>
     <w:pPr>
-      <w:ind w:left="360" w:hanging="359"/>
+      <w:ind w:left="360" w:hanging="357"/>
     </w:pPr>
   </w:style>
-  <w:style w:type="character" w:styleId="228">
+  <w:style w:type="character" w:styleId="288">
     <w:name w:val="Notes"/>
-    <w:next w:val="228"/>
+    <w:next w:val="288"/>
     <w:rPr>
       <w:rFonts w:ascii="Verdana" w:hAnsi="Verdana"/>
       <w:i/>
     </w:rPr>
   </w:style>
-  <w:style w:type="character" w:styleId="229">
+  <w:style w:type="character" w:styleId="289">
     <w:name w:val="Normal Verdana"/>
-    <w:next w:val="229"/>
+    <w:next w:val="289"/>
     <w:rPr>
       <w:rFonts w:ascii="Verdana" w:hAnsi="Verdana"/>
       <w:sz w:val="22"/>
     </w:rPr>
   </w:style>
-  <w:style w:type="paragraph" w:styleId="230">
+  <w:style w:type="paragraph" w:styleId="290">
     <w:name w:val="Style1"/>
-    <w:basedOn w:val="224"/>
-    <w:next w:val="230"/>
+    <w:basedOn w:val="284"/>
+    <w:next w:val="290"/>
     <w:pPr>
       <w:numPr>
         <w:ilvl w:val="0"/>
@@ -9872,10 +10671,10 @@
       </w:numPr>
     </w:pPr>
   </w:style>
-  <w:style w:type="paragraph" w:styleId="231">
+  <w:style w:type="paragraph" w:styleId="291">
     <w:name w:val="Style Heading 3 Char CharH3 Char Char + 14 pt1"/>
-    <w:basedOn w:val="224"/>
-    <w:next w:val="231"/>
+    <w:basedOn w:val="284"/>
+    <w:next w:val="291"/>
     <w:pPr>
       <w:numPr>
         <w:ilvl w:val="0"/>
@@ -9883,7 +10682,7 @@
       </w:numPr>
     </w:pPr>
   </w:style>
-  <w:style w:type="table" w:styleId="1771" w:default="1">
+  <w:style w:type="table" w:styleId="292" w:default="1">
     <w:name w:val="Normal Table"/>
     <w:uiPriority w:val="99"/>
     <w:semiHidden/>
@@ -9951,8 +10750,12 @@
         <a:solidFill>
           <a:schemeClr val="phClr"/>
         </a:solidFill>
-        <a:solidFill/>
-        <a:solidFill/>
+        <a:solidFill>
+          <a:schemeClr val="accent1"/>
+        </a:solidFill>
+        <a:solidFill>
+          <a:schemeClr val="accent1"/>
+        </a:solidFill>
       </a:fillStyleLst>
       <a:lnStyleLst>
         <a:ln w="9525">
@@ -10007,7 +10810,9 @@
         <a:solidFill>
           <a:schemeClr val="phClr"/>
         </a:solidFill>
-        <a:solidFill/>
+        <a:solidFill>
+          <a:schemeClr val="accent1"/>
+        </a:solidFill>
         <a:solidFill/>
       </a:bgFillStyleLst>
     </a:fmtScheme>

--- a/COMP3059-High Level Requirements Template.docx
+++ b/COMP3059-High Level Requirements Template.docx
@@ -4,7 +4,7 @@
   <w:body>
     <w:p>
       <w:pPr>
-        <w:pStyle w:val="220"/>
+        <w:pStyle w:val="219"/>
         <w:jc w:val="both"/>
         <w:rPr>
           <w:b/>
@@ -26,7 +26,7 @@
     </w:p>
     <w:p>
       <w:pPr>
-        <w:pStyle w:val="220"/>
+        <w:pStyle w:val="219"/>
         <w:jc w:val="both"/>
         <w:rPr>
           <w:b/>
@@ -78,17 +78,19 @@
           </w:tcPr>
           <w:p>
             <w:pPr>
-              <w:pStyle w:val="220"/>
+              <w:pStyle w:val="219"/>
               <w:spacing w:after="120" w:before="120"/>
+            </w:pPr>
+            <w:r>
               <w:rPr>
                 <w:b/>
               </w:rPr>
-            </w:pPr>
+              <w:t xml:space="preserve">Project:</w:t>
+            </w:r>
             <w:r>
               <w:rPr>
                 <w:b/>
               </w:rPr>
-              <w:t xml:space="preserve">Project:</w:t>
             </w:r>
             <w:r/>
           </w:p>
@@ -124,6 +126,7 @@
               <w:t xml:space="preserve">CultureConnect</w:t>
             </w:r>
             <w:r/>
+            <w:r/>
           </w:p>
         </w:tc>
       </w:tr>
@@ -139,17 +142,19 @@
           </w:tcPr>
           <w:p>
             <w:pPr>
-              <w:pStyle w:val="220"/>
+              <w:pStyle w:val="219"/>
               <w:spacing w:after="120" w:before="120"/>
+            </w:pPr>
+            <w:r>
               <w:rPr>
                 <w:b/>
               </w:rPr>
-            </w:pPr>
+              <w:t xml:space="preserve">Prepared By:</w:t>
+            </w:r>
             <w:r>
               <w:rPr>
                 <w:b/>
               </w:rPr>
-              <w:t xml:space="preserve">Prepared By:</w:t>
             </w:r>
             <w:r/>
           </w:p>
@@ -182,6 +187,7 @@
               <w:t xml:space="preserve">Duy Hao Bui</w:t>
             </w:r>
             <w:r/>
+            <w:r/>
           </w:p>
         </w:tc>
       </w:tr>
@@ -197,17 +203,19 @@
           </w:tcPr>
           <w:p>
             <w:pPr>
-              <w:pStyle w:val="220"/>
+              <w:pStyle w:val="219"/>
               <w:spacing w:after="120" w:before="120"/>
+            </w:pPr>
+            <w:r>
               <w:rPr>
                 <w:b/>
               </w:rPr>
-            </w:pPr>
+              <w:t xml:space="preserve">Document Version:</w:t>
+            </w:r>
             <w:r>
               <w:rPr>
                 <w:b/>
               </w:rPr>
-              <w:t xml:space="preserve">Document Version:</w:t>
             </w:r>
             <w:r/>
           </w:p>
@@ -221,7 +229,7 @@
           </w:tcPr>
           <w:p>
             <w:pPr>
-              <w:pStyle w:val="220"/>
+              <w:pStyle w:val="219"/>
               <w:spacing w:after="40" w:before="40"/>
               <w:rPr>
                 <w:color w:val="0000FF"/>
@@ -232,6 +240,11 @@
                 <w:color w:val="0000FF"/>
               </w:rPr>
               <w:t xml:space="preserve">CC 1.0</w:t>
+            </w:r>
+            <w:r>
+              <w:rPr>
+                <w:color w:val="0000FF"/>
+              </w:rPr>
             </w:r>
             <w:r/>
           </w:p>
@@ -249,17 +262,19 @@
           </w:tcPr>
           <w:p>
             <w:pPr>
-              <w:pStyle w:val="220"/>
+              <w:pStyle w:val="219"/>
               <w:spacing w:after="120" w:before="120"/>
+            </w:pPr>
+            <w:r>
               <w:rPr>
                 <w:b/>
               </w:rPr>
-            </w:pPr>
+              <w:t xml:space="preserve">Published Date:</w:t>
+            </w:r>
             <w:r>
               <w:rPr>
                 <w:b/>
               </w:rPr>
-              <w:t xml:space="preserve">Published Date:</w:t>
             </w:r>
             <w:r/>
           </w:p>
@@ -273,7 +288,7 @@
           </w:tcPr>
           <w:p>
             <w:pPr>
-              <w:pStyle w:val="220"/>
+              <w:pStyle w:val="219"/>
               <w:spacing w:after="40" w:before="40"/>
               <w:rPr>
                 <w:color w:val="0000FF"/>
@@ -284,6 +299,11 @@
                 <w:color w:val="0000FF"/>
               </w:rPr>
               <w:t xml:space="preserve">Sept 3rd, 2018</w:t>
+            </w:r>
+            <w:r>
+              <w:rPr>
+                <w:color w:val="0000FF"/>
+              </w:rPr>
             </w:r>
             <w:r/>
           </w:p>
@@ -292,7 +312,7 @@
     </w:tbl>
     <w:p>
       <w:pPr>
-        <w:pStyle w:val="220"/>
+        <w:pStyle w:val="219"/>
         <w:rPr>
           <w:b/>
           <w:bCs/>
@@ -310,7 +330,7 @@
     </w:p>
     <w:p>
       <w:pPr>
-        <w:pStyle w:val="220"/>
+        <w:pStyle w:val="219"/>
         <w:rPr>
           <w:b/>
           <w:bCs/>
@@ -329,7 +349,7 @@
     </w:p>
     <w:p>
       <w:pPr>
-        <w:pStyle w:val="264"/>
+        <w:pStyle w:val="263"/>
       </w:pPr>
       <w:r>
         <w:t xml:space="preserve">The following individuals contributed to this document.</w:t>
@@ -381,18 +401,20 @@
           </w:tcPr>
           <w:p>
             <w:pPr>
-              <w:pStyle w:val="220"/>
+              <w:pStyle w:val="219"/>
               <w:jc w:val="center"/>
               <w:spacing w:after="120" w:before="120"/>
+            </w:pPr>
+            <w:r>
               <w:rPr>
                 <w:b/>
               </w:rPr>
-            </w:pPr>
+              <w:t xml:space="preserve">Name</w:t>
+            </w:r>
             <w:r>
               <w:rPr>
                 <w:b/>
               </w:rPr>
-              <w:t xml:space="preserve">Name</w:t>
             </w:r>
             <w:r/>
           </w:p>
@@ -413,18 +435,20 @@
           </w:tcPr>
           <w:p>
             <w:pPr>
-              <w:pStyle w:val="220"/>
+              <w:pStyle w:val="219"/>
               <w:jc w:val="center"/>
               <w:spacing w:after="120" w:before="120"/>
+            </w:pPr>
+            <w:r>
               <w:rPr>
                 <w:b/>
               </w:rPr>
-            </w:pPr>
+              <w:t xml:space="preserve">Title</w:t>
+            </w:r>
             <w:r>
               <w:rPr>
                 <w:b/>
               </w:rPr>
-              <w:t xml:space="preserve">Title</w:t>
             </w:r>
             <w:r/>
           </w:p>
@@ -447,7 +471,7 @@
           </w:tcPr>
           <w:p>
             <w:pPr>
-              <w:pStyle w:val="220"/>
+              <w:pStyle w:val="219"/>
               <w:spacing w:after="40" w:before="40"/>
             </w:pPr>
             <w:r>
@@ -458,6 +482,7 @@
               </w:rPr>
               <w:t xml:space="preserve">Youquan Liu</w:t>
             </w:r>
+            <w:r/>
             <w:r/>
           </w:p>
         </w:tc>
@@ -476,11 +501,8 @@
           </w:tcPr>
           <w:p>
             <w:pPr>
-              <w:pStyle w:val="220"/>
+              <w:pStyle w:val="219"/>
               <w:spacing w:after="40" w:before="40"/>
-              <w:rPr>
-                <w:i/>
-              </w:rPr>
             </w:pPr>
             <w:r>
               <w:rPr>
@@ -521,7 +543,7 @@
           </w:tcPr>
           <w:p>
             <w:pPr>
-              <w:pStyle w:val="220"/>
+              <w:pStyle w:val="219"/>
               <w:spacing w:after="40" w:before="40"/>
             </w:pPr>
             <w:r>
@@ -532,6 +554,7 @@
               </w:rPr>
               <w:t xml:space="preserve">Duy Hao Bui </w:t>
             </w:r>
+            <w:r/>
             <w:r/>
           </w:p>
         </w:tc>
@@ -553,9 +576,7 @@
               <w:spacing w:after="40" w:before="40"/>
               <w:rPr>
                 <w:rFonts w:ascii="Calibri" w:hAnsi="Calibri" w:cs="Calibri" w:eastAsia="Calibri"/>
-                <w:i/>
                 <w:color w:val="000000"/>
-                <w:sz w:val="24"/>
               </w:rPr>
             </w:pPr>
             <w:r>
@@ -576,6 +597,7 @@
             <w:r>
               <w:rPr>
                 <w:rFonts w:ascii="Calibri" w:hAnsi="Calibri" w:cs="Calibri" w:eastAsia="Calibri"/>
+                <w:i/>
                 <w:color w:val="000000"/>
                 <w:sz w:val="24"/>
               </w:rPr>
@@ -610,6 +632,7 @@
               <w:t xml:space="preserve">Anthony Caldwell</w:t>
             </w:r>
             <w:r/>
+            <w:r/>
           </w:p>
         </w:tc>
         <w:tc>
@@ -627,11 +650,6 @@
             <w:noWrap w:val="false"/>
           </w:tcPr>
           <w:p>
-            <w:pPr>
-              <w:rPr>
-                <w:i/>
-              </w:rPr>
-            </w:pPr>
             <w:r>
               <w:rPr>
                 <w:i/>
@@ -673,6 +691,7 @@
               <w:t xml:space="preserve">Ryan Haberle </w:t>
             </w:r>
             <w:r/>
+            <w:r/>
           </w:p>
         </w:tc>
         <w:tc>
@@ -690,11 +709,6 @@
             <w:noWrap w:val="false"/>
           </w:tcPr>
           <w:p>
-            <w:pPr>
-              <w:rPr>
-                <w:i/>
-              </w:rPr>
-            </w:pPr>
             <w:r>
               <w:rPr>
                 <w:i/>
@@ -736,6 +750,7 @@
               <w:t xml:space="preserve">Qian Wang </w:t>
             </w:r>
             <w:r/>
+            <w:r/>
           </w:p>
         </w:tc>
         <w:tc>
@@ -753,11 +768,6 @@
             <w:noWrap w:val="false"/>
           </w:tcPr>
           <w:p>
-            <w:pPr>
-              <w:rPr>
-                <w:i/>
-              </w:rPr>
-            </w:pPr>
             <w:r>
               <w:rPr>
                 <w:i/>
@@ -776,14 +786,14 @@
     </w:tbl>
     <w:p>
       <w:pPr>
-        <w:pStyle w:val="220"/>
+        <w:pStyle w:val="219"/>
       </w:pPr>
       <w:r/>
       <w:r/>
     </w:p>
     <w:p>
       <w:pPr>
-        <w:pStyle w:val="220"/>
+        <w:pStyle w:val="219"/>
         <w:rPr>
           <w:b/>
           <w:bCs/>
@@ -802,7 +812,7 @@
     </w:p>
     <w:p>
       <w:pPr>
-        <w:pStyle w:val="264"/>
+        <w:pStyle w:val="263"/>
       </w:pPr>
       <w:r>
         <w:t xml:space="preserve">This document is distributed to all the following people.</w:t>
@@ -854,7 +864,7 @@
           </w:tcPr>
           <w:p>
             <w:pPr>
-              <w:pStyle w:val="220"/>
+              <w:pStyle w:val="219"/>
               <w:jc w:val="center"/>
               <w:spacing w:after="120" w:before="120"/>
               <w:rPr>
@@ -886,7 +896,7 @@
           </w:tcPr>
           <w:p>
             <w:pPr>
-              <w:pStyle w:val="220"/>
+              <w:pStyle w:val="219"/>
               <w:jc w:val="center"/>
               <w:spacing w:after="120" w:before="120"/>
               <w:rPr>
@@ -920,17 +930,10 @@
           </w:tcPr>
           <w:p>
             <w:pPr>
-              <w:pStyle w:val="220"/>
+              <w:pStyle w:val="219"/>
               <w:spacing w:after="40" w:before="40"/>
             </w:pPr>
-            <w:r>
-              <w:rPr>
-                <w:rFonts w:ascii="Calibri" w:hAnsi="Calibri" w:cs="Calibri" w:eastAsia="Calibri"/>
-                <w:color w:val="000000"/>
-                <w:sz w:val="24"/>
-              </w:rPr>
-              <w:t xml:space="preserve">Youquan Liu</w:t>
-            </w:r>
+            <w:r/>
             <w:r/>
           </w:p>
         </w:tc>
@@ -949,12 +952,10 @@
           </w:tcPr>
           <w:p>
             <w:pPr>
-              <w:pStyle w:val="269"/>
+              <w:pStyle w:val="268"/>
               <w:spacing w:after="40" w:before="40"/>
             </w:pPr>
-            <w:r>
-              <w:t xml:space="preserve">User Stories, Personas, Project Vision Part 6</w:t>
-            </w:r>
+            <w:r/>
             <w:r/>
           </w:p>
         </w:tc>
@@ -976,17 +977,10 @@
           </w:tcPr>
           <w:p>
             <w:pPr>
-              <w:pStyle w:val="220"/>
+              <w:pStyle w:val="219"/>
               <w:spacing w:after="40" w:before="40"/>
             </w:pPr>
-            <w:r>
-              <w:rPr>
-                <w:rFonts w:ascii="Calibri" w:hAnsi="Calibri" w:cs="Calibri" w:eastAsia="Calibri"/>
-                <w:color w:val="000000"/>
-                <w:sz w:val="24"/>
-              </w:rPr>
-              <w:t xml:space="preserve">Duy Hao Bui </w:t>
-            </w:r>
+            <w:r/>
             <w:r/>
           </w:p>
         </w:tc>
@@ -1005,217 +999,12 @@
           </w:tcPr>
           <w:p>
             <w:pPr>
-              <w:pStyle w:val="270"/>
+              <w:pStyle w:val="269"/>
               <w:spacing w:after="40" w:before="40"/>
               <w:rPr>
                 <w:sz w:val="20"/>
               </w:rPr>
             </w:pPr>
-            <w:r>
-              <w:rPr>
-                <w:sz w:val="20"/>
-              </w:rPr>
-            </w:r>
-            <w:r>
-              <w:rPr>
-                <w:sz w:val="20"/>
-              </w:rPr>
-              <w:t xml:space="preserve">Project Vision Part 2, 3, Required Scope Statements</w:t>
-            </w:r>
-            <w:r>
-              <w:rPr>
-                <w:rStyle w:val="283"/>
-                <w:sz w:val="28"/>
-                <w:lang w:val="en-US"/>
-              </w:rPr>
-            </w:r>
-            <w:r/>
-          </w:p>
-        </w:tc>
-      </w:tr>
-      <w:tr>
-        <w:trPr/>
-        <w:tc>
-          <w:tcPr>
-            <w:tcBorders>
-              <w:left w:val="single" w:color="000000" w:sz="6" w:space="0"/>
-              <w:top w:val="single" w:color="000000" w:sz="6" w:space="0"/>
-              <w:right w:val="single" w:color="000000" w:sz="6" w:space="0"/>
-              <w:bottom w:val="single" w:color="000000" w:sz="6" w:space="0"/>
-            </w:tcBorders>
-            <w:tcW w:w="3240" w:type="dxa"/>
-            <w:vAlign w:val="top"/>
-            <w:vMerge w:val="restart"/>
-            <w:textDirection w:val="lrTb"/>
-            <w:noWrap w:val="false"/>
-          </w:tcPr>
-          <w:p>
-            <w:r>
-              <w:rPr>
-                <w:rFonts w:ascii="Calibri" w:hAnsi="Calibri" w:cs="Calibri" w:eastAsia="Calibri"/>
-                <w:color w:val="000000"/>
-                <w:sz w:val="24"/>
-              </w:rPr>
-              <w:t xml:space="preserve">Anthony Caldwell</w:t>
-            </w:r>
-            <w:r/>
-          </w:p>
-        </w:tc>
-        <w:tc>
-          <w:tcPr>
-            <w:tcBorders>
-              <w:left w:val="single" w:color="000000" w:sz="6" w:space="0"/>
-              <w:top w:val="single" w:color="000000" w:sz="6" w:space="0"/>
-              <w:right w:val="single" w:color="000000" w:sz="6" w:space="0"/>
-              <w:bottom w:val="single" w:color="000000" w:sz="6" w:space="0"/>
-            </w:tcBorders>
-            <w:tcW w:w="5940" w:type="dxa"/>
-            <w:vAlign w:val="top"/>
-            <w:vMerge w:val="restart"/>
-            <w:textDirection w:val="lrTb"/>
-            <w:noWrap w:val="false"/>
-          </w:tcPr>
-          <w:p>
-            <w:pPr>
-              <w:pStyle w:val="270"/>
-              <w:rPr>
-                <w:sz w:val="20"/>
-              </w:rPr>
-            </w:pPr>
-            <w:r>
-              <w:rPr>
-                <w:sz w:val="20"/>
-              </w:rPr>
-              <w:t xml:space="preserve">Project Vision Part 1, 6 User Stories, Personas</w:t>
-            </w:r>
-            <w:r>
-              <w:rPr>
-                <w:sz w:val="20"/>
-              </w:rPr>
-            </w:r>
-            <w:r/>
-          </w:p>
-        </w:tc>
-      </w:tr>
-      <w:tr>
-        <w:trPr/>
-        <w:tc>
-          <w:tcPr>
-            <w:tcBorders>
-              <w:left w:val="single" w:color="000000" w:sz="6" w:space="0"/>
-              <w:top w:val="single" w:color="000000" w:sz="6" w:space="0"/>
-              <w:right w:val="single" w:color="000000" w:sz="6" w:space="0"/>
-              <w:bottom w:val="single" w:color="000000" w:sz="6" w:space="0"/>
-            </w:tcBorders>
-            <w:tcW w:w="3240" w:type="dxa"/>
-            <w:vAlign w:val="top"/>
-            <w:vMerge w:val="restart"/>
-            <w:textDirection w:val="lrTb"/>
-            <w:noWrap w:val="false"/>
-          </w:tcPr>
-          <w:p>
-            <w:r>
-              <w:rPr>
-                <w:rFonts w:ascii="Calibri" w:hAnsi="Calibri" w:cs="Calibri" w:eastAsia="Calibri"/>
-                <w:color w:val="000000"/>
-                <w:sz w:val="24"/>
-              </w:rPr>
-              <w:t xml:space="preserve">Ryan Haberle</w:t>
-            </w:r>
-            <w:r/>
-          </w:p>
-        </w:tc>
-        <w:tc>
-          <w:tcPr>
-            <w:tcBorders>
-              <w:left w:val="single" w:color="000000" w:sz="6" w:space="0"/>
-              <w:top w:val="single" w:color="000000" w:sz="6" w:space="0"/>
-              <w:right w:val="single" w:color="000000" w:sz="6" w:space="0"/>
-              <w:bottom w:val="single" w:color="000000" w:sz="6" w:space="0"/>
-            </w:tcBorders>
-            <w:tcW w:w="5940" w:type="dxa"/>
-            <w:vAlign w:val="top"/>
-            <w:vMerge w:val="restart"/>
-            <w:textDirection w:val="lrTb"/>
-            <w:noWrap w:val="false"/>
-          </w:tcPr>
-          <w:p>
-            <w:pPr>
-              <w:pStyle w:val="270"/>
-              <w:rPr>
-                <w:sz w:val="20"/>
-              </w:rPr>
-            </w:pPr>
-            <w:r>
-              <w:rPr>
-                <w:sz w:val="20"/>
-              </w:rPr>
-              <w:t xml:space="preserve">Business Context Diagram</w:t>
-            </w:r>
-            <w:r>
-              <w:rPr>
-                <w:sz w:val="20"/>
-              </w:rPr>
-            </w:r>
-            <w:r/>
-          </w:p>
-        </w:tc>
-      </w:tr>
-      <w:tr>
-        <w:trPr/>
-        <w:tc>
-          <w:tcPr>
-            <w:tcBorders>
-              <w:left w:val="single" w:color="000000" w:sz="6" w:space="0"/>
-              <w:top w:val="single" w:color="000000" w:sz="6" w:space="0"/>
-              <w:right w:val="single" w:color="000000" w:sz="6" w:space="0"/>
-              <w:bottom w:val="single" w:color="000000" w:sz="6" w:space="0"/>
-            </w:tcBorders>
-            <w:tcW w:w="3240" w:type="dxa"/>
-            <w:vAlign w:val="top"/>
-            <w:vMerge w:val="restart"/>
-            <w:textDirection w:val="lrTb"/>
-            <w:noWrap w:val="false"/>
-          </w:tcPr>
-          <w:p>
-            <w:r>
-              <w:rPr>
-                <w:rFonts w:ascii="Calibri" w:hAnsi="Calibri" w:cs="Calibri" w:eastAsia="Calibri"/>
-                <w:color w:val="000000"/>
-                <w:sz w:val="24"/>
-              </w:rPr>
-              <w:t xml:space="preserve">Qian Wang </w:t>
-            </w:r>
-            <w:r/>
-          </w:p>
-        </w:tc>
-        <w:tc>
-          <w:tcPr>
-            <w:tcBorders>
-              <w:left w:val="single" w:color="000000" w:sz="6" w:space="0"/>
-              <w:top w:val="single" w:color="000000" w:sz="6" w:space="0"/>
-              <w:right w:val="single" w:color="000000" w:sz="6" w:space="0"/>
-              <w:bottom w:val="single" w:color="000000" w:sz="6" w:space="0"/>
-            </w:tcBorders>
-            <w:tcW w:w="5940" w:type="dxa"/>
-            <w:vAlign w:val="top"/>
-            <w:vMerge w:val="restart"/>
-            <w:textDirection w:val="lrTb"/>
-            <w:noWrap w:val="false"/>
-          </w:tcPr>
-          <w:p>
-            <w:pPr>
-              <w:pStyle w:val="270"/>
-              <w:rPr>
-                <w:sz w:val="20"/>
-              </w:rPr>
-            </w:pPr>
-            <w:r>
-              <w:rPr>
-                <w:sz w:val="20"/>
-              </w:rPr>
-              <w:t xml:space="preserve">Project Vision Part 4, 5, 7</w:t>
-            </w:r>
             <w:r>
               <w:rPr>
                 <w:sz w:val="20"/>
@@ -1228,14 +1017,14 @@
     </w:tbl>
     <w:p>
       <w:pPr>
-        <w:pStyle w:val="220"/>
+        <w:pStyle w:val="219"/>
       </w:pPr>
       <w:r/>
       <w:r/>
     </w:p>
     <w:p>
       <w:pPr>
-        <w:pStyle w:val="220"/>
+        <w:pStyle w:val="219"/>
         <w:rPr>
           <w:b/>
           <w:bCs/>
@@ -1261,7 +1050,7 @@
     </w:p>
     <w:p>
       <w:pPr>
-        <w:pStyle w:val="264"/>
+        <w:pStyle w:val="263"/>
       </w:pPr>
       <w:r>
         <w:t xml:space="preserve">This document refers to the following materials</w:t>
@@ -1314,7 +1103,7 @@
           </w:tcPr>
           <w:p>
             <w:pPr>
-              <w:pStyle w:val="220"/>
+              <w:pStyle w:val="219"/>
               <w:jc w:val="center"/>
               <w:rPr>
                 <w:b/>
@@ -1345,7 +1134,7 @@
           </w:tcPr>
           <w:p>
             <w:pPr>
-              <w:pStyle w:val="220"/>
+              <w:pStyle w:val="219"/>
               <w:jc w:val="center"/>
               <w:rPr>
                 <w:b/>
@@ -1376,7 +1165,7 @@
           </w:tcPr>
           <w:p>
             <w:pPr>
-              <w:pStyle w:val="220"/>
+              <w:pStyle w:val="219"/>
               <w:jc w:val="center"/>
               <w:rPr>
                 <w:b/>
@@ -1407,7 +1196,7 @@
           </w:tcPr>
           <w:p>
             <w:pPr>
-              <w:pStyle w:val="220"/>
+              <w:pStyle w:val="219"/>
               <w:jc w:val="center"/>
               <w:rPr>
                 <w:b/>
@@ -1438,7 +1227,7 @@
           </w:tcPr>
           <w:p>
             <w:pPr>
-              <w:pStyle w:val="220"/>
+              <w:pStyle w:val="219"/>
               <w:jc w:val="center"/>
               <w:rPr>
                 <w:b/>
@@ -1471,7 +1260,7 @@
           </w:tcPr>
           <w:p>
             <w:pPr>
-              <w:pStyle w:val="264"/>
+              <w:pStyle w:val="263"/>
               <w:jc w:val="center"/>
             </w:pPr>
             <w:r/>
@@ -1493,7 +1282,7 @@
           </w:tcPr>
           <w:p>
             <w:pPr>
-              <w:pStyle w:val="220"/>
+              <w:pStyle w:val="219"/>
               <w:spacing w:after="40" w:before="40"/>
               <w:rPr>
                 <w:i/>
@@ -1522,7 +1311,7 @@
           </w:tcPr>
           <w:p>
             <w:pPr>
-              <w:pStyle w:val="264"/>
+              <w:pStyle w:val="263"/>
             </w:pPr>
             <w:r/>
             <w:r/>
@@ -1543,7 +1332,7 @@
           </w:tcPr>
           <w:p>
             <w:pPr>
-              <w:pStyle w:val="264"/>
+              <w:pStyle w:val="263"/>
             </w:pPr>
             <w:r/>
             <w:r/>
@@ -1564,7 +1353,7 @@
           </w:tcPr>
           <w:p>
             <w:pPr>
-              <w:pStyle w:val="260"/>
+              <w:pStyle w:val="259"/>
               <w:keepLines w:val="false"/>
               <w:keepNext w:val="false"/>
               <w:spacing w:lineRule="auto" w:line="240" w:before="0"/>
@@ -1600,7 +1389,7 @@
           </w:tcPr>
           <w:p>
             <w:pPr>
-              <w:pStyle w:val="264"/>
+              <w:pStyle w:val="263"/>
               <w:jc w:val="center"/>
             </w:pPr>
             <w:r/>
@@ -1622,7 +1411,7 @@
           </w:tcPr>
           <w:p>
             <w:pPr>
-              <w:pStyle w:val="220"/>
+              <w:pStyle w:val="219"/>
               <w:spacing w:after="40" w:before="40"/>
               <w:rPr>
                 <w:i/>
@@ -1651,7 +1440,7 @@
           </w:tcPr>
           <w:p>
             <w:pPr>
-              <w:pStyle w:val="264"/>
+              <w:pStyle w:val="263"/>
             </w:pPr>
             <w:r/>
             <w:r/>
@@ -1672,7 +1461,7 @@
           </w:tcPr>
           <w:p>
             <w:pPr>
-              <w:pStyle w:val="264"/>
+              <w:pStyle w:val="263"/>
             </w:pPr>
             <w:r/>
             <w:r/>
@@ -1693,7 +1482,7 @@
           </w:tcPr>
           <w:p>
             <w:pPr>
-              <w:pStyle w:val="260"/>
+              <w:pStyle w:val="259"/>
               <w:keepLines w:val="false"/>
               <w:keepNext w:val="false"/>
               <w:spacing w:lineRule="auto" w:line="240" w:before="0"/>
@@ -1729,7 +1518,7 @@
           </w:tcPr>
           <w:p>
             <w:pPr>
-              <w:pStyle w:val="220"/>
+              <w:pStyle w:val="219"/>
               <w:jc w:val="center"/>
             </w:pPr>
             <w:r/>
@@ -1751,7 +1540,7 @@
           </w:tcPr>
           <w:p>
             <w:pPr>
-              <w:pStyle w:val="220"/>
+              <w:pStyle w:val="219"/>
             </w:pPr>
             <w:r/>
             <w:r/>
@@ -1772,7 +1561,7 @@
           </w:tcPr>
           <w:p>
             <w:pPr>
-              <w:pStyle w:val="220"/>
+              <w:pStyle w:val="219"/>
             </w:pPr>
             <w:r/>
             <w:r/>
@@ -1793,7 +1582,7 @@
           </w:tcPr>
           <w:p>
             <w:pPr>
-              <w:pStyle w:val="220"/>
+              <w:pStyle w:val="219"/>
             </w:pPr>
             <w:r/>
             <w:r/>
@@ -1814,7 +1603,7 @@
           </w:tcPr>
           <w:p>
             <w:pPr>
-              <w:pStyle w:val="260"/>
+              <w:pStyle w:val="259"/>
               <w:keepLines w:val="false"/>
               <w:keepNext w:val="false"/>
               <w:spacing w:lineRule="auto" w:line="240" w:before="0"/>
@@ -1836,14 +1625,14 @@
     </w:tbl>
     <w:p>
       <w:pPr>
-        <w:pStyle w:val="220"/>
+        <w:pStyle w:val="219"/>
       </w:pPr>
       <w:r/>
       <w:r/>
     </w:p>
     <w:p>
       <w:pPr>
-        <w:pStyle w:val="220"/>
+        <w:pStyle w:val="219"/>
         <w:rPr>
           <w:b/>
           <w:sz w:val="24"/>
@@ -1860,7 +1649,7 @@
     </w:p>
     <w:p>
       <w:pPr>
-        <w:pStyle w:val="220"/>
+        <w:pStyle w:val="219"/>
       </w:pPr>
       <w:r/>
       <w:r/>
@@ -1910,7 +1699,7 @@
           </w:tcPr>
           <w:p>
             <w:pPr>
-              <w:pStyle w:val="220"/>
+              <w:pStyle w:val="219"/>
               <w:jc w:val="center"/>
               <w:rPr>
                 <w:b/>
@@ -1941,7 +1730,7 @@
           </w:tcPr>
           <w:p>
             <w:pPr>
-              <w:pStyle w:val="220"/>
+              <w:pStyle w:val="219"/>
               <w:jc w:val="center"/>
               <w:rPr>
                 <w:b/>
@@ -1972,7 +1761,7 @@
           </w:tcPr>
           <w:p>
             <w:pPr>
-              <w:pStyle w:val="220"/>
+              <w:pStyle w:val="219"/>
               <w:jc w:val="center"/>
               <w:rPr>
                 <w:b/>
@@ -2003,7 +1792,7 @@
           </w:tcPr>
           <w:p>
             <w:pPr>
-              <w:pStyle w:val="220"/>
+              <w:pStyle w:val="219"/>
               <w:jc w:val="center"/>
               <w:rPr>
                 <w:b/>
@@ -2036,7 +1825,7 @@
           </w:tcPr>
           <w:p>
             <w:pPr>
-              <w:pStyle w:val="264"/>
+              <w:pStyle w:val="263"/>
               <w:jc w:val="center"/>
             </w:pPr>
             <w:r/>
@@ -2058,7 +1847,7 @@
           </w:tcPr>
           <w:p>
             <w:pPr>
-              <w:pStyle w:val="220"/>
+              <w:pStyle w:val="219"/>
               <w:spacing w:after="40" w:before="40"/>
               <w:rPr>
                 <w:i/>
@@ -2087,7 +1876,7 @@
           </w:tcPr>
           <w:p>
             <w:pPr>
-              <w:pStyle w:val="264"/>
+              <w:pStyle w:val="263"/>
             </w:pPr>
             <w:r/>
             <w:r/>
@@ -2108,7 +1897,7 @@
           </w:tcPr>
           <w:p>
             <w:pPr>
-              <w:pStyle w:val="260"/>
+              <w:pStyle w:val="259"/>
               <w:keepLines w:val="false"/>
               <w:keepNext w:val="false"/>
               <w:spacing w:lineRule="auto" w:line="240" w:before="0"/>
@@ -2144,7 +1933,7 @@
           </w:tcPr>
           <w:p>
             <w:pPr>
-              <w:pStyle w:val="264"/>
+              <w:pStyle w:val="263"/>
               <w:jc w:val="center"/>
             </w:pPr>
             <w:r/>
@@ -2166,7 +1955,7 @@
           </w:tcPr>
           <w:p>
             <w:pPr>
-              <w:pStyle w:val="220"/>
+              <w:pStyle w:val="219"/>
               <w:spacing w:after="40" w:before="40"/>
               <w:rPr>
                 <w:i/>
@@ -2195,7 +1984,7 @@
           </w:tcPr>
           <w:p>
             <w:pPr>
-              <w:pStyle w:val="264"/>
+              <w:pStyle w:val="263"/>
             </w:pPr>
             <w:r/>
             <w:r/>
@@ -2216,7 +2005,7 @@
           </w:tcPr>
           <w:p>
             <w:pPr>
-              <w:pStyle w:val="260"/>
+              <w:pStyle w:val="259"/>
               <w:keepLines w:val="false"/>
               <w:keepNext w:val="false"/>
               <w:spacing w:lineRule="auto" w:line="240" w:before="0"/>
@@ -2252,7 +2041,7 @@
           </w:tcPr>
           <w:p>
             <w:pPr>
-              <w:pStyle w:val="220"/>
+              <w:pStyle w:val="219"/>
               <w:jc w:val="center"/>
             </w:pPr>
             <w:r/>
@@ -2274,7 +2063,7 @@
           </w:tcPr>
           <w:p>
             <w:pPr>
-              <w:pStyle w:val="220"/>
+              <w:pStyle w:val="219"/>
             </w:pPr>
             <w:r/>
             <w:r/>
@@ -2295,7 +2084,7 @@
           </w:tcPr>
           <w:p>
             <w:pPr>
-              <w:pStyle w:val="220"/>
+              <w:pStyle w:val="219"/>
             </w:pPr>
             <w:r/>
             <w:r/>
@@ -2316,7 +2105,7 @@
           </w:tcPr>
           <w:p>
             <w:pPr>
-              <w:pStyle w:val="260"/>
+              <w:pStyle w:val="259"/>
               <w:keepLines w:val="false"/>
               <w:keepNext w:val="false"/>
               <w:spacing w:lineRule="auto" w:line="240" w:before="0"/>
@@ -2338,7 +2127,7 @@
     </w:tbl>
     <w:p>
       <w:pPr>
-        <w:pStyle w:val="264"/>
+        <w:pStyle w:val="263"/>
         <w:rPr>
           <w:sz w:val="18"/>
         </w:rPr>
@@ -2353,9 +2142,9 @@
     </w:p>
     <w:p>
       <w:pPr>
-        <w:pStyle w:val="220"/>
-        <w:tabs>
-          <w:tab w:val="left" w:pos="-717" w:leader="none"/>
+        <w:pStyle w:val="219"/>
+        <w:tabs>
+          <w:tab w:val="left" w:pos="-718" w:leader="none"/>
         </w:tabs>
         <w:rPr>
           <w:b/>
@@ -2396,9 +2185,9 @@
     </w:p>
     <w:p>
       <w:pPr>
-        <w:pStyle w:val="220"/>
-        <w:tabs>
-          <w:tab w:val="left" w:pos="-717" w:leader="none"/>
+        <w:pStyle w:val="219"/>
+        <w:tabs>
+          <w:tab w:val="left" w:pos="-718" w:leader="none"/>
           <w:tab w:val="left" w:pos="2925" w:leader="none"/>
         </w:tabs>
       </w:pPr>
@@ -2407,9 +2196,9 @@
     </w:p>
     <w:p>
       <w:pPr>
-        <w:pStyle w:val="220"/>
-        <w:tabs>
-          <w:tab w:val="left" w:pos="-717" w:leader="none"/>
+        <w:pStyle w:val="219"/>
+        <w:tabs>
+          <w:tab w:val="left" w:pos="-718" w:leader="none"/>
           <w:tab w:val="left" w:pos="2925" w:leader="none"/>
         </w:tabs>
       </w:pPr>
@@ -2418,9 +2207,9 @@
     </w:p>
     <w:p>
       <w:pPr>
-        <w:pStyle w:val="220"/>
-        <w:tabs>
-          <w:tab w:val="left" w:pos="-717" w:leader="none"/>
+        <w:pStyle w:val="219"/>
+        <w:tabs>
+          <w:tab w:val="left" w:pos="-718" w:leader="none"/>
           <w:tab w:val="left" w:pos="2925" w:leader="none"/>
         </w:tabs>
       </w:pPr>
@@ -2429,9 +2218,9 @@
     </w:p>
     <w:p>
       <w:pPr>
-        <w:pStyle w:val="220"/>
-        <w:tabs>
-          <w:tab w:val="left" w:pos="-717" w:leader="none"/>
+        <w:pStyle w:val="219"/>
+        <w:tabs>
+          <w:tab w:val="left" w:pos="-718" w:leader="none"/>
           <w:tab w:val="left" w:pos="2925" w:leader="none"/>
         </w:tabs>
       </w:pPr>
@@ -2440,9 +2229,9 @@
     </w:p>
     <w:p>
       <w:pPr>
-        <w:pStyle w:val="220"/>
-        <w:tabs>
-          <w:tab w:val="left" w:pos="-717" w:leader="none"/>
+        <w:pStyle w:val="219"/>
+        <w:tabs>
+          <w:tab w:val="left" w:pos="-718" w:leader="none"/>
           <w:tab w:val="left" w:pos="2925" w:leader="none"/>
         </w:tabs>
       </w:pPr>
@@ -2451,9 +2240,9 @@
     </w:p>
     <w:p>
       <w:pPr>
-        <w:pStyle w:val="220"/>
-        <w:tabs>
-          <w:tab w:val="left" w:pos="-717" w:leader="none"/>
+        <w:pStyle w:val="219"/>
+        <w:tabs>
+          <w:tab w:val="left" w:pos="-718" w:leader="none"/>
           <w:tab w:val="left" w:pos="2925" w:leader="none"/>
         </w:tabs>
       </w:pPr>
@@ -2462,9 +2251,9 @@
     </w:p>
     <w:p>
       <w:pPr>
-        <w:pStyle w:val="220"/>
-        <w:tabs>
-          <w:tab w:val="left" w:pos="-717" w:leader="none"/>
+        <w:pStyle w:val="219"/>
+        <w:tabs>
+          <w:tab w:val="left" w:pos="-718" w:leader="none"/>
           <w:tab w:val="left" w:pos="2925" w:leader="none"/>
         </w:tabs>
       </w:pPr>
@@ -2473,22 +2262,23 @@
     </w:p>
     <w:p>
       <w:pPr>
-        <w:pStyle w:val="236"/>
+        <w:pStyle w:val="235"/>
         <w:jc w:val="center"/>
         <w:tabs>
           <w:tab w:val="left" w:pos="440" w:leader="none"/>
           <w:tab w:val="right" w:pos="9019" w:leader="none"/>
         </w:tabs>
         <w:rPr>
-          <w:rStyle w:val="283"/>
+          <w:rStyle w:val="282"/>
           <w:i/>
           <w:sz w:val="28"/>
           <w:lang w:val="en-US"/>
         </w:rPr>
       </w:pPr>
+      <w:r/>
       <w:r>
         <w:rPr>
-          <w:rStyle w:val="283"/>
+          <w:rStyle w:val="282"/>
           <w:i/>
           <w:sz w:val="28"/>
           <w:lang w:val="en-US"/>
@@ -2497,7 +2287,7 @@
       </w:r>
       <w:r>
         <w:rPr>
-          <w:rStyle w:val="283"/>
+          <w:rStyle w:val="282"/>
           <w:i/>
           <w:sz w:val="28"/>
           <w:lang w:val="en-US"/>
@@ -2508,7 +2298,7 @@
     </w:p>
     <w:p>
       <w:pPr>
-        <w:pStyle w:val="236"/>
+        <w:pStyle w:val="235"/>
         <w:tabs>
           <w:tab w:val="left" w:pos="440" w:leader="none"/>
           <w:tab w:val="right" w:pos="9019" w:leader="none"/>
@@ -2524,7 +2314,7 @@
       </w:pPr>
       <w:r>
         <w:rPr>
-          <w:rStyle w:val="283"/>
+          <w:rStyle w:val="282"/>
           <w:b w:val="false"/>
           <w:i/>
           <w:sz w:val="20"/>
@@ -2534,7 +2324,7 @@
       </w:r>
       <w:r>
         <w:rPr>
-          <w:rStyle w:val="283"/>
+          <w:rStyle w:val="282"/>
           <w:b w:val="false"/>
           <w:i/>
           <w:sz w:val="20"/>
@@ -2544,7 +2334,7 @@
       </w:r>
       <w:r>
         <w:rPr>
-          <w:rStyle w:val="283"/>
+          <w:rStyle w:val="282"/>
           <w:b w:val="false"/>
           <w:i/>
           <w:sz w:val="20"/>
@@ -2599,7 +2389,7 @@
     </w:p>
     <w:p>
       <w:pPr>
-        <w:pStyle w:val="236"/>
+        <w:pStyle w:val="235"/>
         <w:tabs>
           <w:tab w:val="left" w:pos="440" w:leader="none"/>
           <w:tab w:val="right" w:pos="9019" w:leader="none"/>
@@ -2663,7 +2453,7 @@
     </w:p>
     <w:p>
       <w:pPr>
-        <w:pStyle w:val="236"/>
+        <w:pStyle w:val="235"/>
         <w:tabs>
           <w:tab w:val="left" w:pos="440" w:leader="none"/>
           <w:tab w:val="right" w:pos="9019" w:leader="none"/>
@@ -2724,7 +2514,7 @@
     </w:p>
     <w:p>
       <w:pPr>
-        <w:pStyle w:val="236"/>
+        <w:pStyle w:val="235"/>
         <w:tabs>
           <w:tab w:val="left" w:pos="440" w:leader="none"/>
           <w:tab w:val="right" w:pos="9019" w:leader="none"/>
@@ -2785,13 +2575,13 @@
     </w:p>
     <w:p>
       <w:pPr>
-        <w:pStyle w:val="290"/>
+        <w:pStyle w:val="289"/>
         <w:numPr>
           <w:ilvl w:val="0"/>
           <w:numId w:val="0"/>
         </w:numPr>
         <w:rPr>
-          <w:rStyle w:val="283"/>
+          <w:rStyle w:val="282"/>
           <w:b w:val="false"/>
           <w:sz w:val="20"/>
           <w:lang w:val="en-US"/>
@@ -2799,7 +2589,7 @@
       </w:pPr>
       <w:r>
         <w:rPr>
-          <w:rStyle w:val="283"/>
+          <w:rStyle w:val="282"/>
           <w:b w:val="false"/>
           <w:sz w:val="20"/>
           <w:lang w:val="en-US"/>
@@ -2808,7 +2598,7 @@
       </w:r>
       <w:r>
         <w:rPr>
-          <w:rStyle w:val="283"/>
+          <w:rStyle w:val="282"/>
           <w:b w:val="false"/>
           <w:sz w:val="20"/>
           <w:lang w:val="en-US"/>
@@ -2818,16 +2608,16 @@
     </w:p>
     <w:p>
       <w:pPr>
-        <w:pStyle w:val="290"/>
+        <w:pStyle w:val="289"/>
         <w:rPr>
-          <w:rStyle w:val="283"/>
+          <w:rStyle w:val="282"/>
           <w:sz w:val="28"/>
           <w:lang w:val="en-US"/>
         </w:rPr>
       </w:pPr>
       <w:r>
         <w:rPr>
-          <w:rStyle w:val="283"/>
+          <w:rStyle w:val="282"/>
           <w:b w:val="false"/>
           <w:sz w:val="20"/>
           <w:lang w:val="en-US"/>
@@ -2837,7 +2627,7 @@
       <w:bookmarkStart w:id="13" w:name="_Toc316999072"/>
       <w:r>
         <w:rPr>
-          <w:rStyle w:val="283"/>
+          <w:rStyle w:val="282"/>
           <w:sz w:val="28"/>
           <w:lang w:val="en-US"/>
         </w:rPr>
@@ -2846,7 +2636,7 @@
       <w:bookmarkEnd w:id="13"/>
       <w:r>
         <w:rPr>
-          <w:rStyle w:val="283"/>
+          <w:rStyle w:val="282"/>
           <w:sz w:val="28"/>
           <w:lang w:val="en-US"/>
         </w:rPr>
@@ -2855,7 +2645,7 @@
     </w:p>
     <w:p>
       <w:pPr>
-        <w:pStyle w:val="220"/>
+        <w:pStyle w:val="219"/>
       </w:pPr>
       <w:r>
         <w:t xml:space="preserve">&lt;Insert Diagram&gt;</w:t>
@@ -2864,7 +2654,7 @@
     </w:p>
     <w:p>
       <w:pPr>
-        <w:pStyle w:val="220"/>
+        <w:pStyle w:val="219"/>
       </w:pPr>
       <w:r/>
       <w:r/>
@@ -2908,7 +2698,7 @@
           </w:tcPr>
           <w:p>
             <w:pPr>
-              <w:pStyle w:val="220"/>
+              <w:pStyle w:val="219"/>
               <w:jc w:val="center"/>
             </w:pPr>
             <w:r>
@@ -2941,7 +2731,7 @@
           </w:tcPr>
           <w:p>
             <w:pPr>
-              <w:pStyle w:val="220"/>
+              <w:pStyle w:val="219"/>
               <w:jc w:val="center"/>
             </w:pPr>
             <w:r>
@@ -2972,7 +2762,7 @@
           </w:tcPr>
           <w:p>
             <w:pPr>
-              <w:pStyle w:val="220"/>
+              <w:pStyle w:val="219"/>
             </w:pPr>
             <w:r>
               <w:t xml:space="preserve">Cultural connection app</w:t>
@@ -2989,7 +2779,7 @@
           </w:tcPr>
           <w:p>
             <w:pPr>
-              <w:pStyle w:val="220"/>
+              <w:pStyle w:val="219"/>
             </w:pPr>
             <w:r>
               <w:t xml:space="preserve">Application responsible for providing a way for users and organizations to expand and explore new cultures.</w:t>
@@ -3004,7 +2794,7 @@
     </w:tbl>
     <w:p>
       <w:pPr>
-        <w:pStyle w:val="220"/>
+        <w:pStyle w:val="219"/>
       </w:pPr>
       <w:r/>
       <w:r/>
@@ -3048,7 +2838,7 @@
           </w:tcPr>
           <w:p>
             <w:pPr>
-              <w:pStyle w:val="220"/>
+              <w:pStyle w:val="219"/>
               <w:jc w:val="center"/>
             </w:pPr>
             <w:r>
@@ -3075,7 +2865,7 @@
           </w:tcPr>
           <w:p>
             <w:pPr>
-              <w:pStyle w:val="220"/>
+              <w:pStyle w:val="219"/>
               <w:jc w:val="center"/>
             </w:pPr>
             <w:r>
@@ -3106,7 +2896,7 @@
           </w:tcPr>
           <w:p>
             <w:pPr>
-              <w:pStyle w:val="220"/>
+              <w:pStyle w:val="219"/>
             </w:pPr>
             <w:r>
               <w:t xml:space="preserve">Users</w:t>
@@ -3126,7 +2916,7 @@
           </w:tcPr>
           <w:p>
             <w:pPr>
-              <w:pStyle w:val="220"/>
+              <w:pStyle w:val="219"/>
             </w:pPr>
             <w:r>
               <w:t xml:space="preserve">The users of the site who can create, read, upload and delete events</w:t>
@@ -3151,7 +2941,7 @@
           </w:tcPr>
           <w:p>
             <w:pPr>
-              <w:pStyle w:val="220"/>
+              <w:pStyle w:val="219"/>
             </w:pPr>
             <w:r>
               <w:t xml:space="preserve">Organizations.</w:t>
@@ -3168,7 +2958,7 @@
           </w:tcPr>
           <w:p>
             <w:pPr>
-              <w:pStyle w:val="220"/>
+              <w:pStyle w:val="219"/>
             </w:pPr>
             <w:r>
               <w:t xml:space="preserve">The users of the site who can create, read, upload and delete events</w:t>
@@ -3193,7 +2983,7 @@
           </w:tcPr>
           <w:p>
             <w:pPr>
-              <w:pStyle w:val="220"/>
+              <w:pStyle w:val="219"/>
             </w:pPr>
             <w:r>
               <w:t xml:space="preserve">Data Base</w:t>
@@ -3210,7 +3000,7 @@
           </w:tcPr>
           <w:p>
             <w:pPr>
-              <w:pStyle w:val="220"/>
+              <w:pStyle w:val="219"/>
             </w:pPr>
             <w:r>
               <w:t xml:space="preserve">Where users info and organizational info is stored.</w:t>
@@ -3232,7 +3022,7 @@
           </w:tcPr>
           <w:p>
             <w:pPr>
-              <w:pStyle w:val="220"/>
+              <w:pStyle w:val="219"/>
             </w:pPr>
             <w:r>
               <w:t xml:space="preserve">Site Admins</w:t>
@@ -3249,7 +3039,7 @@
           </w:tcPr>
           <w:p>
             <w:pPr>
-              <w:pStyle w:val="220"/>
+              <w:pStyle w:val="219"/>
             </w:pPr>
             <w:r>
               <w:t xml:space="preserve">Update and monitor site, listen to users feedback</w:t>
@@ -3261,7 +3051,7 @@
     </w:tbl>
     <w:p>
       <w:pPr>
-        <w:pStyle w:val="220"/>
+        <w:pStyle w:val="219"/>
       </w:pPr>
       <w:r/>
       <w:r/>
@@ -3305,7 +3095,7 @@
           </w:tcPr>
           <w:p>
             <w:pPr>
-              <w:pStyle w:val="220"/>
+              <w:pStyle w:val="219"/>
               <w:jc w:val="center"/>
             </w:pPr>
             <w:r>
@@ -3332,7 +3122,7 @@
           </w:tcPr>
           <w:p>
             <w:pPr>
-              <w:pStyle w:val="220"/>
+              <w:pStyle w:val="219"/>
               <w:jc w:val="center"/>
             </w:pPr>
             <w:r>
@@ -3363,7 +3153,7 @@
           </w:tcPr>
           <w:p>
             <w:pPr>
-              <w:pStyle w:val="220"/>
+              <w:pStyle w:val="219"/>
             </w:pPr>
             <w:r>
               <w:t xml:space="preserve">Event info</w:t>
@@ -3380,7 +3170,7 @@
           </w:tcPr>
           <w:p>
             <w:pPr>
-              <w:pStyle w:val="220"/>
+              <w:pStyle w:val="219"/>
             </w:pPr>
             <w:r>
               <w:t xml:space="preserve">Users</w:t>
@@ -3414,7 +3204,7 @@
           </w:tcPr>
           <w:p>
             <w:pPr>
-              <w:pStyle w:val="220"/>
+              <w:pStyle w:val="219"/>
             </w:pPr>
             <w:r>
               <w:t xml:space="preserve">Preferences</w:t>
@@ -3431,7 +3221,7 @@
           </w:tcPr>
           <w:p>
             <w:pPr>
-              <w:pStyle w:val="220"/>
+              <w:pStyle w:val="219"/>
             </w:pPr>
             <w:r>
               <w:t xml:space="preserve">Users</w:t>
@@ -3468,7 +3258,7 @@
           </w:tcPr>
           <w:p>
             <w:pPr>
-              <w:pStyle w:val="220"/>
+              <w:pStyle w:val="219"/>
             </w:pPr>
             <w:r>
               <w:t xml:space="preserve">Alerts and confirmations.</w:t>
@@ -3485,7 +3275,7 @@
           </w:tcPr>
           <w:p>
             <w:pPr>
-              <w:pStyle w:val="220"/>
+              <w:pStyle w:val="219"/>
             </w:pPr>
             <w:r>
               <w:t xml:space="preserve">Users are </w:t>
@@ -3513,7 +3303,7 @@
           </w:tcPr>
           <w:p>
             <w:pPr>
-              <w:pStyle w:val="220"/>
+              <w:pStyle w:val="219"/>
             </w:pPr>
             <w:r>
               <w:t xml:space="preserve">User account info</w:t>
@@ -3530,7 +3320,7 @@
           </w:tcPr>
           <w:p>
             <w:pPr>
-              <w:pStyle w:val="220"/>
+              <w:pStyle w:val="219"/>
             </w:pPr>
             <w:r>
               <w:t xml:space="preserve">Stored and sent by database.</w:t>
@@ -3552,7 +3342,7 @@
           </w:tcPr>
           <w:p>
             <w:pPr>
-              <w:pStyle w:val="220"/>
+              <w:pStyle w:val="219"/>
             </w:pPr>
             <w:r>
               <w:t xml:space="preserve">Edit and maintenance of site </w:t>
@@ -3569,7 +3359,7 @@
           </w:tcPr>
           <w:p>
             <w:pPr>
-              <w:pStyle w:val="220"/>
+              <w:pStyle w:val="219"/>
             </w:pPr>
             <w:r>
               <w:t xml:space="preserve">Admins will maintain site and listen to user feedback about the site.</w:t>
@@ -3580,60 +3370,10 @@
       </w:tr>
     </w:tbl>
     <w:p>
-      <w:pPr>
-        <w:pStyle w:val="290"/>
-        <w:numPr>
-          <w:ilvl w:val="0"/>
-          <w:numId w:val="0"/>
-        </w:numPr>
-        <w:ind w:left="360" w:hanging="0"/>
-        <w:rPr>
-          <w:rStyle w:val="283"/>
-          <w:sz w:val="28"/>
-          <w:lang w:val="en-US"/>
-        </w:rPr>
-      </w:pPr>
-      <w:r/>
-      <w:bookmarkStart w:id="14" w:name="_Toc316999073"/>
       <w:r>
-        <w:rPr>
-          <w:rStyle w:val="283"/>
-          <w:sz w:val="28"/>
-          <w:lang w:val="en-US"/>
-        </w:rPr>
-      </w:r>
-      <w:r>
-        <w:rPr>
-          <w:rStyle w:val="283"/>
-          <w:sz w:val="28"/>
-          <w:lang w:val="en-US"/>
-        </w:rPr>
-      </w:r>
-      <w:r/>
-    </w:p>
-    <w:p>
-      <w:pPr>
-        <w:pStyle w:val="290"/>
-        <w:numPr>
-          <w:ilvl w:val="0"/>
-          <w:numId w:val="0"/>
-        </w:numPr>
-        <w:ind w:left="360" w:hanging="0"/>
-        <w:rPr>
-          <w:rStyle w:val="283"/>
-          <w:sz w:val="28"/>
-          <w:lang w:val="en-US"/>
-        </w:rPr>
-      </w:pPr>
-      <w:r>
-        <w:rPr>
-          <w:rStyle w:val="283"/>
-          <w:sz w:val="28"/>
-          <w:lang w:val="en-US"/>
-        </w:rPr>
         <w:drawing>
           <wp:inline xmlns:wp="http://schemas.openxmlformats.org/drawingml/2006/wordprocessingDrawing" distT="0" distB="0" distL="0" distR="0">
-            <wp:extent cx="5733414" cy="4092401"/>
+            <wp:extent cx="5733414" cy="4092400"/>
             <wp:effectExtent l="0" t="0" r="0" b="0"/>
             <wp:docPr id="1" name="" hidden="false"/>
             <wp:cNvGraphicFramePr>
@@ -3655,7 +3395,7 @@
                   <pic:spPr bwMode="auto">
                     <a:xfrm>
                       <a:off x="0" y="0"/>
-                      <a:ext cx="5733414" cy="4092401"/>
+                      <a:ext cx="5733414" cy="4092400"/>
                     </a:xfrm>
                     <a:prstGeom prst="rect">
                       <a:avLst/>
@@ -3668,19 +3408,57 @@
         </w:drawing>
       </w:r>
       <w:r/>
+      <w:r/>
     </w:p>
     <w:p>
       <w:pPr>
-        <w:pStyle w:val="290"/>
+        <w:pStyle w:val="289"/>
+        <w:numPr>
+          <w:ilvl w:val="0"/>
+          <w:numId w:val="0"/>
+        </w:numPr>
+        <w:ind w:left="360" w:hanging="0"/>
+      </w:pPr>
+      <w:r/>
+      <w:bookmarkStart w:id="14" w:name="_Toc316999073"/>
+      <w:r>
         <w:rPr>
-          <w:rStyle w:val="283"/>
+          <w:rStyle w:val="282"/>
           <w:sz w:val="28"/>
           <w:lang w:val="en-US"/>
         </w:rPr>
+      </w:r>
+      <w:r/>
+    </w:p>
+    <w:p>
+      <w:pPr>
+        <w:pStyle w:val="289"/>
+        <w:numPr>
+          <w:ilvl w:val="0"/>
+          <w:numId w:val="0"/>
+        </w:numPr>
+        <w:ind w:left="360" w:hanging="0"/>
+        <w:rPr>
+          <w:rStyle w:val="282"/>
+          <w:sz w:val="28"/>
+          <w:lang w:val="en-US"/>
+        </w:rPr>
+      </w:pPr>
+      <w:r/>
+      <w:r/>
+    </w:p>
+    <w:p>
+      <w:pPr>
+        <w:pStyle w:val="289"/>
+        <w:rPr>
+          <w:rStyle w:val="282"/>
+          <w:sz w:val="28"/>
+          <w:lang w:val="en-US"/>
+        </w:rPr>
       </w:pPr>
       <w:r>
         <w:rPr>
-          <w:rStyle w:val="283"/>
+          <w:rStyle w:val="282"/>
           <w:sz w:val="28"/>
           <w:lang w:val="en-US"/>
         </w:rPr>
@@ -3688,7 +3466,7 @@
       </w:r>
       <w:r>
         <w:rPr>
-          <w:rStyle w:val="283"/>
+          <w:rStyle w:val="282"/>
           <w:sz w:val="28"/>
           <w:lang w:val="en-US"/>
         </w:rPr>
@@ -3697,41 +3475,12 @@
       <w:bookmarkEnd w:id="14"/>
       <w:r>
         <w:rPr>
-          <w:rStyle w:val="283"/>
+          <w:rStyle w:val="282"/>
           <w:sz w:val="28"/>
           <w:lang w:val="en-US"/>
         </w:rPr>
       </w:r>
       <w:r/>
-    </w:p>
-    <w:p>
-      <w:pPr>
-        <w:pStyle w:val="290"/>
-        <w:numPr>
-          <w:ilvl w:val="0"/>
-          <w:numId w:val="0"/>
-        </w:numPr>
-        <w:ind w:left="360" w:hanging="0"/>
-        <w:rPr>
-          <w:rStyle w:val="283"/>
-          <w:sz w:val="28"/>
-          <w:lang w:val="en-US"/>
-        </w:rPr>
-      </w:pPr>
-      <w:r>
-        <w:rPr>
-          <w:rStyle w:val="283"/>
-          <w:sz w:val="28"/>
-          <w:lang w:val="en-US"/>
-        </w:rPr>
-      </w:r>
-      <w:r>
-        <w:rPr>
-          <w:rStyle w:val="283"/>
-          <w:sz w:val="28"/>
-          <w:lang w:val="en-US"/>
-        </w:rPr>
-      </w:r>
     </w:p>
     <w:tbl>
       <w:tblPr>
@@ -3772,7 +3521,7 @@
           </w:tcPr>
           <w:p>
             <w:pPr>
-              <w:pStyle w:val="220"/>
+              <w:pStyle w:val="219"/>
               <w:jc w:val="center"/>
               <w:spacing w:lineRule="atLeast" w:line="240"/>
             </w:pPr>
@@ -3782,11 +3531,7 @@
               </w:rPr>
               <w:t xml:space="preserve">HLR#</w:t>
             </w:r>
-            <w:r>
-              <w:rPr>
-                <w:b/>
-              </w:rPr>
-            </w:r>
+            <w:r/>
             <w:r/>
           </w:p>
         </w:tc>
@@ -3800,7 +3545,7 @@
           </w:tcPr>
           <w:p>
             <w:pPr>
-              <w:pStyle w:val="220"/>
+              <w:pStyle w:val="219"/>
               <w:jc w:val="center"/>
               <w:spacing w:lineRule="atLeast" w:line="240"/>
             </w:pPr>
@@ -3810,11 +3555,7 @@
               </w:rPr>
               <w:t xml:space="preserve">Description</w:t>
             </w:r>
-            <w:r>
-              <w:rPr>
-                <w:b/>
-              </w:rPr>
-            </w:r>
+            <w:r/>
             <w:r/>
           </w:p>
         </w:tc>
@@ -3828,7 +3569,7 @@
           </w:tcPr>
           <w:p>
             <w:pPr>
-              <w:pStyle w:val="220"/>
+              <w:pStyle w:val="219"/>
               <w:jc w:val="center"/>
               <w:spacing w:lineRule="atLeast" w:line="240"/>
             </w:pPr>
@@ -3838,16 +3579,12 @@
               </w:rPr>
               <w:t xml:space="preserve">Priority</w:t>
             </w:r>
-            <w:r>
-              <w:rPr>
-                <w:b/>
-              </w:rPr>
-            </w:r>
-            <w:r/>
-          </w:p>
-          <w:p>
-            <w:pPr>
-              <w:pStyle w:val="220"/>
+            <w:r/>
+            <w:r/>
+          </w:p>
+          <w:p>
+            <w:pPr>
+              <w:pStyle w:val="219"/>
               <w:jc w:val="center"/>
               <w:spacing w:lineRule="atLeast" w:line="240"/>
             </w:pPr>
@@ -3857,11 +3594,7 @@
               </w:rPr>
               <w:t xml:space="preserve">(H, M, L)</w:t>
             </w:r>
-            <w:r>
-              <w:rPr>
-                <w:b/>
-              </w:rPr>
-            </w:r>
+            <w:r/>
             <w:r/>
           </w:p>
         </w:tc>
@@ -3877,10 +3610,10 @@
           </w:tcPr>
           <w:p>
             <w:pPr>
-              <w:pStyle w:val="220"/>
+              <w:pStyle w:val="219"/>
               <w:numPr>
                 <w:ilvl w:val="0"/>
-                <w:numId w:val="14"/>
+                <w:numId w:val="15"/>
               </w:numPr>
               <w:spacing w:lineRule="atLeast" w:line="240"/>
               <w:tabs>
@@ -3889,6 +3622,7 @@
             </w:pPr>
             <w:r/>
             <w:r/>
+            <w:r/>
           </w:p>
         </w:tc>
         <w:tc>
@@ -3900,13 +3634,14 @@
           </w:tcPr>
           <w:p>
             <w:pPr>
-              <w:pStyle w:val="220"/>
+              <w:pStyle w:val="219"/>
               <w:spacing w:lineRule="atLeast" w:line="240"/>
             </w:pPr>
             <w:r>
               <w:t xml:space="preserve">User must create an account for creating and joining events</w:t>
             </w:r>
             <w:r/>
+            <w:r/>
           </w:p>
         </w:tc>
         <w:tc>
@@ -3918,12 +3653,13 @@
           </w:tcPr>
           <w:p>
             <w:pPr>
-              <w:pStyle w:val="220"/>
+              <w:pStyle w:val="219"/>
               <w:spacing w:lineRule="atLeast" w:line="240"/>
             </w:pPr>
             <w:r>
               <w:t xml:space="preserve">H</w:t>
             </w:r>
+            <w:r/>
             <w:r/>
           </w:p>
         </w:tc>
@@ -3939,10 +3675,10 @@
           </w:tcPr>
           <w:p>
             <w:pPr>
-              <w:pStyle w:val="220"/>
+              <w:pStyle w:val="219"/>
               <w:numPr>
                 <w:ilvl w:val="0"/>
-                <w:numId w:val="14"/>
+                <w:numId w:val="15"/>
               </w:numPr>
               <w:spacing w:lineRule="atLeast" w:line="240"/>
               <w:tabs>
@@ -3952,6 +3688,7 @@
             </w:pPr>
             <w:r/>
             <w:r/>
+            <w:r/>
           </w:p>
         </w:tc>
         <w:tc>
@@ -3963,13 +3700,14 @@
           </w:tcPr>
           <w:p>
             <w:pPr>
-              <w:pStyle w:val="220"/>
+              <w:pStyle w:val="219"/>
               <w:spacing w:lineRule="atLeast" w:line="240"/>
             </w:pPr>
             <w:r>
               <w:t xml:space="preserve">Event attendant will receive a survey after every post event </w:t>
             </w:r>
             <w:r/>
+            <w:r/>
           </w:p>
         </w:tc>
         <w:tc>
@@ -3981,12 +3719,13 @@
           </w:tcPr>
           <w:p>
             <w:pPr>
-              <w:pStyle w:val="220"/>
+              <w:pStyle w:val="219"/>
               <w:spacing w:lineRule="atLeast" w:line="240"/>
             </w:pPr>
             <w:r>
               <w:t xml:space="preserve">M</w:t>
             </w:r>
+            <w:r/>
             <w:r/>
           </w:p>
         </w:tc>
@@ -4002,10 +3741,10 @@
           </w:tcPr>
           <w:p>
             <w:pPr>
-              <w:pStyle w:val="220"/>
+              <w:pStyle w:val="219"/>
               <w:numPr>
                 <w:ilvl w:val="0"/>
-                <w:numId w:val="14"/>
+                <w:numId w:val="15"/>
               </w:numPr>
               <w:spacing w:lineRule="atLeast" w:line="240"/>
               <w:tabs>
@@ -4015,6 +3754,7 @@
             </w:pPr>
             <w:r/>
             <w:r/>
+            <w:r/>
           </w:p>
         </w:tc>
         <w:tc>
@@ -4026,13 +3766,14 @@
           </w:tcPr>
           <w:p>
             <w:pPr>
-              <w:pStyle w:val="220"/>
+              <w:pStyle w:val="219"/>
               <w:spacing w:lineRule="atLeast" w:line="240"/>
             </w:pPr>
             <w:r>
               <w:t xml:space="preserve">Event attendant will receive a report after every post event </w:t>
             </w:r>
             <w:r/>
+            <w:r/>
           </w:p>
         </w:tc>
         <w:tc>
@@ -4044,12 +3785,13 @@
           </w:tcPr>
           <w:p>
             <w:pPr>
-              <w:pStyle w:val="220"/>
+              <w:pStyle w:val="219"/>
               <w:spacing w:lineRule="atLeast" w:line="240"/>
             </w:pPr>
             <w:r>
               <w:t xml:space="preserve">L</w:t>
             </w:r>
+            <w:r/>
             <w:r/>
           </w:p>
         </w:tc>
@@ -4065,7 +3807,7 @@
           </w:tcPr>
           <w:p>
             <w:pPr>
-              <w:pStyle w:val="220"/>
+              <w:pStyle w:val="219"/>
               <w:ind w:left="0"/>
               <w:spacing w:lineRule="atLeast" w:line="240"/>
               <w:tabs>
@@ -4076,6 +3818,7 @@
               <w:t xml:space="preserve">HLR04</w:t>
             </w:r>
             <w:r/>
+            <w:r/>
           </w:p>
         </w:tc>
         <w:tc>
@@ -4087,7 +3830,7 @@
           </w:tcPr>
           <w:p>
             <w:pPr>
-              <w:pStyle w:val="220"/>
+              <w:pStyle w:val="219"/>
               <w:ind w:left="0"/>
               <w:spacing w:lineRule="atLeast" w:line="240"/>
             </w:pPr>
@@ -4095,6 +3838,7 @@
               <w:t xml:space="preserve">Event attendant will receive a notifications after creating an account or join events</w:t>
             </w:r>
             <w:r/>
+            <w:r/>
           </w:p>
         </w:tc>
         <w:tc>
@@ -4106,12 +3850,13 @@
           </w:tcPr>
           <w:p>
             <w:pPr>
-              <w:pStyle w:val="220"/>
+              <w:pStyle w:val="219"/>
               <w:spacing w:lineRule="atLeast" w:line="240"/>
             </w:pPr>
             <w:r>
               <w:t xml:space="preserve">M</w:t>
             </w:r>
+            <w:r/>
             <w:r/>
           </w:p>
         </w:tc>
@@ -4130,6 +3875,7 @@
               <w:t xml:space="preserve">HLR05</w:t>
             </w:r>
             <w:r/>
+            <w:r/>
           </w:p>
         </w:tc>
         <w:tc>
@@ -4144,6 +3890,7 @@
               <w:t xml:space="preserve">Event attendant will send a request for joining event, if the amount is full, they will be on a wait-list. </w:t>
             </w:r>
             <w:r/>
+            <w:r/>
           </w:p>
         </w:tc>
         <w:tc>
@@ -4157,6 +3904,7 @@
             <w:r>
               <w:t xml:space="preserve">H</w:t>
             </w:r>
+            <w:r/>
             <w:r/>
           </w:p>
         </w:tc>
@@ -4176,6 +3924,7 @@
               <w:t xml:space="preserve">HLR06</w:t>
             </w:r>
             <w:r/>
+            <w:r/>
           </w:p>
         </w:tc>
         <w:tc>
@@ -4191,6 +3940,7 @@
               <w:t xml:space="preserve">Event attendant can cancel the event they joined</w:t>
             </w:r>
             <w:r/>
+            <w:r/>
           </w:p>
         </w:tc>
         <w:tc>
@@ -4205,6 +3955,7 @@
             <w:r>
               <w:t xml:space="preserve">M</w:t>
             </w:r>
+            <w:r/>
             <w:r/>
           </w:p>
         </w:tc>
@@ -4221,7 +3972,7 @@
           </w:tcPr>
           <w:p>
             <w:pPr>
-              <w:pStyle w:val="220"/>
+              <w:pStyle w:val="219"/>
               <w:ind w:left="0"/>
               <w:spacing w:lineRule="atLeast" w:line="240"/>
               <w:tabs>
@@ -4232,6 +3983,7 @@
               <w:t xml:space="preserve">HLR07</w:t>
             </w:r>
             <w:r/>
+            <w:r/>
           </w:p>
         </w:tc>
         <w:tc>
@@ -4244,13 +3996,14 @@
           </w:tcPr>
           <w:p>
             <w:pPr>
-              <w:pStyle w:val="220"/>
+              <w:pStyle w:val="219"/>
               <w:spacing w:lineRule="atLeast" w:line="240"/>
             </w:pPr>
             <w:r>
               <w:t xml:space="preserve">Event creator can assign the amount of attendee</w:t>
             </w:r>
             <w:r/>
+            <w:r/>
           </w:p>
         </w:tc>
         <w:tc>
@@ -4263,12 +4016,13 @@
           </w:tcPr>
           <w:p>
             <w:pPr>
-              <w:pStyle w:val="220"/>
+              <w:pStyle w:val="219"/>
               <w:spacing w:lineRule="atLeast" w:line="240"/>
             </w:pPr>
             <w:r>
               <w:t xml:space="preserve">H</w:t>
             </w:r>
+            <w:r/>
             <w:r/>
           </w:p>
         </w:tc>
@@ -4288,6 +4042,7 @@
               <w:t xml:space="preserve">HLR08</w:t>
             </w:r>
             <w:r/>
+            <w:r/>
           </w:p>
         </w:tc>
         <w:tc>
@@ -4303,6 +4058,7 @@
               <w:t xml:space="preserve">Event creator can accept or refuse joining request event</w:t>
             </w:r>
             <w:r/>
+            <w:r/>
           </w:p>
         </w:tc>
         <w:tc>
@@ -4317,6 +4073,7 @@
             <w:r>
               <w:t xml:space="preserve">M</w:t>
             </w:r>
+            <w:r/>
             <w:r/>
           </w:p>
         </w:tc>
@@ -4336,6 +4093,7 @@
               <w:t xml:space="preserve">HLR09</w:t>
             </w:r>
             <w:r/>
+            <w:r/>
           </w:p>
         </w:tc>
         <w:tc>
@@ -4351,6 +4109,7 @@
               <w:t xml:space="preserve">Event creator will receive a report about the event include the amount of attendant and rating</w:t>
             </w:r>
             <w:r/>
+            <w:r/>
           </w:p>
         </w:tc>
         <w:tc>
@@ -4365,6 +4124,7 @@
             <w:r>
               <w:t xml:space="preserve">L</w:t>
             </w:r>
+            <w:r/>
             <w:r/>
           </w:p>
         </w:tc>
@@ -4384,6 +4144,7 @@
               <w:t xml:space="preserve">HLR10</w:t>
             </w:r>
             <w:r/>
+            <w:r/>
           </w:p>
         </w:tc>
         <w:tc>
@@ -4399,6 +4160,7 @@
               <w:t xml:space="preserve">User can locate the event </w:t>
             </w:r>
             <w:r/>
+            <w:r/>
           </w:p>
         </w:tc>
         <w:tc>
@@ -4413,6 +4175,7 @@
             <w:r>
               <w:t xml:space="preserve">H</w:t>
             </w:r>
+            <w:r/>
             <w:r/>
           </w:p>
         </w:tc>
@@ -4432,6 +4195,7 @@
               <w:t xml:space="preserve">HLR11</w:t>
             </w:r>
             <w:r/>
+            <w:r/>
           </w:p>
         </w:tc>
         <w:tc>
@@ -4447,6 +4211,7 @@
               <w:t xml:space="preserve">User can make friends with others</w:t>
             </w:r>
             <w:r/>
+            <w:r/>
           </w:p>
         </w:tc>
         <w:tc>
@@ -4461,6 +4226,7 @@
             <w:r>
               <w:t xml:space="preserve">M</w:t>
             </w:r>
+            <w:r/>
             <w:r/>
           </w:p>
         </w:tc>
@@ -4480,6 +4246,7 @@
               <w:t xml:space="preserve">HLR12</w:t>
             </w:r>
             <w:r/>
+            <w:r/>
           </w:p>
         </w:tc>
         <w:tc>
@@ -4495,6 +4262,7 @@
               <w:t xml:space="preserve">User have a messenger for chatting</w:t>
             </w:r>
             <w:r/>
+            <w:r/>
           </w:p>
         </w:tc>
         <w:tc>
@@ -4509,6 +4277,7 @@
             <w:r>
               <w:t xml:space="preserve">H</w:t>
             </w:r>
+            <w:r/>
             <w:r/>
           </w:p>
         </w:tc>
@@ -4528,6 +4297,7 @@
               <w:t xml:space="preserve">HLR13</w:t>
             </w:r>
             <w:r/>
+            <w:r/>
           </w:p>
         </w:tc>
         <w:tc>
@@ -4543,6 +4313,7 @@
               <w:t xml:space="preserve">User have a calendar for tracking and reminding events</w:t>
             </w:r>
             <w:r/>
+            <w:r/>
           </w:p>
         </w:tc>
         <w:tc>
@@ -4557,6 +4328,7 @@
             <w:r>
               <w:t xml:space="preserve">H</w:t>
             </w:r>
+            <w:r/>
             <w:r/>
           </w:p>
         </w:tc>
@@ -4564,7 +4336,7 @@
     </w:tbl>
     <w:p>
       <w:pPr>
-        <w:pStyle w:val="220"/>
+        <w:pStyle w:val="219"/>
       </w:pPr>
       <w:r/>
       <w:bookmarkEnd w:id="0"/>
@@ -4595,9 +4367,9 @@
     </w:p>
     <w:p>
       <w:pPr>
-        <w:pStyle w:val="290"/>
+        <w:pStyle w:val="289"/>
         <w:rPr>
-          <w:rStyle w:val="283"/>
+          <w:rStyle w:val="282"/>
           <w:sz w:val="28"/>
           <w:lang w:val="en-US"/>
         </w:rPr>
@@ -4608,7 +4380,7 @@
       <w:bookmarkStart w:id="16" w:name="_Toc316999075"/>
       <w:r>
         <w:rPr>
-          <w:rStyle w:val="283"/>
+          <w:rStyle w:val="282"/>
           <w:sz w:val="28"/>
           <w:lang w:val="en-US"/>
         </w:rPr>
@@ -4616,7 +4388,7 @@
       </w:r>
       <w:r>
         <w:rPr>
-          <w:rStyle w:val="283"/>
+          <w:rStyle w:val="282"/>
           <w:sz w:val="28"/>
           <w:lang w:val="en-US"/>
         </w:rPr>
@@ -4624,7 +4396,7 @@
       </w:r>
       <w:r>
         <w:rPr>
-          <w:rStyle w:val="283"/>
+          <w:rStyle w:val="282"/>
           <w:sz w:val="28"/>
           <w:lang w:val="en-US"/>
         </w:rPr>
@@ -4635,7 +4407,7 @@
       <w:bookmarkEnd w:id="16"/>
       <w:r>
         <w:rPr>
-          <w:rStyle w:val="283"/>
+          <w:rStyle w:val="282"/>
           <w:sz w:val="28"/>
           <w:lang w:val="en-US"/>
         </w:rPr>
@@ -4644,43 +4416,38 @@
     </w:p>
     <w:p>
       <w:pPr>
-        <w:pStyle w:val="250"/>
+        <w:pStyle w:val="249"/>
       </w:pPr>
       <w:r>
         <w:rPr>
           <w:color w:val="000000"/>
         </w:rPr>
-        <w:t xml:space="preserve">The undersigned acknowledge their agreement with the contents of Version</w:t>
+        <w:t xml:space="preserve">The undersigned acknowledge their agreement with the contents of Version </w:t>
       </w:r>
       <w:r>
         <w:rPr>
-          <w:color w:val="92D050"/>
+          <w:color w:val="008000"/>
         </w:rPr>
-        <w:t xml:space="preserve"> </w:t>
+        <w:t xml:space="preserve">&lt;</w:t>
       </w:r>
       <w:r>
         <w:rPr>
-          <w:color w:val="00B050"/>
+          <w:i w:val="false"/>
+          <w:color w:val="008000"/>
         </w:rPr>
-        <w:t xml:space="preserve">CC </w:t>
+        <w:t xml:space="preserve">x.x</w:t>
       </w:r>
       <w:r>
         <w:rPr>
-          <w:color w:val="00B050"/>
+          <w:color w:val="008000"/>
         </w:rPr>
-        <w:t xml:space="preserve">1.0</w:t>
-      </w:r>
-      <w:r>
-        <w:rPr>
-          <w:color w:val="00B050"/>
-        </w:rPr>
-        <w:t xml:space="preserve"> </w:t>
+        <w:t xml:space="preserve">&gt;</w:t>
       </w:r>
       <w:r>
         <w:rPr>
           <w:color w:val="000000"/>
         </w:rPr>
-        <w:t xml:space="preserve">of the </w:t>
+        <w:t xml:space="preserve"> of the </w:t>
       </w:r>
       <w:r>
         <w:rPr>
@@ -4705,18 +4472,19 @@
         <w:rPr>
           <w:color w:val="008000"/>
         </w:rPr>
-        <w:t xml:space="preserve">CultureConnect</w:t>
+        <w:t xml:space="preserve">&lt;Project Name&gt;</w:t>
       </w:r>
       <w:r>
         <w:rPr>
           <w:i w:val="false"/>
         </w:rPr>
+        <w:t xml:space="preserve">.</w:t>
       </w:r>
       <w:r/>
     </w:p>
     <w:p>
       <w:pPr>
-        <w:pStyle w:val="250"/>
+        <w:pStyle w:val="249"/>
         <w:rPr>
           <w:color w:val="000000"/>
         </w:rPr>
@@ -4730,7 +4498,7 @@
     </w:p>
     <w:p>
       <w:pPr>
-        <w:pStyle w:val="250"/>
+        <w:pStyle w:val="249"/>
         <w:rPr>
           <w:color w:val="000000"/>
         </w:rPr>
@@ -4756,7 +4524,7 @@
     </w:p>
     <w:p>
       <w:pPr>
-        <w:pStyle w:val="220"/>
+        <w:pStyle w:val="219"/>
       </w:pPr>
       <w:r/>
       <w:r/>
@@ -4773,7 +4541,7 @@
           <w:insideV w:val="single" w:color="000000" w:sz="4" w:space="0"/>
           <w:insideH w:val="single" w:color="000000" w:sz="4" w:space="0"/>
         </w:tblBorders>
-        <w:tblLayout w:type="fixed"/>
+        <w:tblLayout w:type="autofit"/>
         <w:tblCellMar>
           <w:left w:w="108" w:type="dxa"/>
           <w:top w:w="0" w:type="dxa"/>
@@ -4783,8 +4551,8 @@
         <w:tblLook w:val="01E0" w:firstRow="1" w:lastRow="1" w:firstColumn="1" w:lastColumn="1" w:noHBand="0" w:noVBand="0"/>
       </w:tblPr>
       <w:tblGrid>
-        <w:gridCol w:w="2211"/>
-        <w:gridCol w:w="4467"/>
+        <w:gridCol w:w="1818"/>
+        <w:gridCol w:w="4860"/>
         <w:gridCol w:w="2567"/>
       </w:tblGrid>
       <w:tr>
@@ -4794,24 +4562,26 @@
         <w:tc>
           <w:tcPr>
             <w:shd w:val="clear" w:color="auto" w:fill="E6E6E6"/>
-            <w:tcW w:w="2211" w:type="dxa"/>
+            <w:tcW w:w="1818" w:type="dxa"/>
             <w:vAlign w:val="center"/>
             <w:textDirection w:val="lrTb"/>
             <w:noWrap w:val="false"/>
           </w:tcPr>
           <w:p>
             <w:pPr>
-              <w:pStyle w:val="220"/>
+              <w:pStyle w:val="219"/>
               <w:jc w:val="center"/>
+            </w:pPr>
+            <w:r>
               <w:rPr>
                 <w:b/>
               </w:rPr>
-            </w:pPr>
+              <w:t xml:space="preserve">Names</w:t>
+            </w:r>
             <w:r>
               <w:rPr>
                 <w:b/>
               </w:rPr>
-              <w:t xml:space="preserve">Name</w:t>
             </w:r>
             <w:r/>
           </w:p>
@@ -4819,40 +4589,44 @@
         <w:tc>
           <w:tcPr>
             <w:shd w:val="clear" w:color="auto" w:fill="E6E6E6"/>
-            <w:tcW w:w="4467" w:type="dxa"/>
+            <w:tcW w:w="4860" w:type="dxa"/>
             <w:vAlign w:val="center"/>
             <w:textDirection w:val="lrTb"/>
             <w:noWrap w:val="false"/>
           </w:tcPr>
           <w:p>
             <w:pPr>
-              <w:pStyle w:val="220"/>
+              <w:pStyle w:val="219"/>
               <w:jc w:val="center"/>
+            </w:pPr>
+            <w:r>
               <w:rPr>
                 <w:b/>
               </w:rPr>
-            </w:pPr>
+              <w:t xml:space="preserve">Project Role and </w:t>
+            </w:r>
             <w:r>
               <w:rPr>
                 <w:b/>
               </w:rPr>
-              <w:t xml:space="preserve">Project Role and </w:t>
-            </w:r>
-            <w:r/>
-          </w:p>
-          <w:p>
-            <w:pPr>
-              <w:pStyle w:val="220"/>
+            </w:r>
+            <w:r/>
+          </w:p>
+          <w:p>
+            <w:pPr>
+              <w:pStyle w:val="219"/>
               <w:jc w:val="center"/>
+            </w:pPr>
+            <w:r>
               <w:rPr>
                 <w:b/>
               </w:rPr>
-            </w:pPr>
+              <w:t xml:space="preserve">Functional Area</w:t>
+            </w:r>
             <w:r>
               <w:rPr>
                 <w:b/>
               </w:rPr>
-              <w:t xml:space="preserve">Functional Area</w:t>
             </w:r>
             <w:r/>
           </w:p>
@@ -4867,11 +4641,8 @@
           </w:tcPr>
           <w:p>
             <w:pPr>
-              <w:pStyle w:val="220"/>
+              <w:pStyle w:val="219"/>
               <w:jc w:val="center"/>
-              <w:rPr>
-                <w:b/>
-              </w:rPr>
             </w:pPr>
             <w:r>
               <w:rPr>
@@ -4892,14 +4663,14 @@
         <w:trPr/>
         <w:tc>
           <w:tcPr>
-            <w:tcW w:w="2211" w:type="dxa"/>
-            <w:vAlign w:val="top"/>
-            <w:textDirection w:val="lrTb"/>
-            <w:noWrap w:val="false"/>
-          </w:tcPr>
-          <w:p>
-            <w:pPr>
-              <w:pStyle w:val="220"/>
+            <w:tcW w:w="1818" w:type="dxa"/>
+            <w:vAlign w:val="top"/>
+            <w:textDirection w:val="lrTb"/>
+            <w:noWrap w:val="false"/>
+          </w:tcPr>
+          <w:p>
+            <w:pPr>
+              <w:pStyle w:val="219"/>
               <w:spacing w:after="40" w:before="40"/>
             </w:pPr>
             <w:r>
@@ -4912,25 +4683,24 @@
             </w:r>
             <w:r/>
             <w:r/>
-            <w:r/>
-            <w:r/>
-          </w:p>
-        </w:tc>
-        <w:tc>
-          <w:tcPr>
-            <w:tcW w:w="4467" w:type="dxa"/>
-            <w:vAlign w:val="top"/>
-            <w:textDirection w:val="lrTb"/>
-            <w:noWrap w:val="false"/>
-          </w:tcPr>
-          <w:p>
-            <w:pPr>
-              <w:pStyle w:val="220"/>
+          </w:p>
+        </w:tc>
+        <w:tc>
+          <w:tcPr>
+            <w:tcW w:w="4860" w:type="dxa"/>
+            <w:vAlign w:val="top"/>
+            <w:textDirection w:val="lrTb"/>
+            <w:noWrap w:val="false"/>
+          </w:tcPr>
+          <w:p>
+            <w:pPr>
+              <w:pStyle w:val="219"/>
             </w:pPr>
             <w:r>
               <w:t xml:space="preserve">Team Leader</w:t>
             </w:r>
             <w:r/>
+            <w:r/>
           </w:p>
         </w:tc>
         <w:tc>
@@ -4942,11 +4712,12 @@
           </w:tcPr>
           <w:p>
             <w:pPr>
-              <w:pStyle w:val="220"/>
+              <w:pStyle w:val="219"/>
             </w:pPr>
             <w:r>
               <w:t xml:space="preserve">Sept 3rd, 2018</w:t>
             </w:r>
+            <w:r/>
             <w:r/>
           </w:p>
         </w:tc>
@@ -4955,14 +4726,14 @@
         <w:trPr/>
         <w:tc>
           <w:tcPr>
-            <w:tcW w:w="2211" w:type="dxa"/>
-            <w:vAlign w:val="top"/>
-            <w:textDirection w:val="lrTb"/>
-            <w:noWrap w:val="false"/>
-          </w:tcPr>
-          <w:p>
-            <w:pPr>
-              <w:pStyle w:val="220"/>
+            <w:tcW w:w="1818" w:type="dxa"/>
+            <w:vAlign w:val="top"/>
+            <w:textDirection w:val="lrTb"/>
+            <w:noWrap w:val="false"/>
+          </w:tcPr>
+          <w:p>
+            <w:pPr>
+              <w:pStyle w:val="219"/>
               <w:spacing w:after="40" w:before="40"/>
             </w:pPr>
             <w:r>
@@ -4979,19 +4750,20 @@
         </w:tc>
         <w:tc>
           <w:tcPr>
-            <w:tcW w:w="4467" w:type="dxa"/>
-            <w:vAlign w:val="top"/>
-            <w:textDirection w:val="lrTb"/>
-            <w:noWrap w:val="false"/>
-          </w:tcPr>
-          <w:p>
-            <w:pPr>
-              <w:pStyle w:val="220"/>
+            <w:tcW w:w="4860" w:type="dxa"/>
+            <w:vAlign w:val="top"/>
+            <w:textDirection w:val="lrTb"/>
+            <w:noWrap w:val="false"/>
+          </w:tcPr>
+          <w:p>
+            <w:pPr>
+              <w:pStyle w:val="219"/>
             </w:pPr>
             <w:r>
               <w:t xml:space="preserve">Team</w:t>
             </w:r>
             <w:r/>
+            <w:r/>
           </w:p>
         </w:tc>
         <w:tc>
@@ -5003,13 +4775,11 @@
           </w:tcPr>
           <w:p>
             <w:pPr>
-              <w:pStyle w:val="220"/>
-            </w:pPr>
-            <w:r/>
+              <w:pStyle w:val="219"/>
+            </w:pPr>
             <w:r>
               <w:t xml:space="preserve">Sept 3rd, 2018</w:t>
             </w:r>
-            <w:r/>
             <w:r/>
             <w:r/>
           </w:p>
@@ -5019,7 +4789,7 @@
         <w:trPr/>
         <w:tc>
           <w:tcPr>
-            <w:tcW w:w="2211" w:type="dxa"/>
+            <w:tcW w:w="1818" w:type="dxa"/>
             <w:vAlign w:val="top"/>
             <w:textDirection w:val="lrTb"/>
             <w:noWrap w:val="false"/>
@@ -5039,19 +4809,20 @@
         </w:tc>
         <w:tc>
           <w:tcPr>
-            <w:tcW w:w="4467" w:type="dxa"/>
-            <w:vAlign w:val="top"/>
-            <w:textDirection w:val="lrTb"/>
-            <w:noWrap w:val="false"/>
-          </w:tcPr>
-          <w:p>
-            <w:pPr>
-              <w:pStyle w:val="220"/>
+            <w:tcW w:w="4860" w:type="dxa"/>
+            <w:vAlign w:val="top"/>
+            <w:textDirection w:val="lrTb"/>
+            <w:noWrap w:val="false"/>
+          </w:tcPr>
+          <w:p>
+            <w:pPr>
+              <w:pStyle w:val="219"/>
             </w:pPr>
             <w:r>
               <w:t xml:space="preserve">Team</w:t>
             </w:r>
             <w:r/>
+            <w:r/>
           </w:p>
         </w:tc>
         <w:tc>
@@ -5063,13 +4834,11 @@
           </w:tcPr>
           <w:p>
             <w:pPr>
-              <w:pStyle w:val="220"/>
-            </w:pPr>
-            <w:r/>
+              <w:pStyle w:val="219"/>
+            </w:pPr>
             <w:r>
               <w:t xml:space="preserve">Sept 3rd, 2018</w:t>
             </w:r>
-            <w:r/>
             <w:r/>
             <w:r/>
           </w:p>
@@ -5079,7 +4848,7 @@
         <w:trPr/>
         <w:tc>
           <w:tcPr>
-            <w:tcW w:w="2211" w:type="dxa"/>
+            <w:tcW w:w="1818" w:type="dxa"/>
             <w:vAlign w:val="top"/>
             <w:vMerge w:val="restart"/>
             <w:textDirection w:val="lrTb"/>
@@ -5100,7 +4869,7 @@
         </w:tc>
         <w:tc>
           <w:tcPr>
-            <w:tcW w:w="4467" w:type="dxa"/>
+            <w:tcW w:w="4860" w:type="dxa"/>
             <w:vAlign w:val="top"/>
             <w:vMerge w:val="restart"/>
             <w:textDirection w:val="lrTb"/>
@@ -5111,6 +4880,7 @@
               <w:t xml:space="preserve">Team</w:t>
             </w:r>
             <w:r/>
+            <w:r/>
           </w:p>
         </w:tc>
         <w:tc>
@@ -5122,11 +4892,9 @@
             <w:noWrap w:val="false"/>
           </w:tcPr>
           <w:p>
-            <w:r/>
             <w:r>
               <w:t xml:space="preserve">Sept 3rd, 2018</w:t>
             </w:r>
-            <w:r/>
             <w:r/>
             <w:r/>
           </w:p>
@@ -5136,7 +4904,7 @@
         <w:trPr/>
         <w:tc>
           <w:tcPr>
-            <w:tcW w:w="2211" w:type="dxa"/>
+            <w:tcW w:w="1818" w:type="dxa"/>
             <w:vAlign w:val="top"/>
             <w:vMerge w:val="restart"/>
             <w:textDirection w:val="lrTb"/>
@@ -5157,7 +4925,7 @@
         </w:tc>
         <w:tc>
           <w:tcPr>
-            <w:tcW w:w="4467" w:type="dxa"/>
+            <w:tcW w:w="4860" w:type="dxa"/>
             <w:vAlign w:val="top"/>
             <w:vMerge w:val="restart"/>
             <w:textDirection w:val="lrTb"/>
@@ -5168,6 +4936,7 @@
               <w:t xml:space="preserve">Team</w:t>
             </w:r>
             <w:r/>
+            <w:r/>
           </w:p>
         </w:tc>
         <w:tc>
@@ -5179,11 +4948,9 @@
             <w:noWrap w:val="false"/>
           </w:tcPr>
           <w:p>
-            <w:r/>
             <w:r>
               <w:t xml:space="preserve">Sept 3rd, 2018</w:t>
             </w:r>
-            <w:r/>
             <w:r/>
             <w:r/>
           </w:p>
@@ -5192,18 +4959,18 @@
     </w:tbl>
     <w:p>
       <w:pPr>
-        <w:pStyle w:val="220"/>
+        <w:pStyle w:val="219"/>
       </w:pPr>
       <w:r/>
       <w:r/>
     </w:p>
     <w:p>
       <w:pPr>
-        <w:pStyle w:val="220"/>
+        <w:pStyle w:val="219"/>
       </w:pPr>
       <w:r>
         <w:rPr>
-          <w:rStyle w:val="288"/>
+          <w:rStyle w:val="287"/>
         </w:rPr>
         <w:t xml:space="preserve">* Note: physical signatures are not required. Email approvals are acceptable and should be appended to project documents.</w:t>
       </w:r>
@@ -5253,7 +5020,7 @@
 <w:hdr xmlns:wpc="http://schemas.microsoft.com/office/word/2010/wordprocessingCanvas" xmlns:mc="http://schemas.openxmlformats.org/markup-compatibility/2006" xmlns:o="urn:schemas-microsoft-com:office:office" xmlns:r="http://schemas.openxmlformats.org/officeDocument/2006/relationships" xmlns:m="http://schemas.openxmlformats.org/officeDocument/2006/math" xmlns:v="urn:schemas-microsoft-com:vml" xmlns:wp14="http://schemas.microsoft.com/office/word/2010/wordprocessingDrawing" xmlns:wp="http://schemas.openxmlformats.org/drawingml/2006/wordprocessingDrawing" xmlns:w10="urn:schemas-microsoft-com:office:word" xmlns:w="http://schemas.openxmlformats.org/wordprocessingml/2006/main" xmlns:w14="http://schemas.microsoft.com/office/word/2010/wordml" xmlns:wpg="http://schemas.microsoft.com/office/word/2010/wordprocessingGroup" xmlns:wpi="http://schemas.microsoft.com/office/word/2010/wordprocessingInk" xmlns:wne="http://schemas.microsoft.com/office/word/2006/wordml" xmlns:a="http://schemas.openxmlformats.org/drawingml/2006/main" xmlns:wps="http://schemas.microsoft.com/office/word/2010/wordprocessingShape" mc:Ignorable="w14 wp14">
   <w:p>
     <w:pPr>
-      <w:pStyle w:val="233"/>
+      <w:pStyle w:val="232"/>
       <w:tabs>
         <w:tab w:val="clear" w:pos="4320" w:leader="none"/>
         <w:tab w:val="clear" w:pos="8640" w:leader="none"/>
@@ -5299,7 +5066,7 @@
   </w:p>
   <w:p>
     <w:pPr>
-      <w:pStyle w:val="233"/>
+      <w:pStyle w:val="232"/>
       <w:tabs>
         <w:tab w:val="clear" w:pos="8640" w:leader="none"/>
         <w:tab w:val="right" w:pos="9270" w:leader="none"/>
@@ -5318,13 +5085,13 @@
     <w:lvl w:ilvl="0">
       <w:start w:val="1"/>
       <w:numFmt w:val="decimal"/>
-      <w:pStyle w:val="290"/>
+      <w:pStyle w:val="289"/>
       <w:suff w:val="tab"/>
       <w:lvlText w:val="%1."/>
       <w:lvlJc w:val="left"/>
       <w:pPr>
-        <w:pStyle w:val="220"/>
-        <w:ind w:left="360" w:hanging="357"/>
+        <w:pStyle w:val="219"/>
+        <w:ind w:left="360" w:hanging="358"/>
         <w:tabs>
           <w:tab w:val="left" w:pos="360" w:leader="none"/>
         </w:tabs>
@@ -5337,8 +5104,8 @@
       <w:lvlText w:val="%1.%2."/>
       <w:lvlJc w:val="left"/>
       <w:pPr>
-        <w:pStyle w:val="220"/>
-        <w:ind w:left="792" w:hanging="429"/>
+        <w:pStyle w:val="219"/>
+        <w:ind w:left="792" w:hanging="430"/>
         <w:tabs>
           <w:tab w:val="left" w:pos="792" w:leader="none"/>
         </w:tabs>
@@ -5351,8 +5118,8 @@
       <w:lvlText w:val="%1.%2.%3."/>
       <w:lvlJc w:val="left"/>
       <w:pPr>
-        <w:pStyle w:val="220"/>
-        <w:ind w:left="1224" w:hanging="501"/>
+        <w:pStyle w:val="219"/>
+        <w:ind w:left="1224" w:hanging="502"/>
         <w:tabs>
           <w:tab w:val="left" w:pos="1440" w:leader="none"/>
         </w:tabs>
@@ -5365,8 +5132,8 @@
       <w:lvlText w:val="%1.%2.%3.%4."/>
       <w:lvlJc w:val="left"/>
       <w:pPr>
-        <w:pStyle w:val="220"/>
-        <w:ind w:left="1728" w:hanging="645"/>
+        <w:pStyle w:val="219"/>
+        <w:ind w:left="1728" w:hanging="646"/>
         <w:tabs>
           <w:tab w:val="left" w:pos="1800" w:leader="none"/>
         </w:tabs>
@@ -5379,8 +5146,8 @@
       <w:lvlText w:val="%1.%2.%3.%4.%5."/>
       <w:lvlJc w:val="left"/>
       <w:pPr>
-        <w:pStyle w:val="220"/>
-        <w:ind w:left="2232" w:hanging="789"/>
+        <w:pStyle w:val="219"/>
+        <w:ind w:left="2232" w:hanging="790"/>
         <w:tabs>
           <w:tab w:val="left" w:pos="2520" w:leader="none"/>
         </w:tabs>
@@ -5393,8 +5160,8 @@
       <w:lvlText w:val="%1.%2.%3.%4.%5.%6."/>
       <w:lvlJc w:val="left"/>
       <w:pPr>
-        <w:pStyle w:val="220"/>
-        <w:ind w:left="2736" w:hanging="933"/>
+        <w:pStyle w:val="219"/>
+        <w:ind w:left="2736" w:hanging="934"/>
         <w:tabs>
           <w:tab w:val="left" w:pos="2880" w:leader="none"/>
         </w:tabs>
@@ -5407,8 +5174,8 @@
       <w:lvlText w:val="%1.%2.%3.%4.%5.%6.%7."/>
       <w:lvlJc w:val="left"/>
       <w:pPr>
-        <w:pStyle w:val="220"/>
-        <w:ind w:left="3240" w:hanging="1077"/>
+        <w:pStyle w:val="219"/>
+        <w:ind w:left="3240" w:hanging="1078"/>
         <w:tabs>
           <w:tab w:val="left" w:pos="3600" w:leader="none"/>
         </w:tabs>
@@ -5421,8 +5188,8 @@
       <w:lvlText w:val="%1.%2.%3.%4.%5.%6.%7.%8."/>
       <w:lvlJc w:val="left"/>
       <w:pPr>
-        <w:pStyle w:val="220"/>
-        <w:ind w:left="3744" w:hanging="1221"/>
+        <w:pStyle w:val="219"/>
+        <w:ind w:left="3744" w:hanging="1222"/>
         <w:tabs>
           <w:tab w:val="left" w:pos="3960" w:leader="none"/>
         </w:tabs>
@@ -5435,8 +5202,8 @@
       <w:lvlText w:val="%1.%2.%3.%4.%5.%6.%7.%8.%9."/>
       <w:lvlJc w:val="left"/>
       <w:pPr>
-        <w:pStyle w:val="220"/>
-        <w:ind w:left="4320" w:hanging="1437"/>
+        <w:pStyle w:val="219"/>
+        <w:ind w:left="4320" w:hanging="1438"/>
         <w:tabs>
           <w:tab w:val="left" w:pos="4680" w:leader="none"/>
         </w:tabs>
@@ -5448,13 +5215,13 @@
     <w:lvl w:ilvl="0">
       <w:start w:val="1"/>
       <w:numFmt w:val="bullet"/>
-      <w:pStyle w:val="271"/>
+      <w:pStyle w:val="270"/>
       <w:suff w:val="tab"/>
       <w:lvlText w:val=""/>
       <w:lvlJc w:val="left"/>
       <w:pPr>
-        <w:pStyle w:val="220"/>
-        <w:ind w:left="1440" w:hanging="357"/>
+        <w:pStyle w:val="219"/>
+        <w:ind w:left="1440" w:hanging="358"/>
         <w:tabs>
           <w:tab w:val="left" w:pos="1440" w:leader="none"/>
         </w:tabs>
@@ -5470,8 +5237,8 @@
       <w:lvlText w:val=""/>
       <w:lvlJc w:val="left"/>
       <w:pPr>
-        <w:pStyle w:val="220"/>
-        <w:ind w:left="2160" w:hanging="357"/>
+        <w:pStyle w:val="219"/>
+        <w:ind w:left="2160" w:hanging="358"/>
         <w:tabs>
           <w:tab w:val="left" w:pos="2160" w:leader="none"/>
         </w:tabs>
@@ -5487,8 +5254,8 @@
       <w:lvlText w:val="%3."/>
       <w:lvlJc w:val="right"/>
       <w:pPr>
-        <w:pStyle w:val="220"/>
-        <w:ind w:left="2880" w:hanging="177"/>
+        <w:pStyle w:val="219"/>
+        <w:ind w:left="2880" w:hanging="178"/>
         <w:tabs>
           <w:tab w:val="left" w:pos="2880" w:leader="none"/>
         </w:tabs>
@@ -5501,8 +5268,8 @@
       <w:lvlText w:val="%4."/>
       <w:lvlJc w:val="left"/>
       <w:pPr>
-        <w:pStyle w:val="220"/>
-        <w:ind w:left="3600" w:hanging="357"/>
+        <w:pStyle w:val="219"/>
+        <w:ind w:left="3600" w:hanging="358"/>
         <w:tabs>
           <w:tab w:val="left" w:pos="3600" w:leader="none"/>
         </w:tabs>
@@ -5515,8 +5282,8 @@
       <w:lvlText w:val="%5."/>
       <w:lvlJc w:val="left"/>
       <w:pPr>
-        <w:pStyle w:val="220"/>
-        <w:ind w:left="4320" w:hanging="357"/>
+        <w:pStyle w:val="219"/>
+        <w:ind w:left="4320" w:hanging="358"/>
         <w:tabs>
           <w:tab w:val="left" w:pos="4320" w:leader="none"/>
         </w:tabs>
@@ -5529,8 +5296,8 @@
       <w:lvlText w:val="%6."/>
       <w:lvlJc w:val="right"/>
       <w:pPr>
-        <w:pStyle w:val="220"/>
-        <w:ind w:left="5040" w:hanging="177"/>
+        <w:pStyle w:val="219"/>
+        <w:ind w:left="5040" w:hanging="178"/>
         <w:tabs>
           <w:tab w:val="left" w:pos="5040" w:leader="none"/>
         </w:tabs>
@@ -5543,8 +5310,8 @@
       <w:lvlText w:val="%7."/>
       <w:lvlJc w:val="left"/>
       <w:pPr>
-        <w:pStyle w:val="220"/>
-        <w:ind w:left="5760" w:hanging="357"/>
+        <w:pStyle w:val="219"/>
+        <w:ind w:left="5760" w:hanging="358"/>
         <w:tabs>
           <w:tab w:val="left" w:pos="5760" w:leader="none"/>
         </w:tabs>
@@ -5557,8 +5324,8 @@
       <w:lvlText w:val="%8."/>
       <w:lvlJc w:val="left"/>
       <w:pPr>
-        <w:pStyle w:val="220"/>
-        <w:ind w:left="6480" w:hanging="357"/>
+        <w:pStyle w:val="219"/>
+        <w:ind w:left="6480" w:hanging="358"/>
         <w:tabs>
           <w:tab w:val="left" w:pos="6480" w:leader="none"/>
         </w:tabs>
@@ -5571,8 +5338,8 @@
       <w:lvlText w:val="%9."/>
       <w:lvlJc w:val="right"/>
       <w:pPr>
-        <w:pStyle w:val="220"/>
-        <w:ind w:left="7200" w:hanging="177"/>
+        <w:pStyle w:val="219"/>
+        <w:ind w:left="7200" w:hanging="178"/>
         <w:tabs>
           <w:tab w:val="left" w:pos="7200" w:leader="none"/>
         </w:tabs>
@@ -5588,8 +5355,8 @@
       <w:lvlText w:val="%1."/>
       <w:lvlJc w:val="left"/>
       <w:pPr>
-        <w:pStyle w:val="220"/>
-        <w:ind w:left="360" w:hanging="357"/>
+        <w:pStyle w:val="219"/>
+        <w:ind w:left="360" w:hanging="358"/>
         <w:tabs>
           <w:tab w:val="left" w:pos="360" w:leader="none"/>
         </w:tabs>
@@ -5602,8 +5369,8 @@
       <w:lvlText w:val="%1.%2."/>
       <w:lvlJc w:val="left"/>
       <w:pPr>
-        <w:pStyle w:val="220"/>
-        <w:ind w:left="792" w:hanging="429"/>
+        <w:pStyle w:val="219"/>
+        <w:ind w:left="792" w:hanging="430"/>
         <w:tabs>
           <w:tab w:val="left" w:pos="792" w:leader="none"/>
         </w:tabs>
@@ -5620,8 +5387,8 @@
       <w:lvlText w:val="%1.%2.%3."/>
       <w:lvlJc w:val="left"/>
       <w:pPr>
-        <w:pStyle w:val="220"/>
-        <w:ind w:left="1224" w:hanging="501"/>
+        <w:pStyle w:val="219"/>
+        <w:ind w:left="1224" w:hanging="502"/>
         <w:tabs>
           <w:tab w:val="left" w:pos="1224" w:leader="none"/>
         </w:tabs>
@@ -5638,8 +5405,8 @@
       <w:lvlText w:val="%1.%2.%3.%4."/>
       <w:lvlJc w:val="left"/>
       <w:pPr>
-        <w:pStyle w:val="220"/>
-        <w:ind w:left="1728" w:hanging="645"/>
+        <w:pStyle w:val="219"/>
+        <w:ind w:left="1728" w:hanging="646"/>
         <w:tabs>
           <w:tab w:val="left" w:pos="1728" w:leader="none"/>
         </w:tabs>
@@ -5652,8 +5419,8 @@
       <w:lvlText w:val="%1.%2.%3.%4.%5."/>
       <w:lvlJc w:val="left"/>
       <w:pPr>
-        <w:pStyle w:val="220"/>
-        <w:ind w:left="2232" w:hanging="789"/>
+        <w:pStyle w:val="219"/>
+        <w:ind w:left="2232" w:hanging="790"/>
         <w:tabs>
           <w:tab w:val="left" w:pos="2232" w:leader="none"/>
         </w:tabs>
@@ -5666,8 +5433,8 @@
       <w:lvlText w:val="%1.%2.%3.%4.%5.%6."/>
       <w:lvlJc w:val="left"/>
       <w:pPr>
-        <w:pStyle w:val="220"/>
-        <w:ind w:left="2736" w:hanging="933"/>
+        <w:pStyle w:val="219"/>
+        <w:ind w:left="2736" w:hanging="934"/>
         <w:tabs>
           <w:tab w:val="left" w:pos="2736" w:leader="none"/>
         </w:tabs>
@@ -5680,8 +5447,8 @@
       <w:lvlText w:val="%1.%2.%3.%4.%5.%6.%7."/>
       <w:lvlJc w:val="left"/>
       <w:pPr>
-        <w:pStyle w:val="220"/>
-        <w:ind w:left="3240" w:hanging="1077"/>
+        <w:pStyle w:val="219"/>
+        <w:ind w:left="3240" w:hanging="1078"/>
         <w:tabs>
           <w:tab w:val="left" w:pos="3240" w:leader="none"/>
         </w:tabs>
@@ -5694,8 +5461,8 @@
       <w:lvlText w:val="%1.%2.%3.%4.%5.%6.%7.%8."/>
       <w:lvlJc w:val="left"/>
       <w:pPr>
-        <w:pStyle w:val="220"/>
-        <w:ind w:left="3744" w:hanging="1221"/>
+        <w:pStyle w:val="219"/>
+        <w:ind w:left="3744" w:hanging="1222"/>
         <w:tabs>
           <w:tab w:val="left" w:pos="3744" w:leader="none"/>
         </w:tabs>
@@ -5708,8 +5475,8 @@
       <w:lvlText w:val="%1.%2.%3.%4.%5.%6.%7.%8.%9."/>
       <w:lvlJc w:val="left"/>
       <w:pPr>
-        <w:pStyle w:val="220"/>
-        <w:ind w:left="4320" w:hanging="1437"/>
+        <w:pStyle w:val="219"/>
+        <w:ind w:left="4320" w:hanging="1438"/>
         <w:tabs>
           <w:tab w:val="left" w:pos="4320" w:leader="none"/>
         </w:tabs>
@@ -5725,8 +5492,8 @@
       <w:lvlText w:val=""/>
       <w:lvlJc w:val="left"/>
       <w:pPr>
-        <w:pStyle w:val="220"/>
-        <w:ind w:left="360" w:hanging="357"/>
+        <w:pStyle w:val="219"/>
+        <w:ind w:left="360" w:hanging="358"/>
         <w:tabs>
           <w:tab w:val="left" w:pos="360" w:leader="none"/>
         </w:tabs>
@@ -5742,8 +5509,8 @@
       <w:lvlText w:val="%2."/>
       <w:lvlJc w:val="left"/>
       <w:pPr>
-        <w:pStyle w:val="220"/>
-        <w:ind w:left="1080" w:hanging="357"/>
+        <w:pStyle w:val="219"/>
+        <w:ind w:left="1080" w:hanging="358"/>
         <w:tabs>
           <w:tab w:val="left" w:pos="1080" w:leader="none"/>
         </w:tabs>
@@ -5756,8 +5523,8 @@
       <w:lvlText w:val="%3."/>
       <w:lvlJc w:val="right"/>
       <w:pPr>
-        <w:pStyle w:val="220"/>
-        <w:ind w:left="1800" w:hanging="177"/>
+        <w:pStyle w:val="219"/>
+        <w:ind w:left="1800" w:hanging="178"/>
         <w:tabs>
           <w:tab w:val="left" w:pos="1800" w:leader="none"/>
         </w:tabs>
@@ -5770,8 +5537,8 @@
       <w:lvlText w:val="%4."/>
       <w:lvlJc w:val="left"/>
       <w:pPr>
-        <w:pStyle w:val="220"/>
-        <w:ind w:left="2520" w:hanging="357"/>
+        <w:pStyle w:val="219"/>
+        <w:ind w:left="2520" w:hanging="358"/>
         <w:tabs>
           <w:tab w:val="left" w:pos="2520" w:leader="none"/>
         </w:tabs>
@@ -5784,8 +5551,8 @@
       <w:lvlText w:val="%5."/>
       <w:lvlJc w:val="left"/>
       <w:pPr>
-        <w:pStyle w:val="220"/>
-        <w:ind w:left="3240" w:hanging="357"/>
+        <w:pStyle w:val="219"/>
+        <w:ind w:left="3240" w:hanging="358"/>
         <w:tabs>
           <w:tab w:val="left" w:pos="3240" w:leader="none"/>
         </w:tabs>
@@ -5798,8 +5565,8 @@
       <w:lvlText w:val="%6."/>
       <w:lvlJc w:val="right"/>
       <w:pPr>
-        <w:pStyle w:val="220"/>
-        <w:ind w:left="3960" w:hanging="177"/>
+        <w:pStyle w:val="219"/>
+        <w:ind w:left="3960" w:hanging="178"/>
         <w:tabs>
           <w:tab w:val="left" w:pos="3960" w:leader="none"/>
         </w:tabs>
@@ -5812,8 +5579,8 @@
       <w:lvlText w:val="%7."/>
       <w:lvlJc w:val="left"/>
       <w:pPr>
-        <w:pStyle w:val="220"/>
-        <w:ind w:left="4680" w:hanging="357"/>
+        <w:pStyle w:val="219"/>
+        <w:ind w:left="4680" w:hanging="358"/>
         <w:tabs>
           <w:tab w:val="left" w:pos="4680" w:leader="none"/>
         </w:tabs>
@@ -5826,8 +5593,8 @@
       <w:lvlText w:val="%8."/>
       <w:lvlJc w:val="left"/>
       <w:pPr>
-        <w:pStyle w:val="220"/>
-        <w:ind w:left="5400" w:hanging="357"/>
+        <w:pStyle w:val="219"/>
+        <w:ind w:left="5400" w:hanging="358"/>
         <w:tabs>
           <w:tab w:val="left" w:pos="5400" w:leader="none"/>
         </w:tabs>
@@ -5840,8 +5607,8 @@
       <w:lvlText w:val="%9."/>
       <w:lvlJc w:val="right"/>
       <w:pPr>
-        <w:pStyle w:val="220"/>
-        <w:ind w:left="6120" w:hanging="177"/>
+        <w:pStyle w:val="219"/>
+        <w:ind w:left="6120" w:hanging="178"/>
         <w:tabs>
           <w:tab w:val="left" w:pos="6120" w:leader="none"/>
         </w:tabs>
@@ -5857,8 +5624,8 @@
       <w:lvlText w:val="HLR0%1"/>
       <w:lvlJc w:val="left"/>
       <w:pPr>
-        <w:pStyle w:val="220"/>
-        <w:ind w:left="360" w:hanging="357"/>
+        <w:pStyle w:val="219"/>
+        <w:ind w:left="360" w:hanging="358"/>
         <w:tabs>
           <w:tab w:val="left" w:pos="360" w:leader="none"/>
         </w:tabs>
@@ -5877,8 +5644,8 @@
       <w:lvlText w:val="%2."/>
       <w:lvlJc w:val="left"/>
       <w:pPr>
-        <w:pStyle w:val="220"/>
-        <w:ind w:left="1080" w:hanging="357"/>
+        <w:pStyle w:val="219"/>
+        <w:ind w:left="1080" w:hanging="358"/>
         <w:tabs>
           <w:tab w:val="left" w:pos="1080" w:leader="none"/>
         </w:tabs>
@@ -5891,8 +5658,8 @@
       <w:lvlText w:val="%3."/>
       <w:lvlJc w:val="right"/>
       <w:pPr>
-        <w:pStyle w:val="220"/>
-        <w:ind w:left="1800" w:hanging="177"/>
+        <w:pStyle w:val="219"/>
+        <w:ind w:left="1800" w:hanging="178"/>
         <w:tabs>
           <w:tab w:val="left" w:pos="1800" w:leader="none"/>
         </w:tabs>
@@ -5905,8 +5672,8 @@
       <w:lvlText w:val="%4."/>
       <w:lvlJc w:val="left"/>
       <w:pPr>
-        <w:pStyle w:val="220"/>
-        <w:ind w:left="2520" w:hanging="357"/>
+        <w:pStyle w:val="219"/>
+        <w:ind w:left="2520" w:hanging="358"/>
         <w:tabs>
           <w:tab w:val="left" w:pos="2520" w:leader="none"/>
         </w:tabs>
@@ -5919,8 +5686,8 @@
       <w:lvlText w:val="%5."/>
       <w:lvlJc w:val="left"/>
       <w:pPr>
-        <w:pStyle w:val="220"/>
-        <w:ind w:left="3240" w:hanging="357"/>
+        <w:pStyle w:val="219"/>
+        <w:ind w:left="3240" w:hanging="358"/>
         <w:tabs>
           <w:tab w:val="left" w:pos="3240" w:leader="none"/>
         </w:tabs>
@@ -5933,8 +5700,8 @@
       <w:lvlText w:val="%6."/>
       <w:lvlJc w:val="right"/>
       <w:pPr>
-        <w:pStyle w:val="220"/>
-        <w:ind w:left="3960" w:hanging="177"/>
+        <w:pStyle w:val="219"/>
+        <w:ind w:left="3960" w:hanging="178"/>
         <w:tabs>
           <w:tab w:val="left" w:pos="3960" w:leader="none"/>
         </w:tabs>
@@ -5947,8 +5714,8 @@
       <w:lvlText w:val="%7."/>
       <w:lvlJc w:val="left"/>
       <w:pPr>
-        <w:pStyle w:val="220"/>
-        <w:ind w:left="4680" w:hanging="357"/>
+        <w:pStyle w:val="219"/>
+        <w:ind w:left="4680" w:hanging="358"/>
         <w:tabs>
           <w:tab w:val="left" w:pos="4680" w:leader="none"/>
         </w:tabs>
@@ -5961,8 +5728,8 @@
       <w:lvlText w:val="%8."/>
       <w:lvlJc w:val="left"/>
       <w:pPr>
-        <w:pStyle w:val="220"/>
-        <w:ind w:left="5400" w:hanging="357"/>
+        <w:pStyle w:val="219"/>
+        <w:ind w:left="5400" w:hanging="358"/>
         <w:tabs>
           <w:tab w:val="left" w:pos="5400" w:leader="none"/>
         </w:tabs>
@@ -5975,8 +5742,8 @@
       <w:lvlText w:val="%9."/>
       <w:lvlJc w:val="right"/>
       <w:pPr>
-        <w:pStyle w:val="220"/>
-        <w:ind w:left="6120" w:hanging="177"/>
+        <w:pStyle w:val="219"/>
+        <w:ind w:left="6120" w:hanging="178"/>
         <w:tabs>
           <w:tab w:val="left" w:pos="6120" w:leader="none"/>
         </w:tabs>
@@ -5992,8 +5759,8 @@
       <w:lvlText w:val="%1."/>
       <w:lvlJc w:val="left"/>
       <w:pPr>
-        <w:pStyle w:val="220"/>
-        <w:ind w:left="720" w:hanging="357"/>
+        <w:pStyle w:val="219"/>
+        <w:ind w:left="720" w:hanging="358"/>
         <w:tabs>
           <w:tab w:val="left" w:pos="720" w:leader="none"/>
         </w:tabs>
@@ -6006,8 +5773,8 @@
       <w:lvlText w:val="%2."/>
       <w:lvlJc w:val="left"/>
       <w:pPr>
-        <w:pStyle w:val="220"/>
-        <w:ind w:left="1440" w:hanging="357"/>
+        <w:pStyle w:val="219"/>
+        <w:ind w:left="1440" w:hanging="358"/>
         <w:tabs>
           <w:tab w:val="left" w:pos="1440" w:leader="none"/>
         </w:tabs>
@@ -6020,8 +5787,8 @@
       <w:lvlText w:val="%3."/>
       <w:lvlJc w:val="left"/>
       <w:pPr>
-        <w:pStyle w:val="220"/>
-        <w:ind w:left="2160" w:hanging="357"/>
+        <w:pStyle w:val="219"/>
+        <w:ind w:left="2160" w:hanging="358"/>
         <w:tabs>
           <w:tab w:val="left" w:pos="2160" w:leader="none"/>
         </w:tabs>
@@ -6034,8 +5801,8 @@
       <w:lvlText w:val="%4."/>
       <w:lvlJc w:val="left"/>
       <w:pPr>
-        <w:pStyle w:val="220"/>
-        <w:ind w:left="2880" w:hanging="357"/>
+        <w:pStyle w:val="219"/>
+        <w:ind w:left="2880" w:hanging="358"/>
         <w:tabs>
           <w:tab w:val="left" w:pos="2880" w:leader="none"/>
         </w:tabs>
@@ -6048,8 +5815,8 @@
       <w:lvlText w:val="%5."/>
       <w:lvlJc w:val="left"/>
       <w:pPr>
-        <w:pStyle w:val="220"/>
-        <w:ind w:left="3600" w:hanging="357"/>
+        <w:pStyle w:val="219"/>
+        <w:ind w:left="3600" w:hanging="358"/>
         <w:tabs>
           <w:tab w:val="left" w:pos="3600" w:leader="none"/>
         </w:tabs>
@@ -6062,8 +5829,8 @@
       <w:lvlText w:val="%6."/>
       <w:lvlJc w:val="left"/>
       <w:pPr>
-        <w:pStyle w:val="220"/>
-        <w:ind w:left="4320" w:hanging="357"/>
+        <w:pStyle w:val="219"/>
+        <w:ind w:left="4320" w:hanging="358"/>
         <w:tabs>
           <w:tab w:val="left" w:pos="4320" w:leader="none"/>
         </w:tabs>
@@ -6076,8 +5843,8 @@
       <w:lvlText w:val="%7."/>
       <w:lvlJc w:val="left"/>
       <w:pPr>
-        <w:pStyle w:val="220"/>
-        <w:ind w:left="5040" w:hanging="357"/>
+        <w:pStyle w:val="219"/>
+        <w:ind w:left="5040" w:hanging="358"/>
         <w:tabs>
           <w:tab w:val="left" w:pos="5040" w:leader="none"/>
         </w:tabs>
@@ -6090,8 +5857,8 @@
       <w:lvlText w:val="%8."/>
       <w:lvlJc w:val="left"/>
       <w:pPr>
-        <w:pStyle w:val="220"/>
-        <w:ind w:left="5760" w:hanging="357"/>
+        <w:pStyle w:val="219"/>
+        <w:ind w:left="5760" w:hanging="358"/>
         <w:tabs>
           <w:tab w:val="left" w:pos="5760" w:leader="none"/>
         </w:tabs>
@@ -6104,8 +5871,8 @@
       <w:lvlText w:val="%9."/>
       <w:lvlJc w:val="left"/>
       <w:pPr>
-        <w:pStyle w:val="220"/>
-        <w:ind w:left="6480" w:hanging="357"/>
+        <w:pStyle w:val="219"/>
+        <w:ind w:left="6480" w:hanging="358"/>
         <w:tabs>
           <w:tab w:val="left" w:pos="6480" w:leader="none"/>
         </w:tabs>
@@ -6121,8 +5888,8 @@
       <w:lvlText w:val="%1."/>
       <w:lvlJc w:val="left"/>
       <w:pPr>
-        <w:pStyle w:val="220"/>
-        <w:ind w:left="576" w:hanging="573"/>
+        <w:pStyle w:val="219"/>
+        <w:ind w:left="576" w:hanging="574"/>
         <w:tabs>
           <w:tab w:val="left" w:pos="576" w:leader="none"/>
         </w:tabs>
@@ -6135,8 +5902,8 @@
       <w:lvlText w:val="%1.%2"/>
       <w:lvlJc w:val="left"/>
       <w:pPr>
-        <w:pStyle w:val="220"/>
-        <w:ind w:left="576" w:hanging="573"/>
+        <w:pStyle w:val="219"/>
+        <w:ind w:left="576" w:hanging="574"/>
         <w:tabs>
           <w:tab w:val="left" w:pos="576" w:leader="none"/>
         </w:tabs>
@@ -6149,8 +5916,8 @@
       <w:lvlText w:val="%1.%2.%3"/>
       <w:lvlJc w:val="left"/>
       <w:pPr>
-        <w:pStyle w:val="220"/>
-        <w:ind w:left="1170" w:hanging="717"/>
+        <w:pStyle w:val="219"/>
+        <w:ind w:left="1170" w:hanging="718"/>
         <w:tabs>
           <w:tab w:val="left" w:pos="1170" w:leader="none"/>
         </w:tabs>
@@ -6163,8 +5930,8 @@
       <w:lvlText w:val="%1.%2.%3.%4"/>
       <w:lvlJc w:val="left"/>
       <w:pPr>
-        <w:pStyle w:val="220"/>
-        <w:ind w:left="864" w:hanging="861"/>
+        <w:pStyle w:val="219"/>
+        <w:ind w:left="864" w:hanging="862"/>
         <w:tabs>
           <w:tab w:val="left" w:pos="864" w:leader="none"/>
         </w:tabs>
@@ -6177,8 +5944,8 @@
       <w:lvlText w:val="%1.%2.%3.%4.%5"/>
       <w:lvlJc w:val="left"/>
       <w:pPr>
-        <w:pStyle w:val="220"/>
-        <w:ind w:left="1008" w:hanging="1005"/>
+        <w:pStyle w:val="219"/>
+        <w:ind w:left="1008" w:hanging="1006"/>
         <w:tabs>
           <w:tab w:val="left" w:pos="1008" w:leader="none"/>
         </w:tabs>
@@ -6191,8 +5958,8 @@
       <w:lvlText w:val="%1.%2.%3.%4.%5.%6"/>
       <w:lvlJc w:val="left"/>
       <w:pPr>
-        <w:pStyle w:val="220"/>
-        <w:ind w:left="1152" w:hanging="1149"/>
+        <w:pStyle w:val="219"/>
+        <w:ind w:left="1152" w:hanging="1150"/>
         <w:tabs>
           <w:tab w:val="left" w:pos="1152" w:leader="none"/>
         </w:tabs>
@@ -6205,8 +5972,8 @@
       <w:lvlText w:val="%1.%2.%3.%4.%5.%6.%7"/>
       <w:lvlJc w:val="left"/>
       <w:pPr>
-        <w:pStyle w:val="220"/>
-        <w:ind w:left="1296" w:hanging="1293"/>
+        <w:pStyle w:val="219"/>
+        <w:ind w:left="1296" w:hanging="1294"/>
         <w:tabs>
           <w:tab w:val="left" w:pos="1296" w:leader="none"/>
         </w:tabs>
@@ -6219,8 +5986,8 @@
       <w:lvlText w:val="%1.%2.%3.%4.%5.%6.%7.%8"/>
       <w:lvlJc w:val="left"/>
       <w:pPr>
-        <w:pStyle w:val="220"/>
-        <w:ind w:left="1440" w:hanging="1437"/>
+        <w:pStyle w:val="219"/>
+        <w:ind w:left="1440" w:hanging="1438"/>
         <w:tabs>
           <w:tab w:val="left" w:pos="1440" w:leader="none"/>
         </w:tabs>
@@ -6233,8 +6000,8 @@
       <w:lvlText w:val="%1.%2.%3.%4.%5.%6.%7.%8.%9"/>
       <w:lvlJc w:val="left"/>
       <w:pPr>
-        <w:pStyle w:val="220"/>
-        <w:ind w:left="1584" w:hanging="1581"/>
+        <w:pStyle w:val="219"/>
+        <w:ind w:left="1584" w:hanging="1582"/>
         <w:tabs>
           <w:tab w:val="left" w:pos="1584" w:leader="none"/>
         </w:tabs>
@@ -6250,8 +6017,8 @@
       <w:lvlText w:val="%1."/>
       <w:lvlJc w:val="left"/>
       <w:pPr>
-        <w:pStyle w:val="220"/>
-        <w:ind w:left="360" w:hanging="357"/>
+        <w:pStyle w:val="219"/>
+        <w:ind w:left="360" w:hanging="358"/>
         <w:tabs>
           <w:tab w:val="left" w:pos="360" w:leader="none"/>
         </w:tabs>
@@ -6264,8 +6031,8 @@
       <w:lvlText w:val="%1.%2."/>
       <w:lvlJc w:val="left"/>
       <w:pPr>
-        <w:pStyle w:val="220"/>
-        <w:ind w:left="792" w:hanging="429"/>
+        <w:pStyle w:val="219"/>
+        <w:ind w:left="792" w:hanging="430"/>
         <w:tabs>
           <w:tab w:val="left" w:pos="792" w:leader="none"/>
         </w:tabs>
@@ -6278,8 +6045,8 @@
       <w:lvlText w:val="%1.%2.%3."/>
       <w:lvlJc w:val="left"/>
       <w:pPr>
-        <w:pStyle w:val="220"/>
-        <w:ind w:left="1224" w:hanging="501"/>
+        <w:pStyle w:val="219"/>
+        <w:ind w:left="1224" w:hanging="502"/>
         <w:tabs>
           <w:tab w:val="left" w:pos="1440" w:leader="none"/>
         </w:tabs>
@@ -6292,8 +6059,8 @@
       <w:lvlText w:val="%1.%2.%3.%4."/>
       <w:lvlJc w:val="left"/>
       <w:pPr>
-        <w:pStyle w:val="220"/>
-        <w:ind w:left="1728" w:hanging="645"/>
+        <w:pStyle w:val="219"/>
+        <w:ind w:left="1728" w:hanging="646"/>
         <w:tabs>
           <w:tab w:val="left" w:pos="1800" w:leader="none"/>
         </w:tabs>
@@ -6306,8 +6073,8 @@
       <w:lvlText w:val="%1.%2.%3.%4.%5."/>
       <w:lvlJc w:val="left"/>
       <w:pPr>
-        <w:pStyle w:val="220"/>
-        <w:ind w:left="2232" w:hanging="789"/>
+        <w:pStyle w:val="219"/>
+        <w:ind w:left="2232" w:hanging="790"/>
         <w:tabs>
           <w:tab w:val="left" w:pos="2520" w:leader="none"/>
         </w:tabs>
@@ -6320,8 +6087,8 @@
       <w:lvlText w:val="%1.%2.%3.%4.%5.%6."/>
       <w:lvlJc w:val="left"/>
       <w:pPr>
-        <w:pStyle w:val="220"/>
-        <w:ind w:left="2736" w:hanging="933"/>
+        <w:pStyle w:val="219"/>
+        <w:ind w:left="2736" w:hanging="934"/>
         <w:tabs>
           <w:tab w:val="left" w:pos="2880" w:leader="none"/>
         </w:tabs>
@@ -6334,8 +6101,8 @@
       <w:lvlText w:val="%1.%2.%3.%4.%5.%6.%7."/>
       <w:lvlJc w:val="left"/>
       <w:pPr>
-        <w:pStyle w:val="220"/>
-        <w:ind w:left="3240" w:hanging="1077"/>
+        <w:pStyle w:val="219"/>
+        <w:ind w:left="3240" w:hanging="1078"/>
         <w:tabs>
           <w:tab w:val="left" w:pos="3600" w:leader="none"/>
         </w:tabs>
@@ -6348,8 +6115,8 @@
       <w:lvlText w:val="%1.%2.%3.%4.%5.%6.%7.%8."/>
       <w:lvlJc w:val="left"/>
       <w:pPr>
-        <w:pStyle w:val="220"/>
-        <w:ind w:left="3744" w:hanging="1221"/>
+        <w:pStyle w:val="219"/>
+        <w:ind w:left="3744" w:hanging="1222"/>
         <w:tabs>
           <w:tab w:val="left" w:pos="3960" w:leader="none"/>
         </w:tabs>
@@ -6362,8 +6129,8 @@
       <w:lvlText w:val="%1.%2.%3.%4.%5.%6.%7.%8.%9."/>
       <w:lvlJc w:val="left"/>
       <w:pPr>
-        <w:pStyle w:val="220"/>
-        <w:ind w:left="4320" w:hanging="1437"/>
+        <w:pStyle w:val="219"/>
+        <w:ind w:left="4320" w:hanging="1438"/>
         <w:tabs>
           <w:tab w:val="left" w:pos="4680" w:leader="none"/>
         </w:tabs>
@@ -6375,126 +6142,126 @@
     <w:lvl w:ilvl="0">
       <w:start w:val="1"/>
       <w:numFmt w:val="decimal"/>
+      <w:pStyle w:val="255"/>
+      <w:suff w:val="tab"/>
+      <w:lvlText w:val="%1."/>
+      <w:lvlJc w:val="left"/>
+      <w:pPr>
+        <w:pStyle w:val="219"/>
+        <w:ind w:left="360" w:hanging="358"/>
+        <w:tabs>
+          <w:tab w:val="left" w:pos="360" w:leader="none"/>
+        </w:tabs>
+      </w:pPr>
+    </w:lvl>
+    <w:lvl w:ilvl="1">
+      <w:start w:val="1"/>
+      <w:numFmt w:val="decimal"/>
       <w:pStyle w:val="256"/>
       <w:suff w:val="tab"/>
-      <w:lvlText w:val="%1."/>
-      <w:lvlJc w:val="left"/>
-      <w:pPr>
-        <w:pStyle w:val="220"/>
-        <w:ind w:left="360" w:hanging="357"/>
-        <w:tabs>
-          <w:tab w:val="left" w:pos="360" w:leader="none"/>
-        </w:tabs>
-      </w:pPr>
-    </w:lvl>
-    <w:lvl w:ilvl="1">
+      <w:lvlText w:val="%1.%2."/>
+      <w:lvlJc w:val="left"/>
+      <w:pPr>
+        <w:pStyle w:val="219"/>
+        <w:ind w:left="792" w:hanging="430"/>
+        <w:tabs>
+          <w:tab w:val="left" w:pos="1080" w:leader="none"/>
+        </w:tabs>
+      </w:pPr>
+    </w:lvl>
+    <w:lvl w:ilvl="2">
       <w:start w:val="1"/>
       <w:numFmt w:val="decimal"/>
-      <w:pStyle w:val="257"/>
-      <w:suff w:val="tab"/>
-      <w:lvlText w:val="%1.%2."/>
-      <w:lvlJc w:val="left"/>
-      <w:pPr>
-        <w:pStyle w:val="220"/>
-        <w:ind w:left="792" w:hanging="429"/>
-        <w:tabs>
-          <w:tab w:val="left" w:pos="1080" w:leader="none"/>
-        </w:tabs>
-      </w:pPr>
-    </w:lvl>
-    <w:lvl w:ilvl="2">
+      <w:suff w:val="tab"/>
+      <w:lvlText w:val="%1.%2.%3."/>
+      <w:lvlJc w:val="left"/>
+      <w:pPr>
+        <w:pStyle w:val="219"/>
+        <w:ind w:left="1224" w:hanging="502"/>
+        <w:tabs>
+          <w:tab w:val="left" w:pos="1224" w:leader="none"/>
+        </w:tabs>
+      </w:pPr>
+    </w:lvl>
+    <w:lvl w:ilvl="3">
       <w:start w:val="1"/>
       <w:numFmt w:val="decimal"/>
       <w:suff w:val="tab"/>
-      <w:lvlText w:val="%1.%2.%3."/>
-      <w:lvlJc w:val="left"/>
-      <w:pPr>
-        <w:pStyle w:val="220"/>
-        <w:ind w:left="1224" w:hanging="501"/>
-        <w:tabs>
-          <w:tab w:val="left" w:pos="1224" w:leader="none"/>
-        </w:tabs>
-      </w:pPr>
-    </w:lvl>
-    <w:lvl w:ilvl="3">
+      <w:lvlText w:val="%1.%2.%3.%4."/>
+      <w:lvlJc w:val="left"/>
+      <w:pPr>
+        <w:pStyle w:val="219"/>
+        <w:ind w:left="1728" w:hanging="646"/>
+        <w:tabs>
+          <w:tab w:val="left" w:pos="1728" w:leader="none"/>
+        </w:tabs>
+      </w:pPr>
+    </w:lvl>
+    <w:lvl w:ilvl="4">
       <w:start w:val="1"/>
       <w:numFmt w:val="decimal"/>
       <w:suff w:val="tab"/>
-      <w:lvlText w:val="%1.%2.%3.%4."/>
-      <w:lvlJc w:val="left"/>
-      <w:pPr>
-        <w:pStyle w:val="220"/>
-        <w:ind w:left="1728" w:hanging="645"/>
-        <w:tabs>
-          <w:tab w:val="left" w:pos="1728" w:leader="none"/>
-        </w:tabs>
-      </w:pPr>
-    </w:lvl>
-    <w:lvl w:ilvl="4">
+      <w:lvlText w:val="%1.%2.%3.%4.%5."/>
+      <w:lvlJc w:val="left"/>
+      <w:pPr>
+        <w:pStyle w:val="219"/>
+        <w:ind w:left="2232" w:hanging="790"/>
+        <w:tabs>
+          <w:tab w:val="left" w:pos="2232" w:leader="none"/>
+        </w:tabs>
+      </w:pPr>
+    </w:lvl>
+    <w:lvl w:ilvl="5">
       <w:start w:val="1"/>
       <w:numFmt w:val="decimal"/>
       <w:suff w:val="tab"/>
-      <w:lvlText w:val="%1.%2.%3.%4.%5."/>
-      <w:lvlJc w:val="left"/>
-      <w:pPr>
-        <w:pStyle w:val="220"/>
-        <w:ind w:left="2232" w:hanging="789"/>
-        <w:tabs>
-          <w:tab w:val="left" w:pos="2232" w:leader="none"/>
-        </w:tabs>
-      </w:pPr>
-    </w:lvl>
-    <w:lvl w:ilvl="5">
+      <w:lvlText w:val="%1.%2.%3.%4.%5.%6."/>
+      <w:lvlJc w:val="left"/>
+      <w:pPr>
+        <w:pStyle w:val="219"/>
+        <w:ind w:left="2736" w:hanging="934"/>
+        <w:tabs>
+          <w:tab w:val="left" w:pos="2736" w:leader="none"/>
+        </w:tabs>
+      </w:pPr>
+    </w:lvl>
+    <w:lvl w:ilvl="6">
       <w:start w:val="1"/>
       <w:numFmt w:val="decimal"/>
       <w:suff w:val="tab"/>
-      <w:lvlText w:val="%1.%2.%3.%4.%5.%6."/>
-      <w:lvlJc w:val="left"/>
-      <w:pPr>
-        <w:pStyle w:val="220"/>
-        <w:ind w:left="2736" w:hanging="933"/>
-        <w:tabs>
-          <w:tab w:val="left" w:pos="2736" w:leader="none"/>
-        </w:tabs>
-      </w:pPr>
-    </w:lvl>
-    <w:lvl w:ilvl="6">
+      <w:lvlText w:val="%1.%2.%3.%4.%5.%6.%7."/>
+      <w:lvlJc w:val="left"/>
+      <w:pPr>
+        <w:pStyle w:val="219"/>
+        <w:ind w:left="3240" w:hanging="1078"/>
+        <w:tabs>
+          <w:tab w:val="left" w:pos="3240" w:leader="none"/>
+        </w:tabs>
+      </w:pPr>
+    </w:lvl>
+    <w:lvl w:ilvl="7">
       <w:start w:val="1"/>
       <w:numFmt w:val="decimal"/>
       <w:suff w:val="tab"/>
-      <w:lvlText w:val="%1.%2.%3.%4.%5.%6.%7."/>
-      <w:lvlJc w:val="left"/>
-      <w:pPr>
-        <w:pStyle w:val="220"/>
-        <w:ind w:left="3240" w:hanging="1077"/>
-        <w:tabs>
-          <w:tab w:val="left" w:pos="3240" w:leader="none"/>
-        </w:tabs>
-      </w:pPr>
-    </w:lvl>
-    <w:lvl w:ilvl="7">
+      <w:lvlText w:val="%1.%2.%3.%4.%5.%6.%7.%8."/>
+      <w:lvlJc w:val="left"/>
+      <w:pPr>
+        <w:pStyle w:val="219"/>
+        <w:ind w:left="3744" w:hanging="1222"/>
+        <w:tabs>
+          <w:tab w:val="left" w:pos="3744" w:leader="none"/>
+        </w:tabs>
+      </w:pPr>
+    </w:lvl>
+    <w:lvl w:ilvl="8">
       <w:start w:val="1"/>
       <w:numFmt w:val="decimal"/>
       <w:suff w:val="tab"/>
-      <w:lvlText w:val="%1.%2.%3.%4.%5.%6.%7.%8."/>
-      <w:lvlJc w:val="left"/>
-      <w:pPr>
-        <w:pStyle w:val="220"/>
-        <w:ind w:left="3744" w:hanging="1221"/>
-        <w:tabs>
-          <w:tab w:val="left" w:pos="3744" w:leader="none"/>
-        </w:tabs>
-      </w:pPr>
-    </w:lvl>
-    <w:lvl w:ilvl="8">
-      <w:start w:val="1"/>
-      <w:numFmt w:val="decimal"/>
-      <w:suff w:val="tab"/>
       <w:lvlText w:val="%1.%2.%3.%4.%5.%6.%7.%8.%9."/>
       <w:lvlJc w:val="left"/>
       <w:pPr>
-        <w:pStyle w:val="220"/>
-        <w:ind w:left="4320" w:hanging="1437"/>
+        <w:pStyle w:val="219"/>
+        <w:ind w:left="4320" w:hanging="1438"/>
         <w:tabs>
           <w:tab w:val="left" w:pos="4320" w:leader="none"/>
         </w:tabs>
@@ -6506,13 +6273,13 @@
     <w:lvl w:ilvl="0">
       <w:start w:val="1"/>
       <w:numFmt w:val="decimal"/>
-      <w:pStyle w:val="221"/>
+      <w:pStyle w:val="220"/>
       <w:suff w:val="tab"/>
       <w:lvlText w:val="%1."/>
       <w:lvlJc w:val="left"/>
       <w:pPr>
-        <w:pStyle w:val="220"/>
-        <w:ind w:left="576" w:hanging="573"/>
+        <w:pStyle w:val="219"/>
+        <w:ind w:left="576" w:hanging="574"/>
         <w:tabs>
           <w:tab w:val="left" w:pos="576" w:leader="none"/>
         </w:tabs>
@@ -6525,8 +6292,8 @@
       <w:lvlText w:val="%1.%2"/>
       <w:lvlJc w:val="left"/>
       <w:pPr>
-        <w:pStyle w:val="220"/>
-        <w:ind w:left="576" w:hanging="573"/>
+        <w:pStyle w:val="219"/>
+        <w:ind w:left="576" w:hanging="574"/>
         <w:tabs>
           <w:tab w:val="left" w:pos="576" w:leader="none"/>
         </w:tabs>
@@ -6539,8 +6306,8 @@
       <w:lvlText w:val="%1.%2.%3"/>
       <w:lvlJc w:val="left"/>
       <w:pPr>
-        <w:pStyle w:val="220"/>
-        <w:ind w:left="1170" w:hanging="717"/>
+        <w:pStyle w:val="219"/>
+        <w:ind w:left="1170" w:hanging="718"/>
         <w:tabs>
           <w:tab w:val="left" w:pos="1170" w:leader="none"/>
         </w:tabs>
@@ -6553,8 +6320,8 @@
       <w:lvlText w:val="%1.%2.%3.%4"/>
       <w:lvlJc w:val="left"/>
       <w:pPr>
-        <w:pStyle w:val="220"/>
-        <w:ind w:left="864" w:hanging="861"/>
+        <w:pStyle w:val="219"/>
+        <w:ind w:left="864" w:hanging="862"/>
         <w:tabs>
           <w:tab w:val="left" w:pos="864" w:leader="none"/>
         </w:tabs>
@@ -6567,8 +6334,8 @@
       <w:lvlText w:val="%1.%2.%3.%4.%5"/>
       <w:lvlJc w:val="left"/>
       <w:pPr>
-        <w:pStyle w:val="220"/>
-        <w:ind w:left="1008" w:hanging="1005"/>
+        <w:pStyle w:val="219"/>
+        <w:ind w:left="1008" w:hanging="1006"/>
         <w:tabs>
           <w:tab w:val="left" w:pos="1008" w:leader="none"/>
         </w:tabs>
@@ -6581,8 +6348,8 @@
       <w:lvlText w:val="%1.%2.%3.%4.%5.%6"/>
       <w:lvlJc w:val="left"/>
       <w:pPr>
-        <w:pStyle w:val="220"/>
-        <w:ind w:left="1152" w:hanging="1149"/>
+        <w:pStyle w:val="219"/>
+        <w:ind w:left="1152" w:hanging="1150"/>
         <w:tabs>
           <w:tab w:val="left" w:pos="1152" w:leader="none"/>
         </w:tabs>
@@ -6595,8 +6362,8 @@
       <w:lvlText w:val="%1.%2.%3.%4.%5.%6.%7"/>
       <w:lvlJc w:val="left"/>
       <w:pPr>
-        <w:pStyle w:val="220"/>
-        <w:ind w:left="1296" w:hanging="1293"/>
+        <w:pStyle w:val="219"/>
+        <w:ind w:left="1296" w:hanging="1294"/>
         <w:tabs>
           <w:tab w:val="left" w:pos="1296" w:leader="none"/>
         </w:tabs>
@@ -6609,8 +6376,8 @@
       <w:lvlText w:val="%1.%2.%3.%4.%5.%6.%7.%8"/>
       <w:lvlJc w:val="left"/>
       <w:pPr>
-        <w:pStyle w:val="220"/>
-        <w:ind w:left="1440" w:hanging="1437"/>
+        <w:pStyle w:val="219"/>
+        <w:ind w:left="1440" w:hanging="1438"/>
         <w:tabs>
           <w:tab w:val="left" w:pos="1440" w:leader="none"/>
         </w:tabs>
@@ -6623,8 +6390,8 @@
       <w:lvlText w:val="%1.%2.%3.%4.%5.%6.%7.%8.%9"/>
       <w:lvlJc w:val="left"/>
       <w:pPr>
-        <w:pStyle w:val="220"/>
-        <w:ind w:left="1584" w:hanging="1581"/>
+        <w:pStyle w:val="219"/>
+        <w:ind w:left="1584" w:hanging="1582"/>
         <w:tabs>
           <w:tab w:val="left" w:pos="1584" w:leader="none"/>
         </w:tabs>
@@ -6640,8 +6407,8 @@
       <w:lvlText w:val=""/>
       <w:lvlJc w:val="left"/>
       <w:pPr>
-        <w:pStyle w:val="220"/>
-        <w:ind w:left="720" w:hanging="357"/>
+        <w:pStyle w:val="219"/>
+        <w:ind w:left="720" w:hanging="358"/>
         <w:tabs>
           <w:tab w:val="left" w:pos="720" w:leader="none"/>
         </w:tabs>
@@ -6657,8 +6424,8 @@
       <w:lvlText w:val="o"/>
       <w:lvlJc w:val="left"/>
       <w:pPr>
-        <w:pStyle w:val="220"/>
-        <w:ind w:left="1440" w:hanging="357"/>
+        <w:pStyle w:val="219"/>
+        <w:ind w:left="1440" w:hanging="358"/>
         <w:tabs>
           <w:tab w:val="left" w:pos="1440" w:leader="none"/>
         </w:tabs>
@@ -6674,8 +6441,8 @@
       <w:lvlText w:val=""/>
       <w:lvlJc w:val="left"/>
       <w:pPr>
-        <w:pStyle w:val="220"/>
-        <w:ind w:left="2160" w:hanging="357"/>
+        <w:pStyle w:val="219"/>
+        <w:ind w:left="2160" w:hanging="358"/>
         <w:tabs>
           <w:tab w:val="left" w:pos="2160" w:leader="none"/>
         </w:tabs>
@@ -6691,8 +6458,8 @@
       <w:lvlText w:val=""/>
       <w:lvlJc w:val="left"/>
       <w:pPr>
-        <w:pStyle w:val="220"/>
-        <w:ind w:left="2880" w:hanging="357"/>
+        <w:pStyle w:val="219"/>
+        <w:ind w:left="2880" w:hanging="358"/>
         <w:tabs>
           <w:tab w:val="left" w:pos="2880" w:leader="none"/>
         </w:tabs>
@@ -6708,8 +6475,8 @@
       <w:lvlText w:val="o"/>
       <w:lvlJc w:val="left"/>
       <w:pPr>
-        <w:pStyle w:val="220"/>
-        <w:ind w:left="3600" w:hanging="357"/>
+        <w:pStyle w:val="219"/>
+        <w:ind w:left="3600" w:hanging="358"/>
         <w:tabs>
           <w:tab w:val="left" w:pos="3600" w:leader="none"/>
         </w:tabs>
@@ -6725,8 +6492,8 @@
       <w:lvlText w:val=""/>
       <w:lvlJc w:val="left"/>
       <w:pPr>
-        <w:pStyle w:val="220"/>
-        <w:ind w:left="4320" w:hanging="357"/>
+        <w:pStyle w:val="219"/>
+        <w:ind w:left="4320" w:hanging="358"/>
         <w:tabs>
           <w:tab w:val="left" w:pos="4320" w:leader="none"/>
         </w:tabs>
@@ -6742,8 +6509,8 @@
       <w:lvlText w:val=""/>
       <w:lvlJc w:val="left"/>
       <w:pPr>
-        <w:pStyle w:val="220"/>
-        <w:ind w:left="5040" w:hanging="357"/>
+        <w:pStyle w:val="219"/>
+        <w:ind w:left="5040" w:hanging="358"/>
         <w:tabs>
           <w:tab w:val="left" w:pos="5040" w:leader="none"/>
         </w:tabs>
@@ -6759,8 +6526,8 @@
       <w:lvlText w:val="o"/>
       <w:lvlJc w:val="left"/>
       <w:pPr>
-        <w:pStyle w:val="220"/>
-        <w:ind w:left="5760" w:hanging="357"/>
+        <w:pStyle w:val="219"/>
+        <w:ind w:left="5760" w:hanging="358"/>
         <w:tabs>
           <w:tab w:val="left" w:pos="5760" w:leader="none"/>
         </w:tabs>
@@ -6776,8 +6543,8 @@
       <w:lvlText w:val=""/>
       <w:lvlJc w:val="left"/>
       <w:pPr>
-        <w:pStyle w:val="220"/>
-        <w:ind w:left="6480" w:hanging="357"/>
+        <w:pStyle w:val="219"/>
+        <w:ind w:left="6480" w:hanging="358"/>
         <w:tabs>
           <w:tab w:val="left" w:pos="6480" w:leader="none"/>
         </w:tabs>
@@ -6792,133 +6559,133 @@
     <w:lvl w:ilvl="0">
       <w:start w:val="1"/>
       <w:numFmt w:val="decimal"/>
-      <w:pStyle w:val="291"/>
+      <w:pStyle w:val="290"/>
       <w:suff w:val="tab"/>
       <w:lvlText w:val="%1."/>
       <w:lvlJc w:val="left"/>
       <w:pPr>
-        <w:pStyle w:val="220"/>
-        <w:ind w:left="576" w:hanging="573"/>
+        <w:pStyle w:val="219"/>
+        <w:ind w:left="576" w:hanging="574"/>
         <w:tabs>
           <w:tab w:val="left" w:pos="576" w:leader="none"/>
         </w:tabs>
       </w:pPr>
     </w:lvl>
     <w:lvl w:ilvl="1">
+      <w:start w:val="1"/>
+      <w:numFmt w:val="decimal"/>
+      <w:pStyle w:val="221"/>
+      <w:suff w:val="tab"/>
+      <w:lvlText w:val="%1.%2"/>
+      <w:lvlJc w:val="left"/>
+      <w:pPr>
+        <w:pStyle w:val="219"/>
+        <w:ind w:left="576" w:hanging="574"/>
+        <w:tabs>
+          <w:tab w:val="left" w:pos="576" w:leader="none"/>
+        </w:tabs>
+      </w:pPr>
+    </w:lvl>
+    <w:lvl w:ilvl="2">
       <w:start w:val="1"/>
       <w:numFmt w:val="decimal"/>
       <w:pStyle w:val="222"/>
       <w:suff w:val="tab"/>
-      <w:lvlText w:val="%1.%2"/>
-      <w:lvlJc w:val="left"/>
-      <w:pPr>
-        <w:pStyle w:val="220"/>
-        <w:ind w:left="576" w:hanging="573"/>
-        <w:tabs>
-          <w:tab w:val="left" w:pos="576" w:leader="none"/>
-        </w:tabs>
-      </w:pPr>
-    </w:lvl>
-    <w:lvl w:ilvl="2">
+      <w:lvlText w:val="%1.%2.%3"/>
+      <w:lvlJc w:val="left"/>
+      <w:pPr>
+        <w:pStyle w:val="219"/>
+        <w:ind w:left="1170" w:hanging="718"/>
+        <w:tabs>
+          <w:tab w:val="left" w:pos="1170" w:leader="none"/>
+        </w:tabs>
+      </w:pPr>
+    </w:lvl>
+    <w:lvl w:ilvl="3">
       <w:start w:val="1"/>
       <w:numFmt w:val="decimal"/>
       <w:pStyle w:val="223"/>
       <w:suff w:val="tab"/>
-      <w:lvlText w:val="%1.%2.%3"/>
-      <w:lvlJc w:val="left"/>
-      <w:pPr>
-        <w:pStyle w:val="220"/>
-        <w:ind w:left="1170" w:hanging="717"/>
-        <w:tabs>
-          <w:tab w:val="left" w:pos="1170" w:leader="none"/>
-        </w:tabs>
-      </w:pPr>
-    </w:lvl>
-    <w:lvl w:ilvl="3">
+      <w:lvlText w:val="%1.%2.%3.%4"/>
+      <w:lvlJc w:val="left"/>
+      <w:pPr>
+        <w:pStyle w:val="219"/>
+        <w:ind w:left="864" w:hanging="862"/>
+        <w:tabs>
+          <w:tab w:val="left" w:pos="864" w:leader="none"/>
+        </w:tabs>
+      </w:pPr>
+    </w:lvl>
+    <w:lvl w:ilvl="4">
       <w:start w:val="1"/>
       <w:numFmt w:val="decimal"/>
       <w:pStyle w:val="224"/>
       <w:suff w:val="tab"/>
-      <w:lvlText w:val="%1.%2.%3.%4"/>
-      <w:lvlJc w:val="left"/>
-      <w:pPr>
-        <w:pStyle w:val="220"/>
-        <w:ind w:left="864" w:hanging="861"/>
-        <w:tabs>
-          <w:tab w:val="left" w:pos="864" w:leader="none"/>
-        </w:tabs>
-      </w:pPr>
-    </w:lvl>
-    <w:lvl w:ilvl="4">
+      <w:lvlText w:val="%1.%2.%3.%4.%5"/>
+      <w:lvlJc w:val="left"/>
+      <w:pPr>
+        <w:pStyle w:val="219"/>
+        <w:ind w:left="1008" w:hanging="1006"/>
+        <w:tabs>
+          <w:tab w:val="left" w:pos="1008" w:leader="none"/>
+        </w:tabs>
+      </w:pPr>
+    </w:lvl>
+    <w:lvl w:ilvl="5">
       <w:start w:val="1"/>
       <w:numFmt w:val="decimal"/>
       <w:pStyle w:val="225"/>
       <w:suff w:val="tab"/>
-      <w:lvlText w:val="%1.%2.%3.%4.%5"/>
-      <w:lvlJc w:val="left"/>
-      <w:pPr>
-        <w:pStyle w:val="220"/>
-        <w:ind w:left="1008" w:hanging="1005"/>
-        <w:tabs>
-          <w:tab w:val="left" w:pos="1008" w:leader="none"/>
-        </w:tabs>
-      </w:pPr>
-    </w:lvl>
-    <w:lvl w:ilvl="5">
+      <w:lvlText w:val="%1.%2.%3.%4.%5.%6"/>
+      <w:lvlJc w:val="left"/>
+      <w:pPr>
+        <w:pStyle w:val="219"/>
+        <w:ind w:left="1152" w:hanging="1150"/>
+        <w:tabs>
+          <w:tab w:val="left" w:pos="1152" w:leader="none"/>
+        </w:tabs>
+      </w:pPr>
+    </w:lvl>
+    <w:lvl w:ilvl="6">
       <w:start w:val="1"/>
       <w:numFmt w:val="decimal"/>
       <w:pStyle w:val="226"/>
       <w:suff w:val="tab"/>
-      <w:lvlText w:val="%1.%2.%3.%4.%5.%6"/>
-      <w:lvlJc w:val="left"/>
-      <w:pPr>
-        <w:pStyle w:val="220"/>
-        <w:ind w:left="1152" w:hanging="1149"/>
-        <w:tabs>
-          <w:tab w:val="left" w:pos="1152" w:leader="none"/>
-        </w:tabs>
-      </w:pPr>
-    </w:lvl>
-    <w:lvl w:ilvl="6">
+      <w:lvlText w:val="%1.%2.%3.%4.%5.%6.%7"/>
+      <w:lvlJc w:val="left"/>
+      <w:pPr>
+        <w:pStyle w:val="219"/>
+        <w:ind w:left="1296" w:hanging="1294"/>
+        <w:tabs>
+          <w:tab w:val="left" w:pos="1296" w:leader="none"/>
+        </w:tabs>
+      </w:pPr>
+    </w:lvl>
+    <w:lvl w:ilvl="7">
       <w:start w:val="1"/>
       <w:numFmt w:val="decimal"/>
       <w:pStyle w:val="227"/>
       <w:suff w:val="tab"/>
-      <w:lvlText w:val="%1.%2.%3.%4.%5.%6.%7"/>
-      <w:lvlJc w:val="left"/>
-      <w:pPr>
-        <w:pStyle w:val="220"/>
-        <w:ind w:left="1296" w:hanging="1293"/>
-        <w:tabs>
-          <w:tab w:val="left" w:pos="1296" w:leader="none"/>
-        </w:tabs>
-      </w:pPr>
-    </w:lvl>
-    <w:lvl w:ilvl="7">
+      <w:lvlText w:val="%1.%2.%3.%4.%5.%6.%7.%8"/>
+      <w:lvlJc w:val="left"/>
+      <w:pPr>
+        <w:pStyle w:val="219"/>
+        <w:ind w:left="1440" w:hanging="1438"/>
+        <w:tabs>
+          <w:tab w:val="left" w:pos="1440" w:leader="none"/>
+        </w:tabs>
+      </w:pPr>
+    </w:lvl>
+    <w:lvl w:ilvl="8">
       <w:start w:val="1"/>
       <w:numFmt w:val="decimal"/>
       <w:pStyle w:val="228"/>
       <w:suff w:val="tab"/>
-      <w:lvlText w:val="%1.%2.%3.%4.%5.%6.%7.%8"/>
-      <w:lvlJc w:val="left"/>
-      <w:pPr>
-        <w:pStyle w:val="220"/>
-        <w:ind w:left="1440" w:hanging="1437"/>
-        <w:tabs>
-          <w:tab w:val="left" w:pos="1440" w:leader="none"/>
-        </w:tabs>
-      </w:pPr>
-    </w:lvl>
-    <w:lvl w:ilvl="8">
-      <w:start w:val="1"/>
-      <w:numFmt w:val="decimal"/>
-      <w:pStyle w:val="229"/>
-      <w:suff w:val="tab"/>
       <w:lvlText w:val="%1.%2.%3.%4.%5.%6.%7.%8.%9"/>
       <w:lvlJc w:val="left"/>
       <w:pPr>
-        <w:pStyle w:val="220"/>
-        <w:ind w:left="1584" w:hanging="1581"/>
+        <w:pStyle w:val="219"/>
+        <w:ind w:left="1584" w:hanging="1582"/>
         <w:tabs>
           <w:tab w:val="left" w:pos="1584" w:leader="none"/>
         </w:tabs>
@@ -6934,8 +6701,8 @@
       <w:lvlText w:val="%1"/>
       <w:lvlJc w:val="left"/>
       <w:pPr>
-        <w:pStyle w:val="220"/>
-        <w:ind w:left="576" w:hanging="573"/>
+        <w:pStyle w:val="219"/>
+        <w:ind w:left="576" w:hanging="574"/>
         <w:tabs>
           <w:tab w:val="left" w:pos="576" w:leader="none"/>
         </w:tabs>
@@ -6948,8 +6715,8 @@
       <w:lvlText w:val="%1.%2"/>
       <w:lvlJc w:val="left"/>
       <w:pPr>
-        <w:pStyle w:val="220"/>
-        <w:ind w:left="576" w:hanging="573"/>
+        <w:pStyle w:val="219"/>
+        <w:ind w:left="576" w:hanging="574"/>
         <w:tabs>
           <w:tab w:val="left" w:pos="576" w:leader="none"/>
         </w:tabs>
@@ -6962,8 +6729,8 @@
       <w:lvlText w:val="%1.%2.%3"/>
       <w:lvlJc w:val="left"/>
       <w:pPr>
-        <w:pStyle w:val="220"/>
-        <w:ind w:left="1170" w:hanging="717"/>
+        <w:pStyle w:val="219"/>
+        <w:ind w:left="1170" w:hanging="718"/>
         <w:tabs>
           <w:tab w:val="left" w:pos="1170" w:leader="none"/>
         </w:tabs>
@@ -6976,8 +6743,8 @@
       <w:lvlText w:val="%1.%2.%3.%4"/>
       <w:lvlJc w:val="left"/>
       <w:pPr>
-        <w:pStyle w:val="220"/>
-        <w:ind w:left="864" w:hanging="861"/>
+        <w:pStyle w:val="219"/>
+        <w:ind w:left="864" w:hanging="862"/>
         <w:tabs>
           <w:tab w:val="left" w:pos="864" w:leader="none"/>
         </w:tabs>
@@ -6990,8 +6757,8 @@
       <w:lvlText w:val="%1.%2.%3.%4.%5"/>
       <w:lvlJc w:val="left"/>
       <w:pPr>
-        <w:pStyle w:val="220"/>
-        <w:ind w:left="1008" w:hanging="1005"/>
+        <w:pStyle w:val="219"/>
+        <w:ind w:left="1008" w:hanging="1006"/>
         <w:tabs>
           <w:tab w:val="left" w:pos="1008" w:leader="none"/>
         </w:tabs>
@@ -7004,8 +6771,8 @@
       <w:lvlText w:val="%1.%2.%3.%4.%5.%6"/>
       <w:lvlJc w:val="left"/>
       <w:pPr>
-        <w:pStyle w:val="220"/>
-        <w:ind w:left="1152" w:hanging="1149"/>
+        <w:pStyle w:val="219"/>
+        <w:ind w:left="1152" w:hanging="1150"/>
         <w:tabs>
           <w:tab w:val="left" w:pos="1152" w:leader="none"/>
         </w:tabs>
@@ -7018,8 +6785,8 @@
       <w:lvlText w:val="%1.%2.%3.%4.%5.%6.%7"/>
       <w:lvlJc w:val="left"/>
       <w:pPr>
-        <w:pStyle w:val="220"/>
-        <w:ind w:left="1296" w:hanging="1293"/>
+        <w:pStyle w:val="219"/>
+        <w:ind w:left="1296" w:hanging="1294"/>
         <w:tabs>
           <w:tab w:val="left" w:pos="1296" w:leader="none"/>
         </w:tabs>
@@ -7032,8 +6799,8 @@
       <w:lvlText w:val="%1.%2.%3.%4.%5.%6.%7.%8"/>
       <w:lvlJc w:val="left"/>
       <w:pPr>
-        <w:pStyle w:val="220"/>
-        <w:ind w:left="1440" w:hanging="1437"/>
+        <w:pStyle w:val="219"/>
+        <w:ind w:left="1440" w:hanging="1438"/>
         <w:tabs>
           <w:tab w:val="left" w:pos="1440" w:leader="none"/>
         </w:tabs>
@@ -7046,8 +6813,8 @@
       <w:lvlText w:val="%1.%2.%3.%4.%5.%6.%7.%8.%9"/>
       <w:lvlJc w:val="left"/>
       <w:pPr>
-        <w:pStyle w:val="220"/>
-        <w:ind w:left="1584" w:hanging="1581"/>
+        <w:pStyle w:val="219"/>
+        <w:ind w:left="1584" w:hanging="1582"/>
         <w:tabs>
           <w:tab w:val="left" w:pos="1584" w:leader="none"/>
         </w:tabs>
@@ -7063,8 +6830,8 @@
       <w:lvlText w:val="HLR0%1"/>
       <w:lvlJc w:val="left"/>
       <w:pPr>
-        <w:pStyle w:val="220"/>
-        <w:ind w:left="360" w:hanging="357"/>
+        <w:pStyle w:val="219"/>
+        <w:ind w:left="360" w:hanging="358"/>
         <w:tabs>
           <w:tab w:val="left" w:pos="360" w:leader="none"/>
         </w:tabs>
@@ -7083,8 +6850,8 @@
       <w:lvlText w:val="%2."/>
       <w:lvlJc w:val="left"/>
       <w:pPr>
-        <w:pStyle w:val="220"/>
-        <w:ind w:left="1080" w:hanging="357"/>
+        <w:pStyle w:val="219"/>
+        <w:ind w:left="1080" w:hanging="358"/>
         <w:tabs>
           <w:tab w:val="left" w:pos="1080" w:leader="none"/>
         </w:tabs>
@@ -7097,8 +6864,8 @@
       <w:lvlText w:val="%3."/>
       <w:lvlJc w:val="right"/>
       <w:pPr>
-        <w:pStyle w:val="220"/>
-        <w:ind w:left="1800" w:hanging="177"/>
+        <w:pStyle w:val="219"/>
+        <w:ind w:left="1800" w:hanging="178"/>
         <w:tabs>
           <w:tab w:val="left" w:pos="1800" w:leader="none"/>
         </w:tabs>
@@ -7111,8 +6878,8 @@
       <w:lvlText w:val="%4."/>
       <w:lvlJc w:val="left"/>
       <w:pPr>
-        <w:pStyle w:val="220"/>
-        <w:ind w:left="2520" w:hanging="357"/>
+        <w:pStyle w:val="219"/>
+        <w:ind w:left="2520" w:hanging="358"/>
         <w:tabs>
           <w:tab w:val="left" w:pos="2520" w:leader="none"/>
         </w:tabs>
@@ -7125,8 +6892,8 @@
       <w:lvlText w:val="%5."/>
       <w:lvlJc w:val="left"/>
       <w:pPr>
-        <w:pStyle w:val="220"/>
-        <w:ind w:left="3240" w:hanging="357"/>
+        <w:pStyle w:val="219"/>
+        <w:ind w:left="3240" w:hanging="358"/>
         <w:tabs>
           <w:tab w:val="left" w:pos="3240" w:leader="none"/>
         </w:tabs>
@@ -7139,8 +6906,8 @@
       <w:lvlText w:val="%6."/>
       <w:lvlJc w:val="right"/>
       <w:pPr>
-        <w:pStyle w:val="220"/>
-        <w:ind w:left="3960" w:hanging="177"/>
+        <w:pStyle w:val="219"/>
+        <w:ind w:left="3960" w:hanging="178"/>
         <w:tabs>
           <w:tab w:val="left" w:pos="3960" w:leader="none"/>
         </w:tabs>
@@ -7153,8 +6920,8 @@
       <w:lvlText w:val="%7."/>
       <w:lvlJc w:val="left"/>
       <w:pPr>
-        <w:pStyle w:val="220"/>
-        <w:ind w:left="4680" w:hanging="357"/>
+        <w:pStyle w:val="219"/>
+        <w:ind w:left="4680" w:hanging="358"/>
         <w:tabs>
           <w:tab w:val="left" w:pos="4680" w:leader="none"/>
         </w:tabs>
@@ -7167,8 +6934,8 @@
       <w:lvlText w:val="%8."/>
       <w:lvlJc w:val="left"/>
       <w:pPr>
-        <w:pStyle w:val="220"/>
-        <w:ind w:left="5400" w:hanging="357"/>
+        <w:pStyle w:val="219"/>
+        <w:ind w:left="5400" w:hanging="358"/>
         <w:tabs>
           <w:tab w:val="left" w:pos="5400" w:leader="none"/>
         </w:tabs>
@@ -7181,8 +6948,8 @@
       <w:lvlText w:val="%9."/>
       <w:lvlJc w:val="right"/>
       <w:pPr>
-        <w:pStyle w:val="220"/>
-        <w:ind w:left="6120" w:hanging="177"/>
+        <w:pStyle w:val="219"/>
+        <w:ind w:left="6120" w:hanging="178"/>
         <w:tabs>
           <w:tab w:val="left" w:pos="6120" w:leader="none"/>
         </w:tabs>
@@ -7194,118 +6961,132 @@
     <w:lvl w:ilvl="0">
       <w:start w:val="1"/>
       <w:numFmt w:val="decimal"/>
-      <w:pStyle w:val="290"/>
-      <w:suff w:val="tab"/>
-      <w:lvlText w:val="%1."/>
-      <w:lvlJc w:val="left"/>
-      <w:pPr>
-        <w:ind w:left="360" w:hanging="357"/>
+      <w:suff w:val="tab"/>
+      <w:lvlText w:val="HLR0%1"/>
+      <w:lvlJc w:val="left"/>
+      <w:pPr>
+        <w:pStyle w:val="219"/>
+        <w:ind w:left="360" w:hanging="356"/>
         <w:tabs>
           <w:tab w:val="left" w:pos="360" w:leader="none"/>
         </w:tabs>
       </w:pPr>
+      <w:rPr>
+        <w:rFonts w:ascii="Arial" w:hAnsi="Arial"/>
+        <w:b w:val="false"/>
+        <w:i w:val="false"/>
+        <w:sz w:val="20"/>
+      </w:rPr>
     </w:lvl>
     <w:lvl w:ilvl="1">
       <w:start w:val="1"/>
+      <w:numFmt w:val="lowerLetter"/>
+      <w:suff w:val="tab"/>
+      <w:lvlText w:val="%2."/>
+      <w:lvlJc w:val="left"/>
+      <w:pPr>
+        <w:pStyle w:val="219"/>
+        <w:ind w:left="1080" w:hanging="356"/>
+        <w:tabs>
+          <w:tab w:val="left" w:pos="1080" w:leader="none"/>
+        </w:tabs>
+      </w:pPr>
+    </w:lvl>
+    <w:lvl w:ilvl="2">
+      <w:start w:val="1"/>
+      <w:numFmt w:val="lowerRoman"/>
+      <w:suff w:val="tab"/>
+      <w:lvlText w:val="%3."/>
+      <w:lvlJc w:val="right"/>
+      <w:pPr>
+        <w:pStyle w:val="219"/>
+        <w:ind w:left="1800" w:hanging="176"/>
+        <w:tabs>
+          <w:tab w:val="left" w:pos="1800" w:leader="none"/>
+        </w:tabs>
+      </w:pPr>
+    </w:lvl>
+    <w:lvl w:ilvl="3">
+      <w:start w:val="1"/>
       <w:numFmt w:val="decimal"/>
       <w:suff w:val="tab"/>
-      <w:lvlText w:val="%1.%2."/>
-      <w:lvlJc w:val="left"/>
-      <w:pPr>
-        <w:ind w:left="792" w:hanging="429"/>
-        <w:tabs>
-          <w:tab w:val="left" w:pos="792" w:leader="none"/>
-        </w:tabs>
-      </w:pPr>
-    </w:lvl>
-    <w:lvl w:ilvl="2">
+      <w:lvlText w:val="%4."/>
+      <w:lvlJc w:val="left"/>
+      <w:pPr>
+        <w:pStyle w:val="219"/>
+        <w:ind w:left="2520" w:hanging="356"/>
+        <w:tabs>
+          <w:tab w:val="left" w:pos="2520" w:leader="none"/>
+        </w:tabs>
+      </w:pPr>
+    </w:lvl>
+    <w:lvl w:ilvl="4">
+      <w:start w:val="1"/>
+      <w:numFmt w:val="lowerLetter"/>
+      <w:suff w:val="tab"/>
+      <w:lvlText w:val="%5."/>
+      <w:lvlJc w:val="left"/>
+      <w:pPr>
+        <w:pStyle w:val="219"/>
+        <w:ind w:left="3240" w:hanging="356"/>
+        <w:tabs>
+          <w:tab w:val="left" w:pos="3240" w:leader="none"/>
+        </w:tabs>
+      </w:pPr>
+    </w:lvl>
+    <w:lvl w:ilvl="5">
+      <w:start w:val="1"/>
+      <w:numFmt w:val="lowerRoman"/>
+      <w:suff w:val="tab"/>
+      <w:lvlText w:val="%6."/>
+      <w:lvlJc w:val="right"/>
+      <w:pPr>
+        <w:pStyle w:val="219"/>
+        <w:ind w:left="3960" w:hanging="176"/>
+        <w:tabs>
+          <w:tab w:val="left" w:pos="3960" w:leader="none"/>
+        </w:tabs>
+      </w:pPr>
+    </w:lvl>
+    <w:lvl w:ilvl="6">
       <w:start w:val="1"/>
       <w:numFmt w:val="decimal"/>
       <w:suff w:val="tab"/>
-      <w:lvlText w:val="%1.%2.%3."/>
-      <w:lvlJc w:val="left"/>
-      <w:pPr>
-        <w:ind w:left="1224" w:hanging="501"/>
-        <w:tabs>
-          <w:tab w:val="left" w:pos="1440" w:leader="none"/>
-        </w:tabs>
-      </w:pPr>
-    </w:lvl>
-    <w:lvl w:ilvl="3">
-      <w:start w:val="1"/>
-      <w:numFmt w:val="decimal"/>
-      <w:suff w:val="tab"/>
-      <w:lvlText w:val="%1.%2.%3.%4."/>
-      <w:lvlJc w:val="left"/>
-      <w:pPr>
-        <w:ind w:left="1728" w:hanging="645"/>
-        <w:tabs>
-          <w:tab w:val="left" w:pos="1800" w:leader="none"/>
-        </w:tabs>
-      </w:pPr>
-    </w:lvl>
-    <w:lvl w:ilvl="4">
-      <w:start w:val="1"/>
-      <w:numFmt w:val="decimal"/>
-      <w:suff w:val="tab"/>
-      <w:lvlText w:val="%1.%2.%3.%4.%5."/>
-      <w:lvlJc w:val="left"/>
-      <w:pPr>
-        <w:ind w:left="2232" w:hanging="789"/>
-        <w:tabs>
-          <w:tab w:val="left" w:pos="2520" w:leader="none"/>
-        </w:tabs>
-      </w:pPr>
-    </w:lvl>
-    <w:lvl w:ilvl="5">
-      <w:start w:val="1"/>
-      <w:numFmt w:val="decimal"/>
-      <w:suff w:val="tab"/>
-      <w:lvlText w:val="%1.%2.%3.%4.%5.%6."/>
-      <w:lvlJc w:val="left"/>
-      <w:pPr>
-        <w:ind w:left="2736" w:hanging="933"/>
-        <w:tabs>
-          <w:tab w:val="left" w:pos="2880" w:leader="none"/>
-        </w:tabs>
-      </w:pPr>
-    </w:lvl>
-    <w:lvl w:ilvl="6">
-      <w:start w:val="1"/>
-      <w:numFmt w:val="decimal"/>
-      <w:suff w:val="tab"/>
-      <w:lvlText w:val="%1.%2.%3.%4.%5.%6.%7."/>
-      <w:lvlJc w:val="left"/>
-      <w:pPr>
-        <w:ind w:left="3240" w:hanging="1077"/>
-        <w:tabs>
-          <w:tab w:val="left" w:pos="3600" w:leader="none"/>
+      <w:lvlText w:val="%7."/>
+      <w:lvlJc w:val="left"/>
+      <w:pPr>
+        <w:pStyle w:val="219"/>
+        <w:ind w:left="4680" w:hanging="356"/>
+        <w:tabs>
+          <w:tab w:val="left" w:pos="4680" w:leader="none"/>
         </w:tabs>
       </w:pPr>
     </w:lvl>
     <w:lvl w:ilvl="7">
       <w:start w:val="1"/>
-      <w:numFmt w:val="decimal"/>
-      <w:suff w:val="tab"/>
-      <w:lvlText w:val="%1.%2.%3.%4.%5.%6.%7.%8."/>
-      <w:lvlJc w:val="left"/>
-      <w:pPr>
-        <w:ind w:left="3744" w:hanging="1221"/>
-        <w:tabs>
-          <w:tab w:val="left" w:pos="3960" w:leader="none"/>
+      <w:numFmt w:val="lowerLetter"/>
+      <w:suff w:val="tab"/>
+      <w:lvlText w:val="%8."/>
+      <w:lvlJc w:val="left"/>
+      <w:pPr>
+        <w:pStyle w:val="219"/>
+        <w:ind w:left="5400" w:hanging="356"/>
+        <w:tabs>
+          <w:tab w:val="left" w:pos="5400" w:leader="none"/>
         </w:tabs>
       </w:pPr>
     </w:lvl>
     <w:lvl w:ilvl="8">
       <w:start w:val="1"/>
-      <w:numFmt w:val="decimal"/>
-      <w:suff w:val="tab"/>
-      <w:lvlText w:val="%1.%2.%3.%4.%5.%6.%7.%8.%9."/>
-      <w:lvlJc w:val="left"/>
-      <w:pPr>
-        <w:ind w:left="4320" w:hanging="1437"/>
-        <w:tabs>
-          <w:tab w:val="left" w:pos="4680" w:leader="none"/>
+      <w:numFmt w:val="lowerRoman"/>
+      <w:suff w:val="tab"/>
+      <w:lvlText w:val="%9."/>
+      <w:lvlJc w:val="right"/>
+      <w:pPr>
+        <w:pStyle w:val="219"/>
+        <w:ind w:left="6120" w:hanging="176"/>
+        <w:tabs>
+          <w:tab w:val="left" w:pos="6120" w:leader="none"/>
         </w:tabs>
       </w:pPr>
     </w:lvl>
@@ -7527,10 +7308,10 @@
     <w:lsdException w:name="Bibliography" w:uiPriority="37"/>
     <w:lsdException w:name="TOC Heading" w:uiPriority="39" w:qFormat="1"/>
   </w:latentStyles>
-  <w:style w:type="paragraph" w:styleId="181">
+  <w:style w:type="paragraph" w:styleId="180">
     <w:name w:val="Heading 1"/>
-    <w:basedOn w:val="220"/>
-    <w:next w:val="220"/>
+    <w:basedOn w:val="219"/>
+    <w:next w:val="219"/>
     <w:qFormat/>
     <w:uiPriority w:val="9"/>
     <w:rPr>
@@ -7548,9 +7329,9 @@
       <w:outlineLvl w:val="0"/>
     </w:pPr>
   </w:style>
-  <w:style w:type="character" w:styleId="182">
+  <w:style w:type="character" w:styleId="181">
     <w:name w:val="Heading 1 Char"/>
-    <w:basedOn w:val="230"/>
+    <w:basedOn w:val="229"/>
     <w:uiPriority w:val="9"/>
     <w:rPr>
       <w:rFonts w:ascii="Arial" w:hAnsi="Arial" w:cs="Arial" w:eastAsia="Arial"/>
@@ -7561,10 +7342,10 @@
       <w:szCs w:val="48"/>
     </w:rPr>
   </w:style>
-  <w:style w:type="paragraph" w:styleId="183">
+  <w:style w:type="paragraph" w:styleId="182">
     <w:name w:val="Heading 2"/>
-    <w:basedOn w:val="220"/>
-    <w:next w:val="220"/>
+    <w:basedOn w:val="219"/>
+    <w:next w:val="219"/>
     <w:qFormat/>
     <w:uiPriority w:val="9"/>
     <w:unhideWhenUsed/>
@@ -7582,9 +7363,9 @@
       <w:outlineLvl w:val="1"/>
     </w:pPr>
   </w:style>
-  <w:style w:type="character" w:styleId="184">
+  <w:style w:type="character" w:styleId="183">
     <w:name w:val="Heading 2 Char"/>
-    <w:basedOn w:val="230"/>
+    <w:basedOn w:val="229"/>
     <w:uiPriority w:val="9"/>
     <w:rPr>
       <w:rFonts w:ascii="Arial" w:hAnsi="Arial" w:cs="Arial" w:eastAsia="Arial"/>
@@ -7595,9 +7376,9 @@
       <w:szCs w:val="40"/>
     </w:rPr>
   </w:style>
-  <w:style w:type="character" w:styleId="185">
+  <w:style w:type="character" w:styleId="184">
     <w:name w:val="Heading 3 Char"/>
-    <w:basedOn w:val="230"/>
+    <w:basedOn w:val="229"/>
     <w:uiPriority w:val="9"/>
     <w:rPr>
       <w:rFonts w:ascii="Arial" w:hAnsi="Arial" w:cs="Arial" w:eastAsia="Arial"/>
@@ -7610,9 +7391,9 @@
       <w:szCs w:val="40"/>
     </w:rPr>
   </w:style>
-  <w:style w:type="character" w:styleId="186">
+  <w:style w:type="character" w:styleId="185">
     <w:name w:val="Heading 4 Char"/>
-    <w:basedOn w:val="230"/>
+    <w:basedOn w:val="229"/>
     <w:uiPriority w:val="9"/>
     <w:rPr>
       <w:rFonts w:ascii="Arial" w:hAnsi="Arial" w:cs="Arial" w:eastAsia="Arial"/>
@@ -7621,9 +7402,9 @@
       <w:szCs w:val="32"/>
     </w:rPr>
   </w:style>
-  <w:style w:type="character" w:styleId="187">
+  <w:style w:type="character" w:styleId="186">
     <w:name w:val="Heading 5 Char"/>
-    <w:basedOn w:val="230"/>
+    <w:basedOn w:val="229"/>
     <w:uiPriority w:val="9"/>
     <w:rPr>
       <w:rFonts w:ascii="Arial" w:hAnsi="Arial" w:cs="Arial" w:eastAsia="Arial"/>
@@ -7634,9 +7415,9 @@
       <w:szCs w:val="28"/>
     </w:rPr>
   </w:style>
-  <w:style w:type="character" w:styleId="188">
+  <w:style w:type="character" w:styleId="187">
     <w:name w:val="Heading 6 Char"/>
-    <w:basedOn w:val="230"/>
+    <w:basedOn w:val="229"/>
     <w:uiPriority w:val="9"/>
     <w:rPr>
       <w:rFonts w:ascii="Arial" w:hAnsi="Arial" w:cs="Arial" w:eastAsia="Arial"/>
@@ -7647,9 +7428,9 @@
       <w:szCs w:val="28"/>
     </w:rPr>
   </w:style>
-  <w:style w:type="character" w:styleId="189">
+  <w:style w:type="character" w:styleId="188">
     <w:name w:val="Heading 7 Char"/>
-    <w:basedOn w:val="230"/>
+    <w:basedOn w:val="229"/>
     <w:uiPriority w:val="9"/>
     <w:rPr>
       <w:rFonts w:ascii="Arial" w:hAnsi="Arial" w:cs="Arial" w:eastAsia="Arial"/>
@@ -7660,9 +7441,9 @@
       <w:szCs w:val="28"/>
     </w:rPr>
   </w:style>
-  <w:style w:type="character" w:styleId="190">
+  <w:style w:type="character" w:styleId="189">
     <w:name w:val="Heading 8 Char"/>
-    <w:basedOn w:val="230"/>
+    <w:basedOn w:val="229"/>
     <w:uiPriority w:val="9"/>
     <w:rPr>
       <w:rFonts w:ascii="Arial" w:hAnsi="Arial" w:cs="Arial" w:eastAsia="Arial"/>
@@ -7671,9 +7452,9 @@
       <w:szCs w:val="24"/>
     </w:rPr>
   </w:style>
-  <w:style w:type="character" w:styleId="191">
+  <w:style w:type="character" w:styleId="190">
     <w:name w:val="Heading 9 Char"/>
-    <w:basedOn w:val="230"/>
+    <w:basedOn w:val="229"/>
     <w:uiPriority w:val="9"/>
     <w:rPr>
       <w:rFonts w:ascii="Arial" w:hAnsi="Arial" w:cs="Arial" w:eastAsia="Arial"/>
@@ -7684,9 +7465,9 @@
       <w:szCs w:val="23"/>
     </w:rPr>
   </w:style>
-  <w:style w:type="paragraph" w:styleId="192">
+  <w:style w:type="paragraph" w:styleId="191">
     <w:name w:val="List Paragraph"/>
-    <w:basedOn w:val="220"/>
+    <w:basedOn w:val="219"/>
     <w:qFormat/>
     <w:uiPriority w:val="34"/>
     <w:pPr>
@@ -7694,9 +7475,9 @@
       <w:ind w:left="720"/>
     </w:pPr>
   </w:style>
-  <w:style w:type="paragraph" w:styleId="193">
+  <w:style w:type="paragraph" w:styleId="192">
     <w:name w:val="No Spacing"/>
-    <w:basedOn w:val="220"/>
+    <w:basedOn w:val="219"/>
     <w:qFormat/>
     <w:uiPriority w:val="1"/>
     <w:rPr>
@@ -7706,10 +7487,10 @@
       <w:spacing w:lineRule="auto" w:line="240" w:after="0"/>
     </w:pPr>
   </w:style>
-  <w:style w:type="paragraph" w:styleId="194">
+  <w:style w:type="paragraph" w:styleId="193">
     <w:name w:val="Subtitle"/>
-    <w:basedOn w:val="220"/>
-    <w:next w:val="220"/>
+    <w:basedOn w:val="219"/>
+    <w:next w:val="219"/>
     <w:qFormat/>
     <w:uiPriority w:val="11"/>
     <w:rPr>
@@ -7722,10 +7503,10 @@
       <w:outlineLvl w:val="0"/>
     </w:pPr>
   </w:style>
-  <w:style w:type="paragraph" w:styleId="195">
+  <w:style w:type="paragraph" w:styleId="194">
     <w:name w:val="Quote"/>
-    <w:basedOn w:val="220"/>
-    <w:next w:val="220"/>
+    <w:basedOn w:val="219"/>
+    <w:next w:val="219"/>
     <w:qFormat/>
     <w:uiPriority w:val="29"/>
     <w:rPr>
@@ -7741,10 +7522,10 @@
       </w:pBdr>
     </w:pPr>
   </w:style>
-  <w:style w:type="paragraph" w:styleId="196">
+  <w:style w:type="paragraph" w:styleId="195">
     <w:name w:val="Intense Quote"/>
-    <w:basedOn w:val="220"/>
-    <w:next w:val="220"/>
+    <w:basedOn w:val="219"/>
+    <w:next w:val="219"/>
     <w:qFormat/>
     <w:uiPriority w:val="30"/>
     <w:rPr>
@@ -7763,7 +7544,7 @@
       </w:pBdr>
     </w:pPr>
   </w:style>
-  <w:style w:type="table" w:styleId="197">
+  <w:style w:type="table" w:styleId="196">
     <w:name w:val="Lined"/>
     <w:uiPriority w:val="99"/>
     <w:rPr>
@@ -7858,7 +7639,7 @@
       </w:tcPr>
     </w:tblStylePr>
   </w:style>
-  <w:style w:type="table" w:styleId="198">
+  <w:style w:type="table" w:styleId="197">
     <w:name w:val="Lined - Accent 1"/>
     <w:uiPriority w:val="99"/>
     <w:rPr>
@@ -7953,7 +7734,7 @@
       </w:tcPr>
     </w:tblStylePr>
   </w:style>
-  <w:style w:type="table" w:styleId="199">
+  <w:style w:type="table" w:styleId="198">
     <w:name w:val="Lined - Accent 2"/>
     <w:uiPriority w:val="99"/>
     <w:rPr>
@@ -8048,7 +7829,7 @@
       </w:tcPr>
     </w:tblStylePr>
   </w:style>
-  <w:style w:type="table" w:styleId="200">
+  <w:style w:type="table" w:styleId="199">
     <w:name w:val="Lined - Accent 3"/>
     <w:uiPriority w:val="99"/>
     <w:rPr>
@@ -8143,7 +7924,7 @@
       </w:tcPr>
     </w:tblStylePr>
   </w:style>
-  <w:style w:type="table" w:styleId="201">
+  <w:style w:type="table" w:styleId="200">
     <w:name w:val="Lined - Accent 4"/>
     <w:uiPriority w:val="99"/>
     <w:rPr>
@@ -8238,7 +8019,7 @@
       </w:tcPr>
     </w:tblStylePr>
   </w:style>
-  <w:style w:type="table" w:styleId="202">
+  <w:style w:type="table" w:styleId="201">
     <w:name w:val="Lined - Accent 5"/>
     <w:uiPriority w:val="99"/>
     <w:rPr>
@@ -8333,7 +8114,7 @@
       </w:tcPr>
     </w:tblStylePr>
   </w:style>
-  <w:style w:type="table" w:styleId="203">
+  <w:style w:type="table" w:styleId="202">
     <w:name w:val="Lined - Accent 6"/>
     <w:uiPriority w:val="99"/>
     <w:rPr>
@@ -8428,7 +8209,7 @@
       </w:tcPr>
     </w:tblStylePr>
   </w:style>
-  <w:style w:type="table" w:styleId="204">
+  <w:style w:type="table" w:styleId="203">
     <w:name w:val="Bordered"/>
     <w:uiPriority w:val="99"/>
     <w:pPr>
@@ -8517,7 +8298,7 @@
       </w:tcPr>
     </w:tblStylePr>
   </w:style>
-  <w:style w:type="table" w:styleId="205">
+  <w:style w:type="table" w:styleId="204">
     <w:name w:val="Bordered - Accent 1"/>
     <w:uiPriority w:val="99"/>
     <w:pPr>
@@ -8606,7 +8387,7 @@
       </w:tcPr>
     </w:tblStylePr>
   </w:style>
-  <w:style w:type="table" w:styleId="206">
+  <w:style w:type="table" w:styleId="205">
     <w:name w:val="Bordered - Accent 2"/>
     <w:uiPriority w:val="99"/>
     <w:pPr>
@@ -8695,7 +8476,7 @@
       </w:tcPr>
     </w:tblStylePr>
   </w:style>
-  <w:style w:type="table" w:styleId="207">
+  <w:style w:type="table" w:styleId="206">
     <w:name w:val="Bordered - Accent 3"/>
     <w:uiPriority w:val="99"/>
     <w:pPr>
@@ -8784,7 +8565,7 @@
       </w:tcPr>
     </w:tblStylePr>
   </w:style>
-  <w:style w:type="table" w:styleId="208">
+  <w:style w:type="table" w:styleId="207">
     <w:name w:val="Bordered - Accent 4"/>
     <w:uiPriority w:val="99"/>
     <w:pPr>
@@ -8873,7 +8654,7 @@
       </w:tcPr>
     </w:tblStylePr>
   </w:style>
-  <w:style w:type="table" w:styleId="209">
+  <w:style w:type="table" w:styleId="208">
     <w:name w:val="Bordered - Accent 5"/>
     <w:uiPriority w:val="99"/>
     <w:pPr>
@@ -8962,7 +8743,7 @@
       </w:tcPr>
     </w:tblStylePr>
   </w:style>
-  <w:style w:type="table" w:styleId="210">
+  <w:style w:type="table" w:styleId="209">
     <w:name w:val="Bordered - Accent 6"/>
     <w:uiPriority w:val="99"/>
     <w:pPr>
@@ -9051,7 +8832,7 @@
       </w:tcPr>
     </w:tblStylePr>
   </w:style>
-  <w:style w:type="table" w:styleId="211">
+  <w:style w:type="table" w:styleId="210">
     <w:name w:val="Bordered &amp; Lined"/>
     <w:uiPriority w:val="99"/>
     <w:rPr>
@@ -9154,7 +8935,7 @@
       </w:tcPr>
     </w:tblStylePr>
   </w:style>
-  <w:style w:type="table" w:styleId="212">
+  <w:style w:type="table" w:styleId="211">
     <w:name w:val="Bordered &amp; Lined - Accent 1"/>
     <w:uiPriority w:val="99"/>
     <w:rPr>
@@ -9257,7 +9038,7 @@
       </w:tcPr>
     </w:tblStylePr>
   </w:style>
-  <w:style w:type="table" w:styleId="213">
+  <w:style w:type="table" w:styleId="212">
     <w:name w:val="Bordered &amp; Lined - Accent 2"/>
     <w:uiPriority w:val="99"/>
     <w:rPr>
@@ -9360,7 +9141,7 @@
       </w:tcPr>
     </w:tblStylePr>
   </w:style>
-  <w:style w:type="table" w:styleId="214">
+  <w:style w:type="table" w:styleId="213">
     <w:name w:val="Bordered &amp; Lined - Accent 3"/>
     <w:uiPriority w:val="99"/>
     <w:rPr>
@@ -9463,7 +9244,7 @@
       </w:tcPr>
     </w:tblStylePr>
   </w:style>
-  <w:style w:type="table" w:styleId="215">
+  <w:style w:type="table" w:styleId="214">
     <w:name w:val="Bordered &amp; Lined - Accent 4"/>
     <w:uiPriority w:val="99"/>
     <w:rPr>
@@ -9566,7 +9347,7 @@
       </w:tcPr>
     </w:tblStylePr>
   </w:style>
-  <w:style w:type="table" w:styleId="216">
+  <w:style w:type="table" w:styleId="215">
     <w:name w:val="Bordered &amp; Lined - Accent 5"/>
     <w:uiPriority w:val="99"/>
     <w:rPr>
@@ -9669,7 +9450,7 @@
       </w:tcPr>
     </w:tblStylePr>
   </w:style>
-  <w:style w:type="table" w:styleId="217">
+  <w:style w:type="table" w:styleId="216">
     <w:name w:val="Bordered &amp; Lined - Accent 6"/>
     <w:uiPriority w:val="99"/>
     <w:rPr>
@@ -9772,32 +9553,32 @@
       </w:tcPr>
     </w:tblStylePr>
   </w:style>
-  <w:style w:type="character" w:styleId="218">
+  <w:style w:type="character" w:styleId="217">
     <w:name w:val="Footnote Text Char"/>
-    <w:basedOn w:val="230"/>
+    <w:basedOn w:val="229"/>
     <w:uiPriority w:val="99"/>
     <w:semiHidden/>
     <w:rPr>
       <w:sz w:val="20"/>
     </w:rPr>
   </w:style>
-  <w:style w:type="paragraph" w:styleId="219">
+  <w:style w:type="paragraph" w:styleId="218">
     <w:name w:val="TOC Heading"/>
     <w:uiPriority w:val="39"/>
     <w:unhideWhenUsed/>
   </w:style>
-  <w:style w:type="paragraph" w:styleId="220" w:default="1">
+  <w:style w:type="paragraph" w:styleId="219" w:default="1">
     <w:name w:val="Normal"/>
-    <w:next w:val="220"/>
+    <w:next w:val="219"/>
     <w:rPr>
       <w:rFonts w:ascii="Arial" w:hAnsi="Arial"/>
       <w:lang w:val="en-US" w:bidi="ar-SA" w:eastAsia="en-US"/>
     </w:rPr>
   </w:style>
-  <w:style w:type="paragraph" w:styleId="221">
+  <w:style w:type="paragraph" w:styleId="220">
     <w:name w:val="Heading 1,H1"/>
-    <w:basedOn w:val="220"/>
-    <w:next w:val="220"/>
+    <w:basedOn w:val="219"/>
+    <w:next w:val="219"/>
     <w:rPr>
       <w:rFonts w:ascii="Arial" w:hAnsi="Arial"/>
       <w:b/>
@@ -9813,10 +9594,10 @@
       <w:outlineLvl w:val="0"/>
     </w:pPr>
   </w:style>
-  <w:style w:type="paragraph" w:styleId="222">
+  <w:style w:type="paragraph" w:styleId="221">
     <w:name w:val="Heading 2,H2"/>
-    <w:basedOn w:val="220"/>
-    <w:next w:val="220"/>
+    <w:basedOn w:val="219"/>
+    <w:next w:val="219"/>
     <w:rPr>
       <w:rFonts w:ascii="Arial Narrow" w:hAnsi="Arial Narrow"/>
       <w:b/>
@@ -9835,10 +9616,10 @@
       <w:outlineLvl w:val="1"/>
     </w:pPr>
   </w:style>
-  <w:style w:type="paragraph" w:styleId="223">
+  <w:style w:type="paragraph" w:styleId="222">
     <w:name w:val="Heading 3"/>
-    <w:basedOn w:val="220"/>
-    <w:next w:val="220"/>
+    <w:basedOn w:val="219"/>
+    <w:next w:val="219"/>
     <w:rPr>
       <w:b/>
       <w:sz w:val="24"/>
@@ -9853,10 +9634,10 @@
       <w:outlineLvl w:val="2"/>
     </w:pPr>
   </w:style>
-  <w:style w:type="paragraph" w:styleId="224">
+  <w:style w:type="paragraph" w:styleId="223">
     <w:name w:val="Heading 4"/>
-    <w:basedOn w:val="220"/>
-    <w:next w:val="220"/>
+    <w:basedOn w:val="219"/>
+    <w:next w:val="219"/>
     <w:rPr>
       <w:b/>
       <w:i/>
@@ -9872,10 +9653,10 @@
       <w:outlineLvl w:val="3"/>
     </w:pPr>
   </w:style>
-  <w:style w:type="paragraph" w:styleId="225">
+  <w:style w:type="paragraph" w:styleId="224">
     <w:name w:val="Heading 5"/>
-    <w:basedOn w:val="220"/>
-    <w:next w:val="220"/>
+    <w:basedOn w:val="219"/>
+    <w:next w:val="219"/>
     <w:rPr>
       <w:rFonts w:ascii="Arial" w:hAnsi="Arial"/>
     </w:rPr>
@@ -9888,10 +9669,10 @@
       <w:outlineLvl w:val="4"/>
     </w:pPr>
   </w:style>
-  <w:style w:type="paragraph" w:styleId="226">
+  <w:style w:type="paragraph" w:styleId="225">
     <w:name w:val="Heading 6"/>
-    <w:basedOn w:val="220"/>
-    <w:next w:val="220"/>
+    <w:basedOn w:val="219"/>
+    <w:next w:val="219"/>
     <w:rPr>
       <w:rFonts w:ascii="Arial" w:hAnsi="Arial"/>
       <w:i/>
@@ -9905,10 +9686,10 @@
       <w:outlineLvl w:val="5"/>
     </w:pPr>
   </w:style>
-  <w:style w:type="paragraph" w:styleId="227">
+  <w:style w:type="paragraph" w:styleId="226">
     <w:name w:val="Heading 7"/>
-    <w:basedOn w:val="220"/>
-    <w:next w:val="220"/>
+    <w:basedOn w:val="219"/>
+    <w:next w:val="219"/>
     <w:rPr>
       <w:rFonts w:ascii="Arial" w:hAnsi="Arial"/>
       <w:sz w:val="20"/>
@@ -9922,10 +9703,10 @@
       <w:outlineLvl w:val="6"/>
     </w:pPr>
   </w:style>
-  <w:style w:type="paragraph" w:styleId="228">
+  <w:style w:type="paragraph" w:styleId="227">
     <w:name w:val="Heading 8"/>
-    <w:basedOn w:val="220"/>
-    <w:next w:val="220"/>
+    <w:basedOn w:val="219"/>
+    <w:next w:val="219"/>
     <w:rPr>
       <w:rFonts w:ascii="Arial" w:hAnsi="Arial"/>
       <w:i/>
@@ -9940,10 +9721,10 @@
       <w:outlineLvl w:val="7"/>
     </w:pPr>
   </w:style>
-  <w:style w:type="paragraph" w:styleId="229">
+  <w:style w:type="paragraph" w:styleId="228">
     <w:name w:val="Heading 9"/>
-    <w:basedOn w:val="220"/>
-    <w:next w:val="220"/>
+    <w:basedOn w:val="219"/>
+    <w:next w:val="219"/>
     <w:rPr>
       <w:rFonts w:ascii="Arial" w:hAnsi="Arial"/>
       <w:i/>
@@ -9958,25 +9739,36 @@
       <w:outlineLvl w:val="8"/>
     </w:pPr>
   </w:style>
-  <w:style w:type="character" w:styleId="230" w:default="1">
+  <w:style w:type="character" w:styleId="229" w:default="1">
     <w:name w:val="Default Paragraph Font"/>
+    <w:next w:val="229"/>
+    <w:semiHidden/>
+  </w:style>
+  <w:style w:type="table" w:styleId="230">
+    <w:name w:val="Table Normal"/>
     <w:next w:val="230"/>
     <w:semiHidden/>
-  </w:style>
-  <w:style w:type="table" w:styleId="231">
-    <w:name w:val="Table Normal"/>
+    <w:tblPr/>
+  </w:style>
+  <w:style w:type="numbering" w:styleId="231" w:default="1">
+    <w:name w:val="No List"/>
     <w:next w:val="231"/>
     <w:semiHidden/>
-    <w:tblPr/>
-  </w:style>
-  <w:style w:type="numbering" w:styleId="232" w:default="1">
-    <w:name w:val="No List"/>
+  </w:style>
+  <w:style w:type="paragraph" w:styleId="232">
+    <w:name w:val="Header"/>
+    <w:basedOn w:val="219"/>
     <w:next w:val="232"/>
-    <w:semiHidden/>
+    <w:pPr>
+      <w:tabs>
+        <w:tab w:val="center" w:pos="4320" w:leader="none"/>
+        <w:tab w:val="right" w:pos="8640" w:leader="none"/>
+      </w:tabs>
+    </w:pPr>
   </w:style>
   <w:style w:type="paragraph" w:styleId="233">
-    <w:name w:val="Header"/>
-    <w:basedOn w:val="220"/>
+    <w:name w:val="Footer"/>
+    <w:basedOn w:val="219"/>
     <w:next w:val="233"/>
     <w:pPr>
       <w:tabs>
@@ -9985,26 +9777,15 @@
       </w:tabs>
     </w:pPr>
   </w:style>
-  <w:style w:type="paragraph" w:styleId="234">
-    <w:name w:val="Footer"/>
-    <w:basedOn w:val="220"/>
+  <w:style w:type="character" w:styleId="234">
+    <w:name w:val="Page Number"/>
+    <w:basedOn w:val="229"/>
     <w:next w:val="234"/>
-    <w:pPr>
-      <w:tabs>
-        <w:tab w:val="center" w:pos="4320" w:leader="none"/>
-        <w:tab w:val="right" w:pos="8640" w:leader="none"/>
-      </w:tabs>
-    </w:pPr>
-  </w:style>
-  <w:style w:type="character" w:styleId="235">
-    <w:name w:val="Page Number"/>
-    <w:basedOn w:val="230"/>
-    <w:next w:val="235"/>
-  </w:style>
-  <w:style w:type="paragraph" w:styleId="236">
+  </w:style>
+  <w:style w:type="paragraph" w:styleId="235">
     <w:name w:val="toc 1"/>
-    <w:basedOn w:val="220"/>
-    <w:next w:val="220"/>
+    <w:basedOn w:val="219"/>
+    <w:next w:val="219"/>
     <w:semiHidden/>
     <w:rPr>
       <w:rFonts w:ascii="Arial Narrow" w:hAnsi="Arial Narrow"/>
@@ -10017,10 +9798,10 @@
       <w:spacing w:after="120" w:before="120"/>
     </w:pPr>
   </w:style>
-  <w:style w:type="paragraph" w:styleId="237">
+  <w:style w:type="paragraph" w:styleId="236">
     <w:name w:val="toc 2"/>
-    <w:basedOn w:val="220"/>
-    <w:next w:val="220"/>
+    <w:basedOn w:val="219"/>
+    <w:next w:val="219"/>
     <w:semiHidden/>
     <w:rPr>
       <w:rFonts w:ascii="Times New Roman" w:hAnsi="Times New Roman"/>
@@ -10031,10 +9812,10 @@
       <w:ind w:left="220"/>
     </w:pPr>
   </w:style>
-  <w:style w:type="paragraph" w:styleId="238">
+  <w:style w:type="paragraph" w:styleId="237">
     <w:name w:val="toc 3"/>
-    <w:basedOn w:val="220"/>
-    <w:next w:val="220"/>
+    <w:basedOn w:val="219"/>
+    <w:next w:val="219"/>
     <w:semiHidden/>
     <w:rPr>
       <w:rFonts w:ascii="Times New Roman" w:hAnsi="Times New Roman"/>
@@ -10045,10 +9826,10 @@
       <w:ind w:left="440"/>
     </w:pPr>
   </w:style>
-  <w:style w:type="paragraph" w:styleId="239">
+  <w:style w:type="paragraph" w:styleId="238">
     <w:name w:val="toc 4"/>
-    <w:basedOn w:val="220"/>
-    <w:next w:val="220"/>
+    <w:basedOn w:val="219"/>
+    <w:next w:val="219"/>
     <w:semiHidden/>
     <w:rPr>
       <w:rFonts w:ascii="Times New Roman" w:hAnsi="Times New Roman"/>
@@ -10058,10 +9839,10 @@
       <w:ind w:left="660"/>
     </w:pPr>
   </w:style>
-  <w:style w:type="paragraph" w:styleId="240">
+  <w:style w:type="paragraph" w:styleId="239">
     <w:name w:val="toc 5"/>
-    <w:basedOn w:val="220"/>
-    <w:next w:val="220"/>
+    <w:basedOn w:val="219"/>
+    <w:next w:val="219"/>
     <w:semiHidden/>
     <w:rPr>
       <w:rFonts w:ascii="Times New Roman" w:hAnsi="Times New Roman"/>
@@ -10071,10 +9852,10 @@
       <w:ind w:left="880"/>
     </w:pPr>
   </w:style>
-  <w:style w:type="paragraph" w:styleId="241">
+  <w:style w:type="paragraph" w:styleId="240">
     <w:name w:val="toc 6"/>
-    <w:basedOn w:val="220"/>
-    <w:next w:val="220"/>
+    <w:basedOn w:val="219"/>
+    <w:next w:val="219"/>
     <w:semiHidden/>
     <w:rPr>
       <w:rFonts w:ascii="Times New Roman" w:hAnsi="Times New Roman"/>
@@ -10084,10 +9865,10 @@
       <w:ind w:left="1100"/>
     </w:pPr>
   </w:style>
-  <w:style w:type="paragraph" w:styleId="242">
+  <w:style w:type="paragraph" w:styleId="241">
     <w:name w:val="toc 7"/>
-    <w:basedOn w:val="220"/>
-    <w:next w:val="220"/>
+    <w:basedOn w:val="219"/>
+    <w:next w:val="219"/>
     <w:semiHidden/>
     <w:rPr>
       <w:rFonts w:ascii="Times New Roman" w:hAnsi="Times New Roman"/>
@@ -10097,10 +9878,10 @@
       <w:ind w:left="1320"/>
     </w:pPr>
   </w:style>
-  <w:style w:type="paragraph" w:styleId="243">
+  <w:style w:type="paragraph" w:styleId="242">
     <w:name w:val="toc 8"/>
-    <w:basedOn w:val="220"/>
-    <w:next w:val="220"/>
+    <w:basedOn w:val="219"/>
+    <w:next w:val="219"/>
     <w:semiHidden/>
     <w:rPr>
       <w:rFonts w:ascii="Times New Roman" w:hAnsi="Times New Roman"/>
@@ -10110,10 +9891,10 @@
       <w:ind w:left="1540"/>
     </w:pPr>
   </w:style>
-  <w:style w:type="paragraph" w:styleId="244">
+  <w:style w:type="paragraph" w:styleId="243">
     <w:name w:val="toc 9"/>
-    <w:basedOn w:val="220"/>
-    <w:next w:val="220"/>
+    <w:basedOn w:val="219"/>
+    <w:next w:val="219"/>
     <w:semiHidden/>
     <w:rPr>
       <w:rFonts w:ascii="Times New Roman" w:hAnsi="Times New Roman"/>
@@ -10123,10 +9904,10 @@
       <w:ind w:left="1760"/>
     </w:pPr>
   </w:style>
-  <w:style w:type="paragraph" w:styleId="245">
+  <w:style w:type="paragraph" w:styleId="244">
     <w:name w:val="Body Text,bt,heading3,Body Text Char Char Char Char Char Char Char Char,Body Text Char Char Char Char Char Char Char"/>
-    <w:basedOn w:val="220"/>
-    <w:next w:val="245"/>
+    <w:basedOn w:val="219"/>
+    <w:next w:val="244"/>
     <w:rPr>
       <w:rFonts w:ascii="Arial" w:hAnsi="Arial"/>
       <w:lang w:val="en-US"/>
@@ -10135,10 +9916,10 @@
       <w:jc w:val="both"/>
     </w:pPr>
   </w:style>
-  <w:style w:type="paragraph" w:styleId="246">
+  <w:style w:type="paragraph" w:styleId="245">
     <w:name w:val="Body Text 2"/>
-    <w:basedOn w:val="220"/>
-    <w:next w:val="246"/>
+    <w:basedOn w:val="219"/>
+    <w:next w:val="245"/>
     <w:rPr>
       <w:rFonts w:ascii="Arial" w:hAnsi="Arial"/>
       <w:b/>
@@ -10148,10 +9929,10 @@
       <w:jc w:val="center"/>
     </w:pPr>
   </w:style>
-  <w:style w:type="paragraph" w:styleId="247">
+  <w:style w:type="paragraph" w:styleId="246">
     <w:name w:val="Document Map"/>
-    <w:basedOn w:val="220"/>
-    <w:next w:val="247"/>
+    <w:basedOn w:val="219"/>
+    <w:next w:val="246"/>
     <w:semiHidden/>
     <w:rPr>
       <w:rFonts w:ascii="Tahoma" w:hAnsi="Tahoma"/>
@@ -10160,27 +9941,27 @@
       <w:shd w:val="clear" w:color="auto" w:fill="000080"/>
     </w:pPr>
   </w:style>
-  <w:style w:type="character" w:styleId="248">
+  <w:style w:type="character" w:styleId="247">
     <w:name w:val="Comment Reference"/>
-    <w:next w:val="248"/>
+    <w:next w:val="247"/>
     <w:semiHidden/>
     <w:rPr>
       <w:sz w:val="16"/>
     </w:rPr>
   </w:style>
-  <w:style w:type="paragraph" w:styleId="249">
+  <w:style w:type="paragraph" w:styleId="248">
     <w:name w:val="Comment Text"/>
-    <w:basedOn w:val="220"/>
-    <w:next w:val="249"/>
+    <w:basedOn w:val="219"/>
+    <w:next w:val="248"/>
     <w:semiHidden/>
     <w:rPr>
       <w:sz w:val="20"/>
     </w:rPr>
   </w:style>
-  <w:style w:type="paragraph" w:styleId="250">
+  <w:style w:type="paragraph" w:styleId="249">
     <w:name w:val="Body Text 3"/>
-    <w:basedOn w:val="220"/>
-    <w:next w:val="250"/>
+    <w:basedOn w:val="219"/>
+    <w:next w:val="249"/>
     <w:rPr>
       <w:rFonts w:ascii="Arial" w:hAnsi="Arial"/>
       <w:i/>
@@ -10188,9 +9969,9 @@
       <w:lang w:val="en-US"/>
     </w:rPr>
   </w:style>
-  <w:style w:type="paragraph" w:styleId="251">
+  <w:style w:type="paragraph" w:styleId="250">
     <w:name w:val="Unord List 1"/>
-    <w:next w:val="251"/>
+    <w:next w:val="250"/>
     <w:rPr>
       <w:rFonts w:ascii="Arial" w:hAnsi="Arial"/>
       <w:color w:val="000000"/>
@@ -10201,18 +9982,18 @@
       <w:spacing w:lineRule="atLeast" w:line="289"/>
     </w:pPr>
   </w:style>
-  <w:style w:type="character" w:styleId="252">
+  <w:style w:type="character" w:styleId="251">
     <w:name w:val="Hyperlink"/>
-    <w:next w:val="252"/>
+    <w:next w:val="251"/>
     <w:rPr>
       <w:color w:val="0000FF"/>
       <w:u w:val="single"/>
     </w:rPr>
   </w:style>
-  <w:style w:type="paragraph" w:styleId="253">
+  <w:style w:type="paragraph" w:styleId="252">
     <w:name w:val="Title"/>
-    <w:basedOn w:val="220"/>
-    <w:next w:val="253"/>
+    <w:basedOn w:val="219"/>
+    <w:next w:val="252"/>
     <w:rPr>
       <w:b/>
       <w:sz w:val="20"/>
@@ -10222,10 +10003,10 @@
       <w:jc w:val="center"/>
     </w:pPr>
   </w:style>
-  <w:style w:type="paragraph" w:styleId="254">
+  <w:style w:type="paragraph" w:styleId="253">
     <w:name w:val="Caption"/>
-    <w:basedOn w:val="220"/>
-    <w:next w:val="220"/>
+    <w:basedOn w:val="219"/>
+    <w:next w:val="219"/>
     <w:rPr>
       <w:b/>
     </w:rPr>
@@ -10235,10 +10016,10 @@
       <w:spacing w:after="120" w:before="120"/>
     </w:pPr>
   </w:style>
-  <w:style w:type="paragraph" w:styleId="255">
+  <w:style w:type="paragraph" w:styleId="254">
     <w:name w:val="Body Text Indent"/>
-    <w:basedOn w:val="220"/>
-    <w:next w:val="255"/>
+    <w:basedOn w:val="219"/>
+    <w:next w:val="254"/>
     <w:rPr>
       <w:rFonts w:ascii="Arial Narrow" w:hAnsi="Arial Narrow"/>
       <w:i/>
@@ -10256,10 +10037,10 @@
       </w:tabs>
     </w:pPr>
   </w:style>
-  <w:style w:type="paragraph" w:styleId="256">
+  <w:style w:type="paragraph" w:styleId="255">
     <w:name w:val="tditheading1"/>
-    <w:basedOn w:val="220"/>
-    <w:next w:val="258"/>
+    <w:basedOn w:val="219"/>
+    <w:next w:val="257"/>
     <w:rPr>
       <w:rFonts w:ascii="Arial Narrow" w:hAnsi="Arial Narrow"/>
       <w:b/>
@@ -10275,10 +10056,10 @@
       <w:outlineLvl w:val="0"/>
     </w:pPr>
   </w:style>
-  <w:style w:type="paragraph" w:styleId="257">
+  <w:style w:type="paragraph" w:styleId="256">
     <w:name w:val="tditheading2"/>
-    <w:basedOn w:val="220"/>
-    <w:next w:val="258"/>
+    <w:basedOn w:val="219"/>
+    <w:next w:val="257"/>
     <w:rPr>
       <w:rFonts w:ascii="Arial Narrow" w:hAnsi="Arial Narrow"/>
       <w:b/>
@@ -10293,18 +10074,18 @@
       <w:outlineLvl w:val="1"/>
     </w:pPr>
   </w:style>
-  <w:style w:type="paragraph" w:styleId="258">
+  <w:style w:type="paragraph" w:styleId="257">
     <w:name w:val="tditnormal"/>
-    <w:basedOn w:val="220"/>
-    <w:next w:val="258"/>
+    <w:basedOn w:val="219"/>
+    <w:next w:val="257"/>
     <w:rPr>
       <w:rFonts w:ascii="Arial Narrow" w:hAnsi="Arial Narrow"/>
     </w:rPr>
   </w:style>
-  <w:style w:type="paragraph" w:styleId="259">
+  <w:style w:type="paragraph" w:styleId="258">
     <w:name w:val="tdittitle"/>
-    <w:basedOn w:val="220"/>
-    <w:next w:val="258"/>
+    <w:basedOn w:val="219"/>
+    <w:next w:val="257"/>
     <w:rPr>
       <w:b/>
       <w:color w:val="006400"/>
@@ -10317,12 +10098,12 @@
       </w:pBdr>
     </w:pPr>
   </w:style>
-  <w:style w:type="paragraph" w:styleId="260">
+  <w:style w:type="paragraph" w:styleId="259">
     <w:name w:val="Heading Base"/>
-    <w:basedOn w:val="220"/>
-    <w:next w:val="245"/>
+    <w:basedOn w:val="219"/>
+    <w:next w:val="244"/>
     <w:rPr>
-      <w:spacing w:val="-1"/>
+      <w:spacing w:val="-2"/>
     </w:rPr>
     <w:pPr>
       <w:keepLines/>
@@ -10330,10 +10111,10 @@
       <w:spacing w:lineRule="atLeast" w:line="220" w:before="140"/>
     </w:pPr>
   </w:style>
-  <w:style w:type="paragraph" w:styleId="261">
+  <w:style w:type="paragraph" w:styleId="260">
     <w:name w:val="tditheading0"/>
-    <w:basedOn w:val="220"/>
-    <w:next w:val="258"/>
+    <w:basedOn w:val="219"/>
+    <w:next w:val="257"/>
     <w:rPr>
       <w:rFonts w:ascii="Arial Narrow" w:hAnsi="Arial Narrow"/>
       <w:b/>
@@ -10345,10 +10126,10 @@
       <w:outlineLvl w:val="0"/>
     </w:pPr>
   </w:style>
-  <w:style w:type="paragraph" w:styleId="262">
+  <w:style w:type="paragraph" w:styleId="261">
     <w:name w:val="level 4"/>
-    <w:basedOn w:val="220"/>
-    <w:next w:val="262"/>
+    <w:basedOn w:val="219"/>
+    <w:next w:val="261"/>
     <w:rPr>
       <w:rFonts w:ascii="Times" w:hAnsi="Times"/>
       <w:sz w:val="24"/>
@@ -10358,10 +10139,10 @@
       <w:spacing w:lineRule="exact" w:line="240" w:after="120" w:before="120"/>
     </w:pPr>
   </w:style>
-  <w:style w:type="paragraph" w:styleId="263">
+  <w:style w:type="paragraph" w:styleId="262">
     <w:name w:val="TOCEntry"/>
-    <w:basedOn w:val="220"/>
-    <w:next w:val="263"/>
+    <w:basedOn w:val="219"/>
+    <w:next w:val="262"/>
     <w:rPr>
       <w:rFonts w:ascii="Times" w:hAnsi="Times"/>
       <w:b/>
@@ -10373,10 +10154,10 @@
       <w:spacing w:lineRule="atLeast" w:line="240" w:after="240" w:before="120"/>
     </w:pPr>
   </w:style>
-  <w:style w:type="paragraph" w:styleId="264">
+  <w:style w:type="paragraph" w:styleId="263">
     <w:name w:val="Template"/>
-    <w:basedOn w:val="220"/>
-    <w:next w:val="220"/>
+    <w:basedOn w:val="219"/>
+    <w:next w:val="219"/>
     <w:rPr>
       <w:i/>
       <w:color w:val="0000FF"/>
@@ -10385,10 +10166,10 @@
       <w:spacing w:lineRule="exact" w:line="240"/>
     </w:pPr>
   </w:style>
-  <w:style w:type="paragraph" w:styleId="265">
+  <w:style w:type="paragraph" w:styleId="264">
     <w:name w:val="level 3 text"/>
-    <w:basedOn w:val="220"/>
-    <w:next w:val="265"/>
+    <w:basedOn w:val="219"/>
+    <w:next w:val="264"/>
     <w:rPr>
       <w:i/>
     </w:rPr>
@@ -10397,26 +10178,26 @@
         <w:ilvl w:val="12"/>
         <w:numId w:val="0"/>
       </w:numPr>
-      <w:ind w:left="1350" w:hanging="713"/>
+      <w:ind w:left="1350" w:hanging="714"/>
       <w:spacing w:lineRule="exact" w:line="220"/>
     </w:pPr>
   </w:style>
-  <w:style w:type="paragraph" w:styleId="266">
+  <w:style w:type="paragraph" w:styleId="265">
     <w:name w:val="requirement"/>
-    <w:basedOn w:val="262"/>
-    <w:next w:val="266"/>
+    <w:basedOn w:val="261"/>
+    <w:next w:val="265"/>
     <w:rPr>
       <w:rFonts w:ascii="Times New Roman" w:hAnsi="Times New Roman"/>
     </w:rPr>
     <w:pPr>
-      <w:ind w:left="2348" w:hanging="991"/>
+      <w:ind w:left="2348" w:hanging="992"/>
       <w:spacing w:after="0" w:before="0"/>
     </w:pPr>
   </w:style>
-  <w:style w:type="paragraph" w:styleId="267">
+  <w:style w:type="paragraph" w:styleId="266">
     <w:name w:val="table text"/>
-    <w:basedOn w:val="220"/>
-    <w:next w:val="267"/>
+    <w:basedOn w:val="219"/>
+    <w:next w:val="266"/>
     <w:rPr>
       <w:sz w:val="18"/>
       <w:lang w:val="en-CA"/>
@@ -10426,10 +10207,10 @@
       <w:spacing w:before="120"/>
     </w:pPr>
   </w:style>
-  <w:style w:type="paragraph" w:styleId="268">
+  <w:style w:type="paragraph" w:styleId="267">
     <w:name w:val="Body Text 1"/>
-    <w:basedOn w:val="245"/>
-    <w:next w:val="268"/>
+    <w:basedOn w:val="244"/>
+    <w:next w:val="267"/>
     <w:rPr>
       <w:rFonts w:ascii="Times New Roman" w:hAnsi="Times New Roman"/>
       <w:szCs w:val="24"/>
@@ -10441,10 +10222,10 @@
       <w:spacing w:lineRule="exact" w:line="300" w:after="120"/>
     </w:pPr>
   </w:style>
-  <w:style w:type="paragraph" w:styleId="269">
+  <w:style w:type="paragraph" w:styleId="268">
     <w:name w:val="Table Text"/>
-    <w:basedOn w:val="220"/>
-    <w:next w:val="269"/>
+    <w:basedOn w:val="219"/>
+    <w:next w:val="268"/>
     <w:rPr>
       <w:sz w:val="20"/>
     </w:rPr>
@@ -10453,10 +10234,10 @@
       <w:spacing w:after="60"/>
     </w:pPr>
   </w:style>
-  <w:style w:type="paragraph" w:styleId="270">
+  <w:style w:type="paragraph" w:styleId="269">
     <w:name w:val="Default Text"/>
-    <w:basedOn w:val="220"/>
-    <w:next w:val="270"/>
+    <w:basedOn w:val="219"/>
+    <w:next w:val="269"/>
     <w:rPr>
       <w:sz w:val="24"/>
     </w:rPr>
@@ -10465,10 +10246,10 @@
       <w:spacing w:before="120"/>
     </w:pPr>
   </w:style>
-  <w:style w:type="paragraph" w:styleId="271">
+  <w:style w:type="paragraph" w:styleId="270">
     <w:name w:val="Body Text bulleted"/>
-    <w:basedOn w:val="220"/>
-    <w:next w:val="271"/>
+    <w:basedOn w:val="219"/>
+    <w:next w:val="270"/>
     <w:rPr>
       <w:rFonts w:ascii="Times New Roman" w:hAnsi="Times New Roman"/>
       <w:szCs w:val="24"/>
@@ -10482,10 +10263,10 @@
       <w:spacing w:after="120"/>
     </w:pPr>
   </w:style>
-  <w:style w:type="paragraph" w:styleId="272">
+  <w:style w:type="paragraph" w:styleId="271">
     <w:name w:val="Balloon Text"/>
-    <w:basedOn w:val="220"/>
-    <w:next w:val="272"/>
+    <w:basedOn w:val="219"/>
+    <w:next w:val="271"/>
     <w:semiHidden/>
     <w:rPr>
       <w:rFonts w:ascii="Tahoma" w:hAnsi="Tahoma"/>
@@ -10493,40 +10274,40 @@
       <w:szCs w:val="16"/>
     </w:rPr>
   </w:style>
-  <w:style w:type="paragraph" w:styleId="273">
+  <w:style w:type="paragraph" w:styleId="272">
     <w:name w:val="footnote text"/>
-    <w:basedOn w:val="220"/>
-    <w:next w:val="273"/>
+    <w:basedOn w:val="219"/>
+    <w:next w:val="272"/>
     <w:semiHidden/>
     <w:rPr>
       <w:sz w:val="20"/>
     </w:rPr>
   </w:style>
-  <w:style w:type="character" w:styleId="274">
+  <w:style w:type="character" w:styleId="273">
     <w:name w:val="footnote reference"/>
-    <w:next w:val="274"/>
+    <w:next w:val="273"/>
     <w:semiHidden/>
     <w:rPr>
       <w:vertAlign w:val="superscript"/>
     </w:rPr>
   </w:style>
-  <w:style w:type="table" w:styleId="275">
+  <w:style w:type="table" w:styleId="274">
     <w:name w:val="Table Grid"/>
-    <w:basedOn w:val="231"/>
+    <w:basedOn w:val="230"/>
+    <w:next w:val="274"/>
+    <w:tblPr/>
+  </w:style>
+  <w:style w:type="character" w:styleId="275">
+    <w:name w:val="FollowedHyperlink"/>
     <w:next w:val="275"/>
-    <w:tblPr/>
-  </w:style>
-  <w:style w:type="character" w:styleId="276">
-    <w:name w:val="FollowedHyperlink"/>
-    <w:next w:val="276"/>
     <w:rPr>
       <w:color w:val="800080"/>
       <w:u w:val="single"/>
     </w:rPr>
   </w:style>
-  <w:style w:type="character" w:styleId="277">
+  <w:style w:type="character" w:styleId="276">
     <w:name w:val="Template Char"/>
-    <w:next w:val="277"/>
+    <w:next w:val="276"/>
     <w:rPr>
       <w:rFonts w:ascii="Arial" w:hAnsi="Arial"/>
       <w:i/>
@@ -10534,20 +10315,20 @@
       <w:lang w:val="en-US" w:bidi="ar-SA" w:eastAsia="en-US"/>
     </w:rPr>
   </w:style>
-  <w:style w:type="paragraph" w:styleId="278">
+  <w:style w:type="paragraph" w:styleId="277">
     <w:name w:val="Comment Subject"/>
-    <w:basedOn w:val="249"/>
-    <w:next w:val="249"/>
+    <w:basedOn w:val="248"/>
+    <w:next w:val="248"/>
     <w:semiHidden/>
     <w:rPr>
       <w:b/>
       <w:bCs/>
     </w:rPr>
   </w:style>
-  <w:style w:type="paragraph" w:styleId="279">
+  <w:style w:type="paragraph" w:styleId="278">
     <w:name w:val="Normal Indent"/>
-    <w:basedOn w:val="220"/>
-    <w:next w:val="279"/>
+    <w:basedOn w:val="219"/>
+    <w:next w:val="278"/>
     <w:rPr>
       <w:rFonts w:ascii="Times New Roman" w:hAnsi="Times New Roman"/>
       <w:sz w:val="24"/>
@@ -10557,10 +10338,10 @@
       <w:ind w:left="432"/>
     </w:pPr>
   </w:style>
-  <w:style w:type="paragraph" w:styleId="280">
+  <w:style w:type="paragraph" w:styleId="279">
     <w:name w:val="Title_chklst"/>
-    <w:basedOn w:val="220"/>
-    <w:next w:val="280"/>
+    <w:basedOn w:val="219"/>
+    <w:next w:val="279"/>
     <w:rPr>
       <w:rFonts w:ascii="Times New Roman" w:hAnsi="Times New Roman"/>
       <w:b/>
@@ -10572,37 +10353,37 @@
       <w:jc w:val="center"/>
     </w:pPr>
   </w:style>
-  <w:style w:type="paragraph" w:styleId="281">
+  <w:style w:type="paragraph" w:styleId="280">
     <w:name w:val="HEAD5"/>
-    <w:basedOn w:val="220"/>
-    <w:next w:val="281"/>
+    <w:basedOn w:val="219"/>
+    <w:next w:val="280"/>
     <w:rPr>
       <w:rFonts w:ascii="Palatino" w:hAnsi="Palatino"/>
       <w:b/>
-      <w:spacing w:val="0"/>
+      <w:spacing w:val="-1"/>
       <w:sz w:val="24"/>
       <w:lang w:val="en-GB"/>
     </w:rPr>
     <w:pPr>
       <w:jc w:val="both"/>
       <w:tabs>
-        <w:tab w:val="left" w:pos="-717" w:leader="none"/>
+        <w:tab w:val="left" w:pos="-718" w:leader="none"/>
       </w:tabs>
     </w:pPr>
   </w:style>
-  <w:style w:type="paragraph" w:styleId="282">
+  <w:style w:type="paragraph" w:styleId="281">
     <w:name w:val="Normal (Web)"/>
-    <w:basedOn w:val="220"/>
-    <w:next w:val="282"/>
+    <w:basedOn w:val="219"/>
+    <w:next w:val="281"/>
     <w:rPr>
       <w:rFonts w:ascii="Times New Roman" w:hAnsi="Times New Roman"/>
       <w:sz w:val="24"/>
       <w:szCs w:val="24"/>
     </w:rPr>
   </w:style>
-  <w:style w:type="character" w:styleId="283">
+  <w:style w:type="character" w:styleId="282">
     <w:name w:val="Heading 3 Char Char,H3 Char Char"/>
-    <w:next w:val="283"/>
+    <w:next w:val="282"/>
     <w:rPr>
       <w:rFonts w:ascii="Arial" w:hAnsi="Arial"/>
       <w:b/>
@@ -10610,17 +10391,17 @@
       <w:lang w:val="en-CA" w:bidi="ar-SA" w:eastAsia="en-US"/>
     </w:rPr>
   </w:style>
-  <w:style w:type="paragraph" w:styleId="284">
+  <w:style w:type="paragraph" w:styleId="283">
     <w:name w:val="Style Heading 3 Char CharH3 Char Char + 14 pt"/>
-    <w:basedOn w:val="221"/>
-    <w:next w:val="284"/>
+    <w:basedOn w:val="220"/>
+    <w:next w:val="283"/>
     <w:pPr>
       <w:spacing w:after="240"/>
     </w:pPr>
   </w:style>
-  <w:style w:type="character" w:styleId="285">
+  <w:style w:type="character" w:styleId="284">
     <w:name w:val="Heading 1 Char,H1 Char"/>
-    <w:next w:val="285"/>
+    <w:next w:val="284"/>
     <w:rPr>
       <w:rFonts w:ascii="Arial" w:hAnsi="Arial"/>
       <w:b/>
@@ -10628,42 +10409,42 @@
       <w:lang w:val="en-US" w:bidi="ar-SA" w:eastAsia="en-US"/>
     </w:rPr>
   </w:style>
-  <w:style w:type="character" w:styleId="286">
+  <w:style w:type="character" w:styleId="285">
     <w:name w:val="Style Heading 3 Char CharH3 Char Char + 14 pt Char"/>
-    <w:basedOn w:val="285"/>
+    <w:basedOn w:val="284"/>
+    <w:next w:val="285"/>
+  </w:style>
+  <w:style w:type="paragraph" w:styleId="286">
+    <w:name w:val="List"/>
+    <w:basedOn w:val="219"/>
     <w:next w:val="286"/>
-  </w:style>
-  <w:style w:type="paragraph" w:styleId="287">
-    <w:name w:val="List"/>
-    <w:basedOn w:val="220"/>
-    <w:next w:val="287"/>
     <w:rPr>
       <w:sz w:val="22"/>
     </w:rPr>
     <w:pPr>
-      <w:ind w:left="360" w:hanging="357"/>
+      <w:ind w:left="360" w:hanging="358"/>
     </w:pPr>
   </w:style>
-  <w:style w:type="character" w:styleId="288">
+  <w:style w:type="character" w:styleId="287">
     <w:name w:val="Notes"/>
-    <w:next w:val="288"/>
+    <w:next w:val="287"/>
     <w:rPr>
       <w:rFonts w:ascii="Verdana" w:hAnsi="Verdana"/>
       <w:i/>
     </w:rPr>
   </w:style>
-  <w:style w:type="character" w:styleId="289">
+  <w:style w:type="character" w:styleId="288">
     <w:name w:val="Normal Verdana"/>
-    <w:next w:val="289"/>
+    <w:next w:val="288"/>
     <w:rPr>
       <w:rFonts w:ascii="Verdana" w:hAnsi="Verdana"/>
       <w:sz w:val="22"/>
     </w:rPr>
   </w:style>
-  <w:style w:type="paragraph" w:styleId="290">
+  <w:style w:type="paragraph" w:styleId="289">
     <w:name w:val="Style1"/>
-    <w:basedOn w:val="284"/>
-    <w:next w:val="290"/>
+    <w:basedOn w:val="283"/>
+    <w:next w:val="289"/>
     <w:pPr>
       <w:numPr>
         <w:ilvl w:val="0"/>
@@ -10671,10 +10452,10 @@
       </w:numPr>
     </w:pPr>
   </w:style>
-  <w:style w:type="paragraph" w:styleId="291">
+  <w:style w:type="paragraph" w:styleId="290">
     <w:name w:val="Style Heading 3 Char CharH3 Char Char + 14 pt1"/>
-    <w:basedOn w:val="284"/>
-    <w:next w:val="291"/>
+    <w:basedOn w:val="283"/>
+    <w:next w:val="290"/>
     <w:pPr>
       <w:numPr>
         <w:ilvl w:val="0"/>
@@ -10682,7 +10463,7 @@
       </w:numPr>
     </w:pPr>
   </w:style>
-  <w:style w:type="table" w:styleId="292" w:default="1">
+  <w:style w:type="table" w:styleId="291" w:default="1">
     <w:name w:val="Normal Table"/>
     <w:uiPriority w:val="99"/>
     <w:semiHidden/>
